--- a/Задание 8/Содержание_рамка.docx
+++ b/Задание 8/Содержание_рамка.docx
@@ -1,6 +1,6 @@
 
 <file path=word/document.xml><?xml version="1.0" encoding="utf-8"?>
-<w:document xmlns:wpc="http://schemas.microsoft.com/office/word/2010/wordprocessingCanvas" xmlns:mc="http://schemas.openxmlformats.org/markup-compatibility/2006" xmlns:o="urn:schemas-microsoft-com:office:office" xmlns:r="http://schemas.openxmlformats.org/officeDocument/2006/relationships" xmlns:m="http://schemas.openxmlformats.org/officeDocument/2006/math" xmlns:v="urn:schemas-microsoft-com:vml" xmlns:wp14="http://schemas.microsoft.com/office/word/2010/wordprocessingDrawing" xmlns:wp="http://schemas.openxmlformats.org/drawingml/2006/wordprocessingDrawing" xmlns:w10="urn:schemas-microsoft-com:office:word" xmlns:w="http://schemas.openxmlformats.org/wordprocessingml/2006/main" xmlns:w14="http://schemas.microsoft.com/office/word/2010/wordml" xmlns:wpg="http://schemas.microsoft.com/office/word/2010/wordprocessingGroup" xmlns:wpi="http://schemas.microsoft.com/office/word/2010/wordprocessingInk" xmlns:wne="http://schemas.microsoft.com/office/word/2006/wordml" xmlns:wps="http://schemas.microsoft.com/office/word/2010/wordprocessingShape" mc:Ignorable="w14 wp14">
+<w:document xmlns:wpc="http://schemas.microsoft.com/office/word/2010/wordprocessingCanvas" xmlns:cx="http://schemas.microsoft.com/office/drawing/2014/chartex" xmlns:cx1="http://schemas.microsoft.com/office/drawing/2015/9/8/chartex" xmlns:cx2="http://schemas.microsoft.com/office/drawing/2015/10/21/chartex" xmlns:cx3="http://schemas.microsoft.com/office/drawing/2016/5/9/chartex" xmlns:cx4="http://schemas.microsoft.com/office/drawing/2016/5/10/chartex" xmlns:cx5="http://schemas.microsoft.com/office/drawing/2016/5/11/chartex" xmlns:cx6="http://schemas.microsoft.com/office/drawing/2016/5/12/chartex" xmlns:cx7="http://schemas.microsoft.com/office/drawing/2016/5/13/chartex" xmlns:cx8="http://schemas.microsoft.com/office/drawing/2016/5/14/chartex" xmlns:mc="http://schemas.openxmlformats.org/markup-compatibility/2006" xmlns:aink="http://schemas.microsoft.com/office/drawing/2016/ink" xmlns:am3d="http://schemas.microsoft.com/office/drawing/2017/model3d" xmlns:o="urn:schemas-microsoft-com:office:office" xmlns:oel="http://schemas.microsoft.com/office/2019/extlst" xmlns:r="http://schemas.openxmlformats.org/officeDocument/2006/relationships" xmlns:m="http://schemas.openxmlformats.org/officeDocument/2006/math" xmlns:v="urn:schemas-microsoft-com:vml" xmlns:wp14="http://schemas.microsoft.com/office/word/2010/wordprocessingDrawing" xmlns:wp="http://schemas.openxmlformats.org/drawingml/2006/wordprocessingDrawing" xmlns:w10="urn:schemas-microsoft-com:office:word" xmlns:w="http://schemas.openxmlformats.org/wordprocessingml/2006/main" xmlns:w14="http://schemas.microsoft.com/office/word/2010/wordml" xmlns:w15="http://schemas.microsoft.com/office/word/2012/wordml" xmlns:w16cex="http://schemas.microsoft.com/office/word/2018/wordml/cex" xmlns:w16cid="http://schemas.microsoft.com/office/word/2016/wordml/cid" xmlns:w16="http://schemas.microsoft.com/office/word/2018/wordml" xmlns:w16du="http://schemas.microsoft.com/office/word/2023/wordml/word16du" xmlns:w16sdtdh="http://schemas.microsoft.com/office/word/2020/wordml/sdtdatahash" xmlns:w16sdtfl="http://schemas.microsoft.com/office/word/2024/wordml/sdtformatlock" xmlns:w16se="http://schemas.microsoft.com/office/word/2015/wordml/symex" xmlns:wpg="http://schemas.microsoft.com/office/word/2010/wordprocessingGroup" xmlns:wpi="http://schemas.microsoft.com/office/word/2010/wordprocessingInk" xmlns:wne="http://schemas.microsoft.com/office/word/2006/wordml" xmlns:wps="http://schemas.microsoft.com/office/word/2010/wordprocessingShape" mc:Ignorable="w14 w15 w16se w16cid w16 w16cex w16sdtdh w16sdtfl w16du wp14">
   <w:body>
     <w:p>
       <w:pPr>
@@ -99,8 +99,17 @@
                 <w:sz w:val="28"/>
                 <w:szCs w:val="24"/>
               </w:rPr>
-              <w:t>………………………………………………………………………….</w:t>
+              <w:t>……………………………………………………………………</w:t>
             </w:r>
+            <w:proofErr w:type="gramStart"/>
+            <w:r>
+              <w:rPr>
+                <w:sz w:val="28"/>
+                <w:szCs w:val="24"/>
+              </w:rPr>
+              <w:t>…….</w:t>
+            </w:r>
+            <w:proofErr w:type="gramEnd"/>
             <w:r>
               <w:rPr>
                 <w:sz w:val="28"/>
@@ -137,6 +146,150 @@
                 <w:sz w:val="28"/>
                 <w:szCs w:val="24"/>
               </w:rPr>
+              <w:t>3</w:t>
+            </w:r>
+          </w:p>
+        </w:tc>
+      </w:tr>
+      <w:tr>
+        <w:tc>
+          <w:tcPr>
+            <w:tcW w:w="9748" w:type="dxa"/>
+            <w:vAlign w:val="bottom"/>
+          </w:tcPr>
+          <w:p>
+            <w:pPr>
+              <w:tabs>
+                <w:tab w:val="left" w:pos="9498"/>
+              </w:tabs>
+              <w:autoSpaceDE w:val="0"/>
+              <w:autoSpaceDN w:val="0"/>
+              <w:adjustRightInd w:val="0"/>
+              <w:spacing w:line="360" w:lineRule="exact"/>
+              <w:ind w:right="-112"/>
+              <w:rPr>
+                <w:sz w:val="28"/>
+                <w:szCs w:val="24"/>
+              </w:rPr>
+            </w:pPr>
+            <w:r>
+              <w:rPr>
+                <w:sz w:val="28"/>
+                <w:szCs w:val="24"/>
+              </w:rPr>
+              <w:t>1 Анализ задачи……………...………………………………………………......</w:t>
+            </w:r>
+            <w:r>
+              <w:rPr>
+                <w:sz w:val="28"/>
+                <w:szCs w:val="24"/>
+              </w:rPr>
+              <w:t>……</w:t>
+            </w:r>
+          </w:p>
+        </w:tc>
+        <w:tc>
+          <w:tcPr>
+            <w:tcW w:w="992" w:type="dxa"/>
+            <w:vAlign w:val="center"/>
+          </w:tcPr>
+          <w:p>
+            <w:pPr>
+              <w:tabs>
+                <w:tab w:val="left" w:pos="9498"/>
+              </w:tabs>
+              <w:autoSpaceDE w:val="0"/>
+              <w:autoSpaceDN w:val="0"/>
+              <w:adjustRightInd w:val="0"/>
+              <w:spacing w:line="360" w:lineRule="exact"/>
+              <w:ind w:right="283" w:hanging="279"/>
+              <w:jc w:val="center"/>
+              <w:rPr>
+                <w:sz w:val="28"/>
+                <w:szCs w:val="24"/>
+              </w:rPr>
+            </w:pPr>
+            <w:r>
+              <w:rPr>
+                <w:sz w:val="28"/>
+                <w:szCs w:val="24"/>
+              </w:rPr>
+              <w:t>5</w:t>
+            </w:r>
+          </w:p>
+        </w:tc>
+      </w:tr>
+      <w:tr>
+        <w:tc>
+          <w:tcPr>
+            <w:tcW w:w="9748" w:type="dxa"/>
+            <w:vAlign w:val="bottom"/>
+          </w:tcPr>
+          <w:p>
+            <w:pPr>
+              <w:shd w:val="clear" w:color="auto" w:fill="FFFFFF"/>
+              <w:tabs>
+                <w:tab w:val="left" w:pos="9498"/>
+              </w:tabs>
+              <w:autoSpaceDE w:val="0"/>
+              <w:autoSpaceDN w:val="0"/>
+              <w:adjustRightInd w:val="0"/>
+              <w:spacing w:line="360" w:lineRule="exact"/>
+              <w:ind w:right="-112"/>
+              <w:rPr>
+                <w:sz w:val="28"/>
+                <w:szCs w:val="24"/>
+              </w:rPr>
+            </w:pPr>
+            <w:r>
+              <w:rPr>
+                <w:sz w:val="28"/>
+                <w:szCs w:val="24"/>
+              </w:rPr>
+              <w:t>1.1 Описание предметной области………………………………………...........</w:t>
+            </w:r>
+            <w:r>
+              <w:rPr>
+                <w:sz w:val="28"/>
+                <w:szCs w:val="24"/>
+              </w:rPr>
+              <w:t>…</w:t>
+            </w:r>
+            <w:r>
+              <w:rPr>
+                <w:sz w:val="28"/>
+                <w:szCs w:val="24"/>
+              </w:rPr>
+              <w:t>…</w:t>
+            </w:r>
+          </w:p>
+        </w:tc>
+        <w:tc>
+          <w:tcPr>
+            <w:tcW w:w="992" w:type="dxa"/>
+            <w:vAlign w:val="bottom"/>
+          </w:tcPr>
+          <w:p>
+            <w:pPr>
+              <w:tabs>
+                <w:tab w:val="left" w:pos="9498"/>
+              </w:tabs>
+              <w:autoSpaceDE w:val="0"/>
+              <w:autoSpaceDN w:val="0"/>
+              <w:adjustRightInd w:val="0"/>
+              <w:spacing w:line="360" w:lineRule="exact"/>
+              <w:ind w:right="283" w:hanging="279"/>
+              <w:jc w:val="center"/>
+              <w:rPr>
+                <w:sz w:val="28"/>
+                <w:szCs w:val="24"/>
+              </w:rPr>
+            </w:pPr>
+            <w:r>
+              <w:rPr>
+                <w:sz w:val="28"/>
+                <w:szCs w:val="24"/>
+              </w:rPr>
               <w:t>5</w:t>
             </w:r>
           </w:p>
@@ -157,7 +310,7 @@
               <w:autoSpaceDN w:val="0"/>
               <w:adjustRightInd w:val="0"/>
               <w:spacing w:line="360" w:lineRule="exact"/>
-              <w:ind w:left="426" w:right="-112" w:hanging="392"/>
+              <w:ind w:right="-112"/>
               <w:rPr>
                 <w:sz w:val="28"/>
                 <w:szCs w:val="24"/>
@@ -168,14 +321,21 @@
                 <w:sz w:val="28"/>
                 <w:szCs w:val="24"/>
               </w:rPr>
-              <w:t>1 Анализ задачи……………...………………………………………………......</w:t>
+              <w:t>1.2 Инструменты разработки……………………………………………………</w:t>
             </w:r>
             <w:r>
               <w:rPr>
                 <w:sz w:val="28"/>
                 <w:szCs w:val="24"/>
               </w:rPr>
-              <w:t>……</w:t>
+              <w:t>…</w:t>
+            </w:r>
+            <w:r>
+              <w:rPr>
+                <w:sz w:val="28"/>
+                <w:szCs w:val="24"/>
+              </w:rPr>
+              <w:t>…</w:t>
             </w:r>
           </w:p>
         </w:tc>
@@ -205,6 +365,88 @@
                 <w:sz w:val="28"/>
                 <w:szCs w:val="24"/>
               </w:rPr>
+              <w:t>6</w:t>
+            </w:r>
+          </w:p>
+        </w:tc>
+      </w:tr>
+      <w:tr>
+        <w:tc>
+          <w:tcPr>
+            <w:tcW w:w="9748" w:type="dxa"/>
+            <w:vAlign w:val="bottom"/>
+          </w:tcPr>
+          <w:p>
+            <w:pPr>
+              <w:tabs>
+                <w:tab w:val="left" w:pos="9498"/>
+              </w:tabs>
+              <w:autoSpaceDE w:val="0"/>
+              <w:autoSpaceDN w:val="0"/>
+              <w:adjustRightInd w:val="0"/>
+              <w:spacing w:line="360" w:lineRule="exact"/>
+              <w:ind w:left="426" w:right="-112" w:hanging="426"/>
+              <w:rPr>
+                <w:sz w:val="28"/>
+                <w:szCs w:val="24"/>
+              </w:rPr>
+            </w:pPr>
+            <w:r>
+              <w:rPr>
+                <w:sz w:val="28"/>
+                <w:szCs w:val="24"/>
+              </w:rPr>
+              <w:t>2 Проектирование</w:t>
+            </w:r>
+            <w:r>
+              <w:rPr>
+                <w:sz w:val="28"/>
+                <w:szCs w:val="24"/>
+              </w:rPr>
+              <w:t>……………………………………....</w:t>
+            </w:r>
+            <w:r>
+              <w:rPr>
+                <w:sz w:val="28"/>
+                <w:szCs w:val="24"/>
+              </w:rPr>
+              <w:t>......</w:t>
+            </w:r>
+            <w:r>
+              <w:rPr>
+                <w:sz w:val="28"/>
+                <w:szCs w:val="24"/>
+              </w:rPr>
+              <w:t>........................................</w:t>
+            </w:r>
+          </w:p>
+        </w:tc>
+        <w:tc>
+          <w:tcPr>
+            <w:tcW w:w="992" w:type="dxa"/>
+            <w:vAlign w:val="center"/>
+          </w:tcPr>
+          <w:p>
+            <w:pPr>
+              <w:tabs>
+                <w:tab w:val="left" w:pos="9498"/>
+              </w:tabs>
+              <w:autoSpaceDE w:val="0"/>
+              <w:autoSpaceDN w:val="0"/>
+              <w:adjustRightInd w:val="0"/>
+              <w:spacing w:line="360" w:lineRule="exact"/>
+              <w:ind w:right="283" w:hanging="279"/>
+              <w:jc w:val="center"/>
+              <w:rPr>
+                <w:sz w:val="28"/>
+                <w:szCs w:val="24"/>
+              </w:rPr>
+            </w:pPr>
+            <w:r>
+              <w:rPr>
+                <w:sz w:val="28"/>
+                <w:szCs w:val="24"/>
+              </w:rPr>
               <w:t>8</w:t>
             </w:r>
           </w:p>
@@ -218,7 +460,6 @@
           </w:tcPr>
           <w:p>
             <w:pPr>
-              <w:shd w:val="clear" w:color="auto" w:fill="FFFFFF"/>
               <w:tabs>
                 <w:tab w:val="left" w:pos="9498"/>
               </w:tabs>
@@ -226,7 +467,7 @@
               <w:autoSpaceDN w:val="0"/>
               <w:adjustRightInd w:val="0"/>
               <w:spacing w:line="360" w:lineRule="exact"/>
-              <w:ind w:left="426" w:right="-112" w:hanging="392"/>
+              <w:ind w:left="426" w:right="-112" w:hanging="426"/>
               <w:rPr>
                 <w:sz w:val="28"/>
                 <w:szCs w:val="24"/>
@@ -237,7 +478,117 @@
                 <w:sz w:val="28"/>
                 <w:szCs w:val="24"/>
               </w:rPr>
-              <w:t>1.1 Описание предметной области</w:t>
+              <w:t>2.1 Гайд по стилю</w:t>
+            </w:r>
+            <w:r>
+              <w:rPr>
+                <w:sz w:val="28"/>
+                <w:szCs w:val="24"/>
+              </w:rPr>
+              <w:t>………………………………………………………….........</w:t>
+            </w:r>
+            <w:r>
+              <w:rPr>
+                <w:sz w:val="28"/>
+                <w:szCs w:val="24"/>
+              </w:rPr>
+              <w:t>.....</w:t>
+            </w:r>
+            <w:r>
+              <w:rPr>
+                <w:sz w:val="28"/>
+                <w:szCs w:val="24"/>
+              </w:rPr>
+              <w:t>...</w:t>
+            </w:r>
+            <w:r>
+              <w:rPr>
+                <w:sz w:val="28"/>
+                <w:szCs w:val="24"/>
+              </w:rPr>
+              <w:t>.</w:t>
+            </w:r>
+          </w:p>
+        </w:tc>
+        <w:tc>
+          <w:tcPr>
+            <w:tcW w:w="992" w:type="dxa"/>
+            <w:vAlign w:val="center"/>
+          </w:tcPr>
+          <w:p>
+            <w:pPr>
+              <w:tabs>
+                <w:tab w:val="left" w:pos="9498"/>
+              </w:tabs>
+              <w:autoSpaceDE w:val="0"/>
+              <w:autoSpaceDN w:val="0"/>
+              <w:adjustRightInd w:val="0"/>
+              <w:spacing w:line="360" w:lineRule="exact"/>
+              <w:ind w:right="283" w:hanging="279"/>
+              <w:jc w:val="center"/>
+              <w:rPr>
+                <w:sz w:val="28"/>
+                <w:szCs w:val="24"/>
+              </w:rPr>
+            </w:pPr>
+            <w:r>
+              <w:rPr>
+                <w:sz w:val="28"/>
+                <w:szCs w:val="24"/>
+              </w:rPr>
+              <w:t>8</w:t>
+            </w:r>
+          </w:p>
+        </w:tc>
+      </w:tr>
+      <w:tr>
+        <w:tc>
+          <w:tcPr>
+            <w:tcW w:w="9748" w:type="dxa"/>
+            <w:vAlign w:val="bottom"/>
+          </w:tcPr>
+          <w:p>
+            <w:pPr>
+              <w:tabs>
+                <w:tab w:val="left" w:pos="9498"/>
+              </w:tabs>
+              <w:autoSpaceDE w:val="0"/>
+              <w:autoSpaceDN w:val="0"/>
+              <w:adjustRightInd w:val="0"/>
+              <w:spacing w:line="360" w:lineRule="exact"/>
+              <w:ind w:left="426" w:right="-112" w:hanging="426"/>
+              <w:rPr>
+                <w:sz w:val="28"/>
+                <w:szCs w:val="24"/>
+              </w:rPr>
+            </w:pPr>
+            <w:r>
+              <w:rPr>
+                <w:sz w:val="28"/>
+                <w:szCs w:val="24"/>
+              </w:rPr>
+              <w:t>2.1.1 Логотип и сетка</w:t>
+            </w:r>
+            <w:r>
+              <w:rPr>
+                <w:sz w:val="28"/>
+                <w:szCs w:val="24"/>
+              </w:rPr>
+              <w:t>……………………………………………………</w:t>
+            </w:r>
+            <w:r>
+              <w:rPr>
+                <w:sz w:val="28"/>
+                <w:szCs w:val="24"/>
+              </w:rPr>
+              <w:t>……</w:t>
+            </w:r>
+            <w:r>
+              <w:rPr>
+                <w:sz w:val="28"/>
+                <w:szCs w:val="24"/>
+              </w:rPr>
+              <w:t>…</w:t>
             </w:r>
             <w:proofErr w:type="gramStart"/>
             <w:r>
@@ -245,14 +596,7 @@
                 <w:sz w:val="28"/>
                 <w:szCs w:val="24"/>
               </w:rPr>
-              <w:t>………………………………………...........</w:t>
-            </w:r>
-            <w:r>
-              <w:rPr>
-                <w:sz w:val="28"/>
-                <w:szCs w:val="24"/>
-              </w:rPr>
-              <w:t>…..</w:t>
+              <w:t>…….</w:t>
             </w:r>
             <w:proofErr w:type="gramEnd"/>
           </w:p>
@@ -303,7 +647,7 @@
               <w:autoSpaceDN w:val="0"/>
               <w:adjustRightInd w:val="0"/>
               <w:spacing w:line="360" w:lineRule="exact"/>
-              <w:ind w:left="426" w:right="-112" w:hanging="392"/>
+              <w:ind w:left="426" w:right="-112" w:hanging="426"/>
               <w:rPr>
                 <w:sz w:val="28"/>
                 <w:szCs w:val="24"/>
@@ -314,14 +658,35 @@
                 <w:sz w:val="28"/>
                 <w:szCs w:val="24"/>
               </w:rPr>
-              <w:t>1.2 Инструменты разработки……………………………………………………</w:t>
+              <w:t>3 Реализация</w:t>
             </w:r>
             <w:r>
               <w:rPr>
                 <w:sz w:val="28"/>
                 <w:szCs w:val="24"/>
               </w:rPr>
-              <w:t>…..</w:t>
+              <w:t xml:space="preserve"> </w:t>
+            </w:r>
+            <w:r>
+              <w:rPr>
+                <w:sz w:val="28"/>
+                <w:szCs w:val="24"/>
+              </w:rPr>
+              <w:t>…………………………………………………..........</w:t>
+            </w:r>
+            <w:r>
+              <w:rPr>
+                <w:sz w:val="28"/>
+                <w:szCs w:val="24"/>
+              </w:rPr>
+              <w:t>.......</w:t>
+            </w:r>
+            <w:r>
+              <w:rPr>
+                <w:sz w:val="28"/>
+                <w:szCs w:val="24"/>
+              </w:rPr>
+              <w:t>.....................</w:t>
             </w:r>
           </w:p>
         </w:tc>
@@ -351,7 +716,14 @@
                 <w:sz w:val="28"/>
                 <w:szCs w:val="24"/>
               </w:rPr>
-              <w:t>10</w:t>
+              <w:t>1</w:t>
+            </w:r>
+            <w:r>
+              <w:rPr>
+                <w:sz w:val="28"/>
+                <w:szCs w:val="24"/>
+              </w:rPr>
+              <w:t>4</w:t>
             </w:r>
           </w:p>
         </w:tc>
@@ -365,6 +737,7 @@
           <w:p>
             <w:pPr>
               <w:tabs>
+                <w:tab w:val="left" w:pos="8700"/>
                 <w:tab w:val="left" w:pos="9498"/>
               </w:tabs>
               <w:autoSpaceDE w:val="0"/>
@@ -382,15 +755,98 @@
                 <w:sz w:val="28"/>
                 <w:szCs w:val="24"/>
               </w:rPr>
-              <w:t>1.3 Диаграмма вариантов использования……………………………………....</w:t>
+              <w:t xml:space="preserve">3.1 Руководство </w:t>
+            </w:r>
+            <w:proofErr w:type="gramStart"/>
+            <w:r>
+              <w:rPr>
+                <w:sz w:val="28"/>
+                <w:szCs w:val="24"/>
+              </w:rPr>
+              <w:t>программ</w:t>
             </w:r>
             <w:r>
               <w:rPr>
                 <w:sz w:val="28"/>
                 <w:szCs w:val="24"/>
               </w:rPr>
-              <w:t>......</w:t>
+              <w:t>и</w:t>
             </w:r>
+            <w:r>
+              <w:rPr>
+                <w:sz w:val="28"/>
+                <w:szCs w:val="24"/>
+              </w:rPr>
+              <w:t>с</w:t>
+            </w:r>
+            <w:r>
+              <w:rPr>
+                <w:sz w:val="28"/>
+                <w:szCs w:val="24"/>
+              </w:rPr>
+              <w:t>та</w:t>
+            </w:r>
+            <w:r>
+              <w:rPr>
+                <w:sz w:val="28"/>
+                <w:szCs w:val="24"/>
+              </w:rPr>
+              <w:t>(</w:t>
+            </w:r>
+            <w:proofErr w:type="gramEnd"/>
+            <w:r>
+              <w:rPr>
+                <w:sz w:val="28"/>
+                <w:szCs w:val="24"/>
+              </w:rPr>
+              <w:t xml:space="preserve">ручная верстка с использованием </w:t>
+            </w:r>
+            <w:r>
+              <w:rPr>
+                <w:sz w:val="28"/>
+                <w:szCs w:val="24"/>
+                <w:lang w:val="en-US"/>
+              </w:rPr>
+              <w:t>flex</w:t>
+            </w:r>
+            <w:r>
+              <w:rPr>
+                <w:sz w:val="28"/>
+                <w:szCs w:val="24"/>
+              </w:rPr>
+              <w:t>/</w:t>
+            </w:r>
+            <w:proofErr w:type="gramStart"/>
+            <w:r>
+              <w:rPr>
+                <w:sz w:val="28"/>
+                <w:szCs w:val="24"/>
+                <w:lang w:val="en-US"/>
+              </w:rPr>
+              <w:t>grid</w:t>
+            </w:r>
+            <w:r>
+              <w:rPr>
+                <w:sz w:val="28"/>
+                <w:szCs w:val="24"/>
+              </w:rPr>
+              <w:t>)</w:t>
+            </w:r>
+            <w:r>
+              <w:rPr>
+                <w:sz w:val="28"/>
+                <w:szCs w:val="24"/>
+              </w:rPr>
+              <w:t>……</w:t>
+            </w:r>
+            <w:r>
+              <w:rPr>
+                <w:sz w:val="28"/>
+                <w:szCs w:val="24"/>
+              </w:rPr>
+              <w:t>.</w:t>
+            </w:r>
+            <w:proofErr w:type="gramEnd"/>
           </w:p>
         </w:tc>
         <w:tc>
@@ -419,7 +875,14 @@
                 <w:sz w:val="28"/>
                 <w:szCs w:val="24"/>
               </w:rPr>
-              <w:t>12</w:t>
+              <w:t>1</w:t>
+            </w:r>
+            <w:r>
+              <w:rPr>
+                <w:sz w:val="28"/>
+                <w:szCs w:val="24"/>
+              </w:rPr>
+              <w:t>4</w:t>
             </w:r>
           </w:p>
         </w:tc>
@@ -433,6 +896,7 @@
           <w:p>
             <w:pPr>
               <w:tabs>
+                <w:tab w:val="left" w:pos="8700"/>
                 <w:tab w:val="left" w:pos="9498"/>
               </w:tabs>
               <w:autoSpaceDE w:val="0"/>
@@ -450,15 +914,119 @@
                 <w:sz w:val="28"/>
                 <w:szCs w:val="24"/>
               </w:rPr>
-              <w:t>1.4 Модель данных………………………………………………………….........</w:t>
+              <w:t>3.2 Спецификация файлов проекта(</w:t>
             </w:r>
             <w:r>
               <w:rPr>
                 <w:sz w:val="28"/>
                 <w:szCs w:val="24"/>
-              </w:rPr>
-              <w:t>......</w:t>
+                <w:lang w:val="en-US"/>
+              </w:rPr>
+              <w:t>flex</w:t>
             </w:r>
+            <w:r>
+              <w:rPr>
+                <w:sz w:val="28"/>
+                <w:szCs w:val="24"/>
+              </w:rPr>
+              <w:t>/</w:t>
+            </w:r>
+            <w:proofErr w:type="gramStart"/>
+            <w:r>
+              <w:rPr>
+                <w:sz w:val="28"/>
+                <w:szCs w:val="24"/>
+                <w:lang w:val="en-US"/>
+              </w:rPr>
+              <w:t>grid</w:t>
+            </w:r>
+            <w:r>
+              <w:rPr>
+                <w:sz w:val="28"/>
+                <w:szCs w:val="24"/>
+              </w:rPr>
+              <w:t>)</w:t>
+            </w:r>
+            <w:r>
+              <w:rPr>
+                <w:sz w:val="28"/>
+                <w:szCs w:val="24"/>
+              </w:rPr>
+              <w:t>…</w:t>
+            </w:r>
+            <w:proofErr w:type="gramEnd"/>
+            <w:r>
+              <w:rPr>
+                <w:sz w:val="28"/>
+                <w:szCs w:val="24"/>
+              </w:rPr>
+              <w:t>…</w:t>
+            </w:r>
+            <w:r>
+              <w:rPr>
+                <w:sz w:val="28"/>
+                <w:szCs w:val="24"/>
+              </w:rPr>
+              <w:t>…</w:t>
+            </w:r>
+            <w:r>
+              <w:rPr>
+                <w:sz w:val="28"/>
+                <w:szCs w:val="24"/>
+              </w:rPr>
+              <w:t>…</w:t>
+            </w:r>
+            <w:r>
+              <w:rPr>
+                <w:sz w:val="28"/>
+                <w:szCs w:val="24"/>
+              </w:rPr>
+              <w:t>…</w:t>
+            </w:r>
+            <w:r>
+              <w:rPr>
+                <w:sz w:val="28"/>
+                <w:szCs w:val="24"/>
+              </w:rPr>
+              <w:t>……</w:t>
+            </w:r>
+            <w:r>
+              <w:rPr>
+                <w:sz w:val="28"/>
+                <w:szCs w:val="24"/>
+              </w:rPr>
+              <w:t>…</w:t>
+            </w:r>
+            <w:r>
+              <w:rPr>
+                <w:sz w:val="28"/>
+                <w:szCs w:val="24"/>
+              </w:rPr>
+              <w:t>…</w:t>
+            </w:r>
+            <w:r>
+              <w:rPr>
+                <w:sz w:val="28"/>
+                <w:szCs w:val="24"/>
+              </w:rPr>
+              <w:t>…………</w:t>
+            </w:r>
+            <w:proofErr w:type="gramStart"/>
+            <w:r>
+              <w:rPr>
+                <w:sz w:val="28"/>
+                <w:szCs w:val="24"/>
+              </w:rPr>
+              <w:t>……</w:t>
+            </w:r>
+            <w:r>
+              <w:rPr>
+                <w:sz w:val="28"/>
+                <w:szCs w:val="24"/>
+              </w:rPr>
+              <w:t>.</w:t>
+            </w:r>
+            <w:proofErr w:type="gramEnd"/>
           </w:p>
         </w:tc>
         <w:tc>
@@ -480,21 +1048,16 @@
               <w:rPr>
                 <w:sz w:val="28"/>
                 <w:szCs w:val="24"/>
+                <w:lang w:val="en-US"/>
               </w:rPr>
             </w:pPr>
             <w:r>
               <w:rPr>
                 <w:sz w:val="28"/>
                 <w:szCs w:val="24"/>
-              </w:rPr>
-              <w:t>1</w:t>
-            </w:r>
-            <w:r>
-              <w:rPr>
-                <w:sz w:val="28"/>
-                <w:szCs w:val="24"/>
-              </w:rPr>
-              <w:t>4</w:t>
+                <w:lang w:val="en-US"/>
+              </w:rPr>
+              <w:t xml:space="preserve">18 </w:t>
             </w:r>
           </w:p>
         </w:tc>
@@ -508,6 +1071,7 @@
           <w:p>
             <w:pPr>
               <w:tabs>
+                <w:tab w:val="left" w:pos="8700"/>
                 <w:tab w:val="left" w:pos="9498"/>
               </w:tabs>
               <w:autoSpaceDE w:val="0"/>
@@ -525,89 +1089,103 @@
                 <w:sz w:val="28"/>
                 <w:szCs w:val="24"/>
               </w:rPr>
-              <w:t>1.5 Требования к программе……………………………………………………</w:t>
+              <w:t>3.</w:t>
             </w:r>
             <w:r>
               <w:rPr>
                 <w:sz w:val="28"/>
                 <w:szCs w:val="24"/>
               </w:rPr>
-              <w:t>……</w:t>
-            </w:r>
-          </w:p>
-        </w:tc>
-        <w:tc>
-          <w:tcPr>
-            <w:tcW w:w="992" w:type="dxa"/>
-            <w:vAlign w:val="bottom"/>
-          </w:tcPr>
-          <w:p>
-            <w:pPr>
-              <w:tabs>
-                <w:tab w:val="left" w:pos="9498"/>
-              </w:tabs>
-              <w:autoSpaceDE w:val="0"/>
-              <w:autoSpaceDN w:val="0"/>
-              <w:adjustRightInd w:val="0"/>
-              <w:spacing w:line="360" w:lineRule="exact"/>
-              <w:ind w:right="283" w:hanging="279"/>
-              <w:jc w:val="center"/>
-              <w:rPr>
-                <w:sz w:val="28"/>
-                <w:szCs w:val="24"/>
-              </w:rPr>
-            </w:pPr>
-            <w:r>
-              <w:rPr>
-                <w:sz w:val="28"/>
-                <w:szCs w:val="24"/>
-              </w:rPr>
-              <w:t>1</w:t>
+              <w:t>3</w:t>
             </w:r>
             <w:r>
               <w:rPr>
                 <w:sz w:val="28"/>
                 <w:szCs w:val="24"/>
               </w:rPr>
-              <w:t>7</w:t>
+              <w:t xml:space="preserve"> Руководство </w:t>
             </w:r>
-          </w:p>
-        </w:tc>
-      </w:tr>
-      <w:tr>
-        <w:tc>
-          <w:tcPr>
-            <w:tcW w:w="9748" w:type="dxa"/>
-            <w:vAlign w:val="bottom"/>
-          </w:tcPr>
-          <w:p>
-            <w:pPr>
-              <w:tabs>
-                <w:tab w:val="left" w:pos="9498"/>
-              </w:tabs>
-              <w:autoSpaceDE w:val="0"/>
-              <w:autoSpaceDN w:val="0"/>
-              <w:adjustRightInd w:val="0"/>
-              <w:spacing w:line="360" w:lineRule="exact"/>
-              <w:ind w:left="426" w:right="-112" w:hanging="426"/>
-              <w:rPr>
-                <w:sz w:val="28"/>
-                <w:szCs w:val="24"/>
-              </w:rPr>
-            </w:pPr>
+            <w:proofErr w:type="gramStart"/>
             <w:r>
               <w:rPr>
                 <w:sz w:val="28"/>
                 <w:szCs w:val="24"/>
               </w:rPr>
-              <w:t>2 Проектирование задачи…………………………………………………..........</w:t>
+              <w:t>программ</w:t>
             </w:r>
             <w:r>
               <w:rPr>
                 <w:sz w:val="28"/>
                 <w:szCs w:val="24"/>
               </w:rPr>
-              <w:t>.......</w:t>
+              <w:t>и</w:t>
+            </w:r>
+            <w:r>
+              <w:rPr>
+                <w:sz w:val="28"/>
+                <w:szCs w:val="24"/>
+              </w:rPr>
+              <w:t>с</w:t>
+            </w:r>
+            <w:r>
+              <w:rPr>
+                <w:sz w:val="28"/>
+                <w:szCs w:val="24"/>
+              </w:rPr>
+              <w:t>та(</w:t>
+            </w:r>
+            <w:proofErr w:type="gramEnd"/>
+            <w:r>
+              <w:rPr>
+                <w:sz w:val="28"/>
+                <w:szCs w:val="24"/>
+              </w:rPr>
+              <w:t xml:space="preserve">верстка при помощи фреймворка </w:t>
+            </w:r>
+            <w:r>
+              <w:rPr>
+                <w:sz w:val="28"/>
+                <w:szCs w:val="24"/>
+                <w:lang w:val="en-US"/>
+              </w:rPr>
+              <w:t>bootstrap</w:t>
+            </w:r>
+            <w:r>
+              <w:rPr>
+                <w:sz w:val="28"/>
+                <w:szCs w:val="24"/>
+              </w:rPr>
+              <w:t xml:space="preserve"> 5</w:t>
+            </w:r>
+            <w:proofErr w:type="gramStart"/>
+            <w:r>
+              <w:rPr>
+                <w:sz w:val="28"/>
+                <w:szCs w:val="24"/>
+              </w:rPr>
+              <w:t>)</w:t>
+            </w:r>
+            <w:r>
+              <w:rPr>
+                <w:sz w:val="28"/>
+                <w:szCs w:val="24"/>
+              </w:rPr>
+              <w:t>…</w:t>
+            </w:r>
+            <w:r>
+              <w:rPr>
+                <w:sz w:val="28"/>
+                <w:szCs w:val="24"/>
+              </w:rPr>
+              <w:t>.</w:t>
+            </w:r>
+            <w:proofErr w:type="gramEnd"/>
+            <w:r>
+              <w:rPr>
+                <w:sz w:val="28"/>
+                <w:szCs w:val="24"/>
+              </w:rPr>
+              <w:t>.</w:t>
             </w:r>
           </w:p>
         </w:tc>
@@ -669,15 +1247,92 @@
                 <w:sz w:val="28"/>
                 <w:szCs w:val="24"/>
               </w:rPr>
-              <w:t>2.1 Организация данных………………………………………………….……...</w:t>
+              <w:t xml:space="preserve">3.4 Спецификация файлов </w:t>
+            </w:r>
+            <w:proofErr w:type="gramStart"/>
+            <w:r>
+              <w:rPr>
+                <w:sz w:val="28"/>
+                <w:szCs w:val="24"/>
+              </w:rPr>
+              <w:t>проекта(</w:t>
+            </w:r>
+            <w:proofErr w:type="gramEnd"/>
+            <w:r>
+              <w:rPr>
+                <w:sz w:val="28"/>
+                <w:szCs w:val="24"/>
+              </w:rPr>
+              <w:t xml:space="preserve">фреймворк </w:t>
             </w:r>
             <w:r>
               <w:rPr>
                 <w:sz w:val="28"/>
                 <w:szCs w:val="24"/>
-              </w:rPr>
-              <w:t>......</w:t>
+                <w:lang w:val="en-US"/>
+              </w:rPr>
+              <w:t>bootstrap</w:t>
             </w:r>
+            <w:r>
+              <w:rPr>
+                <w:sz w:val="28"/>
+                <w:szCs w:val="24"/>
+              </w:rPr>
+              <w:t xml:space="preserve"> </w:t>
+            </w:r>
+            <w:proofErr w:type="gramStart"/>
+            <w:r>
+              <w:rPr>
+                <w:sz w:val="28"/>
+                <w:szCs w:val="24"/>
+              </w:rPr>
+              <w:t>5)</w:t>
+            </w:r>
+            <w:r>
+              <w:rPr>
+                <w:sz w:val="28"/>
+                <w:szCs w:val="24"/>
+              </w:rPr>
+              <w:t>…</w:t>
+            </w:r>
+            <w:proofErr w:type="gramEnd"/>
+            <w:r>
+              <w:rPr>
+                <w:sz w:val="28"/>
+                <w:szCs w:val="24"/>
+              </w:rPr>
+              <w:t>…</w:t>
+            </w:r>
+            <w:r>
+              <w:rPr>
+                <w:sz w:val="28"/>
+                <w:szCs w:val="24"/>
+              </w:rPr>
+              <w:t>…………</w:t>
+            </w:r>
+            <w:r>
+              <w:rPr>
+                <w:sz w:val="28"/>
+                <w:szCs w:val="24"/>
+              </w:rPr>
+              <w:t>…</w:t>
+            </w:r>
+            <w:proofErr w:type="gramStart"/>
+            <w:r>
+              <w:rPr>
+                <w:sz w:val="28"/>
+                <w:szCs w:val="24"/>
+              </w:rPr>
+              <w:t>……</w:t>
+            </w:r>
+            <w:r>
+              <w:rPr>
+                <w:sz w:val="28"/>
+                <w:szCs w:val="24"/>
+              </w:rPr>
+              <w:t>.</w:t>
+            </w:r>
+            <w:proofErr w:type="gramEnd"/>
           </w:p>
         </w:tc>
         <w:tc>
@@ -706,7 +1361,7 @@
                 <w:sz w:val="28"/>
                 <w:szCs w:val="24"/>
               </w:rPr>
-              <w:t>18</w:t>
+              <w:t>23</w:t>
             </w:r>
           </w:p>
         </w:tc>
@@ -737,14 +1392,14 @@
                 <w:sz w:val="28"/>
                 <w:szCs w:val="24"/>
               </w:rPr>
-              <w:t>2.2 Процессы ……………………………………………………………………</w:t>
+              <w:t>4 Тестирование</w:t>
             </w:r>
             <w:r>
               <w:rPr>
                 <w:sz w:val="28"/>
                 <w:szCs w:val="24"/>
               </w:rPr>
-              <w:t>……</w:t>
+              <w:t>………………………………………………………………………...</w:t>
             </w:r>
           </w:p>
         </w:tc>
@@ -774,7 +1429,14 @@
                 <w:sz w:val="28"/>
                 <w:szCs w:val="24"/>
               </w:rPr>
-              <w:t>19</w:t>
+              <w:t>2</w:t>
+            </w:r>
+            <w:r>
+              <w:rPr>
+                <w:sz w:val="28"/>
+                <w:szCs w:val="24"/>
+              </w:rPr>
+              <w:t>4</w:t>
             </w:r>
           </w:p>
         </w:tc>
@@ -805,15 +1467,24 @@
                 <w:sz w:val="28"/>
                 <w:szCs w:val="24"/>
               </w:rPr>
-              <w:t>2.3 Описание внешнего пользовательского интерфейса……………….……...</w:t>
+              <w:t>5 Применение</w:t>
             </w:r>
             <w:r>
               <w:rPr>
                 <w:sz w:val="28"/>
                 <w:szCs w:val="24"/>
               </w:rPr>
-              <w:t>......</w:t>
+              <w:t>……………………………………………………………………</w:t>
             </w:r>
+            <w:proofErr w:type="gramStart"/>
+            <w:r>
+              <w:rPr>
+                <w:sz w:val="28"/>
+                <w:szCs w:val="24"/>
+              </w:rPr>
+              <w:t>…….</w:t>
+            </w:r>
+            <w:proofErr w:type="gramEnd"/>
           </w:p>
         </w:tc>
         <w:tc>
@@ -842,7 +1513,14 @@
                 <w:sz w:val="28"/>
                 <w:szCs w:val="24"/>
               </w:rPr>
-              <w:t>20</w:t>
+              <w:t>2</w:t>
+            </w:r>
+            <w:r>
+              <w:rPr>
+                <w:sz w:val="28"/>
+                <w:szCs w:val="24"/>
+              </w:rPr>
+              <w:t>6</w:t>
             </w:r>
           </w:p>
         </w:tc>
@@ -873,44 +1551,23 @@
                 <w:sz w:val="28"/>
                 <w:szCs w:val="24"/>
               </w:rPr>
-              <w:t xml:space="preserve">2.4 </w:t>
+              <w:t xml:space="preserve">5.1 Размещение на </w:t>
             </w:r>
+            <w:proofErr w:type="spellStart"/>
             <w:r>
               <w:rPr>
                 <w:sz w:val="28"/>
                 <w:szCs w:val="24"/>
               </w:rPr>
-              <w:t>Описание средств защиты и разграничения доступа к данным</w:t>
+              <w:t>GitHub</w:t>
             </w:r>
-            <w:proofErr w:type="gramStart"/>
+            <w:proofErr w:type="spellEnd"/>
             <w:r>
               <w:rPr>
                 <w:sz w:val="28"/>
                 <w:szCs w:val="24"/>
               </w:rPr>
-              <w:t xml:space="preserve"> </w:t>
-            </w:r>
-            <w:r>
-              <w:rPr>
-                <w:sz w:val="28"/>
-                <w:szCs w:val="24"/>
-              </w:rPr>
-              <w:t>.</w:t>
-            </w:r>
-            <w:proofErr w:type="gramEnd"/>
-            <w:r>
-              <w:rPr>
-                <w:sz w:val="28"/>
-                <w:szCs w:val="24"/>
-              </w:rPr>
-              <w:t>………....</w:t>
-            </w:r>
-            <w:r>
-              <w:rPr>
-                <w:sz w:val="28"/>
-                <w:szCs w:val="24"/>
-              </w:rPr>
-              <w:t>......</w:t>
+              <w:t>……………………………………………………………</w:t>
             </w:r>
           </w:p>
         </w:tc>
@@ -940,7 +1597,14 @@
                 <w:sz w:val="28"/>
                 <w:szCs w:val="24"/>
               </w:rPr>
-              <w:t>22</w:t>
+              <w:t>2</w:t>
+            </w:r>
+            <w:r>
+              <w:rPr>
+                <w:sz w:val="28"/>
+                <w:szCs w:val="24"/>
+              </w:rPr>
+              <w:t>6</w:t>
             </w:r>
           </w:p>
         </w:tc>
@@ -966,35 +1630,20 @@
                 <w:szCs w:val="24"/>
               </w:rPr>
             </w:pPr>
-            <w:r>
-              <w:rPr>
-                <w:sz w:val="28"/>
-                <w:szCs w:val="24"/>
-              </w:rPr>
-              <w:t xml:space="preserve">2.5 </w:t>
-            </w:r>
             <w:proofErr w:type="gramStart"/>
             <w:r>
               <w:rPr>
                 <w:sz w:val="28"/>
                 <w:szCs w:val="24"/>
               </w:rPr>
-              <w:t>Тест</w:t>
+              <w:t>Заключение</w:t>
             </w:r>
             <w:r>
               <w:rPr>
                 <w:sz w:val="28"/>
                 <w:szCs w:val="24"/>
-                <w:lang w:val="en-US"/>
-              </w:rPr>
-              <w:t>-</w:t>
-            </w:r>
-            <w:r>
-              <w:rPr>
-                <w:sz w:val="28"/>
-                <w:szCs w:val="24"/>
-              </w:rPr>
-              <w:t>кейсы</w:t>
+              </w:rPr>
+              <w:t>….</w:t>
             </w:r>
             <w:proofErr w:type="gramEnd"/>
             <w:r>
@@ -1002,21 +1651,7 @@
                 <w:sz w:val="28"/>
                 <w:szCs w:val="24"/>
               </w:rPr>
-              <w:t>…..…………………………………………...........</w:t>
-            </w:r>
-            <w:r>
-              <w:rPr>
-                <w:sz w:val="28"/>
-                <w:szCs w:val="24"/>
-              </w:rPr>
-              <w:t>.......................</w:t>
-            </w:r>
-            <w:r>
-              <w:rPr>
-                <w:sz w:val="28"/>
-                <w:szCs w:val="24"/>
-              </w:rPr>
-              <w:t>.......</w:t>
+              <w:t>.…………………………………………..............................................</w:t>
             </w:r>
           </w:p>
         </w:tc>
@@ -1046,7 +1681,14 @@
                 <w:sz w:val="28"/>
                 <w:szCs w:val="24"/>
               </w:rPr>
-              <w:t>22</w:t>
+              <w:t>2</w:t>
+            </w:r>
+            <w:r>
+              <w:rPr>
+                <w:sz w:val="28"/>
+                <w:szCs w:val="24"/>
+              </w:rPr>
+              <w:t>7</w:t>
             </w:r>
           </w:p>
         </w:tc>
@@ -1077,14 +1719,14 @@
                 <w:sz w:val="28"/>
                 <w:szCs w:val="24"/>
               </w:rPr>
-              <w:t>3 Реализация……………………………………………………………………...</w:t>
+              <w:t>Список использованных источников</w:t>
             </w:r>
             <w:r>
               <w:rPr>
                 <w:sz w:val="28"/>
                 <w:szCs w:val="24"/>
               </w:rPr>
-              <w:t>.......</w:t>
+              <w:t>………………………………………………...</w:t>
             </w:r>
           </w:p>
         </w:tc>
@@ -1114,1364 +1756,14 @@
                 <w:sz w:val="28"/>
                 <w:szCs w:val="24"/>
               </w:rPr>
-              <w:t>26</w:t>
-            </w:r>
-          </w:p>
-        </w:tc>
-      </w:tr>
-      <w:tr>
-        <w:tc>
-          <w:tcPr>
-            <w:tcW w:w="9748" w:type="dxa"/>
-            <w:vAlign w:val="bottom"/>
-          </w:tcPr>
-          <w:p>
-            <w:pPr>
-              <w:tabs>
-                <w:tab w:val="left" w:pos="9498"/>
-              </w:tabs>
-              <w:autoSpaceDE w:val="0"/>
-              <w:autoSpaceDN w:val="0"/>
-              <w:adjustRightInd w:val="0"/>
-              <w:spacing w:line="360" w:lineRule="exact"/>
-              <w:ind w:left="426" w:right="-112" w:hanging="426"/>
-              <w:rPr>
-                <w:sz w:val="28"/>
-                <w:szCs w:val="24"/>
-              </w:rPr>
-            </w:pPr>
-            <w:r>
-              <w:rPr>
-                <w:sz w:val="28"/>
-                <w:szCs w:val="24"/>
-              </w:rPr>
-              <w:t xml:space="preserve">3.1 </w:t>
+              <w:t>2</w:t>
             </w:r>
             <w:r>
               <w:rPr>
                 <w:sz w:val="28"/>
                 <w:szCs w:val="24"/>
               </w:rPr>
-              <w:t>Клиентская часть</w:t>
-            </w:r>
-            <w:r>
-              <w:rPr>
-                <w:sz w:val="28"/>
-                <w:szCs w:val="24"/>
-              </w:rPr>
-              <w:t xml:space="preserve"> ………………...</w:t>
-            </w:r>
-            <w:r>
-              <w:rPr>
-                <w:sz w:val="28"/>
-                <w:szCs w:val="24"/>
-              </w:rPr>
-              <w:t>………………</w:t>
-            </w:r>
-            <w:r>
-              <w:rPr>
-                <w:sz w:val="28"/>
-                <w:szCs w:val="24"/>
-              </w:rPr>
-              <w:t>…………………………</w:t>
-            </w:r>
-            <w:r>
-              <w:rPr>
-                <w:sz w:val="28"/>
-                <w:szCs w:val="24"/>
-              </w:rPr>
-              <w:t>……</w:t>
-            </w:r>
-          </w:p>
-        </w:tc>
-        <w:tc>
-          <w:tcPr>
-            <w:tcW w:w="992" w:type="dxa"/>
-            <w:vAlign w:val="center"/>
-          </w:tcPr>
-          <w:p>
-            <w:pPr>
-              <w:tabs>
-                <w:tab w:val="left" w:pos="9498"/>
-              </w:tabs>
-              <w:autoSpaceDE w:val="0"/>
-              <w:autoSpaceDN w:val="0"/>
-              <w:adjustRightInd w:val="0"/>
-              <w:spacing w:line="360" w:lineRule="exact"/>
-              <w:ind w:right="283" w:hanging="279"/>
-              <w:jc w:val="center"/>
-              <w:rPr>
-                <w:sz w:val="28"/>
-                <w:szCs w:val="24"/>
-              </w:rPr>
-            </w:pPr>
-            <w:r>
-              <w:rPr>
-                <w:sz w:val="28"/>
-                <w:szCs w:val="24"/>
-              </w:rPr>
-              <w:t>27</w:t>
-            </w:r>
-          </w:p>
-        </w:tc>
-      </w:tr>
-      <w:tr>
-        <w:tc>
-          <w:tcPr>
-            <w:tcW w:w="9748" w:type="dxa"/>
-            <w:vAlign w:val="bottom"/>
-          </w:tcPr>
-          <w:p>
-            <w:pPr>
-              <w:tabs>
-                <w:tab w:val="left" w:pos="9498"/>
-              </w:tabs>
-              <w:autoSpaceDE w:val="0"/>
-              <w:autoSpaceDN w:val="0"/>
-              <w:adjustRightInd w:val="0"/>
-              <w:spacing w:line="360" w:lineRule="exact"/>
-              <w:ind w:left="426" w:right="-112" w:hanging="426"/>
-              <w:rPr>
-                <w:sz w:val="28"/>
-                <w:szCs w:val="24"/>
-              </w:rPr>
-            </w:pPr>
-            <w:r>
-              <w:rPr>
-                <w:sz w:val="28"/>
-                <w:szCs w:val="24"/>
-              </w:rPr>
-              <w:t xml:space="preserve">3.2 </w:t>
-            </w:r>
-            <w:r>
-              <w:rPr>
-                <w:sz w:val="28"/>
-                <w:szCs w:val="24"/>
-              </w:rPr>
-              <w:t>Серверная часть</w:t>
-            </w:r>
-            <w:r>
-              <w:rPr>
-                <w:sz w:val="28"/>
-                <w:szCs w:val="24"/>
-              </w:rPr>
-              <w:t>…………………………………</w:t>
-            </w:r>
-            <w:r>
-              <w:rPr>
-                <w:sz w:val="28"/>
-                <w:szCs w:val="24"/>
-              </w:rPr>
-              <w:t>……………………………</w:t>
-            </w:r>
-            <w:r>
-              <w:rPr>
-                <w:sz w:val="28"/>
-                <w:szCs w:val="24"/>
-              </w:rPr>
-              <w:t>…..</w:t>
-            </w:r>
-          </w:p>
-        </w:tc>
-        <w:tc>
-          <w:tcPr>
-            <w:tcW w:w="992" w:type="dxa"/>
-            <w:vAlign w:val="center"/>
-          </w:tcPr>
-          <w:p>
-            <w:pPr>
-              <w:tabs>
-                <w:tab w:val="left" w:pos="9498"/>
-              </w:tabs>
-              <w:autoSpaceDE w:val="0"/>
-              <w:autoSpaceDN w:val="0"/>
-              <w:adjustRightInd w:val="0"/>
-              <w:spacing w:line="360" w:lineRule="exact"/>
-              <w:ind w:right="283" w:hanging="279"/>
-              <w:jc w:val="center"/>
-              <w:rPr>
-                <w:sz w:val="28"/>
-                <w:szCs w:val="24"/>
-              </w:rPr>
-            </w:pPr>
-            <w:r>
-              <w:rPr>
-                <w:sz w:val="28"/>
-                <w:szCs w:val="24"/>
-              </w:rPr>
-              <w:t>29</w:t>
-            </w:r>
-          </w:p>
-        </w:tc>
-      </w:tr>
-      <w:tr>
-        <w:tc>
-          <w:tcPr>
-            <w:tcW w:w="9748" w:type="dxa"/>
-            <w:vAlign w:val="bottom"/>
-          </w:tcPr>
-          <w:p>
-            <w:pPr>
-              <w:tabs>
-                <w:tab w:val="left" w:pos="9498"/>
-              </w:tabs>
-              <w:autoSpaceDE w:val="0"/>
-              <w:autoSpaceDN w:val="0"/>
-              <w:adjustRightInd w:val="0"/>
-              <w:spacing w:line="360" w:lineRule="exact"/>
-              <w:ind w:left="426" w:right="-112" w:hanging="426"/>
-              <w:rPr>
-                <w:sz w:val="28"/>
-                <w:szCs w:val="24"/>
-              </w:rPr>
-            </w:pPr>
-            <w:r>
-              <w:rPr>
-                <w:sz w:val="28"/>
-                <w:szCs w:val="24"/>
-              </w:rPr>
-              <w:t>4 Тестирование………………………………………………………….…..........</w:t>
-            </w:r>
-            <w:r>
-              <w:rPr>
-                <w:sz w:val="28"/>
-                <w:szCs w:val="24"/>
-              </w:rPr>
-              <w:t>.......</w:t>
-            </w:r>
-          </w:p>
-        </w:tc>
-        <w:tc>
-          <w:tcPr>
-            <w:tcW w:w="992" w:type="dxa"/>
-            <w:vAlign w:val="center"/>
-          </w:tcPr>
-          <w:p>
-            <w:pPr>
-              <w:tabs>
-                <w:tab w:val="left" w:pos="9498"/>
-              </w:tabs>
-              <w:autoSpaceDE w:val="0"/>
-              <w:autoSpaceDN w:val="0"/>
-              <w:adjustRightInd w:val="0"/>
-              <w:spacing w:line="360" w:lineRule="exact"/>
-              <w:ind w:right="283" w:hanging="279"/>
-              <w:jc w:val="center"/>
-              <w:rPr>
-                <w:sz w:val="28"/>
-                <w:szCs w:val="24"/>
-              </w:rPr>
-            </w:pPr>
-            <w:r>
-              <w:rPr>
-                <w:sz w:val="28"/>
-                <w:szCs w:val="24"/>
-              </w:rPr>
-              <w:t>30</w:t>
-            </w:r>
-          </w:p>
-        </w:tc>
-      </w:tr>
-      <w:tr>
-        <w:tc>
-          <w:tcPr>
-            <w:tcW w:w="9748" w:type="dxa"/>
-            <w:vAlign w:val="bottom"/>
-          </w:tcPr>
-          <w:p>
-            <w:pPr>
-              <w:tabs>
-                <w:tab w:val="left" w:pos="9498"/>
-              </w:tabs>
-              <w:autoSpaceDE w:val="0"/>
-              <w:autoSpaceDN w:val="0"/>
-              <w:adjustRightInd w:val="0"/>
-              <w:spacing w:line="360" w:lineRule="exact"/>
-              <w:ind w:left="426" w:right="-112" w:hanging="426"/>
-              <w:rPr>
-                <w:sz w:val="28"/>
-                <w:szCs w:val="24"/>
-              </w:rPr>
-            </w:pPr>
-            <w:r>
-              <w:rPr>
-                <w:sz w:val="28"/>
-                <w:szCs w:val="24"/>
-              </w:rPr>
-              <w:t>5 Применение……………………………………………………………….…....</w:t>
-            </w:r>
-            <w:r>
-              <w:rPr>
-                <w:sz w:val="28"/>
-                <w:szCs w:val="24"/>
-              </w:rPr>
-              <w:t>.......</w:t>
-            </w:r>
-          </w:p>
-        </w:tc>
-        <w:tc>
-          <w:tcPr>
-            <w:tcW w:w="992" w:type="dxa"/>
-            <w:vAlign w:val="center"/>
-          </w:tcPr>
-          <w:p>
-            <w:pPr>
-              <w:tabs>
-                <w:tab w:val="left" w:pos="9498"/>
-              </w:tabs>
-              <w:autoSpaceDE w:val="0"/>
-              <w:autoSpaceDN w:val="0"/>
-              <w:adjustRightInd w:val="0"/>
-              <w:spacing w:line="360" w:lineRule="exact"/>
-              <w:ind w:right="283" w:hanging="279"/>
-              <w:jc w:val="center"/>
-              <w:rPr>
-                <w:sz w:val="28"/>
-                <w:szCs w:val="24"/>
-              </w:rPr>
-            </w:pPr>
-            <w:r>
-              <w:rPr>
-                <w:sz w:val="28"/>
-                <w:szCs w:val="24"/>
-              </w:rPr>
-              <w:t>32</w:t>
-            </w:r>
-          </w:p>
-        </w:tc>
-      </w:tr>
-      <w:tr>
-        <w:tc>
-          <w:tcPr>
-            <w:tcW w:w="9748" w:type="dxa"/>
-            <w:vAlign w:val="bottom"/>
-          </w:tcPr>
-          <w:p>
-            <w:pPr>
-              <w:tabs>
-                <w:tab w:val="left" w:pos="9498"/>
-              </w:tabs>
-              <w:autoSpaceDE w:val="0"/>
-              <w:autoSpaceDN w:val="0"/>
-              <w:adjustRightInd w:val="0"/>
-              <w:spacing w:line="360" w:lineRule="exact"/>
-              <w:ind w:left="743" w:right="-112" w:hanging="743"/>
-              <w:rPr>
-                <w:sz w:val="28"/>
-                <w:szCs w:val="24"/>
-              </w:rPr>
-            </w:pPr>
-            <w:r>
-              <w:rPr>
-                <w:sz w:val="28"/>
-                <w:szCs w:val="24"/>
-              </w:rPr>
-              <w:t>5.1 Назначение и условия применения программы</w:t>
-            </w:r>
-            <w:proofErr w:type="gramStart"/>
-            <w:r>
-              <w:rPr>
-                <w:sz w:val="28"/>
-                <w:szCs w:val="24"/>
-              </w:rPr>
-              <w:t xml:space="preserve"> .</w:t>
-            </w:r>
-            <w:proofErr w:type="gramEnd"/>
-            <w:r>
-              <w:rPr>
-                <w:sz w:val="28"/>
-                <w:szCs w:val="24"/>
-              </w:rPr>
-              <w:t>…….………………….....</w:t>
-            </w:r>
-            <w:r>
-              <w:rPr>
-                <w:sz w:val="28"/>
-                <w:szCs w:val="24"/>
-              </w:rPr>
-              <w:t>......</w:t>
-            </w:r>
-          </w:p>
-        </w:tc>
-        <w:tc>
-          <w:tcPr>
-            <w:tcW w:w="992" w:type="dxa"/>
-            <w:vAlign w:val="bottom"/>
-          </w:tcPr>
-          <w:p>
-            <w:pPr>
-              <w:tabs>
-                <w:tab w:val="left" w:pos="9498"/>
-              </w:tabs>
-              <w:autoSpaceDE w:val="0"/>
-              <w:autoSpaceDN w:val="0"/>
-              <w:adjustRightInd w:val="0"/>
-              <w:spacing w:line="360" w:lineRule="exact"/>
-              <w:ind w:right="283" w:hanging="279"/>
-              <w:jc w:val="center"/>
-              <w:rPr>
-                <w:sz w:val="28"/>
-                <w:szCs w:val="24"/>
-              </w:rPr>
-            </w:pPr>
-            <w:r>
-              <w:rPr>
-                <w:sz w:val="28"/>
-                <w:szCs w:val="24"/>
-              </w:rPr>
-              <w:t>32</w:t>
-            </w:r>
-          </w:p>
-        </w:tc>
-      </w:tr>
-      <w:tr>
-        <w:tc>
-          <w:tcPr>
-            <w:tcW w:w="9748" w:type="dxa"/>
-            <w:vAlign w:val="bottom"/>
-          </w:tcPr>
-          <w:p>
-            <w:pPr>
-              <w:tabs>
-                <w:tab w:val="left" w:pos="9498"/>
-              </w:tabs>
-              <w:autoSpaceDE w:val="0"/>
-              <w:autoSpaceDN w:val="0"/>
-              <w:adjustRightInd w:val="0"/>
-              <w:spacing w:line="360" w:lineRule="exact"/>
-              <w:ind w:left="743" w:right="-112" w:hanging="743"/>
-              <w:rPr>
-                <w:sz w:val="28"/>
-                <w:szCs w:val="24"/>
-              </w:rPr>
-            </w:pPr>
-            <w:r>
-              <w:rPr>
-                <w:sz w:val="28"/>
-                <w:szCs w:val="24"/>
-              </w:rPr>
-              <w:t xml:space="preserve">5.2 </w:t>
-            </w:r>
-            <w:r>
-              <w:rPr>
-                <w:sz w:val="28"/>
-                <w:szCs w:val="24"/>
-              </w:rPr>
-              <w:t>Инсталляция</w:t>
-            </w:r>
-            <w:r>
-              <w:rPr>
-                <w:sz w:val="28"/>
-                <w:szCs w:val="24"/>
-              </w:rPr>
-              <w:t>……………</w:t>
-            </w:r>
-            <w:r>
-              <w:rPr>
-                <w:sz w:val="28"/>
-                <w:szCs w:val="24"/>
-              </w:rPr>
-              <w:t>……………………………………</w:t>
-            </w:r>
-            <w:r>
-              <w:rPr>
-                <w:sz w:val="28"/>
-                <w:szCs w:val="24"/>
-              </w:rPr>
-              <w:t>………………</w:t>
-            </w:r>
-            <w:r>
-              <w:rPr>
-                <w:sz w:val="28"/>
-                <w:szCs w:val="24"/>
-              </w:rPr>
-              <w:t>……</w:t>
-            </w:r>
-          </w:p>
-        </w:tc>
-        <w:tc>
-          <w:tcPr>
-            <w:tcW w:w="992" w:type="dxa"/>
-            <w:vAlign w:val="bottom"/>
-          </w:tcPr>
-          <w:p>
-            <w:pPr>
-              <w:tabs>
-                <w:tab w:val="left" w:pos="9498"/>
-              </w:tabs>
-              <w:autoSpaceDE w:val="0"/>
-              <w:autoSpaceDN w:val="0"/>
-              <w:adjustRightInd w:val="0"/>
-              <w:spacing w:line="360" w:lineRule="exact"/>
-              <w:ind w:right="283" w:hanging="279"/>
-              <w:jc w:val="center"/>
-              <w:rPr>
-                <w:sz w:val="28"/>
-                <w:szCs w:val="24"/>
-              </w:rPr>
-            </w:pPr>
-            <w:r>
-              <w:rPr>
-                <w:sz w:val="28"/>
-                <w:szCs w:val="24"/>
-              </w:rPr>
-              <w:t>32</w:t>
-            </w:r>
-          </w:p>
-        </w:tc>
-      </w:tr>
-      <w:tr>
-        <w:tc>
-          <w:tcPr>
-            <w:tcW w:w="9748" w:type="dxa"/>
-            <w:vAlign w:val="bottom"/>
-          </w:tcPr>
-          <w:p>
-            <w:pPr>
-              <w:tabs>
-                <w:tab w:val="left" w:pos="9498"/>
-              </w:tabs>
-              <w:autoSpaceDE w:val="0"/>
-              <w:autoSpaceDN w:val="0"/>
-              <w:adjustRightInd w:val="0"/>
-              <w:spacing w:line="360" w:lineRule="exact"/>
-              <w:ind w:left="743" w:right="-112" w:hanging="743"/>
-              <w:rPr>
-                <w:sz w:val="28"/>
-                <w:szCs w:val="24"/>
-              </w:rPr>
-            </w:pPr>
-            <w:r>
-              <w:rPr>
-                <w:sz w:val="28"/>
-                <w:szCs w:val="24"/>
-              </w:rPr>
-              <w:t xml:space="preserve">5.3 </w:t>
-            </w:r>
-            <w:r>
-              <w:rPr>
-                <w:sz w:val="28"/>
-                <w:szCs w:val="24"/>
-              </w:rPr>
-              <w:t>Сообщения системы</w:t>
-            </w:r>
-            <w:r>
-              <w:rPr>
-                <w:sz w:val="28"/>
-                <w:szCs w:val="24"/>
-              </w:rPr>
-              <w:t>……….…</w:t>
-            </w:r>
-            <w:r>
-              <w:rPr>
-                <w:sz w:val="28"/>
-                <w:szCs w:val="24"/>
-              </w:rPr>
-              <w:t>…………………………………….........</w:t>
-            </w:r>
-            <w:r>
-              <w:rPr>
-                <w:sz w:val="28"/>
-                <w:szCs w:val="24"/>
-              </w:rPr>
-              <w:t>......</w:t>
-            </w:r>
-            <w:r>
-              <w:rPr>
-                <w:sz w:val="28"/>
-                <w:szCs w:val="24"/>
-              </w:rPr>
-              <w:t>.......</w:t>
-            </w:r>
-          </w:p>
-        </w:tc>
-        <w:tc>
-          <w:tcPr>
-            <w:tcW w:w="992" w:type="dxa"/>
-            <w:vAlign w:val="bottom"/>
-          </w:tcPr>
-          <w:p>
-            <w:pPr>
-              <w:tabs>
-                <w:tab w:val="left" w:pos="9498"/>
-              </w:tabs>
-              <w:autoSpaceDE w:val="0"/>
-              <w:autoSpaceDN w:val="0"/>
-              <w:adjustRightInd w:val="0"/>
-              <w:spacing w:line="360" w:lineRule="exact"/>
-              <w:ind w:right="283" w:hanging="279"/>
-              <w:jc w:val="center"/>
-              <w:rPr>
-                <w:sz w:val="28"/>
-                <w:szCs w:val="24"/>
-              </w:rPr>
-            </w:pPr>
-            <w:r>
-              <w:rPr>
-                <w:sz w:val="28"/>
-                <w:szCs w:val="24"/>
-              </w:rPr>
-              <w:t>36</w:t>
-            </w:r>
-          </w:p>
-        </w:tc>
-      </w:tr>
-      <w:tr>
-        <w:tc>
-          <w:tcPr>
-            <w:tcW w:w="9748" w:type="dxa"/>
-            <w:vAlign w:val="bottom"/>
-          </w:tcPr>
-          <w:p>
-            <w:pPr>
-              <w:tabs>
-                <w:tab w:val="left" w:pos="9498"/>
-              </w:tabs>
-              <w:autoSpaceDE w:val="0"/>
-              <w:autoSpaceDN w:val="0"/>
-              <w:adjustRightInd w:val="0"/>
-              <w:spacing w:line="360" w:lineRule="exact"/>
-              <w:ind w:left="743" w:right="-112" w:hanging="743"/>
-              <w:rPr>
-                <w:sz w:val="28"/>
-                <w:szCs w:val="24"/>
-              </w:rPr>
-            </w:pPr>
-            <w:r>
-              <w:rPr>
-                <w:sz w:val="28"/>
-                <w:szCs w:val="24"/>
-              </w:rPr>
-              <w:t>5.4 Выполнение программы</w:t>
-            </w:r>
-            <w:r>
-              <w:rPr>
-                <w:sz w:val="28"/>
-                <w:szCs w:val="24"/>
-              </w:rPr>
-              <w:t>……………………………………………………</w:t>
-            </w:r>
-            <w:r>
-              <w:rPr>
-                <w:sz w:val="28"/>
-                <w:szCs w:val="24"/>
-              </w:rPr>
-              <w:t>……</w:t>
-            </w:r>
-          </w:p>
-        </w:tc>
-        <w:tc>
-          <w:tcPr>
-            <w:tcW w:w="992" w:type="dxa"/>
-            <w:vAlign w:val="bottom"/>
-          </w:tcPr>
-          <w:p>
-            <w:pPr>
-              <w:tabs>
-                <w:tab w:val="left" w:pos="9498"/>
-              </w:tabs>
-              <w:autoSpaceDE w:val="0"/>
-              <w:autoSpaceDN w:val="0"/>
-              <w:adjustRightInd w:val="0"/>
-              <w:spacing w:line="360" w:lineRule="exact"/>
-              <w:ind w:right="283" w:hanging="279"/>
-              <w:jc w:val="center"/>
-              <w:rPr>
-                <w:sz w:val="28"/>
-                <w:szCs w:val="24"/>
-              </w:rPr>
-            </w:pPr>
-          </w:p>
-        </w:tc>
-      </w:tr>
-      <w:tr>
-        <w:tc>
-          <w:tcPr>
-            <w:tcW w:w="9748" w:type="dxa"/>
-            <w:vAlign w:val="bottom"/>
-          </w:tcPr>
-          <w:p>
-            <w:pPr>
-              <w:tabs>
-                <w:tab w:val="left" w:pos="9498"/>
-              </w:tabs>
-              <w:autoSpaceDE w:val="0"/>
-              <w:autoSpaceDN w:val="0"/>
-              <w:adjustRightInd w:val="0"/>
-              <w:spacing w:line="360" w:lineRule="exact"/>
-              <w:ind w:left="743" w:right="-112" w:hanging="743"/>
-              <w:rPr>
-                <w:sz w:val="28"/>
-                <w:szCs w:val="24"/>
-              </w:rPr>
-            </w:pPr>
-            <w:r>
-              <w:rPr>
-                <w:sz w:val="28"/>
-                <w:szCs w:val="24"/>
-              </w:rPr>
-              <w:t xml:space="preserve">6 Охрана труда, </w:t>
-            </w:r>
-            <w:proofErr w:type="spellStart"/>
-            <w:r>
-              <w:rPr>
-                <w:sz w:val="28"/>
-                <w:szCs w:val="24"/>
-              </w:rPr>
-              <w:t>энерго</w:t>
-            </w:r>
-            <w:proofErr w:type="spellEnd"/>
-            <w:r>
-              <w:rPr>
-                <w:sz w:val="28"/>
-                <w:szCs w:val="24"/>
-              </w:rPr>
-              <w:t>- и ресурсосбережение</w:t>
-            </w:r>
-            <w:r>
-              <w:rPr>
-                <w:sz w:val="28"/>
-                <w:szCs w:val="24"/>
-              </w:rPr>
-              <w:t>……………………………</w:t>
-            </w:r>
-            <w:r>
-              <w:rPr>
-                <w:sz w:val="28"/>
-                <w:szCs w:val="24"/>
-              </w:rPr>
-              <w:t>..</w:t>
-            </w:r>
-            <w:r>
-              <w:rPr>
-                <w:sz w:val="28"/>
-                <w:szCs w:val="24"/>
-              </w:rPr>
-              <w:t>…</w:t>
-            </w:r>
-            <w:r>
-              <w:rPr>
-                <w:sz w:val="28"/>
-                <w:szCs w:val="24"/>
-              </w:rPr>
-              <w:t>……</w:t>
-            </w:r>
-          </w:p>
-        </w:tc>
-        <w:tc>
-          <w:tcPr>
-            <w:tcW w:w="992" w:type="dxa"/>
-            <w:vAlign w:val="bottom"/>
-          </w:tcPr>
-          <w:p>
-            <w:pPr>
-              <w:tabs>
-                <w:tab w:val="left" w:pos="9498"/>
-              </w:tabs>
-              <w:autoSpaceDE w:val="0"/>
-              <w:autoSpaceDN w:val="0"/>
-              <w:adjustRightInd w:val="0"/>
-              <w:spacing w:line="360" w:lineRule="exact"/>
-              <w:ind w:right="283" w:hanging="279"/>
-              <w:jc w:val="center"/>
-              <w:rPr>
-                <w:sz w:val="28"/>
-                <w:szCs w:val="24"/>
-              </w:rPr>
-            </w:pPr>
-            <w:r>
-              <w:rPr>
-                <w:sz w:val="28"/>
-                <w:szCs w:val="24"/>
-              </w:rPr>
-              <w:t>42</w:t>
-            </w:r>
-          </w:p>
-        </w:tc>
-      </w:tr>
-      <w:tr>
-        <w:tc>
-          <w:tcPr>
-            <w:tcW w:w="9748" w:type="dxa"/>
-            <w:vAlign w:val="bottom"/>
-          </w:tcPr>
-          <w:p>
-            <w:pPr>
-              <w:spacing w:line="360" w:lineRule="exact"/>
-              <w:jc w:val="both"/>
-              <w:rPr>
-                <w:sz w:val="28"/>
-                <w:szCs w:val="24"/>
-              </w:rPr>
-            </w:pPr>
-            <w:r>
-              <w:rPr>
-                <w:sz w:val="28"/>
-                <w:szCs w:val="24"/>
-              </w:rPr>
-              <w:t xml:space="preserve">6.1 </w:t>
-            </w:r>
-            <w:r>
-              <w:rPr>
-                <w:sz w:val="28"/>
-                <w:szCs w:val="28"/>
-              </w:rPr>
-              <w:t>Правовые, нормативные, социально-экономические и организационные в</w:t>
-            </w:r>
-            <w:r>
-              <w:rPr>
-                <w:sz w:val="28"/>
-                <w:szCs w:val="28"/>
-              </w:rPr>
-              <w:t>о</w:t>
-            </w:r>
-            <w:r>
-              <w:rPr>
-                <w:sz w:val="28"/>
-                <w:szCs w:val="28"/>
-              </w:rPr>
-              <w:t>просы охраны труда</w:t>
-            </w:r>
-            <w:r>
-              <w:rPr>
-                <w:sz w:val="28"/>
-                <w:szCs w:val="24"/>
-              </w:rPr>
-              <w:t>……..………………</w:t>
-            </w:r>
-            <w:r>
-              <w:rPr>
-                <w:sz w:val="28"/>
-                <w:szCs w:val="24"/>
-              </w:rPr>
-              <w:t>………………………………</w:t>
-            </w:r>
-            <w:r>
-              <w:rPr>
-                <w:sz w:val="28"/>
-                <w:szCs w:val="24"/>
-              </w:rPr>
-              <w:t>…………..</w:t>
-            </w:r>
-          </w:p>
-        </w:tc>
-        <w:tc>
-          <w:tcPr>
-            <w:tcW w:w="992" w:type="dxa"/>
-            <w:vAlign w:val="bottom"/>
-          </w:tcPr>
-          <w:p>
-            <w:pPr>
-              <w:tabs>
-                <w:tab w:val="left" w:pos="9498"/>
-              </w:tabs>
-              <w:autoSpaceDE w:val="0"/>
-              <w:autoSpaceDN w:val="0"/>
-              <w:adjustRightInd w:val="0"/>
-              <w:spacing w:line="360" w:lineRule="exact"/>
-              <w:ind w:right="283" w:hanging="279"/>
-              <w:jc w:val="center"/>
-              <w:rPr>
-                <w:sz w:val="28"/>
-                <w:szCs w:val="24"/>
-              </w:rPr>
-            </w:pPr>
-            <w:r>
-              <w:rPr>
-                <w:sz w:val="28"/>
-                <w:szCs w:val="24"/>
-              </w:rPr>
-              <w:t>42</w:t>
-            </w:r>
-          </w:p>
-        </w:tc>
-      </w:tr>
-      <w:tr>
-        <w:tc>
-          <w:tcPr>
-            <w:tcW w:w="9748" w:type="dxa"/>
-            <w:vAlign w:val="bottom"/>
-          </w:tcPr>
-          <w:p>
-            <w:pPr>
-              <w:spacing w:line="360" w:lineRule="exact"/>
-              <w:jc w:val="both"/>
-              <w:rPr>
-                <w:sz w:val="28"/>
-                <w:szCs w:val="24"/>
-              </w:rPr>
-            </w:pPr>
-            <w:r>
-              <w:rPr>
-                <w:sz w:val="28"/>
-                <w:szCs w:val="24"/>
-              </w:rPr>
-              <w:t xml:space="preserve">6.2 </w:t>
-            </w:r>
-            <w:r>
-              <w:rPr>
-                <w:sz w:val="28"/>
-                <w:szCs w:val="28"/>
-              </w:rPr>
-              <w:t>Эргономические основы безопасного труда</w:t>
-            </w:r>
-            <w:r>
-              <w:rPr>
-                <w:sz w:val="28"/>
-                <w:szCs w:val="24"/>
-              </w:rPr>
-              <w:t>…………………</w:t>
-            </w:r>
-            <w:r>
-              <w:rPr>
-                <w:sz w:val="28"/>
-                <w:szCs w:val="24"/>
-              </w:rPr>
-              <w:t>…………</w:t>
-            </w:r>
-            <w:r>
-              <w:rPr>
-                <w:sz w:val="28"/>
-                <w:szCs w:val="24"/>
-              </w:rPr>
-              <w:t>……...</w:t>
-            </w:r>
-          </w:p>
-        </w:tc>
-        <w:tc>
-          <w:tcPr>
-            <w:tcW w:w="992" w:type="dxa"/>
-            <w:vAlign w:val="bottom"/>
-          </w:tcPr>
-          <w:p>
-            <w:pPr>
-              <w:tabs>
-                <w:tab w:val="left" w:pos="9498"/>
-              </w:tabs>
-              <w:autoSpaceDE w:val="0"/>
-              <w:autoSpaceDN w:val="0"/>
-              <w:adjustRightInd w:val="0"/>
-              <w:spacing w:line="360" w:lineRule="exact"/>
-              <w:ind w:right="283" w:hanging="279"/>
-              <w:jc w:val="center"/>
-              <w:rPr>
-                <w:sz w:val="28"/>
-                <w:szCs w:val="24"/>
-              </w:rPr>
-            </w:pPr>
-            <w:r>
-              <w:rPr>
-                <w:sz w:val="28"/>
-                <w:szCs w:val="24"/>
-              </w:rPr>
-              <w:t>45</w:t>
-            </w:r>
-          </w:p>
-        </w:tc>
-      </w:tr>
-      <w:tr>
-        <w:tblPrEx>
-          <w:tblBorders>
-            <w:top w:val="single" w:sz="4" w:space="0" w:color="auto"/>
-            <w:left w:val="single" w:sz="4" w:space="0" w:color="auto"/>
-            <w:bottom w:val="single" w:sz="4" w:space="0" w:color="auto"/>
-            <w:right w:val="single" w:sz="4" w:space="0" w:color="auto"/>
-            <w:insideH w:val="single" w:sz="4" w:space="0" w:color="auto"/>
-            <w:insideV w:val="single" w:sz="4" w:space="0" w:color="auto"/>
-          </w:tblBorders>
-        </w:tblPrEx>
-        <w:tc>
-          <w:tcPr>
-            <w:tcW w:w="9748" w:type="dxa"/>
-            <w:tcBorders>
-              <w:top w:val="nil"/>
-              <w:left w:val="nil"/>
-              <w:bottom w:val="nil"/>
-              <w:right w:val="nil"/>
-            </w:tcBorders>
-          </w:tcPr>
-          <w:p>
-            <w:pPr>
-              <w:spacing w:line="360" w:lineRule="exact"/>
-              <w:jc w:val="both"/>
-              <w:rPr>
-                <w:sz w:val="28"/>
-                <w:szCs w:val="28"/>
-              </w:rPr>
-            </w:pPr>
-            <w:r>
-              <w:rPr>
-                <w:sz w:val="28"/>
-                <w:szCs w:val="28"/>
-              </w:rPr>
-              <w:t>6.3 Электробезопасность</w:t>
-            </w:r>
-            <w:r>
-              <w:rPr>
-                <w:sz w:val="28"/>
-                <w:szCs w:val="24"/>
-              </w:rPr>
-              <w:t xml:space="preserve"> ...…………………….................................</w:t>
-            </w:r>
-            <w:r>
-              <w:rPr>
-                <w:sz w:val="28"/>
-                <w:szCs w:val="24"/>
-              </w:rPr>
-              <w:t>............</w:t>
-            </w:r>
-            <w:r>
-              <w:rPr>
-                <w:sz w:val="28"/>
-                <w:szCs w:val="24"/>
-              </w:rPr>
-              <w:t>........</w:t>
-            </w:r>
-          </w:p>
-        </w:tc>
-        <w:tc>
-          <w:tcPr>
-            <w:tcW w:w="992" w:type="dxa"/>
-            <w:tcBorders>
-              <w:top w:val="nil"/>
-              <w:left w:val="nil"/>
-              <w:bottom w:val="nil"/>
-              <w:right w:val="nil"/>
-            </w:tcBorders>
-          </w:tcPr>
-          <w:p>
-            <w:pPr>
-              <w:tabs>
-                <w:tab w:val="left" w:pos="9498"/>
-              </w:tabs>
-              <w:autoSpaceDE w:val="0"/>
-              <w:autoSpaceDN w:val="0"/>
-              <w:adjustRightInd w:val="0"/>
-              <w:spacing w:line="360" w:lineRule="exact"/>
-              <w:ind w:right="283" w:hanging="279"/>
-              <w:jc w:val="center"/>
-              <w:rPr>
-                <w:sz w:val="28"/>
-                <w:szCs w:val="24"/>
-              </w:rPr>
-            </w:pPr>
-            <w:r>
-              <w:rPr>
-                <w:sz w:val="28"/>
-                <w:szCs w:val="24"/>
-              </w:rPr>
-              <w:t>45</w:t>
-            </w:r>
-          </w:p>
-        </w:tc>
-      </w:tr>
-      <w:tr>
-        <w:tblPrEx>
-          <w:tblBorders>
-            <w:top w:val="single" w:sz="4" w:space="0" w:color="auto"/>
-            <w:left w:val="single" w:sz="4" w:space="0" w:color="auto"/>
-            <w:bottom w:val="single" w:sz="4" w:space="0" w:color="auto"/>
-            <w:right w:val="single" w:sz="4" w:space="0" w:color="auto"/>
-            <w:insideH w:val="single" w:sz="4" w:space="0" w:color="auto"/>
-            <w:insideV w:val="single" w:sz="4" w:space="0" w:color="auto"/>
-          </w:tblBorders>
-        </w:tblPrEx>
-        <w:tc>
-          <w:tcPr>
-            <w:tcW w:w="9748" w:type="dxa"/>
-            <w:tcBorders>
-              <w:top w:val="nil"/>
-              <w:left w:val="nil"/>
-              <w:bottom w:val="nil"/>
-              <w:right w:val="nil"/>
-            </w:tcBorders>
-          </w:tcPr>
-          <w:p>
-            <w:pPr>
-              <w:spacing w:line="360" w:lineRule="exact"/>
-              <w:jc w:val="both"/>
-              <w:rPr>
-                <w:sz w:val="28"/>
-                <w:szCs w:val="24"/>
-              </w:rPr>
-            </w:pPr>
-            <w:r>
-              <w:rPr>
-                <w:sz w:val="28"/>
-                <w:szCs w:val="28"/>
-              </w:rPr>
-              <w:t>6.4 Соблюдение требований производственной санитарии</w:t>
-            </w:r>
-            <w:r>
-              <w:rPr>
-                <w:sz w:val="28"/>
-                <w:szCs w:val="24"/>
-              </w:rPr>
-              <w:t xml:space="preserve"> …………..……</w:t>
-            </w:r>
-            <w:r>
-              <w:rPr>
-                <w:sz w:val="28"/>
-                <w:szCs w:val="24"/>
-              </w:rPr>
-              <w:t>…….</w:t>
-            </w:r>
-          </w:p>
-        </w:tc>
-        <w:tc>
-          <w:tcPr>
-            <w:tcW w:w="992" w:type="dxa"/>
-            <w:tcBorders>
-              <w:top w:val="nil"/>
-              <w:left w:val="nil"/>
-              <w:bottom w:val="nil"/>
-              <w:right w:val="nil"/>
-            </w:tcBorders>
-          </w:tcPr>
-          <w:p>
-            <w:pPr>
-              <w:tabs>
-                <w:tab w:val="left" w:pos="9498"/>
-              </w:tabs>
-              <w:autoSpaceDE w:val="0"/>
-              <w:autoSpaceDN w:val="0"/>
-              <w:adjustRightInd w:val="0"/>
-              <w:spacing w:line="360" w:lineRule="exact"/>
-              <w:ind w:right="283" w:hanging="279"/>
-              <w:jc w:val="center"/>
-              <w:rPr>
-                <w:sz w:val="28"/>
-                <w:szCs w:val="24"/>
-              </w:rPr>
-            </w:pPr>
-            <w:r>
-              <w:rPr>
-                <w:sz w:val="28"/>
-                <w:szCs w:val="24"/>
-              </w:rPr>
-              <w:t>46</w:t>
-            </w:r>
-          </w:p>
-        </w:tc>
-      </w:tr>
-      <w:tr>
-        <w:tblPrEx>
-          <w:tblBorders>
-            <w:top w:val="single" w:sz="4" w:space="0" w:color="auto"/>
-            <w:left w:val="single" w:sz="4" w:space="0" w:color="auto"/>
-            <w:bottom w:val="single" w:sz="4" w:space="0" w:color="auto"/>
-            <w:right w:val="single" w:sz="4" w:space="0" w:color="auto"/>
-            <w:insideH w:val="single" w:sz="4" w:space="0" w:color="auto"/>
-            <w:insideV w:val="single" w:sz="4" w:space="0" w:color="auto"/>
-          </w:tblBorders>
-        </w:tblPrEx>
-        <w:tc>
-          <w:tcPr>
-            <w:tcW w:w="9748" w:type="dxa"/>
-            <w:tcBorders>
-              <w:top w:val="nil"/>
-              <w:left w:val="nil"/>
-              <w:bottom w:val="nil"/>
-              <w:right w:val="nil"/>
-            </w:tcBorders>
-          </w:tcPr>
-          <w:p>
-            <w:pPr>
-              <w:spacing w:line="360" w:lineRule="exact"/>
-              <w:jc w:val="both"/>
-              <w:rPr>
-                <w:sz w:val="28"/>
-                <w:szCs w:val="24"/>
-              </w:rPr>
-            </w:pPr>
-            <w:r>
-              <w:rPr>
-                <w:sz w:val="28"/>
-                <w:szCs w:val="28"/>
-              </w:rPr>
-              <w:t>6.5 Пожарная безопасность</w:t>
-            </w:r>
-            <w:r>
-              <w:rPr>
-                <w:sz w:val="28"/>
-                <w:szCs w:val="24"/>
-              </w:rPr>
-              <w:t>………………………….………..…………</w:t>
-            </w:r>
-            <w:r>
-              <w:rPr>
-                <w:sz w:val="28"/>
-                <w:szCs w:val="24"/>
-              </w:rPr>
-              <w:t>……</w:t>
-            </w:r>
-            <w:r>
-              <w:rPr>
-                <w:sz w:val="28"/>
-                <w:szCs w:val="24"/>
-              </w:rPr>
-              <w:t>…….</w:t>
-            </w:r>
-          </w:p>
-        </w:tc>
-        <w:tc>
-          <w:tcPr>
-            <w:tcW w:w="992" w:type="dxa"/>
-            <w:tcBorders>
-              <w:top w:val="nil"/>
-              <w:left w:val="nil"/>
-              <w:bottom w:val="nil"/>
-              <w:right w:val="nil"/>
-            </w:tcBorders>
-          </w:tcPr>
-          <w:p>
-            <w:pPr>
-              <w:tabs>
-                <w:tab w:val="left" w:pos="9498"/>
-              </w:tabs>
-              <w:autoSpaceDE w:val="0"/>
-              <w:autoSpaceDN w:val="0"/>
-              <w:adjustRightInd w:val="0"/>
-              <w:spacing w:line="360" w:lineRule="exact"/>
-              <w:ind w:right="283" w:hanging="279"/>
-              <w:jc w:val="center"/>
-              <w:rPr>
-                <w:sz w:val="28"/>
-                <w:szCs w:val="24"/>
-              </w:rPr>
-            </w:pPr>
-            <w:r>
-              <w:rPr>
-                <w:sz w:val="28"/>
-                <w:szCs w:val="24"/>
-              </w:rPr>
-              <w:t>48</w:t>
-            </w:r>
-          </w:p>
-        </w:tc>
-      </w:tr>
-      <w:tr>
-        <w:tblPrEx>
-          <w:tblBorders>
-            <w:top w:val="single" w:sz="4" w:space="0" w:color="auto"/>
-            <w:left w:val="single" w:sz="4" w:space="0" w:color="auto"/>
-            <w:bottom w:val="single" w:sz="4" w:space="0" w:color="auto"/>
-            <w:right w:val="single" w:sz="4" w:space="0" w:color="auto"/>
-            <w:insideH w:val="single" w:sz="4" w:space="0" w:color="auto"/>
-            <w:insideV w:val="single" w:sz="4" w:space="0" w:color="auto"/>
-          </w:tblBorders>
-        </w:tblPrEx>
-        <w:tc>
-          <w:tcPr>
-            <w:tcW w:w="9748" w:type="dxa"/>
-            <w:tcBorders>
-              <w:top w:val="nil"/>
-              <w:left w:val="nil"/>
-              <w:bottom w:val="nil"/>
-              <w:right w:val="nil"/>
-            </w:tcBorders>
-          </w:tcPr>
-          <w:p>
-            <w:pPr>
-              <w:spacing w:line="360" w:lineRule="exact"/>
-              <w:jc w:val="both"/>
-              <w:rPr>
-                <w:sz w:val="28"/>
-                <w:szCs w:val="24"/>
-              </w:rPr>
-            </w:pPr>
-            <w:r>
-              <w:rPr>
-                <w:sz w:val="28"/>
-                <w:szCs w:val="28"/>
-              </w:rPr>
-              <w:t xml:space="preserve">6.6 Охрана окружающей среды, </w:t>
-            </w:r>
-            <w:proofErr w:type="spellStart"/>
-            <w:r>
-              <w:rPr>
-                <w:sz w:val="28"/>
-                <w:szCs w:val="28"/>
-              </w:rPr>
-              <w:t>энерго</w:t>
-            </w:r>
-            <w:proofErr w:type="spellEnd"/>
-            <w:r>
-              <w:rPr>
-                <w:sz w:val="28"/>
-                <w:szCs w:val="28"/>
-              </w:rPr>
-              <w:t>- и ресурсосбережение</w:t>
-            </w:r>
-            <w:r>
-              <w:rPr>
-                <w:sz w:val="28"/>
-                <w:szCs w:val="24"/>
-              </w:rPr>
-              <w:t xml:space="preserve"> </w:t>
-            </w:r>
-            <w:r>
-              <w:rPr>
-                <w:sz w:val="28"/>
-                <w:szCs w:val="24"/>
-              </w:rPr>
-              <w:t>……...</w:t>
-            </w:r>
-            <w:r>
-              <w:rPr>
-                <w:sz w:val="28"/>
-                <w:szCs w:val="24"/>
-              </w:rPr>
-              <w:t>..........</w:t>
-            </w:r>
-            <w:r>
-              <w:rPr>
-                <w:sz w:val="28"/>
-                <w:szCs w:val="24"/>
-              </w:rPr>
-              <w:t>.....</w:t>
-            </w:r>
-            <w:r>
-              <w:rPr>
-                <w:sz w:val="28"/>
-                <w:szCs w:val="24"/>
-              </w:rPr>
-              <w:t>.</w:t>
-            </w:r>
-          </w:p>
-        </w:tc>
-        <w:tc>
-          <w:tcPr>
-            <w:tcW w:w="992" w:type="dxa"/>
-            <w:tcBorders>
-              <w:top w:val="nil"/>
-              <w:left w:val="nil"/>
-              <w:bottom w:val="nil"/>
-              <w:right w:val="nil"/>
-            </w:tcBorders>
-          </w:tcPr>
-          <w:p>
-            <w:pPr>
-              <w:tabs>
-                <w:tab w:val="left" w:pos="9498"/>
-              </w:tabs>
-              <w:autoSpaceDE w:val="0"/>
-              <w:autoSpaceDN w:val="0"/>
-              <w:adjustRightInd w:val="0"/>
-              <w:spacing w:line="360" w:lineRule="exact"/>
-              <w:ind w:right="283" w:hanging="279"/>
-              <w:jc w:val="center"/>
-              <w:rPr>
-                <w:sz w:val="28"/>
-                <w:szCs w:val="24"/>
-              </w:rPr>
-            </w:pPr>
-            <w:r>
-              <w:rPr>
-                <w:sz w:val="28"/>
-                <w:szCs w:val="24"/>
-              </w:rPr>
-              <w:t>49</w:t>
+              <w:t>8</w:t>
             </w:r>
           </w:p>
         </w:tc>
@@ -2517,14 +1809,44 @@
                 <w:sz w:val="28"/>
                 <w:szCs w:val="24"/>
               </w:rPr>
-              <w:t>7 Экономический раздел………………………………………………………</w:t>
+              <w:t>Приложение А</w:t>
             </w:r>
             <w:r>
               <w:rPr>
                 <w:sz w:val="28"/>
                 <w:szCs w:val="24"/>
               </w:rPr>
-              <w:t>……..</w:t>
+              <w:t xml:space="preserve"> </w:t>
+            </w:r>
+            <w:r>
+              <w:rPr>
+                <w:sz w:val="28"/>
+                <w:szCs w:val="24"/>
+              </w:rPr>
+              <w:t xml:space="preserve">Модульная сетка для </w:t>
+            </w:r>
+            <w:proofErr w:type="spellStart"/>
+            <w:r>
+              <w:rPr>
+                <w:sz w:val="28"/>
+                <w:szCs w:val="24"/>
+              </w:rPr>
+              <w:t>desktop</w:t>
+            </w:r>
+            <w:proofErr w:type="spellEnd"/>
+            <w:r>
+              <w:rPr>
+                <w:sz w:val="28"/>
+                <w:szCs w:val="24"/>
+              </w:rPr>
+              <w:t>-верси</w:t>
+            </w:r>
+            <w:r>
+              <w:rPr>
+                <w:sz w:val="28"/>
+                <w:szCs w:val="24"/>
+              </w:rPr>
+              <w:t>и</w:t>
             </w:r>
           </w:p>
         </w:tc>
@@ -2554,13 +1876,6 @@
                 <w:szCs w:val="24"/>
               </w:rPr>
             </w:pPr>
-            <w:r>
-              <w:rPr>
-                <w:sz w:val="28"/>
-                <w:szCs w:val="24"/>
-              </w:rPr>
-              <w:t>51</w:t>
-            </w:r>
           </w:p>
         </w:tc>
       </w:tr>
@@ -2605,14 +1920,21 @@
                 <w:sz w:val="28"/>
                 <w:szCs w:val="24"/>
               </w:rPr>
-              <w:t>Заключение……………………………………………………………………...</w:t>
+              <w:t>Приложение Б</w:t>
             </w:r>
             <w:r>
               <w:rPr>
                 <w:sz w:val="28"/>
                 <w:szCs w:val="24"/>
               </w:rPr>
-              <w:t>........</w:t>
+              <w:t xml:space="preserve"> </w:t>
+            </w:r>
+            <w:r>
+              <w:rPr>
+                <w:sz w:val="28"/>
+                <w:szCs w:val="24"/>
+              </w:rPr>
+              <w:t>Листинг ручной верстки</w:t>
             </w:r>
           </w:p>
         </w:tc>
@@ -2642,13 +1964,6 @@
                 <w:szCs w:val="24"/>
               </w:rPr>
             </w:pPr>
-            <w:r>
-              <w:rPr>
-                <w:sz w:val="28"/>
-                <w:szCs w:val="24"/>
-              </w:rPr>
-              <w:t>63</w:t>
-            </w:r>
           </w:p>
         </w:tc>
       </w:tr>
@@ -2693,14 +2008,21 @@
                 <w:sz w:val="28"/>
                 <w:szCs w:val="24"/>
               </w:rPr>
-              <w:t>Список использованных источников…………………………………….........</w:t>
+              <w:t>Приложение В</w:t>
             </w:r>
             <w:r>
               <w:rPr>
                 <w:sz w:val="28"/>
                 <w:szCs w:val="24"/>
               </w:rPr>
-              <w:t>........</w:t>
+              <w:t xml:space="preserve"> </w:t>
+            </w:r>
+            <w:r>
+              <w:rPr>
+                <w:sz w:val="28"/>
+                <w:szCs w:val="24"/>
+              </w:rPr>
+              <w:t>Листинг верстки bootstrap5</w:t>
             </w:r>
           </w:p>
         </w:tc>
@@ -2723,20 +2045,12 @@
               <w:autoSpaceDN w:val="0"/>
               <w:adjustRightInd w:val="0"/>
               <w:spacing w:line="360" w:lineRule="exact"/>
-              <w:ind w:right="283" w:hanging="279"/>
-              <w:jc w:val="center"/>
+              <w:ind w:right="283"/>
               <w:rPr>
                 <w:sz w:val="28"/>
                 <w:szCs w:val="24"/>
               </w:rPr>
             </w:pPr>
-            <w:r>
-              <w:rPr>
-                <w:sz w:val="28"/>
-                <w:szCs w:val="24"/>
-              </w:rPr>
-              <w:t>65</w:t>
-            </w:r>
           </w:p>
         </w:tc>
       </w:tr>
@@ -2781,30 +2095,7 @@
                 <w:sz w:val="28"/>
                 <w:szCs w:val="24"/>
               </w:rPr>
-              <w:t>Приложение</w:t>
-            </w:r>
-            <w:proofErr w:type="gramStart"/>
-            <w:r>
-              <w:rPr>
-                <w:sz w:val="28"/>
-                <w:szCs w:val="24"/>
-              </w:rPr>
-              <w:t xml:space="preserve"> А</w:t>
-            </w:r>
-            <w:proofErr w:type="gramEnd"/>
-            <w:r>
-              <w:rPr>
-                <w:sz w:val="28"/>
-                <w:szCs w:val="24"/>
-              </w:rPr>
-              <w:t xml:space="preserve"> Листинг программы………………….………………..………</w:t>
-            </w:r>
-            <w:r>
-              <w:rPr>
-                <w:sz w:val="28"/>
-                <w:szCs w:val="24"/>
-              </w:rPr>
-              <w:t>…….</w:t>
+              <w:t>Приложение Г Тест-кейсы</w:t>
             </w:r>
           </w:p>
         </w:tc>
@@ -2834,21 +2125,17 @@
                 <w:szCs w:val="24"/>
               </w:rPr>
             </w:pPr>
-            <w:r>
-              <w:rPr>
-                <w:sz w:val="28"/>
-                <w:szCs w:val="24"/>
-              </w:rPr>
-              <w:t>67</w:t>
-            </w:r>
           </w:p>
         </w:tc>
       </w:tr>
     </w:tbl>
     <w:p>
-      <w:r>
-        <w:br w:type="page"/>
-      </w:r>
+      <w:pPr>
+        <w:rPr>
+          <w:b/>
+          <w:bCs/>
+        </w:rPr>
+      </w:pPr>
     </w:p>
     <w:p>
       <w:pPr>
@@ -2861,16 +2148,13 @@
       </w:pPr>
     </w:p>
     <w:p/>
-    <w:p>
-      <w:bookmarkStart w:id="0" w:name="_GoBack"/>
-      <w:bookmarkEnd w:id="0"/>
-    </w:p>
+    <w:p/>
     <w:sectPr>
-      <w:headerReference w:type="default" r:id="rId9"/>
-      <w:footerReference w:type="even" r:id="rId10"/>
-      <w:footerReference w:type="default" r:id="rId11"/>
-      <w:headerReference w:type="first" r:id="rId12"/>
-      <w:footerReference w:type="first" r:id="rId13"/>
+      <w:headerReference w:type="default" r:id="rId8"/>
+      <w:footerReference w:type="even" r:id="rId9"/>
+      <w:footerReference w:type="default" r:id="rId10"/>
+      <w:headerReference w:type="first" r:id="rId11"/>
+      <w:footerReference w:type="first" r:id="rId12"/>
       <w:pgSz w:w="11907" w:h="16839" w:code="9"/>
       <w:pgMar w:top="709" w:right="284" w:bottom="1985" w:left="1701" w:header="284" w:footer="720" w:gutter="0"/>
       <w:pgNumType w:start="4"/>
@@ -2883,7 +2167,7 @@
 </file>
 
 <file path=word/endnotes.xml><?xml version="1.0" encoding="utf-8"?>
-<w:endnotes xmlns:wpc="http://schemas.microsoft.com/office/word/2010/wordprocessingCanvas" xmlns:mc="http://schemas.openxmlformats.org/markup-compatibility/2006" xmlns:o="urn:schemas-microsoft-com:office:office" xmlns:r="http://schemas.openxmlformats.org/officeDocument/2006/relationships" xmlns:m="http://schemas.openxmlformats.org/officeDocument/2006/math" xmlns:v="urn:schemas-microsoft-com:vml" xmlns:wp14="http://schemas.microsoft.com/office/word/2010/wordprocessingDrawing" xmlns:wp="http://schemas.openxmlformats.org/drawingml/2006/wordprocessingDrawing" xmlns:w10="urn:schemas-microsoft-com:office:word" xmlns:w="http://schemas.openxmlformats.org/wordprocessingml/2006/main" xmlns:w14="http://schemas.microsoft.com/office/word/2010/wordml" xmlns:wpg="http://schemas.microsoft.com/office/word/2010/wordprocessingGroup" xmlns:wpi="http://schemas.microsoft.com/office/word/2010/wordprocessingInk" xmlns:wne="http://schemas.microsoft.com/office/word/2006/wordml" xmlns:wps="http://schemas.microsoft.com/office/word/2010/wordprocessingShape" mc:Ignorable="w14 wp14">
+<w:endnotes xmlns:wpc="http://schemas.microsoft.com/office/word/2010/wordprocessingCanvas" xmlns:cx="http://schemas.microsoft.com/office/drawing/2014/chartex" xmlns:cx1="http://schemas.microsoft.com/office/drawing/2015/9/8/chartex" xmlns:cx2="http://schemas.microsoft.com/office/drawing/2015/10/21/chartex" xmlns:cx3="http://schemas.microsoft.com/office/drawing/2016/5/9/chartex" xmlns:cx4="http://schemas.microsoft.com/office/drawing/2016/5/10/chartex" xmlns:cx5="http://schemas.microsoft.com/office/drawing/2016/5/11/chartex" xmlns:cx6="http://schemas.microsoft.com/office/drawing/2016/5/12/chartex" xmlns:cx7="http://schemas.microsoft.com/office/drawing/2016/5/13/chartex" xmlns:cx8="http://schemas.microsoft.com/office/drawing/2016/5/14/chartex" xmlns:mc="http://schemas.openxmlformats.org/markup-compatibility/2006" xmlns:aink="http://schemas.microsoft.com/office/drawing/2016/ink" xmlns:am3d="http://schemas.microsoft.com/office/drawing/2017/model3d" xmlns:o="urn:schemas-microsoft-com:office:office" xmlns:oel="http://schemas.microsoft.com/office/2019/extlst" xmlns:r="http://schemas.openxmlformats.org/officeDocument/2006/relationships" xmlns:m="http://schemas.openxmlformats.org/officeDocument/2006/math" xmlns:v="urn:schemas-microsoft-com:vml" xmlns:wp14="http://schemas.microsoft.com/office/word/2010/wordprocessingDrawing" xmlns:wp="http://schemas.openxmlformats.org/drawingml/2006/wordprocessingDrawing" xmlns:w10="urn:schemas-microsoft-com:office:word" xmlns:w="http://schemas.openxmlformats.org/wordprocessingml/2006/main" xmlns:w14="http://schemas.microsoft.com/office/word/2010/wordml" xmlns:w15="http://schemas.microsoft.com/office/word/2012/wordml" xmlns:w16cex="http://schemas.microsoft.com/office/word/2018/wordml/cex" xmlns:w16cid="http://schemas.microsoft.com/office/word/2016/wordml/cid" xmlns:w16="http://schemas.microsoft.com/office/word/2018/wordml" xmlns:w16du="http://schemas.microsoft.com/office/word/2023/wordml/word16du" xmlns:w16sdtdh="http://schemas.microsoft.com/office/word/2020/wordml/sdtdatahash" xmlns:w16sdtfl="http://schemas.microsoft.com/office/word/2024/wordml/sdtformatlock" xmlns:w16se="http://schemas.microsoft.com/office/word/2015/wordml/symex" xmlns:wpg="http://schemas.microsoft.com/office/word/2010/wordprocessingGroup" xmlns:wpi="http://schemas.microsoft.com/office/word/2010/wordprocessingInk" xmlns:wne="http://schemas.microsoft.com/office/word/2006/wordml" xmlns:wps="http://schemas.microsoft.com/office/word/2010/wordprocessingShape" mc:Ignorable="w14 w15 w16se w16cid w16 w16cex w16sdtdh w16sdtfl w16du wp14">
   <w:endnote w:type="separator" w:id="-1">
     <w:p>
       <w:r>
@@ -2902,7 +2186,7 @@
 </file>
 
 <file path=word/footer1.xml><?xml version="1.0" encoding="utf-8"?>
-<w:ftr xmlns:wpc="http://schemas.microsoft.com/office/word/2010/wordprocessingCanvas" xmlns:mc="http://schemas.openxmlformats.org/markup-compatibility/2006" xmlns:o="urn:schemas-microsoft-com:office:office" xmlns:r="http://schemas.openxmlformats.org/officeDocument/2006/relationships" xmlns:m="http://schemas.openxmlformats.org/officeDocument/2006/math" xmlns:v="urn:schemas-microsoft-com:vml" xmlns:wp14="http://schemas.microsoft.com/office/word/2010/wordprocessingDrawing" xmlns:wp="http://schemas.openxmlformats.org/drawingml/2006/wordprocessingDrawing" xmlns:w10="urn:schemas-microsoft-com:office:word" xmlns:w="http://schemas.openxmlformats.org/wordprocessingml/2006/main" xmlns:w14="http://schemas.microsoft.com/office/word/2010/wordml" xmlns:wpg="http://schemas.microsoft.com/office/word/2010/wordprocessingGroup" xmlns:wpi="http://schemas.microsoft.com/office/word/2010/wordprocessingInk" xmlns:wne="http://schemas.microsoft.com/office/word/2006/wordml" xmlns:wps="http://schemas.microsoft.com/office/word/2010/wordprocessingShape" mc:Ignorable="w14 wp14">
+<w:ftr xmlns:wpc="http://schemas.microsoft.com/office/word/2010/wordprocessingCanvas" xmlns:cx="http://schemas.microsoft.com/office/drawing/2014/chartex" xmlns:cx1="http://schemas.microsoft.com/office/drawing/2015/9/8/chartex" xmlns:cx2="http://schemas.microsoft.com/office/drawing/2015/10/21/chartex" xmlns:cx3="http://schemas.microsoft.com/office/drawing/2016/5/9/chartex" xmlns:cx4="http://schemas.microsoft.com/office/drawing/2016/5/10/chartex" xmlns:cx5="http://schemas.microsoft.com/office/drawing/2016/5/11/chartex" xmlns:cx6="http://schemas.microsoft.com/office/drawing/2016/5/12/chartex" xmlns:cx7="http://schemas.microsoft.com/office/drawing/2016/5/13/chartex" xmlns:cx8="http://schemas.microsoft.com/office/drawing/2016/5/14/chartex" xmlns:mc="http://schemas.openxmlformats.org/markup-compatibility/2006" xmlns:aink="http://schemas.microsoft.com/office/drawing/2016/ink" xmlns:am3d="http://schemas.microsoft.com/office/drawing/2017/model3d" xmlns:o="urn:schemas-microsoft-com:office:office" xmlns:oel="http://schemas.microsoft.com/office/2019/extlst" xmlns:r="http://schemas.openxmlformats.org/officeDocument/2006/relationships" xmlns:m="http://schemas.openxmlformats.org/officeDocument/2006/math" xmlns:v="urn:schemas-microsoft-com:vml" xmlns:wp14="http://schemas.microsoft.com/office/word/2010/wordprocessingDrawing" xmlns:wp="http://schemas.openxmlformats.org/drawingml/2006/wordprocessingDrawing" xmlns:w10="urn:schemas-microsoft-com:office:word" xmlns:w="http://schemas.openxmlformats.org/wordprocessingml/2006/main" xmlns:w14="http://schemas.microsoft.com/office/word/2010/wordml" xmlns:w15="http://schemas.microsoft.com/office/word/2012/wordml" xmlns:w16cex="http://schemas.microsoft.com/office/word/2018/wordml/cex" xmlns:w16cid="http://schemas.microsoft.com/office/word/2016/wordml/cid" xmlns:w16="http://schemas.microsoft.com/office/word/2018/wordml" xmlns:w16du="http://schemas.microsoft.com/office/word/2023/wordml/word16du" xmlns:w16sdtdh="http://schemas.microsoft.com/office/word/2020/wordml/sdtdatahash" xmlns:w16sdtfl="http://schemas.microsoft.com/office/word/2024/wordml/sdtformatlock" xmlns:w16se="http://schemas.microsoft.com/office/word/2015/wordml/symex" xmlns:wpg="http://schemas.microsoft.com/office/word/2010/wordprocessingGroup" xmlns:wpi="http://schemas.microsoft.com/office/word/2010/wordprocessingInk" xmlns:wne="http://schemas.microsoft.com/office/word/2006/wordml" xmlns:wps="http://schemas.microsoft.com/office/word/2010/wordprocessingShape" mc:Ignorable="w14 w15 w16se w16cid w16 w16cex w16sdtdh w16sdtfl w16du wp14">
   <w:p>
     <w:pPr>
       <w:pStyle w:val="a4"/>
@@ -2940,7 +2224,7 @@
 </file>
 
 <file path=word/footer2.xml><?xml version="1.0" encoding="utf-8"?>
-<w:ftr xmlns:wpc="http://schemas.microsoft.com/office/word/2010/wordprocessingCanvas" xmlns:mc="http://schemas.openxmlformats.org/markup-compatibility/2006" xmlns:o="urn:schemas-microsoft-com:office:office" xmlns:r="http://schemas.openxmlformats.org/officeDocument/2006/relationships" xmlns:m="http://schemas.openxmlformats.org/officeDocument/2006/math" xmlns:v="urn:schemas-microsoft-com:vml" xmlns:wp14="http://schemas.microsoft.com/office/word/2010/wordprocessingDrawing" xmlns:wp="http://schemas.openxmlformats.org/drawingml/2006/wordprocessingDrawing" xmlns:w10="urn:schemas-microsoft-com:office:word" xmlns:w="http://schemas.openxmlformats.org/wordprocessingml/2006/main" xmlns:w14="http://schemas.microsoft.com/office/word/2010/wordml" xmlns:wpg="http://schemas.microsoft.com/office/word/2010/wordprocessingGroup" xmlns:wpi="http://schemas.microsoft.com/office/word/2010/wordprocessingInk" xmlns:wne="http://schemas.microsoft.com/office/word/2006/wordml" xmlns:wps="http://schemas.microsoft.com/office/word/2010/wordprocessingShape" mc:Ignorable="w14 wp14">
+<w:ftr xmlns:wpc="http://schemas.microsoft.com/office/word/2010/wordprocessingCanvas" xmlns:cx="http://schemas.microsoft.com/office/drawing/2014/chartex" xmlns:cx1="http://schemas.microsoft.com/office/drawing/2015/9/8/chartex" xmlns:cx2="http://schemas.microsoft.com/office/drawing/2015/10/21/chartex" xmlns:cx3="http://schemas.microsoft.com/office/drawing/2016/5/9/chartex" xmlns:cx4="http://schemas.microsoft.com/office/drawing/2016/5/10/chartex" xmlns:cx5="http://schemas.microsoft.com/office/drawing/2016/5/11/chartex" xmlns:cx6="http://schemas.microsoft.com/office/drawing/2016/5/12/chartex" xmlns:cx7="http://schemas.microsoft.com/office/drawing/2016/5/13/chartex" xmlns:cx8="http://schemas.microsoft.com/office/drawing/2016/5/14/chartex" xmlns:mc="http://schemas.openxmlformats.org/markup-compatibility/2006" xmlns:aink="http://schemas.microsoft.com/office/drawing/2016/ink" xmlns:am3d="http://schemas.microsoft.com/office/drawing/2017/model3d" xmlns:o="urn:schemas-microsoft-com:office:office" xmlns:oel="http://schemas.microsoft.com/office/2019/extlst" xmlns:r="http://schemas.openxmlformats.org/officeDocument/2006/relationships" xmlns:m="http://schemas.openxmlformats.org/officeDocument/2006/math" xmlns:v="urn:schemas-microsoft-com:vml" xmlns:wp14="http://schemas.microsoft.com/office/word/2010/wordprocessingDrawing" xmlns:wp="http://schemas.openxmlformats.org/drawingml/2006/wordprocessingDrawing" xmlns:w10="urn:schemas-microsoft-com:office:word" xmlns:w="http://schemas.openxmlformats.org/wordprocessingml/2006/main" xmlns:w14="http://schemas.microsoft.com/office/word/2010/wordml" xmlns:w15="http://schemas.microsoft.com/office/word/2012/wordml" xmlns:w16cex="http://schemas.microsoft.com/office/word/2018/wordml/cex" xmlns:w16cid="http://schemas.microsoft.com/office/word/2016/wordml/cid" xmlns:w16="http://schemas.microsoft.com/office/word/2018/wordml" xmlns:w16du="http://schemas.microsoft.com/office/word/2023/wordml/word16du" xmlns:w16sdtdh="http://schemas.microsoft.com/office/word/2020/wordml/sdtdatahash" xmlns:w16sdtfl="http://schemas.microsoft.com/office/word/2024/wordml/sdtformatlock" xmlns:w16se="http://schemas.microsoft.com/office/word/2015/wordml/symex" xmlns:wpg="http://schemas.microsoft.com/office/word/2010/wordprocessingGroup" xmlns:wpi="http://schemas.microsoft.com/office/word/2010/wordprocessingInk" xmlns:wne="http://schemas.microsoft.com/office/word/2006/wordml" xmlns:wps="http://schemas.microsoft.com/office/word/2010/wordprocessingShape" mc:Ignorable="w14 w15 w16se w16cid w16 w16cex w16sdtdh w16sdtfl w16du wp14">
   <w:p>
     <w:pPr>
       <w:pStyle w:val="a4"/>
@@ -3041,13 +2325,13 @@
             </wp:anchor>
           </w:drawing>
         </mc:Choice>
-        <mc:Fallback xmlns:w15="http://schemas.microsoft.com/office/word/2012/wordml">
+        <mc:Fallback>
           <w:pict>
             <v:shapetype w14:anchorId="069DFBAF" id="_x0000_t202" coordsize="21600,21600" o:spt="202" path="m,l,21600r21600,l21600,xe">
               <v:stroke joinstyle="miter"/>
               <v:path gradientshapeok="t" o:connecttype="rect"/>
             </v:shapetype>
-            <v:shape id="Text Box 74" o:spid="_x0000_s1026" type="#_x0000_t202" style="position:absolute;margin-left:467.7pt;margin-top:-7.5pt;width:24.5pt;height:17.25pt;z-index:251672576;visibility:visible;mso-wrap-style:square;mso-width-percent:0;mso-height-percent:0;mso-wrap-distance-left:9pt;mso-wrap-distance-top:0;mso-wrap-distance-right:9pt;mso-wrap-distance-bottom:0;mso-position-horizontal:absolute;mso-position-horizontal-relative:text;mso-position-vertical:absolute;mso-position-vertical-relative:text;mso-width-percent:0;mso-height-percent:0;mso-width-relative:page;mso-height-relative:page;v-text-anchor:middle" o:gfxdata="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" filled="f" stroked="f">
+            <v:shape id="Text Box 74" o:spid="_x0000_s1026" type="#_x0000_t202" style="position:absolute;margin-left:467.7pt;margin-top:-7.5pt;width:24.5pt;height:17.25pt;z-index:251672576;visibility:visible;mso-wrap-style:square;mso-width-percent:0;mso-height-percent:0;mso-wrap-distance-left:9pt;mso-wrap-distance-top:0;mso-wrap-distance-right:9pt;mso-wrap-distance-bottom:0;mso-position-horizontal:absolute;mso-position-horizontal-relative:text;mso-position-vertical:absolute;mso-position-vertical-relative:text;mso-width-percent:0;mso-height-percent:0;mso-width-relative:page;mso-height-relative:page;v-text-anchor:middle" o:gfxdata="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" filled="f" stroked="f">
               <v:textbox inset="0,0,0,0">
                 <w:txbxContent>
                   <w:p>
@@ -3169,9 +2453,9 @@
             </wp:anchor>
           </w:drawing>
         </mc:Choice>
-        <mc:Fallback xmlns:w15="http://schemas.microsoft.com/office/word/2012/wordml">
+        <mc:Fallback>
           <w:pict>
-            <v:shape w14:anchorId="5946CA0E" id="Text Box 73" o:spid="_x0000_s1027" type="#_x0000_t202" style="position:absolute;margin-left:128.25pt;margin-top:19.15pt;width:27.7pt;height:13.4pt;z-index:251669504;visibility:visible;mso-wrap-style:square;mso-width-percent:0;mso-height-percent:0;mso-wrap-distance-left:9pt;mso-wrap-distance-top:0;mso-wrap-distance-right:9pt;mso-wrap-distance-bottom:0;mso-position-horizontal:absolute;mso-position-horizontal-relative:text;mso-position-vertical:absolute;mso-position-vertical-relative:text;mso-width-percent:0;mso-height-percent:0;mso-width-relative:page;mso-height-relative:page;v-text-anchor:top" o:gfxdata="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" filled="f" stroked="f">
+            <v:shape w14:anchorId="5946CA0E" id="Text Box 73" o:spid="_x0000_s1027" type="#_x0000_t202" style="position:absolute;margin-left:128.25pt;margin-top:19.15pt;width:27.7pt;height:13.4pt;z-index:251669504;visibility:visible;mso-wrap-style:square;mso-width-percent:0;mso-height-percent:0;mso-wrap-distance-left:9pt;mso-wrap-distance-top:0;mso-wrap-distance-right:9pt;mso-wrap-distance-bottom:0;mso-position-horizontal:absolute;mso-position-horizontal-relative:text;mso-position-vertical:absolute;mso-position-vertical-relative:text;mso-width-percent:0;mso-height-percent:0;mso-width-relative:page;mso-height-relative:page;v-text-anchor:top" o:gfxdata="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" filled="f" stroked="f">
               <v:textbox inset="0,0,0,0">
                 <w:txbxContent>
                   <w:p>
@@ -3294,9 +2578,9 @@
             </wp:anchor>
           </w:drawing>
         </mc:Choice>
-        <mc:Fallback xmlns:w15="http://schemas.microsoft.com/office/word/2012/wordml">
+        <mc:Fallback>
           <w:pict>
-            <v:shape w14:anchorId="3D6E29A9" id="Text Box 72" o:spid="_x0000_s1028" type="#_x0000_t202" style="position:absolute;margin-left:84.45pt;margin-top:19.55pt;width:42.4pt;height:13.1pt;z-index:251665408;visibility:visible;mso-wrap-style:square;mso-width-percent:0;mso-height-percent:0;mso-wrap-distance-left:9pt;mso-wrap-distance-top:0;mso-wrap-distance-right:9pt;mso-wrap-distance-bottom:0;mso-position-horizontal:absolute;mso-position-horizontal-relative:text;mso-position-vertical:absolute;mso-position-vertical-relative:text;mso-width-percent:0;mso-height-percent:0;mso-width-relative:page;mso-height-relative:page;v-text-anchor:top" o:gfxdata="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" filled="f" stroked="f">
+            <v:shape w14:anchorId="3D6E29A9" id="Text Box 72" o:spid="_x0000_s1028" type="#_x0000_t202" style="position:absolute;margin-left:84.45pt;margin-top:19.55pt;width:42.4pt;height:13.1pt;z-index:251665408;visibility:visible;mso-wrap-style:square;mso-width-percent:0;mso-height-percent:0;mso-wrap-distance-left:9pt;mso-wrap-distance-top:0;mso-wrap-distance-right:9pt;mso-wrap-distance-bottom:0;mso-position-horizontal:absolute;mso-position-horizontal-relative:text;mso-position-vertical:absolute;mso-position-vertical-relative:text;mso-width-percent:0;mso-height-percent:0;mso-width-relative:page;mso-height-relative:page;v-text-anchor:top" o:gfxdata="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" filled="f" stroked="f">
               <v:textbox inset="0,0,0,0">
                 <w:txbxContent>
                   <w:p>
@@ -3428,9 +2712,9 @@
             </wp:anchor>
           </w:drawing>
         </mc:Choice>
-        <mc:Fallback xmlns:w15="http://schemas.microsoft.com/office/word/2012/wordml">
+        <mc:Fallback>
           <w:pict>
-            <v:shape w14:anchorId="498D97A8" id="Text Box 71" o:spid="_x0000_s1029" type="#_x0000_t202" style="position:absolute;margin-left:28.95pt;margin-top:19.15pt;width:54.75pt;height:12.9pt;z-index:251664384;visibility:visible;mso-wrap-style:square;mso-width-percent:0;mso-height-percent:0;mso-wrap-distance-left:9pt;mso-wrap-distance-top:0;mso-wrap-distance-right:9pt;mso-wrap-distance-bottom:0;mso-position-horizontal:absolute;mso-position-horizontal-relative:text;mso-position-vertical:absolute;mso-position-vertical-relative:text;mso-width-percent:0;mso-height-percent:0;mso-width-relative:page;mso-height-relative:page;v-text-anchor:top" o:gfxdata="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" filled="f" stroked="f">
+            <v:shape w14:anchorId="498D97A8" id="Text Box 71" o:spid="_x0000_s1029" type="#_x0000_t202" style="position:absolute;margin-left:28.95pt;margin-top:19.15pt;width:54.75pt;height:12.9pt;z-index:251664384;visibility:visible;mso-wrap-style:square;mso-width-percent:0;mso-height-percent:0;mso-wrap-distance-left:9pt;mso-wrap-distance-top:0;mso-wrap-distance-right:9pt;mso-wrap-distance-bottom:0;mso-position-horizontal:absolute;mso-position-horizontal-relative:text;mso-position-vertical:absolute;mso-position-vertical-relative:text;mso-width-percent:0;mso-height-percent:0;mso-width-relative:page;mso-height-relative:page;v-text-anchor:top" o:gfxdata="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" filled="f" stroked="f">
               <v:textbox inset="0,0,0,0">
                 <w:txbxContent>
                   <w:p>
@@ -3561,9 +2845,9 @@
             </wp:anchor>
           </w:drawing>
         </mc:Choice>
-        <mc:Fallback xmlns:w15="http://schemas.microsoft.com/office/word/2012/wordml">
+        <mc:Fallback>
           <w:pict>
-            <v:shape w14:anchorId="1151D99D" id="Text Box 70" o:spid="_x0000_s1030" type="#_x0000_t202" style="position:absolute;margin-left:0;margin-top:19.45pt;width:28.4pt;height:12.55pt;z-index:251660288;visibility:visible;mso-wrap-style:square;mso-width-percent:0;mso-height-percent:0;mso-wrap-distance-left:9pt;mso-wrap-distance-top:0;mso-wrap-distance-right:9pt;mso-wrap-distance-bottom:0;mso-position-horizontal:left;mso-position-horizontal-relative:margin;mso-position-vertical:absolute;mso-position-vertical-relative:text;mso-width-percent:0;mso-height-percent:0;mso-width-relative:page;mso-height-relative:page;v-text-anchor:top" o:gfxdata="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" filled="f" stroked="f">
+            <v:shape w14:anchorId="1151D99D" id="Text Box 70" o:spid="_x0000_s1030" type="#_x0000_t202" style="position:absolute;margin-left:0;margin-top:19.45pt;width:28.4pt;height:12.55pt;z-index:251660288;visibility:visible;mso-wrap-style:square;mso-width-percent:0;mso-height-percent:0;mso-wrap-distance-left:9pt;mso-wrap-distance-top:0;mso-wrap-distance-right:9pt;mso-wrap-distance-bottom:0;mso-position-horizontal:left;mso-position-horizontal-relative:margin;mso-position-vertical:absolute;mso-position-vertical-relative:text;mso-width-percent:0;mso-height-percent:0;mso-width-relative:page;mso-height-relative:page;v-text-anchor:top" o:gfxdata="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" filled="f" stroked="f">
               <v:textbox inset="0,0,0,0">
                 <w:txbxContent>
                   <w:p>
@@ -3661,7 +2945,6 @@
                               <w:lang w:val="en-US"/>
                             </w:rPr>
                           </w:pPr>
-                          <w:proofErr w:type="spellStart"/>
                           <w:r>
                             <w:rPr>
                               <w:rFonts w:ascii="ISOCPEUR" w:hAnsi="ISOCPEUR"/>
@@ -3669,7 +2952,6 @@
                             </w:rPr>
                             <w:t>Изм</w:t>
                           </w:r>
-                          <w:proofErr w:type="spellEnd"/>
                           <w:r>
                             <w:rPr>
                               <w:rFonts w:ascii="ISOCPEUR" w:hAnsi="ISOCPEUR"/>
@@ -3696,9 +2978,9 @@
             </wp:anchor>
           </w:drawing>
         </mc:Choice>
-        <mc:Fallback xmlns:w15="http://schemas.microsoft.com/office/word/2012/wordml">
+        <mc:Fallback>
           <w:pict>
-            <v:shape w14:anchorId="475D8F3E" id="Text Box 69" o:spid="_x0000_s1031" type="#_x0000_t202" style="position:absolute;margin-left:-22.85pt;margin-top:19.15pt;width:28.35pt;height:13.6pt;z-index:251658240;visibility:visible;mso-wrap-style:square;mso-width-percent:0;mso-height-percent:0;mso-wrap-distance-left:9pt;mso-wrap-distance-top:0;mso-wrap-distance-right:9pt;mso-wrap-distance-bottom:0;mso-position-horizontal:right;mso-position-horizontal-relative:left-margin-area;mso-position-vertical:absolute;mso-position-vertical-relative:text;mso-width-percent:0;mso-height-percent:0;mso-width-relative:page;mso-height-relative:page;v-text-anchor:top" o:gfxdata="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" filled="f" stroked="f">
+            <v:shape w14:anchorId="475D8F3E" id="Text Box 69" o:spid="_x0000_s1031" type="#_x0000_t202" style="position:absolute;margin-left:-22.85pt;margin-top:19.15pt;width:28.35pt;height:13.6pt;z-index:251658240;visibility:visible;mso-wrap-style:square;mso-width-percent:0;mso-height-percent:0;mso-wrap-distance-left:9pt;mso-wrap-distance-top:0;mso-wrap-distance-right:9pt;mso-wrap-distance-bottom:0;mso-position-horizontal:right;mso-position-horizontal-relative:left-margin-area;mso-position-vertical:absolute;mso-position-vertical-relative:text;mso-width-percent:0;mso-height-percent:0;mso-width-relative:page;mso-height-relative:page;v-text-anchor:top" o:gfxdata="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" filled="f" stroked="f">
               <v:textbox inset="0,0,0,0">
                 <w:txbxContent>
                   <w:p>
@@ -3710,7 +2992,6 @@
                         <w:lang w:val="en-US"/>
                       </w:rPr>
                     </w:pPr>
-                    <w:proofErr w:type="spellStart"/>
                     <w:r>
                       <w:rPr>
                         <w:rFonts w:ascii="ISOCPEUR" w:hAnsi="ISOCPEUR"/>
@@ -3718,7 +2999,6 @@
                       </w:rPr>
                       <w:t>Изм</w:t>
                     </w:r>
-                    <w:proofErr w:type="spellEnd"/>
                     <w:r>
                       <w:rPr>
                         <w:rFonts w:ascii="ISOCPEUR" w:hAnsi="ISOCPEUR"/>
@@ -3873,11 +3153,7 @@
         </mc:Choice>
         <mc:Fallback>
           <w:pict>
-            <v:shapetype id="_x0000_t202" coordsize="21600,21600" o:spt="202" path="m,l,21600r21600,l21600,xe">
-              <v:stroke joinstyle="miter"/>
-              <v:path gradientshapeok="t" o:connecttype="rect"/>
-            </v:shapetype>
-            <v:shape id="Text Box 67" o:spid="_x0000_s1032" type="#_x0000_t202" style="position:absolute;margin-left:467.8pt;margin-top:8.2pt;width:24.5pt;height:20.3pt;z-index:251688960;visibility:visible;mso-wrap-style:square;mso-width-percent:0;mso-height-percent:0;mso-wrap-distance-left:9pt;mso-wrap-distance-top:0;mso-wrap-distance-right:9pt;mso-wrap-distance-bottom:0;mso-position-horizontal:absolute;mso-position-horizontal-relative:text;mso-position-vertical:absolute;mso-position-vertical-relative:text;mso-width-percent:0;mso-height-percent:0;mso-width-relative:margin;mso-height-relative:margin;v-text-anchor:top" o:gfxdata="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" filled="f" stroked="f">
+            <v:shape w14:anchorId="06C2A541" id="Text Box 67" o:spid="_x0000_s1032" type="#_x0000_t202" style="position:absolute;margin-left:467.8pt;margin-top:8.2pt;width:24.5pt;height:20.3pt;z-index:251688960;visibility:visible;mso-wrap-style:square;mso-width-percent:0;mso-height-percent:0;mso-wrap-distance-left:9pt;mso-wrap-distance-top:0;mso-wrap-distance-right:9pt;mso-wrap-distance-bottom:0;mso-position-horizontal:absolute;mso-position-horizontal-relative:text;mso-position-vertical:absolute;mso-position-vertical-relative:text;mso-width-percent:0;mso-height-percent:0;mso-width-relative:margin;mso-height-relative:margin;v-text-anchor:top" o:gfxdata="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" filled="f" stroked="f">
               <v:textbox>
                 <w:txbxContent>
                   <w:p>
@@ -4066,9 +3342,9 @@
             </wp:anchor>
           </w:drawing>
         </mc:Choice>
-        <mc:Fallback xmlns:w15="http://schemas.microsoft.com/office/word/2012/wordml" xmlns:w16se="http://schemas.microsoft.com/office/word/2015/wordml/symex" xmlns:w16="http://schemas.microsoft.com/office/word/2018/wordml" xmlns:w16cid="http://schemas.microsoft.com/office/word/2016/wordml/cid" xmlns:w16cex="http://schemas.microsoft.com/office/word/2018/wordml/cex" xmlns:am3d="http://schemas.microsoft.com/office/drawing/2017/model3d" xmlns:aink="http://schemas.microsoft.com/office/drawing/2016/ink" xmlns:cx8="http://schemas.microsoft.com/office/drawing/2016/5/14/chartex" xmlns:cx7="http://schemas.microsoft.com/office/drawing/2016/5/13/chartex" xmlns:cx6="http://schemas.microsoft.com/office/drawing/2016/5/12/chartex" xmlns:cx5="http://schemas.microsoft.com/office/drawing/2016/5/11/chartex" xmlns:cx4="http://schemas.microsoft.com/office/drawing/2016/5/10/chartex" xmlns:cx3="http://schemas.microsoft.com/office/drawing/2016/5/9/chartex" xmlns:cx2="http://schemas.microsoft.com/office/drawing/2015/10/21/chartex" xmlns:cx1="http://schemas.microsoft.com/office/drawing/2015/9/8/chartex" xmlns:cx="http://schemas.microsoft.com/office/drawing/2014/chartex">
+        <mc:Fallback>
           <w:pict>
-            <v:line w14:anchorId="31311254" id="Line 61" o:spid="_x0000_s1026" style="position:absolute;z-index:251641856;visibility:visible;mso-wrap-style:square;mso-width-percent:0;mso-height-percent:0;mso-wrap-distance-left:9pt;mso-wrap-distance-top:-3e-5mm;mso-wrap-distance-right:9pt;mso-wrap-distance-bottom:-3e-5mm;mso-position-horizontal:absolute;mso-position-horizontal-relative:page;mso-position-vertical:absolute;mso-position-vertical-relative:page;mso-width-percent:0;mso-height-percent:0;mso-width-relative:page;mso-height-relative:page" from="552.85pt,801.75pt" to="577.35pt,801.75pt" o:gfxdata="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" strokeweight="1.5pt">
+            <v:line w14:anchorId="0BBBF7F0" id="Line 61" o:spid="_x0000_s1026" style="position:absolute;z-index:251641856;visibility:visible;mso-wrap-style:square;mso-width-percent:0;mso-height-percent:0;mso-wrap-distance-left:9pt;mso-wrap-distance-top:-3e-5mm;mso-wrap-distance-right:9pt;mso-wrap-distance-bottom:-3e-5mm;mso-position-horizontal:absolute;mso-position-horizontal-relative:page;mso-position-vertical:absolute;mso-position-vertical-relative:page;mso-width-percent:0;mso-height-percent:0;mso-width-relative:page;mso-height-relative:page" from="552.85pt,801.75pt" to="577.35pt,801.75pt" o:gfxdata="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" strokeweight="1.5pt">
               <w10:wrap anchorx="page" anchory="page"/>
             </v:line>
           </w:pict>
@@ -4141,9 +3417,9 @@
             </wp:anchor>
           </w:drawing>
         </mc:Choice>
-        <mc:Fallback xmlns:w15="http://schemas.microsoft.com/office/word/2012/wordml" xmlns:w16se="http://schemas.microsoft.com/office/word/2015/wordml/symex" xmlns:w16="http://schemas.microsoft.com/office/word/2018/wordml" xmlns:w16cid="http://schemas.microsoft.com/office/word/2016/wordml/cid" xmlns:w16cex="http://schemas.microsoft.com/office/word/2018/wordml/cex" xmlns:am3d="http://schemas.microsoft.com/office/drawing/2017/model3d" xmlns:aink="http://schemas.microsoft.com/office/drawing/2016/ink" xmlns:cx8="http://schemas.microsoft.com/office/drawing/2016/5/14/chartex" xmlns:cx7="http://schemas.microsoft.com/office/drawing/2016/5/13/chartex" xmlns:cx6="http://schemas.microsoft.com/office/drawing/2016/5/12/chartex" xmlns:cx5="http://schemas.microsoft.com/office/drawing/2016/5/11/chartex" xmlns:cx4="http://schemas.microsoft.com/office/drawing/2016/5/10/chartex" xmlns:cx3="http://schemas.microsoft.com/office/drawing/2016/5/9/chartex" xmlns:cx2="http://schemas.microsoft.com/office/drawing/2015/10/21/chartex" xmlns:cx1="http://schemas.microsoft.com/office/drawing/2015/9/8/chartex" xmlns:cx="http://schemas.microsoft.com/office/drawing/2014/chartex">
+        <mc:Fallback>
           <w:pict>
-            <v:line w14:anchorId="69DF1A65" id="Line 56" o:spid="_x0000_s1026" style="position:absolute;z-index:251628544;visibility:visible;mso-wrap-style:square;mso-width-percent:0;mso-height-percent:0;mso-wrap-distance-left:9pt;mso-wrap-distance-top:-3e-5mm;mso-wrap-distance-right:9pt;mso-wrap-distance-bottom:-3e-5mm;mso-position-horizontal:absolute;mso-position-horizontal-relative:page;mso-position-vertical:absolute;mso-position-vertical-relative:page;mso-width-percent:0;mso-height-percent:0;mso-width-relative:page;mso-height-relative:page" from="56.7pt,781.9pt" to="577.35pt,781.9pt" o:gfxdata="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" strokeweight="1.5pt">
+            <v:line w14:anchorId="59942387" id="Line 56" o:spid="_x0000_s1026" style="position:absolute;z-index:251628544;visibility:visible;mso-wrap-style:square;mso-width-percent:0;mso-height-percent:0;mso-wrap-distance-left:9pt;mso-wrap-distance-top:-3e-5mm;mso-wrap-distance-right:9pt;mso-wrap-distance-bottom:-3e-5mm;mso-position-horizontal:absolute;mso-position-horizontal-relative:page;mso-position-vertical:absolute;mso-position-vertical-relative:page;mso-width-percent:0;mso-height-percent:0;mso-width-relative:page;mso-height-relative:page" from="56.7pt,781.9pt" to="577.35pt,781.9pt" o:gfxdata="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" strokeweight="1.5pt">
               <w10:wrap anchorx="page" anchory="page"/>
             </v:line>
           </w:pict>
@@ -4216,9 +3492,9 @@
             </wp:anchor>
           </w:drawing>
         </mc:Choice>
-        <mc:Fallback xmlns:w15="http://schemas.microsoft.com/office/word/2012/wordml" xmlns:w16se="http://schemas.microsoft.com/office/word/2015/wordml/symex" xmlns:w16="http://schemas.microsoft.com/office/word/2018/wordml" xmlns:w16cid="http://schemas.microsoft.com/office/word/2016/wordml/cid" xmlns:w16cex="http://schemas.microsoft.com/office/word/2018/wordml/cex" xmlns:am3d="http://schemas.microsoft.com/office/drawing/2017/model3d" xmlns:aink="http://schemas.microsoft.com/office/drawing/2016/ink" xmlns:cx8="http://schemas.microsoft.com/office/drawing/2016/5/14/chartex" xmlns:cx7="http://schemas.microsoft.com/office/drawing/2016/5/13/chartex" xmlns:cx6="http://schemas.microsoft.com/office/drawing/2016/5/12/chartex" xmlns:cx5="http://schemas.microsoft.com/office/drawing/2016/5/11/chartex" xmlns:cx4="http://schemas.microsoft.com/office/drawing/2016/5/10/chartex" xmlns:cx3="http://schemas.microsoft.com/office/drawing/2016/5/9/chartex" xmlns:cx2="http://schemas.microsoft.com/office/drawing/2015/10/21/chartex" xmlns:cx1="http://schemas.microsoft.com/office/drawing/2015/9/8/chartex" xmlns:cx="http://schemas.microsoft.com/office/drawing/2014/chartex">
+        <mc:Fallback>
           <w:pict>
-            <v:line w14:anchorId="236775A7" id="Line 58" o:spid="_x0000_s1026" style="position:absolute;flip:x;z-index:251633664;visibility:visible;mso-wrap-style:square;mso-width-percent:0;mso-height-percent:0;mso-wrap-distance-left:9pt;mso-wrap-distance-top:0;mso-wrap-distance-right:9pt;mso-wrap-distance-bottom:0;mso-position-horizontal:absolute;mso-position-horizontal-relative:page;mso-position-vertical:absolute;mso-position-vertical-relative:page;mso-width-percent:0;mso-height-percent:0;mso-width-relative:page;mso-height-relative:page" from="240.95pt,781.9pt" to="241pt,822.95pt" o:gfxdata="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" strokeweight="1.5pt">
+            <v:line w14:anchorId="1DC82AF1" id="Line 58" o:spid="_x0000_s1026" style="position:absolute;flip:x;z-index:251633664;visibility:visible;mso-wrap-style:square;mso-width-percent:0;mso-height-percent:0;mso-wrap-distance-left:9pt;mso-wrap-distance-top:0;mso-wrap-distance-right:9pt;mso-wrap-distance-bottom:0;mso-position-horizontal:absolute;mso-position-horizontal-relative:page;mso-position-vertical:absolute;mso-position-vertical-relative:page;mso-width-percent:0;mso-height-percent:0;mso-width-relative:page;mso-height-relative:page" from="240.95pt,781.9pt" to="241pt,822.95pt" o:gfxdata="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" strokeweight="1.5pt">
               <w10:wrap anchorx="page" anchory="page"/>
             </v:line>
           </w:pict>
@@ -4291,9 +3567,9 @@
             </wp:anchor>
           </w:drawing>
         </mc:Choice>
-        <mc:Fallback xmlns:w15="http://schemas.microsoft.com/office/word/2012/wordml" xmlns:w16se="http://schemas.microsoft.com/office/word/2015/wordml/symex" xmlns:w16="http://schemas.microsoft.com/office/word/2018/wordml" xmlns:w16cid="http://schemas.microsoft.com/office/word/2016/wordml/cid" xmlns:w16cex="http://schemas.microsoft.com/office/word/2018/wordml/cex" xmlns:am3d="http://schemas.microsoft.com/office/drawing/2017/model3d" xmlns:aink="http://schemas.microsoft.com/office/drawing/2016/ink" xmlns:cx8="http://schemas.microsoft.com/office/drawing/2016/5/14/chartex" xmlns:cx7="http://schemas.microsoft.com/office/drawing/2016/5/13/chartex" xmlns:cx6="http://schemas.microsoft.com/office/drawing/2016/5/12/chartex" xmlns:cx5="http://schemas.microsoft.com/office/drawing/2016/5/11/chartex" xmlns:cx4="http://schemas.microsoft.com/office/drawing/2016/5/10/chartex" xmlns:cx3="http://schemas.microsoft.com/office/drawing/2016/5/9/chartex" xmlns:cx2="http://schemas.microsoft.com/office/drawing/2015/10/21/chartex" xmlns:cx1="http://schemas.microsoft.com/office/drawing/2015/9/8/chartex" xmlns:cx="http://schemas.microsoft.com/office/drawing/2014/chartex">
+        <mc:Fallback>
           <w:pict>
-            <v:line w14:anchorId="56F9F347" id="Line 65" o:spid="_x0000_s1026" style="position:absolute;z-index:251653120;visibility:visible;mso-wrap-style:square;mso-width-percent:0;mso-height-percent:0;mso-wrap-distance-left:3.17497mm;mso-wrap-distance-top:0;mso-wrap-distance-right:3.17497mm;mso-wrap-distance-bottom:0;mso-position-horizontal:absolute;mso-position-horizontal-relative:page;mso-position-vertical:absolute;mso-position-vertical-relative:page;mso-width-percent:0;mso-height-percent:0;mso-width-relative:page;mso-height-relative:page" from="212.65pt,781.9pt" to="212.65pt,822.95pt" o:gfxdata="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" strokeweight="1.5pt">
+            <v:line w14:anchorId="7682D942" id="Line 65" o:spid="_x0000_s1026" style="position:absolute;z-index:251653120;visibility:visible;mso-wrap-style:square;mso-width-percent:0;mso-height-percent:0;mso-wrap-distance-left:3.17497mm;mso-wrap-distance-top:0;mso-wrap-distance-right:3.17497mm;mso-wrap-distance-bottom:0;mso-position-horizontal:absolute;mso-position-horizontal-relative:page;mso-position-vertical:absolute;mso-position-vertical-relative:page;mso-width-percent:0;mso-height-percent:0;mso-width-relative:page;mso-height-relative:page" from="212.65pt,781.9pt" to="212.65pt,822.95pt" o:gfxdata="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" strokeweight="1.5pt">
               <w10:wrap anchorx="page" anchory="page"/>
             </v:line>
           </w:pict>
@@ -4366,9 +3642,9 @@
             </wp:anchor>
           </w:drawing>
         </mc:Choice>
-        <mc:Fallback xmlns:w15="http://schemas.microsoft.com/office/word/2012/wordml" xmlns:w16se="http://schemas.microsoft.com/office/word/2015/wordml/symex" xmlns:w16="http://schemas.microsoft.com/office/word/2018/wordml" xmlns:w16cid="http://schemas.microsoft.com/office/word/2016/wordml/cid" xmlns:w16cex="http://schemas.microsoft.com/office/word/2018/wordml/cex" xmlns:am3d="http://schemas.microsoft.com/office/drawing/2017/model3d" xmlns:aink="http://schemas.microsoft.com/office/drawing/2016/ink" xmlns:cx8="http://schemas.microsoft.com/office/drawing/2016/5/14/chartex" xmlns:cx7="http://schemas.microsoft.com/office/drawing/2016/5/13/chartex" xmlns:cx6="http://schemas.microsoft.com/office/drawing/2016/5/12/chartex" xmlns:cx5="http://schemas.microsoft.com/office/drawing/2016/5/11/chartex" xmlns:cx4="http://schemas.microsoft.com/office/drawing/2016/5/10/chartex" xmlns:cx3="http://schemas.microsoft.com/office/drawing/2016/5/9/chartex" xmlns:cx2="http://schemas.microsoft.com/office/drawing/2015/10/21/chartex" xmlns:cx1="http://schemas.microsoft.com/office/drawing/2015/9/8/chartex" xmlns:cx="http://schemas.microsoft.com/office/drawing/2014/chartex">
+        <mc:Fallback>
           <w:pict>
-            <v:line w14:anchorId="5920B51F" id="Line 64" o:spid="_x0000_s1026" style="position:absolute;z-index:251650048;visibility:visible;mso-wrap-style:square;mso-width-percent:0;mso-height-percent:0;mso-wrap-distance-left:3.17497mm;mso-wrap-distance-top:0;mso-wrap-distance-right:3.17497mm;mso-wrap-distance-bottom:0;mso-position-horizontal:absolute;mso-position-horizontal-relative:page;mso-position-vertical:absolute;mso-position-vertical-relative:page;mso-width-percent:0;mso-height-percent:0;mso-width-relative:page;mso-height-relative:page" from="170.1pt,781.9pt" to="170.1pt,822.95pt" o:gfxdata="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" strokeweight="1.5pt">
+            <v:line w14:anchorId="0C008F31" id="Line 64" o:spid="_x0000_s1026" style="position:absolute;z-index:251650048;visibility:visible;mso-wrap-style:square;mso-width-percent:0;mso-height-percent:0;mso-wrap-distance-left:3.17497mm;mso-wrap-distance-top:0;mso-wrap-distance-right:3.17497mm;mso-wrap-distance-bottom:0;mso-position-horizontal:absolute;mso-position-horizontal-relative:page;mso-position-vertical:absolute;mso-position-vertical-relative:page;mso-width-percent:0;mso-height-percent:0;mso-width-relative:page;mso-height-relative:page" from="170.1pt,781.9pt" to="170.1pt,822.95pt" o:gfxdata="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" strokeweight="1.5pt">
               <w10:wrap anchorx="page" anchory="page"/>
             </v:line>
           </w:pict>
@@ -4441,9 +3717,9 @@
             </wp:anchor>
           </w:drawing>
         </mc:Choice>
-        <mc:Fallback xmlns:w15="http://schemas.microsoft.com/office/word/2012/wordml" xmlns:w16se="http://schemas.microsoft.com/office/word/2015/wordml/symex" xmlns:w16="http://schemas.microsoft.com/office/word/2018/wordml" xmlns:w16cid="http://schemas.microsoft.com/office/word/2016/wordml/cid" xmlns:w16cex="http://schemas.microsoft.com/office/word/2018/wordml/cex" xmlns:am3d="http://schemas.microsoft.com/office/drawing/2017/model3d" xmlns:aink="http://schemas.microsoft.com/office/drawing/2016/ink" xmlns:cx8="http://schemas.microsoft.com/office/drawing/2016/5/14/chartex" xmlns:cx7="http://schemas.microsoft.com/office/drawing/2016/5/13/chartex" xmlns:cx6="http://schemas.microsoft.com/office/drawing/2016/5/12/chartex" xmlns:cx5="http://schemas.microsoft.com/office/drawing/2016/5/11/chartex" xmlns:cx4="http://schemas.microsoft.com/office/drawing/2016/5/10/chartex" xmlns:cx3="http://schemas.microsoft.com/office/drawing/2016/5/9/chartex" xmlns:cx2="http://schemas.microsoft.com/office/drawing/2015/10/21/chartex" xmlns:cx1="http://schemas.microsoft.com/office/drawing/2015/9/8/chartex" xmlns:cx="http://schemas.microsoft.com/office/drawing/2014/chartex">
+        <mc:Fallback>
           <w:pict>
-            <v:line w14:anchorId="58CA7ECB" id="Line 62" o:spid="_x0000_s1026" style="position:absolute;z-index:251644928;visibility:visible;mso-wrap-style:square;mso-width-percent:0;mso-height-percent:0;mso-wrap-distance-left:3.17497mm;mso-wrap-distance-top:0;mso-wrap-distance-right:3.17497mm;mso-wrap-distance-bottom:0;mso-position-horizontal:absolute;mso-position-horizontal-relative:page;mso-position-vertical:absolute;mso-position-vertical-relative:page;mso-width-percent:0;mso-height-percent:0;mso-width-relative:page;mso-height-relative:page" from="85.05pt,781.9pt" to="85.05pt,822.95pt" o:gfxdata="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" strokeweight="1.5pt">
+            <v:line w14:anchorId="6ED07AD6" id="Line 62" o:spid="_x0000_s1026" style="position:absolute;z-index:251644928;visibility:visible;mso-wrap-style:square;mso-width-percent:0;mso-height-percent:0;mso-wrap-distance-left:3.17497mm;mso-wrap-distance-top:0;mso-wrap-distance-right:3.17497mm;mso-wrap-distance-bottom:0;mso-position-horizontal:absolute;mso-position-horizontal-relative:page;mso-position-vertical:absolute;mso-position-vertical-relative:page;mso-width-percent:0;mso-height-percent:0;mso-width-relative:page;mso-height-relative:page" from="85.05pt,781.9pt" to="85.05pt,822.95pt" o:gfxdata="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" strokeweight="1.5pt">
               <w10:wrap anchorx="page" anchory="page"/>
             </v:line>
           </w:pict>
@@ -4516,9 +3792,9 @@
             </wp:anchor>
           </w:drawing>
         </mc:Choice>
-        <mc:Fallback xmlns:w15="http://schemas.microsoft.com/office/word/2012/wordml" xmlns:w16se="http://schemas.microsoft.com/office/word/2015/wordml/symex" xmlns:w16="http://schemas.microsoft.com/office/word/2018/wordml" xmlns:w16cid="http://schemas.microsoft.com/office/word/2016/wordml/cid" xmlns:w16cex="http://schemas.microsoft.com/office/word/2018/wordml/cex" xmlns:am3d="http://schemas.microsoft.com/office/drawing/2017/model3d" xmlns:aink="http://schemas.microsoft.com/office/drawing/2016/ink" xmlns:cx8="http://schemas.microsoft.com/office/drawing/2016/5/14/chartex" xmlns:cx7="http://schemas.microsoft.com/office/drawing/2016/5/13/chartex" xmlns:cx6="http://schemas.microsoft.com/office/drawing/2016/5/12/chartex" xmlns:cx5="http://schemas.microsoft.com/office/drawing/2016/5/11/chartex" xmlns:cx4="http://schemas.microsoft.com/office/drawing/2016/5/10/chartex" xmlns:cx3="http://schemas.microsoft.com/office/drawing/2016/5/9/chartex" xmlns:cx2="http://schemas.microsoft.com/office/drawing/2015/10/21/chartex" xmlns:cx1="http://schemas.microsoft.com/office/drawing/2015/9/8/chartex" xmlns:cx="http://schemas.microsoft.com/office/drawing/2014/chartex">
+        <mc:Fallback>
           <w:pict>
-            <v:line w14:anchorId="6C33D6E1" id="Line 60" o:spid="_x0000_s1026" style="position:absolute;z-index:251639808;visibility:visible;mso-wrap-style:square;mso-width-percent:0;mso-height-percent:0;mso-wrap-distance-left:3.17497mm;mso-wrap-distance-top:0;mso-wrap-distance-right:3.17497mm;mso-wrap-distance-bottom:0;mso-position-horizontal:absolute;mso-position-horizontal-relative:page;mso-position-vertical:absolute;mso-position-vertical-relative:page;mso-width-percent:0;mso-height-percent:0;mso-width-relative:page;mso-height-relative:page" from="552.85pt,781.9pt" to="552.85pt,823.8pt" o:gfxdata="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" strokeweight="1.5pt">
+            <v:line w14:anchorId="4649C1F7" id="Line 60" o:spid="_x0000_s1026" style="position:absolute;z-index:251639808;visibility:visible;mso-wrap-style:square;mso-width-percent:0;mso-height-percent:0;mso-wrap-distance-left:3.17497mm;mso-wrap-distance-top:0;mso-wrap-distance-right:3.17497mm;mso-wrap-distance-bottom:0;mso-position-horizontal:absolute;mso-position-horizontal-relative:page;mso-position-vertical:absolute;mso-position-vertical-relative:page;mso-width-percent:0;mso-height-percent:0;mso-width-relative:page;mso-height-relative:page" from="552.85pt,781.9pt" to="552.85pt,823.8pt" o:gfxdata="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" strokeweight="1.5pt">
               <w10:wrap anchorx="page" anchory="page"/>
             </v:line>
           </w:pict>
@@ -4680,9 +3956,9 @@
             </wp:anchor>
           </w:drawing>
         </mc:Choice>
-        <mc:Fallback xmlns:w15="http://schemas.microsoft.com/office/word/2012/wordml">
+        <mc:Fallback>
           <w:pict>
-            <v:shape w14:anchorId="2BD5167D" id="Text Box 66" o:spid="_x0000_s1033" type="#_x0000_t202" style="position:absolute;margin-left:155.7pt;margin-top:1.25pt;width:312.4pt;height:27.25pt;z-index:251656192;visibility:visible;mso-wrap-style:square;mso-width-percent:0;mso-height-percent:0;mso-wrap-distance-left:9pt;mso-wrap-distance-top:0;mso-wrap-distance-right:9pt;mso-wrap-distance-bottom:0;mso-position-horizontal:absolute;mso-position-horizontal-relative:text;mso-position-vertical:absolute;mso-position-vertical-relative:text;mso-width-percent:0;mso-height-percent:0;mso-width-relative:page;mso-height-relative:page;v-text-anchor:top" o:gfxdata="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" filled="f" stroked="f">
+            <v:shape w14:anchorId="2BD5167D" id="Text Box 66" o:spid="_x0000_s1033" type="#_x0000_t202" style="position:absolute;margin-left:155.7pt;margin-top:1.25pt;width:312.4pt;height:27.25pt;z-index:251656192;visibility:visible;mso-wrap-style:square;mso-width-percent:0;mso-height-percent:0;mso-wrap-distance-left:9pt;mso-wrap-distance-top:0;mso-wrap-distance-right:9pt;mso-wrap-distance-bottom:0;mso-position-horizontal:absolute;mso-position-horizontal-relative:text;mso-position-vertical:absolute;mso-position-vertical-relative:text;mso-width-percent:0;mso-height-percent:0;mso-width-relative:page;mso-height-relative:page;v-text-anchor:top" o:gfxdata="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" filled="f" stroked="f">
               <v:textbox inset="0,0,0,0">
                 <w:txbxContent>
                   <w:p>
@@ -4834,9 +4110,9 @@
             </wp:anchor>
           </w:drawing>
         </mc:Choice>
-        <mc:Fallback xmlns:w15="http://schemas.microsoft.com/office/word/2012/wordml" xmlns:w16se="http://schemas.microsoft.com/office/word/2015/wordml/symex" xmlns:w16="http://schemas.microsoft.com/office/word/2018/wordml" xmlns:w16cid="http://schemas.microsoft.com/office/word/2016/wordml/cid" xmlns:w16cex="http://schemas.microsoft.com/office/word/2018/wordml/cex" xmlns:am3d="http://schemas.microsoft.com/office/drawing/2017/model3d" xmlns:aink="http://schemas.microsoft.com/office/drawing/2016/ink" xmlns:cx8="http://schemas.microsoft.com/office/drawing/2016/5/14/chartex" xmlns:cx7="http://schemas.microsoft.com/office/drawing/2016/5/13/chartex" xmlns:cx6="http://schemas.microsoft.com/office/drawing/2016/5/12/chartex" xmlns:cx5="http://schemas.microsoft.com/office/drawing/2016/5/11/chartex" xmlns:cx4="http://schemas.microsoft.com/office/drawing/2016/5/10/chartex" xmlns:cx3="http://schemas.microsoft.com/office/drawing/2016/5/9/chartex" xmlns:cx2="http://schemas.microsoft.com/office/drawing/2015/10/21/chartex" xmlns:cx1="http://schemas.microsoft.com/office/drawing/2015/9/8/chartex" xmlns:cx="http://schemas.microsoft.com/office/drawing/2014/chartex">
+        <mc:Fallback>
           <w:pict>
-            <v:line w14:anchorId="032F361D" id="Line 63" o:spid="_x0000_s1026" style="position:absolute;z-index:251648000;visibility:visible;mso-wrap-style:square;mso-width-percent:0;mso-height-percent:0;mso-wrap-distance-left:3.17497mm;mso-wrap-distance-top:0;mso-wrap-distance-right:3.17497mm;mso-wrap-distance-bottom:0;mso-position-horizontal:absolute;mso-position-horizontal-relative:page;mso-position-vertical:absolute;mso-position-vertical-relative:page;mso-width-percent:0;mso-height-percent:0;mso-width-relative:page;mso-height-relative:page" from="113.45pt,780.85pt" to="113.45pt,823.35pt" o:gfxdata="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" strokeweight="1.5pt">
+            <v:line w14:anchorId="7B6DE409" id="Line 63" o:spid="_x0000_s1026" style="position:absolute;z-index:251648000;visibility:visible;mso-wrap-style:square;mso-width-percent:0;mso-height-percent:0;mso-wrap-distance-left:3.17497mm;mso-wrap-distance-top:0;mso-wrap-distance-right:3.17497mm;mso-wrap-distance-bottom:0;mso-position-horizontal:absolute;mso-position-horizontal-relative:page;mso-position-vertical:absolute;mso-position-vertical-relative:page;mso-width-percent:0;mso-height-percent:0;mso-width-relative:page;mso-height-relative:page" from="113.45pt,780.85pt" to="113.45pt,823.35pt" o:gfxdata="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" strokeweight="1.5pt">
               <w10:wrap anchorx="page" anchory="page"/>
             </v:line>
           </w:pict>
@@ -4909,9 +4185,9 @@
             </wp:anchor>
           </w:drawing>
         </mc:Choice>
-        <mc:Fallback xmlns:w15="http://schemas.microsoft.com/office/word/2012/wordml" xmlns:w16se="http://schemas.microsoft.com/office/word/2015/wordml/symex" xmlns:w16="http://schemas.microsoft.com/office/word/2018/wordml" xmlns:w16cid="http://schemas.microsoft.com/office/word/2016/wordml/cid" xmlns:w16cex="http://schemas.microsoft.com/office/word/2018/wordml/cex" xmlns:am3d="http://schemas.microsoft.com/office/drawing/2017/model3d" xmlns:aink="http://schemas.microsoft.com/office/drawing/2016/ink" xmlns:cx8="http://schemas.microsoft.com/office/drawing/2016/5/14/chartex" xmlns:cx7="http://schemas.microsoft.com/office/drawing/2016/5/13/chartex" xmlns:cx6="http://schemas.microsoft.com/office/drawing/2016/5/12/chartex" xmlns:cx5="http://schemas.microsoft.com/office/drawing/2016/5/11/chartex" xmlns:cx4="http://schemas.microsoft.com/office/drawing/2016/5/10/chartex" xmlns:cx3="http://schemas.microsoft.com/office/drawing/2016/5/9/chartex" xmlns:cx2="http://schemas.microsoft.com/office/drawing/2015/10/21/chartex" xmlns:cx1="http://schemas.microsoft.com/office/drawing/2015/9/8/chartex" xmlns:cx="http://schemas.microsoft.com/office/drawing/2014/chartex">
+        <mc:Fallback>
           <w:pict>
-            <v:line w14:anchorId="5F55D47B" id="Line 59" o:spid="_x0000_s1026" style="position:absolute;z-index:251635712;visibility:visible;mso-wrap-style:square;mso-width-percent:0;mso-height-percent:0;mso-wrap-distance-left:9pt;mso-wrap-distance-top:-3e-5mm;mso-wrap-distance-right:9pt;mso-wrap-distance-bottom:-3e-5mm;mso-position-horizontal:absolute;mso-position-horizontal-relative:page;mso-position-vertical:absolute;mso-position-vertical-relative:page;mso-width-percent:0;mso-height-percent:0;mso-width-relative:page;mso-height-relative:page" from="56.7pt,810.25pt" to="240.95pt,810.25pt" o:gfxdata="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" strokeweight="1.5pt">
+            <v:line w14:anchorId="747E72AD" id="Line 59" o:spid="_x0000_s1026" style="position:absolute;z-index:251635712;visibility:visible;mso-wrap-style:square;mso-width-percent:0;mso-height-percent:0;mso-wrap-distance-left:9pt;mso-wrap-distance-top:-3e-5mm;mso-wrap-distance-right:9pt;mso-wrap-distance-bottom:-3e-5mm;mso-position-horizontal:absolute;mso-position-horizontal-relative:page;mso-position-vertical:absolute;mso-position-vertical-relative:page;mso-width-percent:0;mso-height-percent:0;mso-width-relative:page;mso-height-relative:page" from="56.7pt,810.25pt" to="240.95pt,810.25pt" o:gfxdata="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" strokeweight="1.5pt">
               <w10:wrap anchorx="page" anchory="page"/>
             </v:line>
           </w:pict>
@@ -4984,9 +4260,9 @@
             </wp:anchor>
           </w:drawing>
         </mc:Choice>
-        <mc:Fallback xmlns:w15="http://schemas.microsoft.com/office/word/2012/wordml" xmlns:w16se="http://schemas.microsoft.com/office/word/2015/wordml/symex" xmlns:w16="http://schemas.microsoft.com/office/word/2018/wordml" xmlns:w16cid="http://schemas.microsoft.com/office/word/2016/wordml/cid" xmlns:w16cex="http://schemas.microsoft.com/office/word/2018/wordml/cex" xmlns:am3d="http://schemas.microsoft.com/office/drawing/2017/model3d" xmlns:aink="http://schemas.microsoft.com/office/drawing/2016/ink" xmlns:cx8="http://schemas.microsoft.com/office/drawing/2016/5/14/chartex" xmlns:cx7="http://schemas.microsoft.com/office/drawing/2016/5/13/chartex" xmlns:cx6="http://schemas.microsoft.com/office/drawing/2016/5/12/chartex" xmlns:cx5="http://schemas.microsoft.com/office/drawing/2016/5/11/chartex" xmlns:cx4="http://schemas.microsoft.com/office/drawing/2016/5/10/chartex" xmlns:cx3="http://schemas.microsoft.com/office/drawing/2016/5/9/chartex" xmlns:cx2="http://schemas.microsoft.com/office/drawing/2015/10/21/chartex" xmlns:cx1="http://schemas.microsoft.com/office/drawing/2015/9/8/chartex" xmlns:cx="http://schemas.microsoft.com/office/drawing/2014/chartex">
+        <mc:Fallback>
           <w:pict>
-            <v:line w14:anchorId="2E44BF82" id="Line 57" o:spid="_x0000_s1026" style="position:absolute;z-index:251630592;visibility:visible;mso-wrap-style:square;mso-width-percent:0;mso-height-percent:0;mso-wrap-distance-left:9pt;mso-wrap-distance-top:-3e-5mm;mso-wrap-distance-right:9pt;mso-wrap-distance-bottom:-3e-5mm;mso-position-horizontal:absolute;mso-position-horizontal-relative:page;mso-position-vertical:absolute;mso-position-vertical-relative:page;mso-width-percent:0;mso-height-percent:0;mso-width-relative:page;mso-height-relative:page" from="56.7pt,796.05pt" to="240.95pt,796.05pt" o:gfxdata="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">
+            <v:line w14:anchorId="08B56C84" id="Line 57" o:spid="_x0000_s1026" style="position:absolute;z-index:251630592;visibility:visible;mso-wrap-style:square;mso-width-percent:0;mso-height-percent:0;mso-wrap-distance-left:9pt;mso-wrap-distance-top:-3e-5mm;mso-wrap-distance-right:9pt;mso-wrap-distance-bottom:-3e-5mm;mso-position-horizontal:absolute;mso-position-horizontal-relative:page;mso-position-vertical:absolute;mso-position-vertical-relative:page;mso-width-percent:0;mso-height-percent:0;mso-width-relative:page;mso-height-relative:page" from="56.7pt,796.05pt" to="240.95pt,796.05pt" o:gfxdata="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">
               <w10:wrap anchorx="page" anchory="page"/>
             </v:line>
           </w:pict>
@@ -4998,7 +4274,7 @@
 </file>
 
 <file path=word/footer3.xml><?xml version="1.0" encoding="utf-8"?>
-<w:ftr xmlns:wpc="http://schemas.microsoft.com/office/word/2010/wordprocessingCanvas" xmlns:mc="http://schemas.openxmlformats.org/markup-compatibility/2006" xmlns:o="urn:schemas-microsoft-com:office:office" xmlns:r="http://schemas.openxmlformats.org/officeDocument/2006/relationships" xmlns:m="http://schemas.openxmlformats.org/officeDocument/2006/math" xmlns:v="urn:schemas-microsoft-com:vml" xmlns:wp14="http://schemas.microsoft.com/office/word/2010/wordprocessingDrawing" xmlns:wp="http://schemas.openxmlformats.org/drawingml/2006/wordprocessingDrawing" xmlns:w10="urn:schemas-microsoft-com:office:word" xmlns:w="http://schemas.openxmlformats.org/wordprocessingml/2006/main" xmlns:w14="http://schemas.microsoft.com/office/word/2010/wordml" xmlns:wpg="http://schemas.microsoft.com/office/word/2010/wordprocessingGroup" xmlns:wpi="http://schemas.microsoft.com/office/word/2010/wordprocessingInk" xmlns:wne="http://schemas.microsoft.com/office/word/2006/wordml" xmlns:wps="http://schemas.microsoft.com/office/word/2010/wordprocessingShape" mc:Ignorable="w14 wp14">
+<w:ftr xmlns:wpc="http://schemas.microsoft.com/office/word/2010/wordprocessingCanvas" xmlns:cx="http://schemas.microsoft.com/office/drawing/2014/chartex" xmlns:cx1="http://schemas.microsoft.com/office/drawing/2015/9/8/chartex" xmlns:cx2="http://schemas.microsoft.com/office/drawing/2015/10/21/chartex" xmlns:cx3="http://schemas.microsoft.com/office/drawing/2016/5/9/chartex" xmlns:cx4="http://schemas.microsoft.com/office/drawing/2016/5/10/chartex" xmlns:cx5="http://schemas.microsoft.com/office/drawing/2016/5/11/chartex" xmlns:cx6="http://schemas.microsoft.com/office/drawing/2016/5/12/chartex" xmlns:cx7="http://schemas.microsoft.com/office/drawing/2016/5/13/chartex" xmlns:cx8="http://schemas.microsoft.com/office/drawing/2016/5/14/chartex" xmlns:mc="http://schemas.openxmlformats.org/markup-compatibility/2006" xmlns:aink="http://schemas.microsoft.com/office/drawing/2016/ink" xmlns:am3d="http://schemas.microsoft.com/office/drawing/2017/model3d" xmlns:o="urn:schemas-microsoft-com:office:office" xmlns:oel="http://schemas.microsoft.com/office/2019/extlst" xmlns:r="http://schemas.openxmlformats.org/officeDocument/2006/relationships" xmlns:m="http://schemas.openxmlformats.org/officeDocument/2006/math" xmlns:v="urn:schemas-microsoft-com:vml" xmlns:wp14="http://schemas.microsoft.com/office/word/2010/wordprocessingDrawing" xmlns:wp="http://schemas.openxmlformats.org/drawingml/2006/wordprocessingDrawing" xmlns:w10="urn:schemas-microsoft-com:office:word" xmlns:w="http://schemas.openxmlformats.org/wordprocessingml/2006/main" xmlns:w14="http://schemas.microsoft.com/office/word/2010/wordml" xmlns:w15="http://schemas.microsoft.com/office/word/2012/wordml" xmlns:w16cex="http://schemas.microsoft.com/office/word/2018/wordml/cex" xmlns:w16cid="http://schemas.microsoft.com/office/word/2016/wordml/cid" xmlns:w16="http://schemas.microsoft.com/office/word/2018/wordml" xmlns:w16du="http://schemas.microsoft.com/office/word/2023/wordml/word16du" xmlns:w16sdtdh="http://schemas.microsoft.com/office/word/2020/wordml/sdtdatahash" xmlns:w16sdtfl="http://schemas.microsoft.com/office/word/2024/wordml/sdtformatlock" xmlns:w16se="http://schemas.microsoft.com/office/word/2015/wordml/symex" xmlns:wpg="http://schemas.microsoft.com/office/word/2010/wordprocessingGroup" xmlns:wpi="http://schemas.microsoft.com/office/word/2010/wordprocessingInk" xmlns:wne="http://schemas.microsoft.com/office/word/2006/wordml" xmlns:wps="http://schemas.microsoft.com/office/word/2010/wordprocessingShape" mc:Ignorable="w14 w15 w16se w16cid w16 w16cex w16sdtdh w16sdtfl w16du wp14">
   <w:p>
     <w:pPr>
       <w:pStyle w:val="a4"/>
@@ -5086,7 +4362,54 @@
                               <w:sz w:val="26"/>
                               <w:szCs w:val="28"/>
                             </w:rPr>
-                            <w:t>Разработка интернет-магазина «</w:t>
+                            <w:t xml:space="preserve">Разработка </w:t>
+                          </w:r>
+                          <w:r>
+                            <w:rPr>
+                              <w:rFonts w:ascii="ISOCPEUR" w:hAnsi="ISOCPEUR"/>
+                              <w:i/>
+                              <w:sz w:val="26"/>
+                              <w:szCs w:val="28"/>
+                              <w:lang w:val="en-US"/>
+                            </w:rPr>
+                            <w:t>front</w:t>
+                          </w:r>
+                          <w:r>
+                            <w:rPr>
+                              <w:rFonts w:ascii="ISOCPEUR" w:hAnsi="ISOCPEUR"/>
+                              <w:i/>
+                              <w:sz w:val="26"/>
+                              <w:szCs w:val="28"/>
+                            </w:rPr>
+                            <w:t>-</w:t>
+                          </w:r>
+                          <w:r>
+                            <w:rPr>
+                              <w:rFonts w:ascii="ISOCPEUR" w:hAnsi="ISOCPEUR"/>
+                              <w:i/>
+                              <w:sz w:val="26"/>
+                              <w:szCs w:val="28"/>
+                              <w:lang w:val="en-US"/>
+                            </w:rPr>
+                            <w:t>end</w:t>
+                          </w:r>
+                          <w:r>
+                            <w:rPr>
+                              <w:rFonts w:ascii="ISOCPEUR" w:hAnsi="ISOCPEUR"/>
+                              <w:i/>
+                              <w:sz w:val="26"/>
+                              <w:szCs w:val="28"/>
+                            </w:rPr>
+                            <w:t xml:space="preserve"> </w:t>
+                          </w:r>
+                          <w:r>
+                            <w:rPr>
+                              <w:rFonts w:ascii="ISOCPEUR" w:hAnsi="ISOCPEUR"/>
+                              <w:i/>
+                              <w:sz w:val="26"/>
+                              <w:szCs w:val="28"/>
+                            </w:rPr>
+                            <w:t xml:space="preserve">части главной страницы сайта «Магазин спортивной одежды </w:t>
                           </w:r>
                           <w:proofErr w:type="spellStart"/>
                           <w:r>
@@ -5097,7 +4420,17 @@
                               <w:szCs w:val="28"/>
                               <w:lang w:val="en-US"/>
                             </w:rPr>
-                            <w:t>Motobike</w:t>
+                            <w:t>Grea</w:t>
+                          </w:r>
+                          <w:r>
+                            <w:rPr>
+                              <w:rFonts w:ascii="ISOCPEUR" w:hAnsi="ISOCPEUR"/>
+                              <w:i/>
+                              <w:sz w:val="26"/>
+                              <w:szCs w:val="28"/>
+                              <w:lang w:val="en-US"/>
+                            </w:rPr>
+                            <w:t>Time</w:t>
                           </w:r>
                           <w:proofErr w:type="spellEnd"/>
                           <w:r>
@@ -5127,13 +4460,13 @@
             </wp:anchor>
           </w:drawing>
         </mc:Choice>
-        <mc:Fallback xmlns:w15="http://schemas.microsoft.com/office/word/2012/wordml">
+        <mc:Fallback>
           <w:pict>
             <v:shapetype w14:anchorId="24715833" id="_x0000_t202" coordsize="21600,21600" o:spt="202" path="m,l,21600r21600,l21600,xe">
               <v:stroke joinstyle="miter"/>
               <v:path gradientshapeok="t" o:connecttype="rect"/>
             </v:shapetype>
-            <v:shape id="Text Box 95" o:spid="_x0000_s1034" type="#_x0000_t202" style="position:absolute;margin-left:156.45pt;margin-top:-39.2pt;width:198.1pt;height:68.4pt;z-index:251685888;visibility:visible;mso-wrap-style:square;mso-width-percent:0;mso-height-percent:0;mso-wrap-distance-left:9pt;mso-wrap-distance-top:0;mso-wrap-distance-right:9pt;mso-wrap-distance-bottom:0;mso-position-horizontal:absolute;mso-position-horizontal-relative:text;mso-position-vertical:absolute;mso-position-vertical-relative:text;mso-width-percent:0;mso-height-percent:0;mso-width-relative:page;mso-height-relative:page;v-text-anchor:middle" o:gfxdata="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" filled="f" stroked="f">
+            <v:shape id="Text Box 95" o:spid="_x0000_s1034" type="#_x0000_t202" style="position:absolute;margin-left:156.45pt;margin-top:-39.2pt;width:198.1pt;height:68.4pt;z-index:251685888;visibility:visible;mso-wrap-style:square;mso-width-percent:0;mso-height-percent:0;mso-wrap-distance-left:9pt;mso-wrap-distance-top:0;mso-wrap-distance-right:9pt;mso-wrap-distance-bottom:0;mso-position-horizontal:absolute;mso-position-horizontal-relative:text;mso-position-vertical:absolute;mso-position-vertical-relative:text;mso-width-percent:0;mso-height-percent:0;mso-width-relative:page;mso-height-relative:page;v-text-anchor:middle" o:gfxdata="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" filled="f" stroked="f">
               <v:textbox>
                 <w:txbxContent>
                   <w:p>
@@ -5153,7 +4486,54 @@
                         <w:sz w:val="26"/>
                         <w:szCs w:val="28"/>
                       </w:rPr>
-                      <w:t>Разработка интернет-магазина «</w:t>
+                      <w:t xml:space="preserve">Разработка </w:t>
+                    </w:r>
+                    <w:r>
+                      <w:rPr>
+                        <w:rFonts w:ascii="ISOCPEUR" w:hAnsi="ISOCPEUR"/>
+                        <w:i/>
+                        <w:sz w:val="26"/>
+                        <w:szCs w:val="28"/>
+                        <w:lang w:val="en-US"/>
+                      </w:rPr>
+                      <w:t>front</w:t>
+                    </w:r>
+                    <w:r>
+                      <w:rPr>
+                        <w:rFonts w:ascii="ISOCPEUR" w:hAnsi="ISOCPEUR"/>
+                        <w:i/>
+                        <w:sz w:val="26"/>
+                        <w:szCs w:val="28"/>
+                      </w:rPr>
+                      <w:t>-</w:t>
+                    </w:r>
+                    <w:r>
+                      <w:rPr>
+                        <w:rFonts w:ascii="ISOCPEUR" w:hAnsi="ISOCPEUR"/>
+                        <w:i/>
+                        <w:sz w:val="26"/>
+                        <w:szCs w:val="28"/>
+                        <w:lang w:val="en-US"/>
+                      </w:rPr>
+                      <w:t>end</w:t>
+                    </w:r>
+                    <w:r>
+                      <w:rPr>
+                        <w:rFonts w:ascii="ISOCPEUR" w:hAnsi="ISOCPEUR"/>
+                        <w:i/>
+                        <w:sz w:val="26"/>
+                        <w:szCs w:val="28"/>
+                      </w:rPr>
+                      <w:t xml:space="preserve"> </w:t>
+                    </w:r>
+                    <w:r>
+                      <w:rPr>
+                        <w:rFonts w:ascii="ISOCPEUR" w:hAnsi="ISOCPEUR"/>
+                        <w:i/>
+                        <w:sz w:val="26"/>
+                        <w:szCs w:val="28"/>
+                      </w:rPr>
+                      <w:t xml:space="preserve">части главной страницы сайта «Магазин спортивной одежды </w:t>
                     </w:r>
                     <w:proofErr w:type="spellStart"/>
                     <w:r>
@@ -5164,7 +4544,17 @@
                         <w:szCs w:val="28"/>
                         <w:lang w:val="en-US"/>
                       </w:rPr>
-                      <w:t>Motobike</w:t>
+                      <w:t>Grea</w:t>
+                    </w:r>
+                    <w:r>
+                      <w:rPr>
+                        <w:rFonts w:ascii="ISOCPEUR" w:hAnsi="ISOCPEUR"/>
+                        <w:i/>
+                        <w:sz w:val="26"/>
+                        <w:szCs w:val="28"/>
+                        <w:lang w:val="en-US"/>
+                      </w:rPr>
+                      <w:t>Time</w:t>
                     </w:r>
                     <w:proofErr w:type="spellEnd"/>
                     <w:r>
@@ -5253,15 +4643,6 @@
                               <w:i/>
                             </w:rPr>
                           </w:pPr>
-                          <w:proofErr w:type="spellStart"/>
-                          <w:r>
-                            <w:rPr>
-                              <w:rFonts w:ascii="ISOCPEUR" w:hAnsi="ISOCPEUR"/>
-                              <w:i/>
-                            </w:rPr>
-                            <w:t>Снарская</w:t>
-                          </w:r>
-                          <w:proofErr w:type="spellEnd"/>
                         </w:p>
                       </w:txbxContent>
                     </wps:txbx>
@@ -5280,9 +4661,9 @@
             </wp:anchor>
           </w:drawing>
         </mc:Choice>
-        <mc:Fallback xmlns:w15="http://schemas.microsoft.com/office/word/2012/wordml">
+        <mc:Fallback>
           <w:pict>
-            <v:shape w14:anchorId="35318AE4" id="Text Box 52" o:spid="_x0000_s1035" type="#_x0000_t202" style="position:absolute;margin-left:29.25pt;margin-top:15.85pt;width:56.5pt;height:14.25pt;z-index:251698176;visibility:visible;mso-wrap-style:square;mso-width-percent:0;mso-height-percent:0;mso-wrap-distance-left:9pt;mso-wrap-distance-top:0;mso-wrap-distance-right:9pt;mso-wrap-distance-bottom:0;mso-position-horizontal:absolute;mso-position-horizontal-relative:text;mso-position-vertical:absolute;mso-position-vertical-relative:text;mso-width-percent:0;mso-height-percent:0;mso-width-relative:page;mso-height-relative:page;v-text-anchor:top" o:gfxdata="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" filled="f" stroked="f">
+            <v:shape w14:anchorId="35318AE4" id="Text Box 52" o:spid="_x0000_s1035" type="#_x0000_t202" style="position:absolute;margin-left:29.25pt;margin-top:15.85pt;width:56.5pt;height:14.25pt;z-index:251698176;visibility:visible;mso-wrap-style:square;mso-width-percent:0;mso-height-percent:0;mso-wrap-distance-left:9pt;mso-wrap-distance-top:0;mso-wrap-distance-right:9pt;mso-wrap-distance-bottom:0;mso-position-horizontal:absolute;mso-position-horizontal-relative:text;mso-position-vertical:absolute;mso-position-vertical-relative:text;mso-width-percent:0;mso-height-percent:0;mso-width-relative:page;mso-height-relative:page;v-text-anchor:top" o:gfxdata="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" filled="f" stroked="f">
               <v:textbox inset="0,0,0,0">
                 <w:txbxContent>
                   <w:p>
@@ -5292,15 +4673,6 @@
                         <w:i/>
                       </w:rPr>
                     </w:pPr>
-                    <w:proofErr w:type="spellStart"/>
-                    <w:r>
-                      <w:rPr>
-                        <w:rFonts w:ascii="ISOCPEUR" w:hAnsi="ISOCPEUR"/>
-                        <w:i/>
-                      </w:rPr>
-                      <w:t>Снарская</w:t>
-                    </w:r>
-                    <w:proofErr w:type="spellEnd"/>
                   </w:p>
                 </w:txbxContent>
               </v:textbox>
@@ -5371,6 +4743,7 @@
                     </wps:spPr>
                     <wps:txbx>
                       <w:txbxContent>
+                        <w:p/>
                         <w:p>
                           <w:pPr>
                             <w:rPr>
@@ -5380,17 +4753,6 @@
                               <w:szCs w:val="18"/>
                             </w:rPr>
                           </w:pPr>
-                          <w:proofErr w:type="spellStart"/>
-                          <w:r>
-                            <w:rPr>
-                              <w:rFonts w:ascii="ISOCPEUR" w:hAnsi="ISOCPEUR"/>
-                              <w:i/>
-                              <w:sz w:val="18"/>
-                              <w:szCs w:val="18"/>
-                            </w:rPr>
-                            <w:t>Брынина</w:t>
-                          </w:r>
-                          <w:proofErr w:type="spellEnd"/>
                         </w:p>
                       </w:txbxContent>
                     </wps:txbx>
@@ -5411,13 +4773,10 @@
         </mc:Choice>
         <mc:Fallback>
           <w:pict>
-            <v:shapetype id="_x0000_t202" coordsize="21600,21600" o:spt="202" path="m,l,21600r21600,l21600,xe">
-              <v:stroke joinstyle="miter"/>
-              <v:path gradientshapeok="t" o:connecttype="rect"/>
-            </v:shapetype>
-            <v:shape id="_x0000_s1036" type="#_x0000_t202" style="position:absolute;margin-left:29.25pt;margin-top:2.35pt;width:56.5pt;height:14.25pt;z-index:251697152;visibility:visible;mso-wrap-style:square;mso-width-percent:0;mso-height-percent:0;mso-wrap-distance-left:9pt;mso-wrap-distance-top:0;mso-wrap-distance-right:9pt;mso-wrap-distance-bottom:0;mso-position-horizontal:absolute;mso-position-horizontal-relative:text;mso-position-vertical:absolute;mso-position-vertical-relative:text;mso-width-percent:0;mso-height-percent:0;mso-width-relative:page;mso-height-relative:page;v-text-anchor:top" o:gfxdata="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" filled="f" stroked="f">
+            <v:shape w14:anchorId="39EBF197" id="_x0000_s1036" type="#_x0000_t202" style="position:absolute;margin-left:29.25pt;margin-top:2.35pt;width:56.5pt;height:14.25pt;z-index:251697152;visibility:visible;mso-wrap-style:square;mso-width-percent:0;mso-height-percent:0;mso-wrap-distance-left:9pt;mso-wrap-distance-top:0;mso-wrap-distance-right:9pt;mso-wrap-distance-bottom:0;mso-position-horizontal:absolute;mso-position-horizontal-relative:text;mso-position-vertical:absolute;mso-position-vertical-relative:text;mso-width-percent:0;mso-height-percent:0;mso-width-relative:page;mso-height-relative:page;v-text-anchor:top" o:gfxdata="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" filled="f" stroked="f">
               <v:textbox inset="0,0,0,0">
                 <w:txbxContent>
+                  <w:p/>
                   <w:p>
                     <w:pPr>
                       <w:rPr>
@@ -5427,17 +4786,6 @@
                         <w:szCs w:val="18"/>
                       </w:rPr>
                     </w:pPr>
-                    <w:proofErr w:type="spellStart"/>
-                    <w:r>
-                      <w:rPr>
-                        <w:rFonts w:ascii="ISOCPEUR" w:hAnsi="ISOCPEUR"/>
-                        <w:i/>
-                        <w:sz w:val="18"/>
-                        <w:szCs w:val="18"/>
-                      </w:rPr>
-                      <w:t>Брынина</w:t>
-                    </w:r>
-                    <w:proofErr w:type="spellEnd"/>
                   </w:p>
                 </w:txbxContent>
               </v:textbox>
@@ -5540,9 +4888,9 @@
             </wp:anchor>
           </w:drawing>
         </mc:Choice>
-        <mc:Fallback xmlns:w15="http://schemas.microsoft.com/office/word/2012/wordml">
+        <mc:Fallback>
           <w:pict>
-            <v:shape w14:anchorId="3E72AFA5" id="Text Box 50" o:spid="_x0000_s1037" type="#_x0000_t202" style="position:absolute;margin-left:-27.1pt;margin-top:15.75pt;width:56.8pt;height:14.7pt;z-index:251696128;visibility:visible;mso-wrap-style:square;mso-width-percent:0;mso-height-percent:0;mso-wrap-distance-left:9pt;mso-wrap-distance-top:0;mso-wrap-distance-right:9pt;mso-wrap-distance-bottom:0;mso-position-horizontal:absolute;mso-position-horizontal-relative:text;mso-position-vertical:absolute;mso-position-vertical-relative:text;mso-width-percent:0;mso-height-percent:0;mso-width-relative:page;mso-height-relative:page;v-text-anchor:top" o:gfxdata="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" filled="f" stroked="f">
+            <v:shape w14:anchorId="3E72AFA5" id="Text Box 50" o:spid="_x0000_s1037" type="#_x0000_t202" style="position:absolute;margin-left:-27.1pt;margin-top:15.75pt;width:56.8pt;height:14.7pt;z-index:251696128;visibility:visible;mso-wrap-style:square;mso-width-percent:0;mso-height-percent:0;mso-wrap-distance-left:9pt;mso-wrap-distance-top:0;mso-wrap-distance-right:9pt;mso-wrap-distance-bottom:0;mso-position-horizontal:absolute;mso-position-horizontal-relative:text;mso-position-vertical:absolute;mso-position-vertical-relative:text;mso-width-percent:0;mso-height-percent:0;mso-width-relative:page;mso-height-relative:page;v-text-anchor:top" o:gfxdata="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" filled="f" stroked="f">
               <v:textbox inset="0,0,0,0">
                 <w:txbxContent>
                   <w:p>
@@ -5661,9 +5009,9 @@
             </wp:anchor>
           </w:drawing>
         </mc:Choice>
-        <mc:Fallback xmlns:w15="http://schemas.microsoft.com/office/word/2012/wordml">
+        <mc:Fallback>
           <w:pict>
-            <v:shape w14:anchorId="4E5AA9EA" id="Text Box 51" o:spid="_x0000_s1038" type="#_x0000_t202" style="position:absolute;margin-left:-27.1pt;margin-top:1.6pt;width:56.8pt;height:14.2pt;z-index:251674624;visibility:visible;mso-wrap-style:square;mso-width-percent:0;mso-height-percent:0;mso-wrap-distance-left:9pt;mso-wrap-distance-top:0;mso-wrap-distance-right:9pt;mso-wrap-distance-bottom:0;mso-position-horizontal:absolute;mso-position-horizontal-relative:text;mso-position-vertical:absolute;mso-position-vertical-relative:text;mso-width-percent:0;mso-height-percent:0;mso-width-relative:page;mso-height-relative:page;v-text-anchor:top" o:gfxdata="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" filled="f" stroked="f">
+            <v:shape w14:anchorId="4E5AA9EA" id="Text Box 51" o:spid="_x0000_s1038" type="#_x0000_t202" style="position:absolute;margin-left:-27.1pt;margin-top:1.6pt;width:56.8pt;height:14.2pt;z-index:251674624;visibility:visible;mso-wrap-style:square;mso-width-percent:0;mso-height-percent:0;mso-wrap-distance-left:9pt;mso-wrap-distance-top:0;mso-wrap-distance-right:9pt;mso-wrap-distance-bottom:0;mso-position-horizontal:absolute;mso-position-horizontal-relative:text;mso-position-vertical:absolute;mso-position-vertical-relative:text;mso-width-percent:0;mso-height-percent:0;mso-width-relative:page;mso-height-relative:page;v-text-anchor:top" o:gfxdata="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" filled="f" stroked="f">
               <v:textbox inset="0,0,0,0">
                 <w:txbxContent>
                   <w:p>
@@ -5789,9 +5137,9 @@
             </wp:anchor>
           </w:drawing>
         </mc:Choice>
-        <mc:Fallback xmlns:w15="http://schemas.microsoft.com/office/word/2012/wordml">
+        <mc:Fallback>
           <w:pict>
-            <v:shape w14:anchorId="48EC986A" id="_x0000_s1039" type="#_x0000_t202" style="position:absolute;margin-left:-27.3pt;margin-top:-26.8pt;width:57.15pt;height:14.3pt;z-index:251695104;visibility:visible;mso-wrap-style:square;mso-width-percent:0;mso-height-percent:0;mso-wrap-distance-left:9pt;mso-wrap-distance-top:0;mso-wrap-distance-right:9pt;mso-wrap-distance-bottom:0;mso-position-horizontal:absolute;mso-position-horizontal-relative:text;mso-position-vertical:absolute;mso-position-vertical-relative:text;mso-width-percent:0;mso-height-percent:0;mso-width-relative:page;mso-height-relative:page;v-text-anchor:top" o:gfxdata="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" filled="f" stroked="f">
+            <v:shape w14:anchorId="48EC986A" id="_x0000_s1039" type="#_x0000_t202" style="position:absolute;margin-left:-27.3pt;margin-top:-26.8pt;width:57.15pt;height:14.3pt;z-index:251695104;visibility:visible;mso-wrap-style:square;mso-width-percent:0;mso-height-percent:0;mso-wrap-distance-left:9pt;mso-wrap-distance-top:0;mso-wrap-distance-right:9pt;mso-wrap-distance-bottom:0;mso-position-horizontal:absolute;mso-position-horizontal-relative:text;mso-position-vertical:absolute;mso-position-vertical-relative:text;mso-width-percent:0;mso-height-percent:0;mso-width-relative:page;mso-height-relative:page;v-text-anchor:top" o:gfxdata="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" filled="f" stroked="f">
               <v:textbox inset="0,0,0,0">
                 <w:txbxContent>
                   <w:p>
@@ -5897,7 +5245,7 @@
                               <w:rFonts w:ascii="ISOCPEUR" w:hAnsi="ISOCPEUR"/>
                               <w:i/>
                             </w:rPr>
-                            <w:t>Зайцев</w:t>
+                            <w:t>Тупик</w:t>
                           </w:r>
                         </w:p>
                       </w:txbxContent>
@@ -5917,9 +5265,9 @@
             </wp:anchor>
           </w:drawing>
         </mc:Choice>
-        <mc:Fallback xmlns:w15="http://schemas.microsoft.com/office/word/2012/wordml">
+        <mc:Fallback>
           <w:pict>
-            <v:shape w14:anchorId="267B3BA0" id="_x0000_s1040" type="#_x0000_t202" style="position:absolute;margin-left:30.05pt;margin-top:-41.05pt;width:55.1pt;height:13.5pt;z-index:251675648;visibility:visible;mso-wrap-style:square;mso-width-percent:0;mso-height-percent:0;mso-wrap-distance-left:9pt;mso-wrap-distance-top:0;mso-wrap-distance-right:9pt;mso-wrap-distance-bottom:0;mso-position-horizontal:absolute;mso-position-horizontal-relative:text;mso-position-vertical:absolute;mso-position-vertical-relative:text;mso-width-percent:0;mso-height-percent:0;mso-width-relative:page;mso-height-relative:page;v-text-anchor:top" o:gfxdata="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" filled="f" stroked="f">
+            <v:shape w14:anchorId="267B3BA0" id="_x0000_s1040" type="#_x0000_t202" style="position:absolute;margin-left:30.05pt;margin-top:-41.05pt;width:55.1pt;height:13.5pt;z-index:251675648;visibility:visible;mso-wrap-style:square;mso-width-percent:0;mso-height-percent:0;mso-wrap-distance-left:9pt;mso-wrap-distance-top:0;mso-wrap-distance-right:9pt;mso-wrap-distance-bottom:0;mso-position-horizontal:absolute;mso-position-horizontal-relative:text;mso-position-vertical:absolute;mso-position-vertical-relative:text;mso-width-percent:0;mso-height-percent:0;mso-width-relative:page;mso-height-relative:page;v-text-anchor:top" o:gfxdata="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" filled="f" stroked="f">
               <v:textbox inset="0,0,0,0">
                 <w:txbxContent>
                   <w:p>
@@ -5934,7 +5282,7 @@
                         <w:rFonts w:ascii="ISOCPEUR" w:hAnsi="ISOCPEUR"/>
                         <w:i/>
                       </w:rPr>
-                      <w:t>Зайцев</w:t>
+                      <w:t>Тупик</w:t>
                     </w:r>
                   </w:p>
                 </w:txbxContent>
@@ -5951,7 +5299,7 @@
       <mc:AlternateContent>
         <mc:Choice Requires="wps">
           <w:drawing>
-            <wp:anchor distT="0" distB="0" distL="114300" distR="114300" simplePos="0" relativeHeight="251676672" behindDoc="0" locked="0" layoutInCell="1" allowOverlap="1" wp14:anchorId="1136ABEF" wp14:editId="2185BE20">
+            <wp:anchor distT="0" distB="0" distL="114300" distR="114300" simplePos="0" relativeHeight="251676672" behindDoc="0" locked="0" layoutInCell="1" allowOverlap="1" wp14:anchorId="1136ABEF" wp14:editId="6760D319">
               <wp:simplePos x="0" y="0"/>
               <wp:positionH relativeFrom="column">
                 <wp:posOffset>381635</wp:posOffset>
@@ -6007,25 +5355,8 @@
                     <wps:txbx>
                       <w:txbxContent>
                         <w:p>
-                          <w:pPr>
-                            <w:rPr>
-                              <w:rFonts w:ascii="ISOCPEUR" w:hAnsi="ISOCPEUR"/>
-                              <w:i/>
-                            </w:rPr>
-                          </w:pPr>
-                          <w:proofErr w:type="spellStart"/>
                           <w:r>
-                            <w:rPr>
-                              <w:rFonts w:ascii="ISOCPEUR" w:hAnsi="ISOCPEUR"/>
-                              <w:i/>
-                            </w:rPr>
-                            <w:t>Снарская</w:t>
-                          </w:r>
-                          <w:proofErr w:type="spellEnd"/>
-                        </w:p>
-                        <w:p>
-                          <w:r>
-                            <w:t>0</w:t>
+                            <w:t>Заяц</w:t>
                           </w:r>
                         </w:p>
                       </w:txbxContent>
@@ -6045,31 +5376,14 @@
             </wp:anchor>
           </w:drawing>
         </mc:Choice>
-        <mc:Fallback xmlns:w15="http://schemas.microsoft.com/office/word/2012/wordml">
+        <mc:Fallback>
           <w:pict>
-            <v:shape w14:anchorId="1136ABEF" id="Text Box 53" o:spid="_x0000_s1041" type="#_x0000_t202" style="position:absolute;margin-left:30.05pt;margin-top:-26.75pt;width:56.6pt;height:14.1pt;z-index:251676672;visibility:visible;mso-wrap-style:square;mso-width-percent:0;mso-height-percent:0;mso-wrap-distance-left:9pt;mso-wrap-distance-top:0;mso-wrap-distance-right:9pt;mso-wrap-distance-bottom:0;mso-position-horizontal:absolute;mso-position-horizontal-relative:text;mso-position-vertical:absolute;mso-position-vertical-relative:text;mso-width-percent:0;mso-height-percent:0;mso-width-relative:page;mso-height-relative:page;v-text-anchor:top" o:gfxdata="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" filled="f" stroked="f">
+            <v:shape w14:anchorId="1136ABEF" id="Text Box 53" o:spid="_x0000_s1041" type="#_x0000_t202" style="position:absolute;margin-left:30.05pt;margin-top:-26.75pt;width:56.6pt;height:14.1pt;z-index:251676672;visibility:visible;mso-wrap-style:square;mso-width-percent:0;mso-height-percent:0;mso-wrap-distance-left:9pt;mso-wrap-distance-top:0;mso-wrap-distance-right:9pt;mso-wrap-distance-bottom:0;mso-position-horizontal:absolute;mso-position-horizontal-relative:text;mso-position-vertical:absolute;mso-position-vertical-relative:text;mso-width-percent:0;mso-height-percent:0;mso-width-relative:page;mso-height-relative:page;v-text-anchor:top" o:gfxdata="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" filled="f" stroked="f">
               <v:textbox inset="0,0,0,0">
                 <w:txbxContent>
                   <w:p>
-                    <w:pPr>
-                      <w:rPr>
-                        <w:rFonts w:ascii="ISOCPEUR" w:hAnsi="ISOCPEUR"/>
-                        <w:i/>
-                      </w:rPr>
-                    </w:pPr>
-                    <w:proofErr w:type="spellStart"/>
                     <w:r>
-                      <w:rPr>
-                        <w:rFonts w:ascii="ISOCPEUR" w:hAnsi="ISOCPEUR"/>
-                        <w:i/>
-                      </w:rPr>
-                      <w:t>Снарская</w:t>
-                    </w:r>
-                    <w:proofErr w:type="spellEnd"/>
-                  </w:p>
-                  <w:p>
-                    <w:r>
-                      <w:t>0</w:t>
+                      <w:t>Заяц</w:t>
                     </w:r>
                   </w:p>
                 </w:txbxContent>
@@ -6086,7 +5400,7 @@
       <mc:AlternateContent>
         <mc:Choice Requires="wps">
           <w:drawing>
-            <wp:anchor distT="0" distB="0" distL="114300" distR="114300" simplePos="0" relativeHeight="251662336" behindDoc="0" locked="0" layoutInCell="1" allowOverlap="1" wp14:anchorId="0304565F" wp14:editId="58722F7C">
+            <wp:anchor distT="0" distB="0" distL="114300" distR="114300" simplePos="0" relativeHeight="251662336" behindDoc="0" locked="0" layoutInCell="1" allowOverlap="1" wp14:anchorId="0304565F" wp14:editId="074F798C">
               <wp:simplePos x="0" y="0"/>
               <wp:positionH relativeFrom="column">
                 <wp:posOffset>5040313</wp:posOffset>
@@ -6174,9 +5488,9 @@
             </wp:anchor>
           </w:drawing>
         </mc:Choice>
-        <mc:Fallback xmlns:w15="http://schemas.microsoft.com/office/word/2012/wordml">
+        <mc:Fallback>
           <w:pict>
-            <v:shape w14:anchorId="0304565F" id="Text Box 40" o:spid="_x0000_s1042" type="#_x0000_t202" style="position:absolute;margin-left:396.9pt;margin-top:-40.3pt;width:42.3pt;height:13.35pt;z-index:251662336;visibility:visible;mso-wrap-style:square;mso-width-percent:0;mso-height-percent:0;mso-wrap-distance-left:9pt;mso-wrap-distance-top:0;mso-wrap-distance-right:9pt;mso-wrap-distance-bottom:0;mso-position-horizontal:absolute;mso-position-horizontal-relative:text;mso-position-vertical:absolute;mso-position-vertical-relative:text;mso-width-percent:0;mso-height-percent:0;mso-width-relative:page;mso-height-relative:page;v-text-anchor:top" o:gfxdata="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" filled="f" stroked="f">
+            <v:shape w14:anchorId="0304565F" id="Text Box 40" o:spid="_x0000_s1042" type="#_x0000_t202" style="position:absolute;margin-left:396.9pt;margin-top:-40.3pt;width:42.3pt;height:13.35pt;z-index:251662336;visibility:visible;mso-wrap-style:square;mso-width-percent:0;mso-height-percent:0;mso-wrap-distance-left:9pt;mso-wrap-distance-top:0;mso-wrap-distance-right:9pt;mso-wrap-distance-bottom:0;mso-position-horizontal:absolute;mso-position-horizontal-relative:text;mso-position-vertical:absolute;mso-position-vertical-relative:text;mso-width-percent:0;mso-height-percent:0;mso-width-relative:page;mso-height-relative:page;v-text-anchor:top" o:gfxdata="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" filled="f" stroked="f">
               <v:textbox inset="0,0,0,0">
                 <w:txbxContent>
                   <w:p>
@@ -6297,9 +5611,9 @@
             </wp:anchor>
           </w:drawing>
         </mc:Choice>
-        <mc:Fallback xmlns:w15="http://schemas.microsoft.com/office/word/2012/wordml">
+        <mc:Fallback>
           <w:pict>
-            <v:shape w14:anchorId="2F949200" id="Text Box 41" o:spid="_x0000_s1043" type="#_x0000_t202" style="position:absolute;margin-left:439.95pt;margin-top:-40.35pt;width:49.15pt;height:13.1pt;z-index:251663360;visibility:visible;mso-wrap-style:square;mso-width-percent:0;mso-height-percent:0;mso-wrap-distance-left:9pt;mso-wrap-distance-top:0;mso-wrap-distance-right:9pt;mso-wrap-distance-bottom:0;mso-position-horizontal:absolute;mso-position-horizontal-relative:text;mso-position-vertical:absolute;mso-position-vertical-relative:text;mso-width-percent:0;mso-height-percent:0;mso-width-relative:page;mso-height-relative:page;v-text-anchor:top" o:gfxdata="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" filled="f" stroked="f">
+            <v:shape w14:anchorId="2F949200" id="Text Box 41" o:spid="_x0000_s1043" type="#_x0000_t202" style="position:absolute;margin-left:439.95pt;margin-top:-40.35pt;width:49.15pt;height:13.1pt;z-index:251663360;visibility:visible;mso-wrap-style:square;mso-width-percent:0;mso-height-percent:0;mso-wrap-distance-left:9pt;mso-wrap-distance-top:0;mso-wrap-distance-right:9pt;mso-wrap-distance-bottom:0;mso-position-horizontal:absolute;mso-position-horizontal-relative:text;mso-position-vertical:absolute;mso-position-vertical-relative:text;mso-width-percent:0;mso-height-percent:0;mso-width-relative:page;mso-height-relative:page;v-text-anchor:top" o:gfxdata="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" filled="f" stroked="f">
               <v:textbox inset="0,0,0,0">
                 <w:txbxContent>
                   <w:p>
@@ -6421,9 +5735,9 @@
             </wp:anchor>
           </w:drawing>
         </mc:Choice>
-        <mc:Fallback xmlns:w15="http://schemas.microsoft.com/office/word/2012/wordml">
+        <mc:Fallback>
           <w:pict>
-            <v:shape w14:anchorId="4D4585E5" id="Text Box 46" o:spid="_x0000_s1044" type="#_x0000_t202" style="position:absolute;margin-left:84.45pt;margin-top:-55.3pt;width:42.75pt;height:13.15pt;z-index:251693056;visibility:visible;mso-wrap-style:square;mso-width-percent:0;mso-height-percent:0;mso-wrap-distance-left:9pt;mso-wrap-distance-top:0;mso-wrap-distance-right:9pt;mso-wrap-distance-bottom:0;mso-position-horizontal:absolute;mso-position-horizontal-relative:text;mso-position-vertical:absolute;mso-position-vertical-relative:text;mso-width-percent:0;mso-height-percent:0;mso-width-relative:page;mso-height-relative:page;v-text-anchor:top" o:gfxdata="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" filled="f" stroked="f">
+            <v:shape w14:anchorId="4D4585E5" id="Text Box 46" o:spid="_x0000_s1044" type="#_x0000_t202" style="position:absolute;margin-left:84.45pt;margin-top:-55.3pt;width:42.75pt;height:13.15pt;z-index:251693056;visibility:visible;mso-wrap-style:square;mso-width-percent:0;mso-height-percent:0;mso-wrap-distance-left:9pt;mso-wrap-distance-top:0;mso-wrap-distance-right:9pt;mso-wrap-distance-bottom:0;mso-position-horizontal:absolute;mso-position-horizontal-relative:text;mso-position-vertical:absolute;mso-position-vertical-relative:text;mso-width-percent:0;mso-height-percent:0;mso-width-relative:page;mso-height-relative:page;v-text-anchor:top" o:gfxdata="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" filled="f" stroked="f">
               <v:textbox inset="0,0,0,0">
                 <w:txbxContent>
                   <w:p>
@@ -6546,9 +5860,9 @@
             </wp:anchor>
           </w:drawing>
         </mc:Choice>
-        <mc:Fallback xmlns:w15="http://schemas.microsoft.com/office/word/2012/wordml">
+        <mc:Fallback>
           <w:pict>
-            <v:shape w14:anchorId="34509C7A" id="_x0000_s1045" type="#_x0000_t202" style="position:absolute;margin-left:127.95pt;margin-top:-54.95pt;width:28.5pt;height:13.2pt;z-index:251694080;visibility:visible;mso-wrap-style:square;mso-width-percent:0;mso-height-percent:0;mso-wrap-distance-left:9pt;mso-wrap-distance-top:0;mso-wrap-distance-right:9pt;mso-wrap-distance-bottom:0;mso-position-horizontal:absolute;mso-position-horizontal-relative:text;mso-position-vertical:absolute;mso-position-vertical-relative:text;mso-width-percent:0;mso-height-percent:0;mso-width-relative:page;mso-height-relative:page;v-text-anchor:top" o:gfxdata="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" filled="f" stroked="f">
+            <v:shape w14:anchorId="34509C7A" id="_x0000_s1045" type="#_x0000_t202" style="position:absolute;margin-left:127.95pt;margin-top:-54.95pt;width:28.5pt;height:13.2pt;z-index:251694080;visibility:visible;mso-wrap-style:square;mso-width-percent:0;mso-height-percent:0;mso-wrap-distance-left:9pt;mso-wrap-distance-top:0;mso-wrap-distance-right:9pt;mso-wrap-distance-bottom:0;mso-position-horizontal:absolute;mso-position-horizontal-relative:text;mso-position-vertical:absolute;mso-position-vertical-relative:text;mso-width-percent:0;mso-height-percent:0;mso-width-relative:page;mso-height-relative:page;v-text-anchor:top" o:gfxdata="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" filled="f" stroked="f">
               <v:textbox inset="0,0,0,0">
                 <w:txbxContent>
                   <w:p>
@@ -6678,9 +5992,9 @@
             </wp:anchor>
           </w:drawing>
         </mc:Choice>
-        <mc:Fallback xmlns:w15="http://schemas.microsoft.com/office/word/2012/wordml">
+        <mc:Fallback>
           <w:pict>
-            <v:shape w14:anchorId="0E2CD4D9" id="_x0000_s1046" type="#_x0000_t202" style="position:absolute;margin-left:29.35pt;margin-top:-54.95pt;width:55.1pt;height:14.55pt;z-index:251692032;visibility:visible;mso-wrap-style:square;mso-width-percent:0;mso-height-percent:0;mso-wrap-distance-left:9pt;mso-wrap-distance-top:0;mso-wrap-distance-right:9pt;mso-wrap-distance-bottom:0;mso-position-horizontal:absolute;mso-position-horizontal-relative:text;mso-position-vertical:absolute;mso-position-vertical-relative:text;mso-width-percent:0;mso-height-percent:0;mso-width-relative:page;mso-height-relative:page;v-text-anchor:top" o:gfxdata="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" filled="f" stroked="f">
+            <v:shape w14:anchorId="0E2CD4D9" id="_x0000_s1046" type="#_x0000_t202" style="position:absolute;margin-left:29.35pt;margin-top:-54.95pt;width:55.1pt;height:14.55pt;z-index:251692032;visibility:visible;mso-wrap-style:square;mso-width-percent:0;mso-height-percent:0;mso-wrap-distance-left:9pt;mso-wrap-distance-top:0;mso-wrap-distance-right:9pt;mso-wrap-distance-bottom:0;mso-position-horizontal:absolute;mso-position-horizontal-relative:text;mso-position-vertical:absolute;mso-position-vertical-relative:text;mso-width-percent:0;mso-height-percent:0;mso-width-relative:page;mso-height-relative:page;v-text-anchor:top" o:gfxdata="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" filled="f" stroked="f">
               <v:textbox inset="0,0,0,0">
                 <w:txbxContent>
                   <w:p>
@@ -6810,9 +6124,9 @@
             </wp:anchor>
           </w:drawing>
         </mc:Choice>
-        <mc:Fallback xmlns:w15="http://schemas.microsoft.com/office/word/2012/wordml">
+        <mc:Fallback>
           <w:pict>
-            <v:shape w14:anchorId="15C33D6D" id="_x0000_s1047" type="#_x0000_t202" style="position:absolute;margin-left:0;margin-top:-55.3pt;width:27.35pt;height:13.6pt;z-index:251691008;visibility:visible;mso-wrap-style:square;mso-width-percent:0;mso-height-percent:0;mso-wrap-distance-left:9pt;mso-wrap-distance-top:0;mso-wrap-distance-right:9pt;mso-wrap-distance-bottom:0;mso-position-horizontal:left;mso-position-horizontal-relative:margin;mso-position-vertical:absolute;mso-position-vertical-relative:text;mso-width-percent:0;mso-height-percent:0;mso-width-relative:page;mso-height-relative:page;v-text-anchor:top" o:gfxdata="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" filled="f" stroked="f">
+            <v:shape w14:anchorId="15C33D6D" id="_x0000_s1047" type="#_x0000_t202" style="position:absolute;margin-left:0;margin-top:-55.3pt;width:27.35pt;height:13.6pt;z-index:251691008;visibility:visible;mso-wrap-style:square;mso-width-percent:0;mso-height-percent:0;mso-wrap-distance-left:9pt;mso-wrap-distance-top:0;mso-wrap-distance-right:9pt;mso-wrap-distance-bottom:0;mso-position-horizontal:left;mso-position-horizontal-relative:margin;mso-position-vertical:absolute;mso-position-vertical-relative:text;mso-width-percent:0;mso-height-percent:0;mso-width-relative:page;mso-height-relative:page;v-text-anchor:top" o:gfxdata="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" filled="f" stroked="f">
               <v:textbox inset="0,0,0,0">
                 <w:txbxContent>
                   <w:p>
@@ -6911,7 +6225,6 @@
                               <w:lang w:val="en-US"/>
                             </w:rPr>
                           </w:pPr>
-                          <w:proofErr w:type="spellStart"/>
                           <w:r>
                             <w:rPr>
                               <w:rFonts w:ascii="ISOCPEUR" w:hAnsi="ISOCPEUR"/>
@@ -6919,7 +6232,6 @@
                             </w:rPr>
                             <w:t>Изм</w:t>
                           </w:r>
-                          <w:proofErr w:type="spellEnd"/>
                           <w:r>
                             <w:rPr>
                               <w:rFonts w:ascii="ISOCPEUR" w:hAnsi="ISOCPEUR"/>
@@ -6946,9 +6258,9 @@
             </wp:anchor>
           </w:drawing>
         </mc:Choice>
-        <mc:Fallback xmlns:w15="http://schemas.microsoft.com/office/word/2012/wordml">
+        <mc:Fallback>
           <w:pict>
-            <v:shape w14:anchorId="043132F4" id="_x0000_s1048" type="#_x0000_t202" style="position:absolute;margin-left:-23.1pt;margin-top:-54.95pt;width:28.1pt;height:13.5pt;z-index:251667456;visibility:visible;mso-wrap-style:square;mso-width-percent:0;mso-height-percent:0;mso-wrap-distance-left:9pt;mso-wrap-distance-top:0;mso-wrap-distance-right:9pt;mso-wrap-distance-bottom:0;mso-position-horizontal:right;mso-position-horizontal-relative:left-margin-area;mso-position-vertical:absolute;mso-position-vertical-relative:text;mso-width-percent:0;mso-height-percent:0;mso-width-relative:page;mso-height-relative:page;v-text-anchor:top" o:gfxdata="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" filled="f" stroked="f">
+            <v:shape w14:anchorId="043132F4" id="_x0000_s1048" type="#_x0000_t202" style="position:absolute;margin-left:-23.1pt;margin-top:-54.95pt;width:28.1pt;height:13.5pt;z-index:251667456;visibility:visible;mso-wrap-style:square;mso-width-percent:0;mso-height-percent:0;mso-wrap-distance-left:9pt;mso-wrap-distance-top:0;mso-wrap-distance-right:9pt;mso-wrap-distance-bottom:0;mso-position-horizontal:right;mso-position-horizontal-relative:left-margin-area;mso-position-vertical:absolute;mso-position-vertical-relative:text;mso-width-percent:0;mso-height-percent:0;mso-width-relative:page;mso-height-relative:page;v-text-anchor:top" o:gfxdata="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" filled="f" stroked="f">
               <v:textbox inset="0,0,0,0">
                 <w:txbxContent>
                   <w:p>
@@ -6960,7 +6272,6 @@
                         <w:lang w:val="en-US"/>
                       </w:rPr>
                     </w:pPr>
-                    <w:proofErr w:type="spellStart"/>
                     <w:r>
                       <w:rPr>
                         <w:rFonts w:ascii="ISOCPEUR" w:hAnsi="ISOCPEUR"/>
@@ -6968,7 +6279,6 @@
                       </w:rPr>
                       <w:t>Изм</w:t>
                     </w:r>
-                    <w:proofErr w:type="spellEnd"/>
                     <w:r>
                       <w:rPr>
                         <w:rFonts w:ascii="ISOCPEUR" w:hAnsi="ISOCPEUR"/>
@@ -7075,15 +6385,6 @@
                             </w:rPr>
                             <w:t>ботал</w:t>
                           </w:r>
-                          <w:r>
-                            <w:rPr>
-                              <w:rFonts w:ascii="ISOCPEUR" w:hAnsi="ISOCPEUR"/>
-                              <w:i/>
-                              <w:sz w:val="18"/>
-                              <w:szCs w:val="18"/>
-                            </w:rPr>
-                            <w:t>а</w:t>
-                          </w:r>
                         </w:p>
                       </w:txbxContent>
                     </wps:txbx>
@@ -7102,9 +6403,9 @@
             </wp:anchor>
           </w:drawing>
         </mc:Choice>
-        <mc:Fallback xmlns:w15="http://schemas.microsoft.com/office/word/2012/wordml">
+        <mc:Fallback>
           <w:pict>
-            <v:shape w14:anchorId="36F5426F" id="_x0000_s1049" type="#_x0000_t202" style="position:absolute;margin-left:-26.9pt;margin-top:-40.3pt;width:55.3pt;height:13.5pt;z-index:251673600;visibility:visible;mso-wrap-style:square;mso-width-percent:0;mso-height-percent:0;mso-wrap-distance-left:9pt;mso-wrap-distance-top:0;mso-wrap-distance-right:9pt;mso-wrap-distance-bottom:0;mso-position-horizontal:absolute;mso-position-horizontal-relative:text;mso-position-vertical:absolute;mso-position-vertical-relative:text;mso-width-percent:0;mso-height-percent:0;mso-width-relative:page;mso-height-relative:page;v-text-anchor:top" o:gfxdata="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" filled="f" stroked="f">
+            <v:shape w14:anchorId="36F5426F" id="_x0000_s1049" type="#_x0000_t202" style="position:absolute;margin-left:-26.9pt;margin-top:-40.3pt;width:55.3pt;height:13.5pt;z-index:251673600;visibility:visible;mso-wrap-style:square;mso-width-percent:0;mso-height-percent:0;mso-wrap-distance-left:9pt;mso-wrap-distance-top:0;mso-wrap-distance-right:9pt;mso-wrap-distance-bottom:0;mso-position-horizontal:absolute;mso-position-horizontal-relative:text;mso-position-vertical:absolute;mso-position-vertical-relative:text;mso-width-percent:0;mso-height-percent:0;mso-width-relative:page;mso-height-relative:page;v-text-anchor:top" o:gfxdata="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" filled="f" stroked="f">
               <v:textbox inset="0,0,0,0">
                 <w:txbxContent>
                   <w:p>
@@ -7133,15 +6434,6 @@
                         <w:szCs w:val="18"/>
                       </w:rPr>
                       <w:t>ботал</w:t>
-                    </w:r>
-                    <w:r>
-                      <w:rPr>
-                        <w:rFonts w:ascii="ISOCPEUR" w:hAnsi="ISOCPEUR"/>
-                        <w:i/>
-                        <w:sz w:val="18"/>
-                        <w:szCs w:val="18"/>
-                      </w:rPr>
-                      <w:t>а</w:t>
                     </w:r>
                   </w:p>
                 </w:txbxContent>
@@ -7217,9 +6509,9 @@
             </wp:anchor>
           </w:drawing>
         </mc:Choice>
-        <mc:Fallback xmlns:w15="http://schemas.microsoft.com/office/word/2012/wordml" xmlns:w16se="http://schemas.microsoft.com/office/word/2015/wordml/symex" xmlns:w16="http://schemas.microsoft.com/office/word/2018/wordml" xmlns:w16cid="http://schemas.microsoft.com/office/word/2016/wordml/cid" xmlns:w16cex="http://schemas.microsoft.com/office/word/2018/wordml/cex" xmlns:am3d="http://schemas.microsoft.com/office/drawing/2017/model3d" xmlns:aink="http://schemas.microsoft.com/office/drawing/2016/ink" xmlns:cx8="http://schemas.microsoft.com/office/drawing/2016/5/14/chartex" xmlns:cx7="http://schemas.microsoft.com/office/drawing/2016/5/13/chartex" xmlns:cx6="http://schemas.microsoft.com/office/drawing/2016/5/12/chartex" xmlns:cx5="http://schemas.microsoft.com/office/drawing/2016/5/11/chartex" xmlns:cx4="http://schemas.microsoft.com/office/drawing/2016/5/10/chartex" xmlns:cx3="http://schemas.microsoft.com/office/drawing/2016/5/9/chartex" xmlns:cx2="http://schemas.microsoft.com/office/drawing/2015/10/21/chartex" xmlns:cx1="http://schemas.microsoft.com/office/drawing/2015/9/8/chartex" xmlns:cx="http://schemas.microsoft.com/office/drawing/2014/chartex">
+        <mc:Fallback>
           <w:pict>
-            <v:line w14:anchorId="55A943BC" id="Line 22" o:spid="_x0000_s1026" style="position:absolute;z-index:251646976;visibility:visible;mso-wrap-style:square;mso-width-percent:0;mso-height-percent:0;mso-wrap-distance-left:9pt;mso-wrap-distance-top:-3e-5mm;mso-wrap-distance-right:9pt;mso-wrap-distance-bottom:-3e-5mm;mso-position-horizontal:absolute;mso-position-horizontal-relative:page;mso-position-vertical:absolute;mso-position-vertical-relative:page;mso-width-percent:0;mso-height-percent:0;mso-width-relative:page;mso-height-relative:page" from="56.7pt,753.5pt" to="575.05pt,753.5pt" o:gfxdata="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" strokeweight="1.5pt">
+            <v:line w14:anchorId="6EE2701B" id="Line 22" o:spid="_x0000_s1026" style="position:absolute;z-index:251646976;visibility:visible;mso-wrap-style:square;mso-width-percent:0;mso-height-percent:0;mso-wrap-distance-left:9pt;mso-wrap-distance-top:-3e-5mm;mso-wrap-distance-right:9pt;mso-wrap-distance-bottom:-3e-5mm;mso-position-horizontal:absolute;mso-position-horizontal-relative:page;mso-position-vertical:absolute;mso-position-vertical-relative:page;mso-width-percent:0;mso-height-percent:0;mso-width-relative:page;mso-height-relative:page" from="56.7pt,753.5pt" to="575.05pt,753.5pt" o:gfxdata="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" strokeweight="1.5pt">
               <w10:wrap anchorx="page" anchory="page"/>
             </v:line>
           </w:pict>
@@ -7292,9 +6584,9 @@
             </wp:anchor>
           </w:drawing>
         </mc:Choice>
-        <mc:Fallback xmlns:w15="http://schemas.microsoft.com/office/word/2012/wordml" xmlns:w16se="http://schemas.microsoft.com/office/word/2015/wordml/symex" xmlns:w16="http://schemas.microsoft.com/office/word/2018/wordml" xmlns:w16cid="http://schemas.microsoft.com/office/word/2016/wordml/cid" xmlns:w16cex="http://schemas.microsoft.com/office/word/2018/wordml/cex" xmlns:am3d="http://schemas.microsoft.com/office/drawing/2017/model3d" xmlns:aink="http://schemas.microsoft.com/office/drawing/2016/ink" xmlns:cx8="http://schemas.microsoft.com/office/drawing/2016/5/14/chartex" xmlns:cx7="http://schemas.microsoft.com/office/drawing/2016/5/13/chartex" xmlns:cx6="http://schemas.microsoft.com/office/drawing/2016/5/12/chartex" xmlns:cx5="http://schemas.microsoft.com/office/drawing/2016/5/11/chartex" xmlns:cx4="http://schemas.microsoft.com/office/drawing/2016/5/10/chartex" xmlns:cx3="http://schemas.microsoft.com/office/drawing/2016/5/9/chartex" xmlns:cx2="http://schemas.microsoft.com/office/drawing/2015/10/21/chartex" xmlns:cx1="http://schemas.microsoft.com/office/drawing/2015/9/8/chartex" xmlns:cx="http://schemas.microsoft.com/office/drawing/2014/chartex">
+        <mc:Fallback>
           <w:pict>
-            <v:line w14:anchorId="2B855ED1" id="Line 77" o:spid="_x0000_s1026" style="position:absolute;z-index:251678720;visibility:visible;mso-wrap-style:square;mso-width-percent:0;mso-height-percent:0;mso-wrap-distance-left:9pt;mso-wrap-distance-top:-3e-5mm;mso-wrap-distance-right:9pt;mso-wrap-distance-bottom:-3e-5mm;mso-position-horizontal:absolute;mso-position-horizontal-relative:page;mso-position-vertical:absolute;mso-position-vertical-relative:page;mso-width-percent:0;mso-height-percent:0;mso-width-relative:page;mso-height-relative:page" from="439.35pt,781.85pt" to="575.05pt,781.95pt" o:gfxdata="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" strokeweight="1.5pt">
+            <v:line w14:anchorId="5B26CA37" id="Line 77" o:spid="_x0000_s1026" style="position:absolute;z-index:251678720;visibility:visible;mso-wrap-style:square;mso-width-percent:0;mso-height-percent:0;mso-wrap-distance-left:9pt;mso-wrap-distance-top:-3e-5mm;mso-wrap-distance-right:9pt;mso-wrap-distance-bottom:-3e-5mm;mso-position-horizontal:absolute;mso-position-horizontal-relative:page;mso-position-vertical:absolute;mso-position-vertical-relative:page;mso-width-percent:0;mso-height-percent:0;mso-width-relative:page;mso-height-relative:page" from="439.35pt,781.85pt" to="575.05pt,781.95pt" o:gfxdata="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" strokeweight="1.5pt">
               <w10:wrap anchorx="page" anchory="page"/>
             </v:line>
           </w:pict>
@@ -7367,9 +6659,9 @@
             </wp:anchor>
           </w:drawing>
         </mc:Choice>
-        <mc:Fallback xmlns:w15="http://schemas.microsoft.com/office/word/2012/wordml" xmlns:w16se="http://schemas.microsoft.com/office/word/2015/wordml/symex" xmlns:w16="http://schemas.microsoft.com/office/word/2018/wordml" xmlns:w16cid="http://schemas.microsoft.com/office/word/2016/wordml/cid" xmlns:w16cex="http://schemas.microsoft.com/office/word/2018/wordml/cex" xmlns:am3d="http://schemas.microsoft.com/office/drawing/2017/model3d" xmlns:aink="http://schemas.microsoft.com/office/drawing/2016/ink" xmlns:cx8="http://schemas.microsoft.com/office/drawing/2016/5/14/chartex" xmlns:cx7="http://schemas.microsoft.com/office/drawing/2016/5/13/chartex" xmlns:cx6="http://schemas.microsoft.com/office/drawing/2016/5/12/chartex" xmlns:cx5="http://schemas.microsoft.com/office/drawing/2016/5/11/chartex" xmlns:cx4="http://schemas.microsoft.com/office/drawing/2016/5/10/chartex" xmlns:cx3="http://schemas.microsoft.com/office/drawing/2016/5/9/chartex" xmlns:cx2="http://schemas.microsoft.com/office/drawing/2015/10/21/chartex" xmlns:cx1="http://schemas.microsoft.com/office/drawing/2015/9/8/chartex" xmlns:cx="http://schemas.microsoft.com/office/drawing/2014/chartex">
+        <mc:Fallback>
           <w:pict>
-            <v:line w14:anchorId="516D3355" id="Line 28" o:spid="_x0000_s1026" style="position:absolute;z-index:251654144;visibility:visible;mso-wrap-style:square;mso-width-percent:0;mso-height-percent:0;mso-wrap-distance-left:9pt;mso-wrap-distance-top:-3e-5mm;mso-wrap-distance-right:9pt;mso-wrap-distance-bottom:-3e-5mm;mso-position-horizontal:absolute;mso-position-horizontal-relative:page;mso-position-vertical:absolute;mso-position-vertical-relative:page;mso-width-percent:0;mso-height-percent:0;mso-width-relative:page;mso-height-relative:page" from="439.25pt,767.7pt" to="575.05pt,767.75pt" o:gfxdata="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" strokeweight="1.5pt">
+            <v:line w14:anchorId="69F2DA9D" id="Line 28" o:spid="_x0000_s1026" style="position:absolute;z-index:251654144;visibility:visible;mso-wrap-style:square;mso-width-percent:0;mso-height-percent:0;mso-wrap-distance-left:9pt;mso-wrap-distance-top:-3e-5mm;mso-wrap-distance-right:9pt;mso-wrap-distance-bottom:-3e-5mm;mso-position-horizontal:absolute;mso-position-horizontal-relative:page;mso-position-vertical:absolute;mso-position-vertical-relative:page;mso-width-percent:0;mso-height-percent:0;mso-width-relative:page;mso-height-relative:page" from="439.25pt,767.7pt" to="575.05pt,767.75pt" o:gfxdata="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" strokeweight="1.5pt">
               <w10:wrap anchorx="page" anchory="page"/>
             </v:line>
           </w:pict>
@@ -7442,9 +6734,9 @@
             </wp:anchor>
           </w:drawing>
         </mc:Choice>
-        <mc:Fallback xmlns:w15="http://schemas.microsoft.com/office/word/2012/wordml" xmlns:w16se="http://schemas.microsoft.com/office/word/2015/wordml/symex" xmlns:w16="http://schemas.microsoft.com/office/word/2018/wordml" xmlns:w16cid="http://schemas.microsoft.com/office/word/2016/wordml/cid" xmlns:w16cex="http://schemas.microsoft.com/office/word/2018/wordml/cex" xmlns:am3d="http://schemas.microsoft.com/office/drawing/2017/model3d" xmlns:aink="http://schemas.microsoft.com/office/drawing/2016/ink" xmlns:cx8="http://schemas.microsoft.com/office/drawing/2016/5/14/chartex" xmlns:cx7="http://schemas.microsoft.com/office/drawing/2016/5/13/chartex" xmlns:cx6="http://schemas.microsoft.com/office/drawing/2016/5/12/chartex" xmlns:cx5="http://schemas.microsoft.com/office/drawing/2016/5/11/chartex" xmlns:cx4="http://schemas.microsoft.com/office/drawing/2016/5/10/chartex" xmlns:cx3="http://schemas.microsoft.com/office/drawing/2016/5/9/chartex" xmlns:cx2="http://schemas.microsoft.com/office/drawing/2015/10/21/chartex" xmlns:cx1="http://schemas.microsoft.com/office/drawing/2015/9/8/chartex" xmlns:cx="http://schemas.microsoft.com/office/drawing/2014/chartex">
+        <mc:Fallback>
           <w:pict>
-            <v:line w14:anchorId="4BF94247" id="Line 2" o:spid="_x0000_s1026" style="position:absolute;z-index:251629568;visibility:visible;mso-wrap-style:square;mso-width-percent:0;mso-height-percent:0;mso-wrap-distance-left:9pt;mso-wrap-distance-top:-3e-5mm;mso-wrap-distance-right:9pt;mso-wrap-distance-bottom:-3e-5mm;mso-position-horizontal:absolute;mso-position-horizontal-relative:page;mso-position-vertical:absolute;mso-position-vertical-relative:page;mso-width-percent:0;mso-height-percent:0;mso-width-relative:page;mso-height-relative:page" from="56.7pt,711pt" to="575.05pt,711pt" o:gfxdata="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" strokeweight="1.5pt">
+            <v:line w14:anchorId="1E244C8A" id="Line 2" o:spid="_x0000_s1026" style="position:absolute;z-index:251629568;visibility:visible;mso-wrap-style:square;mso-width-percent:0;mso-height-percent:0;mso-wrap-distance-left:9pt;mso-wrap-distance-top:-3e-5mm;mso-wrap-distance-right:9pt;mso-wrap-distance-bottom:-3e-5mm;mso-position-horizontal:absolute;mso-position-horizontal-relative:page;mso-position-vertical:absolute;mso-position-vertical-relative:page;mso-width-percent:0;mso-height-percent:0;mso-width-relative:page;mso-height-relative:page" from="56.7pt,711pt" to="575.05pt,711pt" o:gfxdata="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" strokeweight="1.5pt">
               <w10:wrap anchorx="page" anchory="page"/>
             </v:line>
           </w:pict>
@@ -7548,9 +6840,9 @@
             </wp:anchor>
           </w:drawing>
         </mc:Choice>
-        <mc:Fallback xmlns:w15="http://schemas.microsoft.com/office/word/2012/wordml">
+        <mc:Fallback>
           <w:pict>
-            <v:shape w14:anchorId="43FF6C80" id="Text Box 37" o:spid="_x0000_s1050" type="#_x0000_t202" style="position:absolute;margin-left:355pt;margin-top:.65pt;width:135pt;height:28.4pt;z-index:251657216;visibility:visible;mso-wrap-style:square;mso-width-percent:0;mso-height-percent:0;mso-wrap-distance-left:9pt;mso-wrap-distance-top:0;mso-wrap-distance-right:9pt;mso-wrap-distance-bottom:0;mso-position-horizontal:absolute;mso-position-horizontal-relative:text;mso-position-vertical:absolute;mso-position-vertical-relative:text;mso-width-percent:0;mso-height-percent:0;mso-width-relative:page;mso-height-relative:page;v-text-anchor:top" o:gfxdata="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" filled="f" stroked="f">
+            <v:shape w14:anchorId="43FF6C80" id="Text Box 37" o:spid="_x0000_s1050" type="#_x0000_t202" style="position:absolute;margin-left:355pt;margin-top:.65pt;width:135pt;height:28.4pt;z-index:251657216;visibility:visible;mso-wrap-style:square;mso-width-percent:0;mso-height-percent:0;mso-wrap-distance-left:9pt;mso-wrap-distance-top:0;mso-wrap-distance-right:9pt;mso-wrap-distance-bottom:0;mso-position-horizontal:absolute;mso-position-horizontal-relative:text;mso-position-vertical:absolute;mso-position-vertical-relative:text;mso-width-percent:0;mso-height-percent:0;mso-width-relative:page;mso-height-relative:page;v-text-anchor:top" o:gfxdata="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" filled="f" stroked="f">
               <v:textbox inset="0,0,0,0">
                 <w:txbxContent>
                   <w:p>
@@ -7656,7 +6948,15 @@
                               <w:sz w:val="24"/>
                               <w:szCs w:val="24"/>
                             </w:rPr>
-                            <w:t>95</w:t>
+                            <w:t>2</w:t>
+                          </w:r>
+                          <w:r>
+                            <w:rPr>
+                              <w:rFonts w:ascii="ISOCPEUR" w:hAnsi="ISOCPEUR"/>
+                              <w:sz w:val="24"/>
+                              <w:szCs w:val="24"/>
+                            </w:rPr>
+                            <w:t>8</w:t>
                           </w:r>
                         </w:p>
                       </w:txbxContent>
@@ -7676,9 +6976,9 @@
             </wp:anchor>
           </w:drawing>
         </mc:Choice>
-        <mc:Fallback xmlns:w15="http://schemas.microsoft.com/office/word/2012/wordml">
+        <mc:Fallback>
           <w:pict>
-            <v:shape w14:anchorId="4259C216" id="Text Box 92" o:spid="_x0000_s1051" type="#_x0000_t202" style="position:absolute;margin-left:440.2pt;margin-top:-27.2pt;width:49.8pt;height:13.65pt;z-index:251683840;visibility:visible;mso-wrap-style:square;mso-width-percent:0;mso-height-percent:0;mso-wrap-distance-left:9pt;mso-wrap-distance-top:0;mso-wrap-distance-right:9pt;mso-wrap-distance-bottom:0;mso-position-horizontal:absolute;mso-position-horizontal-relative:text;mso-position-vertical:absolute;mso-position-vertical-relative:text;mso-width-percent:0;mso-height-percent:0;mso-width-relative:page;mso-height-relative:page;v-text-anchor:top" o:gfxdata="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" filled="f" stroked="f">
+            <v:shape w14:anchorId="4259C216" id="Text Box 92" o:spid="_x0000_s1051" type="#_x0000_t202" style="position:absolute;margin-left:440.2pt;margin-top:-27.2pt;width:49.8pt;height:13.65pt;z-index:251683840;visibility:visible;mso-wrap-style:square;mso-width-percent:0;mso-height-percent:0;mso-wrap-distance-left:9pt;mso-wrap-distance-top:0;mso-wrap-distance-right:9pt;mso-wrap-distance-bottom:0;mso-position-horizontal:absolute;mso-position-horizontal-relative:text;mso-position-vertical:absolute;mso-position-vertical-relative:text;mso-width-percent:0;mso-height-percent:0;mso-width-relative:page;mso-height-relative:page;v-text-anchor:top" o:gfxdata="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" filled="f" stroked="f">
               <v:textbox inset="0,0,0,0">
                 <w:txbxContent>
                   <w:p>
@@ -7697,7 +6997,15 @@
                         <w:sz w:val="24"/>
                         <w:szCs w:val="24"/>
                       </w:rPr>
-                      <w:t>95</w:t>
+                      <w:t>2</w:t>
+                    </w:r>
+                    <w:r>
+                      <w:rPr>
+                        <w:rFonts w:ascii="ISOCPEUR" w:hAnsi="ISOCPEUR"/>
+                        <w:sz w:val="24"/>
+                        <w:szCs w:val="24"/>
+                      </w:rPr>
+                      <w:t>8</w:t>
                     </w:r>
                   </w:p>
                 </w:txbxContent>
@@ -7784,7 +7092,7 @@
                               <w:sz w:val="24"/>
                               <w:szCs w:val="24"/>
                             </w:rPr>
-                            <w:t>4</w:t>
+                            <w:t>2</w:t>
                           </w:r>
                         </w:p>
                       </w:txbxContent>
@@ -7804,9 +7112,9 @@
             </wp:anchor>
           </w:drawing>
         </mc:Choice>
-        <mc:Fallback xmlns:w15="http://schemas.microsoft.com/office/word/2012/wordml">
+        <mc:Fallback>
           <w:pict>
-            <v:shape w14:anchorId="70697DFB" id="Text Box 78" o:spid="_x0000_s1052" type="#_x0000_t202" style="position:absolute;margin-left:397.6pt;margin-top:-27.45pt;width:41.65pt;height:13.9pt;z-index:251679744;visibility:visible;mso-wrap-style:square;mso-width-percent:0;mso-height-percent:0;mso-wrap-distance-left:9pt;mso-wrap-distance-top:0;mso-wrap-distance-right:9pt;mso-wrap-distance-bottom:0;mso-position-horizontal:absolute;mso-position-horizontal-relative:text;mso-position-vertical:absolute;mso-position-vertical-relative:text;mso-width-percent:0;mso-height-percent:0;mso-width-relative:page;mso-height-relative:page;v-text-anchor:top" o:gfxdata="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" filled="f" stroked="f">
+            <v:shape w14:anchorId="70697DFB" id="Text Box 78" o:spid="_x0000_s1052" type="#_x0000_t202" style="position:absolute;margin-left:397.6pt;margin-top:-27.45pt;width:41.65pt;height:13.9pt;z-index:251679744;visibility:visible;mso-wrap-style:square;mso-width-percent:0;mso-height-percent:0;mso-wrap-distance-left:9pt;mso-wrap-distance-top:0;mso-wrap-distance-right:9pt;mso-wrap-distance-bottom:0;mso-position-horizontal:absolute;mso-position-horizontal-relative:text;mso-position-vertical:absolute;mso-position-vertical-relative:text;mso-width-percent:0;mso-height-percent:0;mso-width-relative:page;mso-height-relative:page;v-text-anchor:top" o:gfxdata="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" filled="f" stroked="f">
               <v:textbox inset="0,0,0,0">
                 <w:txbxContent>
                   <w:p>
@@ -7824,7 +7132,7 @@
                         <w:sz w:val="24"/>
                         <w:szCs w:val="24"/>
                       </w:rPr>
-                      <w:t>4</w:t>
+                      <w:t>2</w:t>
                     </w:r>
                   </w:p>
                 </w:txbxContent>
@@ -7929,9 +7237,9 @@
             </wp:anchor>
           </w:drawing>
         </mc:Choice>
-        <mc:Fallback xmlns:w15="http://schemas.microsoft.com/office/word/2012/wordml">
+        <mc:Fallback>
           <w:pict>
-            <v:shape w14:anchorId="62B5C614" id="Text Box 38" o:spid="_x0000_s1053" type="#_x0000_t202" style="position:absolute;margin-left:354.8pt;margin-top:-40.55pt;width:42.05pt;height:12.8pt;z-index:251659264;visibility:visible;mso-wrap-style:square;mso-width-percent:0;mso-height-percent:0;mso-wrap-distance-left:9pt;mso-wrap-distance-top:0;mso-wrap-distance-right:9pt;mso-wrap-distance-bottom:0;mso-position-horizontal:absolute;mso-position-horizontal-relative:text;mso-position-vertical:absolute;mso-position-vertical-relative:text;mso-width-percent:0;mso-height-percent:0;mso-width-relative:page;mso-height-relative:page;v-text-anchor:top" o:gfxdata="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" filled="f" stroked="f">
+            <v:shape w14:anchorId="62B5C614" id="Text Box 38" o:spid="_x0000_s1053" type="#_x0000_t202" style="position:absolute;margin-left:354.8pt;margin-top:-40.55pt;width:42.05pt;height:12.8pt;z-index:251659264;visibility:visible;mso-wrap-style:square;mso-width-percent:0;mso-height-percent:0;mso-wrap-distance-left:9pt;mso-wrap-distance-top:0;mso-wrap-distance-right:9pt;mso-wrap-distance-bottom:0;mso-position-horizontal:absolute;mso-position-horizontal-relative:text;mso-position-vertical:absolute;mso-position-vertical-relative:text;mso-width-percent:0;mso-height-percent:0;mso-width-relative:page;mso-height-relative:page;v-text-anchor:top" o:gfxdata="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" filled="f" stroked="f">
               <v:textbox inset="0,0,0,0">
                 <w:txbxContent>
                   <w:p>
@@ -8023,7 +7331,7 @@
                           <w:pPr>
                             <w:jc w:val="center"/>
                             <w:rPr>
-                              <w:rFonts w:ascii="ISOCPEUR" w:hAnsi="ISOCPEUR"/>
+                              <w:rFonts w:ascii="ISOCPEUR" w:hAnsi="ISOCPEUR" w:cs="ISOCT2"/>
                               <w:i/>
                               <w:sz w:val="24"/>
                               <w:szCs w:val="28"/>
@@ -8034,9 +7342,36 @@
                               <w:rFonts w:ascii="ISOCPEUR" w:hAnsi="ISOCPEUR"/>
                               <w:i/>
                               <w:sz w:val="28"/>
-                              <w:szCs w:val="32"/>
                             </w:rPr>
-                            <w:t>ДП</w:t>
+                            <w:t>УП</w:t>
+                          </w:r>
+                          <w:r>
+                            <w:rPr>
+                              <w:rFonts w:ascii="ISOCPEUR" w:hAnsi="ISOCPEUR"/>
+                              <w:i/>
+                              <w:spacing w:val="-3"/>
+                              <w:sz w:val="28"/>
+                            </w:rPr>
+                            <w:t>-</w:t>
+                          </w:r>
+                          <w:r>
+                            <w:rPr>
+                              <w:rFonts w:ascii="ISOCPEUR" w:hAnsi="ISOCPEUR"/>
+                              <w:i/>
+                              <w:spacing w:val="-3"/>
+                              <w:sz w:val="28"/>
+                              <w:lang w:val="en-US"/>
+                            </w:rPr>
+                            <w:t>WEB</w:t>
+                          </w:r>
+                          <w:r>
+                            <w:rPr>
+                              <w:rFonts w:ascii="ISOCPEUR" w:hAnsi="ISOCPEUR"/>
+                              <w:i/>
+                              <w:spacing w:val="-3"/>
+                              <w:sz w:val="28"/>
+                            </w:rPr>
+                            <w:t xml:space="preserve"> </w:t>
                           </w:r>
                           <w:r>
                             <w:rPr>
@@ -8045,64 +7380,7 @@
                               <w:sz w:val="28"/>
                               <w:szCs w:val="32"/>
                             </w:rPr>
-                            <w:t xml:space="preserve"> 2-</w:t>
-                          </w:r>
-                          <w:r>
-                            <w:rPr>
-                              <w:rFonts w:ascii="ISOCPEUR" w:hAnsi="ISOCPEUR"/>
-                              <w:i/>
-                              <w:sz w:val="28"/>
-                              <w:szCs w:val="32"/>
-                            </w:rPr>
-                            <w:t>40</w:t>
-                          </w:r>
-                          <w:r>
-                            <w:rPr>
-                              <w:rFonts w:ascii="ISOCPEUR" w:hAnsi="ISOCPEUR"/>
-                              <w:i/>
-                              <w:sz w:val="28"/>
-                              <w:szCs w:val="32"/>
-                            </w:rPr>
-                            <w:t xml:space="preserve"> 0</w:t>
-                          </w:r>
-                          <w:r>
-                            <w:rPr>
-                              <w:rFonts w:ascii="ISOCPEUR" w:hAnsi="ISOCPEUR"/>
-                              <w:i/>
-                              <w:sz w:val="28"/>
-                              <w:szCs w:val="32"/>
-                              <w:lang w:val="en-US"/>
-                            </w:rPr>
-                            <w:t>1</w:t>
-                          </w:r>
-                          <w:r>
-                            <w:rPr>
-                              <w:rFonts w:ascii="ISOCPEUR" w:hAnsi="ISOCPEUR"/>
-                              <w:i/>
-                              <w:sz w:val="28"/>
-                              <w:szCs w:val="32"/>
-                            </w:rPr>
-                            <w:t xml:space="preserve"> 01</w:t>
-                          </w:r>
-                          <w:r>
-                            <w:rPr>
-                              <w:rFonts w:ascii="ISOCPEUR" w:hAnsi="ISOCPEUR"/>
-                              <w:i/>
-                              <w:sz w:val="28"/>
-                              <w:szCs w:val="32"/>
-                              <w:lang w:val="en-US"/>
-                            </w:rPr>
-                            <w:t>.</w:t>
-                          </w:r>
-                          <w:r>
-                            <w:rPr>
-                              <w:rFonts w:ascii="ISOCPEUR" w:hAnsi="ISOCPEUR"/>
-                              <w:i/>
-                              <w:sz w:val="28"/>
-                              <w:szCs w:val="32"/>
-                              <w:lang w:val="en-US"/>
-                            </w:rPr>
-                            <w:t>3</w:t>
+                            <w:t>5-04-0612-02.4</w:t>
                           </w:r>
                           <w:r>
                             <w:rPr>
@@ -8120,43 +7398,7 @@
                               <w:sz w:val="28"/>
                               <w:szCs w:val="32"/>
                             </w:rPr>
-                            <w:t>.</w:t>
-                          </w:r>
-                          <w:r>
-                            <w:rPr>
-                              <w:rFonts w:ascii="ISOCPEUR" w:hAnsi="ISOCPEUR"/>
-                              <w:i/>
-                              <w:sz w:val="28"/>
-                              <w:szCs w:val="32"/>
-                            </w:rPr>
-                            <w:t>33</w:t>
-                          </w:r>
-                          <w:r>
-                            <w:rPr>
-                              <w:rFonts w:ascii="ISOCPEUR" w:hAnsi="ISOCPEUR"/>
-                              <w:i/>
-                              <w:sz w:val="28"/>
-                              <w:szCs w:val="32"/>
-                            </w:rPr>
-                            <w:t>.</w:t>
-                          </w:r>
-                          <w:r>
-                            <w:rPr>
-                              <w:rFonts w:ascii="ISOCPEUR" w:hAnsi="ISOCPEUR"/>
-                              <w:i/>
-                              <w:sz w:val="28"/>
-                              <w:szCs w:val="32"/>
-                            </w:rPr>
-                            <w:t>11</w:t>
-                          </w:r>
-                          <w:r>
-                            <w:rPr>
-                              <w:rFonts w:ascii="ISOCPEUR" w:hAnsi="ISOCPEUR"/>
-                              <w:i/>
-                              <w:sz w:val="28"/>
-                              <w:szCs w:val="32"/>
-                            </w:rPr>
-                            <w:t>.23</w:t>
+                            <w:t>.21.26</w:t>
                           </w:r>
                           <w:r>
                             <w:rPr>
@@ -8172,10 +7414,20 @@
                               <w:rFonts w:ascii="ISOCPEUR" w:hAnsi="ISOCPEUR"/>
                               <w:i/>
                               <w:sz w:val="28"/>
-                              <w:szCs w:val="32"/>
                             </w:rPr>
                             <w:t>ПЗ</w:t>
                           </w:r>
+                        </w:p>
+                        <w:p>
+                          <w:pPr>
+                            <w:jc w:val="center"/>
+                            <w:rPr>
+                              <w:rFonts w:ascii="ISOCPEUR" w:hAnsi="ISOCPEUR"/>
+                              <w:i/>
+                              <w:sz w:val="24"/>
+                              <w:szCs w:val="28"/>
+                            </w:rPr>
+                          </w:pPr>
                         </w:p>
                       </w:txbxContent>
                     </wps:txbx>
@@ -8196,14 +7448,14 @@
         </mc:Choice>
         <mc:Fallback>
           <w:pict>
-            <v:shape id="Text Box 94" o:spid="_x0000_s1054" type="#_x0000_t202" style="position:absolute;margin-left:155.7pt;margin-top:-73.4pt;width:340.8pt;height:31.5pt;z-index:251684864;visibility:visible;mso-wrap-style:square;mso-width-percent:0;mso-height-percent:0;mso-wrap-distance-left:9pt;mso-wrap-distance-top:0;mso-wrap-distance-right:9pt;mso-wrap-distance-bottom:0;mso-position-horizontal:absolute;mso-position-horizontal-relative:text;mso-position-vertical:absolute;mso-position-vertical-relative:text;mso-width-percent:0;mso-height-percent:0;mso-width-relative:page;mso-height-relative:page;v-text-anchor:top" o:gfxdata="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" filled="f" stroked="f">
+            <v:shape w14:anchorId="26B4A1EF" id="Text Box 94" o:spid="_x0000_s1054" type="#_x0000_t202" style="position:absolute;margin-left:155.7pt;margin-top:-73.4pt;width:340.8pt;height:31.5pt;z-index:251684864;visibility:visible;mso-wrap-style:square;mso-width-percent:0;mso-height-percent:0;mso-wrap-distance-left:9pt;mso-wrap-distance-top:0;mso-wrap-distance-right:9pt;mso-wrap-distance-bottom:0;mso-position-horizontal:absolute;mso-position-horizontal-relative:text;mso-position-vertical:absolute;mso-position-vertical-relative:text;mso-width-percent:0;mso-height-percent:0;mso-width-relative:page;mso-height-relative:page;v-text-anchor:top" o:gfxdata="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" filled="f" stroked="f">
               <v:textbox>
                 <w:txbxContent>
                   <w:p>
                     <w:pPr>
                       <w:jc w:val="center"/>
                       <w:rPr>
-                        <w:rFonts w:ascii="ISOCPEUR" w:hAnsi="ISOCPEUR"/>
+                        <w:rFonts w:ascii="ISOCPEUR" w:hAnsi="ISOCPEUR" w:cs="ISOCT2"/>
                         <w:i/>
                         <w:sz w:val="24"/>
                         <w:szCs w:val="28"/>
@@ -8214,9 +7466,36 @@
                         <w:rFonts w:ascii="ISOCPEUR" w:hAnsi="ISOCPEUR"/>
                         <w:i/>
                         <w:sz w:val="28"/>
-                        <w:szCs w:val="32"/>
                       </w:rPr>
-                      <w:t>ДП</w:t>
+                      <w:t>УП</w:t>
+                    </w:r>
+                    <w:r>
+                      <w:rPr>
+                        <w:rFonts w:ascii="ISOCPEUR" w:hAnsi="ISOCPEUR"/>
+                        <w:i/>
+                        <w:spacing w:val="-3"/>
+                        <w:sz w:val="28"/>
+                      </w:rPr>
+                      <w:t>-</w:t>
+                    </w:r>
+                    <w:r>
+                      <w:rPr>
+                        <w:rFonts w:ascii="ISOCPEUR" w:hAnsi="ISOCPEUR"/>
+                        <w:i/>
+                        <w:spacing w:val="-3"/>
+                        <w:sz w:val="28"/>
+                        <w:lang w:val="en-US"/>
+                      </w:rPr>
+                      <w:t>WEB</w:t>
+                    </w:r>
+                    <w:r>
+                      <w:rPr>
+                        <w:rFonts w:ascii="ISOCPEUR" w:hAnsi="ISOCPEUR"/>
+                        <w:i/>
+                        <w:spacing w:val="-3"/>
+                        <w:sz w:val="28"/>
+                      </w:rPr>
+                      <w:t xml:space="preserve"> </w:t>
                     </w:r>
                     <w:r>
                       <w:rPr>
@@ -8225,64 +7504,7 @@
                         <w:sz w:val="28"/>
                         <w:szCs w:val="32"/>
                       </w:rPr>
-                      <w:t xml:space="preserve"> 2-</w:t>
-                    </w:r>
-                    <w:r>
-                      <w:rPr>
-                        <w:rFonts w:ascii="ISOCPEUR" w:hAnsi="ISOCPEUR"/>
-                        <w:i/>
-                        <w:sz w:val="28"/>
-                        <w:szCs w:val="32"/>
-                      </w:rPr>
-                      <w:t>40</w:t>
-                    </w:r>
-                    <w:r>
-                      <w:rPr>
-                        <w:rFonts w:ascii="ISOCPEUR" w:hAnsi="ISOCPEUR"/>
-                        <w:i/>
-                        <w:sz w:val="28"/>
-                        <w:szCs w:val="32"/>
-                      </w:rPr>
-                      <w:t xml:space="preserve"> 0</w:t>
-                    </w:r>
-                    <w:r>
-                      <w:rPr>
-                        <w:rFonts w:ascii="ISOCPEUR" w:hAnsi="ISOCPEUR"/>
-                        <w:i/>
-                        <w:sz w:val="28"/>
-                        <w:szCs w:val="32"/>
-                        <w:lang w:val="en-US"/>
-                      </w:rPr>
-                      <w:t>1</w:t>
-                    </w:r>
-                    <w:r>
-                      <w:rPr>
-                        <w:rFonts w:ascii="ISOCPEUR" w:hAnsi="ISOCPEUR"/>
-                        <w:i/>
-                        <w:sz w:val="28"/>
-                        <w:szCs w:val="32"/>
-                      </w:rPr>
-                      <w:t xml:space="preserve"> 01</w:t>
-                    </w:r>
-                    <w:r>
-                      <w:rPr>
-                        <w:rFonts w:ascii="ISOCPEUR" w:hAnsi="ISOCPEUR"/>
-                        <w:i/>
-                        <w:sz w:val="28"/>
-                        <w:szCs w:val="32"/>
-                        <w:lang w:val="en-US"/>
-                      </w:rPr>
-                      <w:t>.</w:t>
-                    </w:r>
-                    <w:r>
-                      <w:rPr>
-                        <w:rFonts w:ascii="ISOCPEUR" w:hAnsi="ISOCPEUR"/>
-                        <w:i/>
-                        <w:sz w:val="28"/>
-                        <w:szCs w:val="32"/>
-                        <w:lang w:val="en-US"/>
-                      </w:rPr>
-                      <w:t>3</w:t>
+                      <w:t>5-04-0612-02.4</w:t>
                     </w:r>
                     <w:r>
                       <w:rPr>
@@ -8300,43 +7522,7 @@
                         <w:sz w:val="28"/>
                         <w:szCs w:val="32"/>
                       </w:rPr>
-                      <w:t>.</w:t>
-                    </w:r>
-                    <w:r>
-                      <w:rPr>
-                        <w:rFonts w:ascii="ISOCPEUR" w:hAnsi="ISOCPEUR"/>
-                        <w:i/>
-                        <w:sz w:val="28"/>
-                        <w:szCs w:val="32"/>
-                      </w:rPr>
-                      <w:t>33</w:t>
-                    </w:r>
-                    <w:r>
-                      <w:rPr>
-                        <w:rFonts w:ascii="ISOCPEUR" w:hAnsi="ISOCPEUR"/>
-                        <w:i/>
-                        <w:sz w:val="28"/>
-                        <w:szCs w:val="32"/>
-                      </w:rPr>
-                      <w:t>.</w:t>
-                    </w:r>
-                    <w:r>
-                      <w:rPr>
-                        <w:rFonts w:ascii="ISOCPEUR" w:hAnsi="ISOCPEUR"/>
-                        <w:i/>
-                        <w:sz w:val="28"/>
-                        <w:szCs w:val="32"/>
-                      </w:rPr>
-                      <w:t>11</w:t>
-                    </w:r>
-                    <w:r>
-                      <w:rPr>
-                        <w:rFonts w:ascii="ISOCPEUR" w:hAnsi="ISOCPEUR"/>
-                        <w:i/>
-                        <w:sz w:val="28"/>
-                        <w:szCs w:val="32"/>
-                      </w:rPr>
-                      <w:t>.23</w:t>
+                      <w:t>.21.26</w:t>
                     </w:r>
                     <w:r>
                       <w:rPr>
@@ -8352,10 +7538,20 @@
                         <w:rFonts w:ascii="ISOCPEUR" w:hAnsi="ISOCPEUR"/>
                         <w:i/>
                         <w:sz w:val="28"/>
-                        <w:szCs w:val="32"/>
                       </w:rPr>
                       <w:t>ПЗ</w:t>
                     </w:r>
+                  </w:p>
+                  <w:p>
+                    <w:pPr>
+                      <w:jc w:val="center"/>
+                      <w:rPr>
+                        <w:rFonts w:ascii="ISOCPEUR" w:hAnsi="ISOCPEUR"/>
+                        <w:i/>
+                        <w:sz w:val="24"/>
+                        <w:szCs w:val="28"/>
+                      </w:rPr>
+                    </w:pPr>
                   </w:p>
                 </w:txbxContent>
               </v:textbox>
@@ -8430,9 +7626,9 @@
             </wp:anchor>
           </w:drawing>
         </mc:Choice>
-        <mc:Fallback xmlns:w15="http://schemas.microsoft.com/office/word/2012/wordml" xmlns:w16se="http://schemas.microsoft.com/office/word/2015/wordml/symex" xmlns:w16="http://schemas.microsoft.com/office/word/2018/wordml" xmlns:w16cid="http://schemas.microsoft.com/office/word/2016/wordml/cid" xmlns:w16cex="http://schemas.microsoft.com/office/word/2018/wordml/cex" xmlns:am3d="http://schemas.microsoft.com/office/drawing/2017/model3d" xmlns:aink="http://schemas.microsoft.com/office/drawing/2016/ink" xmlns:cx8="http://schemas.microsoft.com/office/drawing/2016/5/14/chartex" xmlns:cx7="http://schemas.microsoft.com/office/drawing/2016/5/13/chartex" xmlns:cx6="http://schemas.microsoft.com/office/drawing/2016/5/12/chartex" xmlns:cx5="http://schemas.microsoft.com/office/drawing/2016/5/11/chartex" xmlns:cx4="http://schemas.microsoft.com/office/drawing/2016/5/10/chartex" xmlns:cx3="http://schemas.microsoft.com/office/drawing/2016/5/9/chartex" xmlns:cx2="http://schemas.microsoft.com/office/drawing/2015/10/21/chartex" xmlns:cx1="http://schemas.microsoft.com/office/drawing/2015/9/8/chartex" xmlns:cx="http://schemas.microsoft.com/office/drawing/2014/chartex">
+        <mc:Fallback>
           <w:pict>
-            <v:line w14:anchorId="2704B6DC" id="Line 82" o:spid="_x0000_s1026" style="position:absolute;z-index:251681792;visibility:visible;mso-wrap-style:square;mso-width-percent:0;mso-height-percent:0;mso-wrap-distance-left:9pt;mso-wrap-distance-top:-3e-5mm;mso-wrap-distance-right:9pt;mso-wrap-distance-bottom:-3e-5mm;mso-position-horizontal:absolute;mso-position-horizontal-relative:page;mso-position-vertical:absolute;mso-position-vertical-relative:page;mso-width-percent:0;mso-height-percent:0;mso-width-relative:page;mso-height-relative:page" from="56.7pt,781.85pt" to="240.95pt,781.85pt" o:gfxdata="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">
+            <v:line w14:anchorId="15972E15" id="Line 82" o:spid="_x0000_s1026" style="position:absolute;z-index:251681792;visibility:visible;mso-wrap-style:square;mso-width-percent:0;mso-height-percent:0;mso-wrap-distance-left:9pt;mso-wrap-distance-top:-3e-5mm;mso-wrap-distance-right:9pt;mso-wrap-distance-bottom:-3e-5mm;mso-position-horizontal:absolute;mso-position-horizontal-relative:page;mso-position-vertical:absolute;mso-position-vertical-relative:page;mso-width-percent:0;mso-height-percent:0;mso-width-relative:page;mso-height-relative:page" from="56.7pt,781.85pt" to="240.95pt,781.85pt" o:gfxdata="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">
               <w10:wrap anchorx="page" anchory="page"/>
             </v:line>
           </w:pict>
@@ -8525,9 +7721,9 @@
             </wp:anchor>
           </w:drawing>
         </mc:Choice>
-        <mc:Fallback xmlns:w15="http://schemas.microsoft.com/office/word/2012/wordml">
+        <mc:Fallback>
           <w:pict>
-            <v:shape w14:anchorId="1919F604" id="Text Box 34" o:spid="_x0000_s1055" type="#_x0000_t202" style="position:absolute;margin-left:165.45pt;margin-top:-85.1pt;width:321.65pt;height:11.5pt;z-index:251655168;visibility:visible;mso-wrap-style:square;mso-width-percent:0;mso-height-percent:0;mso-wrap-distance-left:9pt;mso-wrap-distance-top:0;mso-wrap-distance-right:9pt;mso-wrap-distance-bottom:0;mso-position-horizontal:absolute;mso-position-horizontal-relative:text;mso-position-vertical:absolute;mso-position-vertical-relative:text;mso-width-percent:0;mso-height-percent:0;mso-width-relative:page;mso-height-relative:page;v-text-anchor:top" o:gfxdata="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" filled="f" stroked="f">
+            <v:shape w14:anchorId="1919F604" id="Text Box 34" o:spid="_x0000_s1055" type="#_x0000_t202" style="position:absolute;margin-left:165.45pt;margin-top:-85.1pt;width:321.65pt;height:11.5pt;z-index:251655168;visibility:visible;mso-wrap-style:square;mso-width-percent:0;mso-height-percent:0;mso-wrap-distance-left:9pt;mso-wrap-distance-top:0;mso-wrap-distance-right:9pt;mso-wrap-distance-bottom:0;mso-position-horizontal:absolute;mso-position-horizontal-relative:text;mso-position-vertical:absolute;mso-position-vertical-relative:text;mso-width-percent:0;mso-height-percent:0;mso-width-relative:page;mso-height-relative:page;v-text-anchor:top" o:gfxdata="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" filled="f" stroked="f">
               <v:textbox style="mso-fit-shape-to-text:t" inset="0,0,0,0">
                 <w:txbxContent>
                   <w:p>
@@ -8610,9 +7806,9 @@
             </wp:anchor>
           </w:drawing>
         </mc:Choice>
-        <mc:Fallback xmlns:w15="http://schemas.microsoft.com/office/word/2012/wordml" xmlns:w16se="http://schemas.microsoft.com/office/word/2015/wordml/symex" xmlns:w16="http://schemas.microsoft.com/office/word/2018/wordml" xmlns:w16cid="http://schemas.microsoft.com/office/word/2016/wordml/cid" xmlns:w16cex="http://schemas.microsoft.com/office/word/2018/wordml/cex" xmlns:am3d="http://schemas.microsoft.com/office/drawing/2017/model3d" xmlns:aink="http://schemas.microsoft.com/office/drawing/2016/ink" xmlns:cx8="http://schemas.microsoft.com/office/drawing/2016/5/14/chartex" xmlns:cx7="http://schemas.microsoft.com/office/drawing/2016/5/13/chartex" xmlns:cx6="http://schemas.microsoft.com/office/drawing/2016/5/12/chartex" xmlns:cx5="http://schemas.microsoft.com/office/drawing/2016/5/11/chartex" xmlns:cx4="http://schemas.microsoft.com/office/drawing/2016/5/10/chartex" xmlns:cx3="http://schemas.microsoft.com/office/drawing/2016/5/9/chartex" xmlns:cx2="http://schemas.microsoft.com/office/drawing/2015/10/21/chartex" xmlns:cx1="http://schemas.microsoft.com/office/drawing/2015/9/8/chartex" xmlns:cx="http://schemas.microsoft.com/office/drawing/2014/chartex">
+        <mc:Fallback>
           <w:pict>
-            <v:line w14:anchorId="10A04501" id="Line 26" o:spid="_x0000_s1026" style="position:absolute;z-index:251652096;visibility:visible;mso-wrap-style:square;mso-width-percent:0;mso-height-percent:0;mso-wrap-distance-left:3.17497mm;mso-wrap-distance-top:0;mso-wrap-distance-right:3.17497mm;mso-wrap-distance-bottom:0;mso-position-horizontal:absolute;mso-position-horizontal-relative:page;mso-position-vertical:absolute;mso-position-vertical-relative:page;mso-width-percent:0;mso-height-percent:0;mso-width-relative:page;mso-height-relative:page" from="524.3pt,753.55pt" to="524.3pt,781.9pt" o:gfxdata="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" strokeweight="1.5pt">
+            <v:line w14:anchorId="350A08C8" id="Line 26" o:spid="_x0000_s1026" style="position:absolute;z-index:251652096;visibility:visible;mso-wrap-style:square;mso-width-percent:0;mso-height-percent:0;mso-wrap-distance-left:3.17497mm;mso-wrap-distance-top:0;mso-wrap-distance-right:3.17497mm;mso-wrap-distance-bottom:0;mso-position-horizontal:absolute;mso-position-horizontal-relative:page;mso-position-vertical:absolute;mso-position-vertical-relative:page;mso-width-percent:0;mso-height-percent:0;mso-width-relative:page;mso-height-relative:page" from="524.3pt,753.55pt" to="524.3pt,781.9pt" o:gfxdata="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" strokeweight="1.5pt">
               <w10:wrap anchorx="page" anchory="page"/>
             </v:line>
           </w:pict>
@@ -8685,9 +7881,9 @@
             </wp:anchor>
           </w:drawing>
         </mc:Choice>
-        <mc:Fallback xmlns:w15="http://schemas.microsoft.com/office/word/2012/wordml" xmlns:w16se="http://schemas.microsoft.com/office/word/2015/wordml/symex" xmlns:w16="http://schemas.microsoft.com/office/word/2018/wordml" xmlns:w16cid="http://schemas.microsoft.com/office/word/2016/wordml/cid" xmlns:w16cex="http://schemas.microsoft.com/office/word/2018/wordml/cex" xmlns:am3d="http://schemas.microsoft.com/office/drawing/2017/model3d" xmlns:aink="http://schemas.microsoft.com/office/drawing/2016/ink" xmlns:cx8="http://schemas.microsoft.com/office/drawing/2016/5/14/chartex" xmlns:cx7="http://schemas.microsoft.com/office/drawing/2016/5/13/chartex" xmlns:cx6="http://schemas.microsoft.com/office/drawing/2016/5/12/chartex" xmlns:cx5="http://schemas.microsoft.com/office/drawing/2016/5/11/chartex" xmlns:cx4="http://schemas.microsoft.com/office/drawing/2016/5/10/chartex" xmlns:cx3="http://schemas.microsoft.com/office/drawing/2016/5/9/chartex" xmlns:cx2="http://schemas.microsoft.com/office/drawing/2015/10/21/chartex" xmlns:cx1="http://schemas.microsoft.com/office/drawing/2015/9/8/chartex" xmlns:cx="http://schemas.microsoft.com/office/drawing/2014/chartex">
+        <mc:Fallback>
           <w:pict>
-            <v:line w14:anchorId="213124AE" id="Line 25" o:spid="_x0000_s1026" style="position:absolute;z-index:251651072;visibility:visible;mso-wrap-style:square;mso-width-percent:0;mso-height-percent:0;mso-wrap-distance-left:3.17497mm;mso-wrap-distance-top:0;mso-wrap-distance-right:3.17497mm;mso-wrap-distance-bottom:0;mso-position-horizontal:absolute;mso-position-horizontal-relative:page;mso-position-vertical:absolute;mso-position-vertical-relative:page;mso-width-percent:0;mso-height-percent:0;mso-width-relative:page;mso-height-relative:page" from="481.9pt,753.5pt" to="481.9pt,781.85pt" o:gfxdata="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" strokeweight="1.5pt">
+            <v:line w14:anchorId="1EA2810E" id="Line 25" o:spid="_x0000_s1026" style="position:absolute;z-index:251651072;visibility:visible;mso-wrap-style:square;mso-width-percent:0;mso-height-percent:0;mso-wrap-distance-left:3.17497mm;mso-wrap-distance-top:0;mso-wrap-distance-right:3.17497mm;mso-wrap-distance-bottom:0;mso-position-horizontal:absolute;mso-position-horizontal-relative:page;mso-position-vertical:absolute;mso-position-vertical-relative:page;mso-width-percent:0;mso-height-percent:0;mso-width-relative:page;mso-height-relative:page" from="481.9pt,753.5pt" to="481.9pt,781.85pt" o:gfxdata="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" strokeweight="1.5pt">
               <w10:wrap anchorx="page" anchory="page"/>
             </v:line>
           </w:pict>
@@ -8760,9 +7956,9 @@
             </wp:anchor>
           </w:drawing>
         </mc:Choice>
-        <mc:Fallback xmlns:w15="http://schemas.microsoft.com/office/word/2012/wordml" xmlns:w16se="http://schemas.microsoft.com/office/word/2015/wordml/symex" xmlns:w16="http://schemas.microsoft.com/office/word/2018/wordml" xmlns:w16cid="http://schemas.microsoft.com/office/word/2016/wordml/cid" xmlns:w16cex="http://schemas.microsoft.com/office/word/2018/wordml/cex" xmlns:am3d="http://schemas.microsoft.com/office/drawing/2017/model3d" xmlns:aink="http://schemas.microsoft.com/office/drawing/2016/ink" xmlns:cx8="http://schemas.microsoft.com/office/drawing/2016/5/14/chartex" xmlns:cx7="http://schemas.microsoft.com/office/drawing/2016/5/13/chartex" xmlns:cx6="http://schemas.microsoft.com/office/drawing/2016/5/12/chartex" xmlns:cx5="http://schemas.microsoft.com/office/drawing/2016/5/11/chartex" xmlns:cx4="http://schemas.microsoft.com/office/drawing/2016/5/10/chartex" xmlns:cx3="http://schemas.microsoft.com/office/drawing/2016/5/9/chartex" xmlns:cx2="http://schemas.microsoft.com/office/drawing/2015/10/21/chartex" xmlns:cx1="http://schemas.microsoft.com/office/drawing/2015/9/8/chartex" xmlns:cx="http://schemas.microsoft.com/office/drawing/2014/chartex">
+        <mc:Fallback>
           <w:pict>
-            <v:line w14:anchorId="5297DA9D" id="Line 24" o:spid="_x0000_s1026" style="position:absolute;z-index:251649024;visibility:visible;mso-wrap-style:square;mso-width-percent:0;mso-height-percent:0;mso-wrap-distance-left:3.17497mm;mso-wrap-distance-top:0;mso-wrap-distance-right:3.17497mm;mso-wrap-distance-bottom:0;mso-position-horizontal:absolute;mso-position-horizontal-relative:page;mso-position-vertical:absolute;mso-position-vertical-relative:page;mso-width-percent:0;mso-height-percent:0;mso-width-relative:page;mso-height-relative:page" from="439.35pt,753.5pt" to="439.35pt,824.35pt" o:gfxdata="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" strokeweight="1.5pt">
+            <v:line w14:anchorId="029E0240" id="Line 24" o:spid="_x0000_s1026" style="position:absolute;z-index:251649024;visibility:visible;mso-wrap-style:square;mso-width-percent:0;mso-height-percent:0;mso-wrap-distance-left:3.17497mm;mso-wrap-distance-top:0;mso-wrap-distance-right:3.17497mm;mso-wrap-distance-bottom:0;mso-position-horizontal:absolute;mso-position-horizontal-relative:page;mso-position-vertical:absolute;mso-position-vertical-relative:page;mso-width-percent:0;mso-height-percent:0;mso-width-relative:page;mso-height-relative:page" from="439.35pt,753.5pt" to="439.35pt,824.35pt" o:gfxdata="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" strokeweight="1.5pt">
               <w10:wrap anchorx="page" anchory="page"/>
             </v:line>
           </w:pict>
@@ -8835,9 +8031,9 @@
             </wp:anchor>
           </w:drawing>
         </mc:Choice>
-        <mc:Fallback xmlns:w15="http://schemas.microsoft.com/office/word/2012/wordml" xmlns:w16se="http://schemas.microsoft.com/office/word/2015/wordml/symex" xmlns:w16="http://schemas.microsoft.com/office/word/2018/wordml" xmlns:w16cid="http://schemas.microsoft.com/office/word/2016/wordml/cid" xmlns:w16cex="http://schemas.microsoft.com/office/word/2018/wordml/cex" xmlns:am3d="http://schemas.microsoft.com/office/drawing/2017/model3d" xmlns:aink="http://schemas.microsoft.com/office/drawing/2016/ink" xmlns:cx8="http://schemas.microsoft.com/office/drawing/2016/5/14/chartex" xmlns:cx7="http://schemas.microsoft.com/office/drawing/2016/5/13/chartex" xmlns:cx6="http://schemas.microsoft.com/office/drawing/2016/5/12/chartex" xmlns:cx5="http://schemas.microsoft.com/office/drawing/2016/5/11/chartex" xmlns:cx4="http://schemas.microsoft.com/office/drawing/2016/5/10/chartex" xmlns:cx3="http://schemas.microsoft.com/office/drawing/2016/5/9/chartex" xmlns:cx2="http://schemas.microsoft.com/office/drawing/2015/10/21/chartex" xmlns:cx1="http://schemas.microsoft.com/office/drawing/2015/9/8/chartex" xmlns:cx="http://schemas.microsoft.com/office/drawing/2014/chartex">
+        <mc:Fallback>
           <w:pict>
-            <v:line w14:anchorId="369398E7" id="Line 21" o:spid="_x0000_s1026" style="position:absolute;z-index:251645952;visibility:visible;mso-wrap-style:square;mso-width-percent:0;mso-height-percent:0;mso-wrap-distance-left:3.17497mm;mso-wrap-distance-top:0;mso-wrap-distance-right:3.17497mm;mso-wrap-distance-bottom:0;mso-position-horizontal:absolute;mso-position-horizontal-relative:page;mso-position-vertical:absolute;mso-position-vertical-relative:page;mso-width-percent:0;mso-height-percent:0;mso-width-relative:page;mso-height-relative:page" from="212.65pt,711pt" to="212.65pt,824.4pt" o:gfxdata="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" strokeweight="1.5pt">
+            <v:line w14:anchorId="76FB176D" id="Line 21" o:spid="_x0000_s1026" style="position:absolute;z-index:251645952;visibility:visible;mso-wrap-style:square;mso-width-percent:0;mso-height-percent:0;mso-wrap-distance-left:3.17497mm;mso-wrap-distance-top:0;mso-wrap-distance-right:3.17497mm;mso-wrap-distance-bottom:0;mso-position-horizontal:absolute;mso-position-horizontal-relative:page;mso-position-vertical:absolute;mso-position-vertical-relative:page;mso-width-percent:0;mso-height-percent:0;mso-width-relative:page;mso-height-relative:page" from="212.65pt,711pt" to="212.65pt,824.4pt" o:gfxdata="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" strokeweight="1.5pt">
               <w10:wrap anchorx="page" anchory="page"/>
             </v:line>
           </w:pict>
@@ -8910,9 +8106,9 @@
             </wp:anchor>
           </w:drawing>
         </mc:Choice>
-        <mc:Fallback xmlns:w15="http://schemas.microsoft.com/office/word/2012/wordml" xmlns:w16se="http://schemas.microsoft.com/office/word/2015/wordml/symex" xmlns:w16="http://schemas.microsoft.com/office/word/2018/wordml" xmlns:w16cid="http://schemas.microsoft.com/office/word/2016/wordml/cid" xmlns:w16cex="http://schemas.microsoft.com/office/word/2018/wordml/cex" xmlns:am3d="http://schemas.microsoft.com/office/drawing/2017/model3d" xmlns:aink="http://schemas.microsoft.com/office/drawing/2016/ink" xmlns:cx8="http://schemas.microsoft.com/office/drawing/2016/5/14/chartex" xmlns:cx7="http://schemas.microsoft.com/office/drawing/2016/5/13/chartex" xmlns:cx6="http://schemas.microsoft.com/office/drawing/2016/5/12/chartex" xmlns:cx5="http://schemas.microsoft.com/office/drawing/2016/5/11/chartex" xmlns:cx4="http://schemas.microsoft.com/office/drawing/2016/5/10/chartex" xmlns:cx3="http://schemas.microsoft.com/office/drawing/2016/5/9/chartex" xmlns:cx2="http://schemas.microsoft.com/office/drawing/2015/10/21/chartex" xmlns:cx1="http://schemas.microsoft.com/office/drawing/2015/9/8/chartex" xmlns:cx="http://schemas.microsoft.com/office/drawing/2014/chartex">
+        <mc:Fallback>
           <w:pict>
-            <v:line w14:anchorId="7B5A63C5" id="Line 20" o:spid="_x0000_s1026" style="position:absolute;z-index:251643904;visibility:visible;mso-wrap-style:square;mso-width-percent:0;mso-height-percent:0;mso-wrap-distance-left:3.17497mm;mso-wrap-distance-top:0;mso-wrap-distance-right:3.17497mm;mso-wrap-distance-bottom:0;mso-position-horizontal:absolute;mso-position-horizontal-relative:page;mso-position-vertical:absolute;mso-position-vertical-relative:page;mso-width-percent:0;mso-height-percent:0;mso-width-relative:page;mso-height-relative:page" from="170.05pt,711pt" to="170.05pt,824.4pt" o:gfxdata="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" strokeweight="1.5pt">
+            <v:line w14:anchorId="0AE037AE" id="Line 20" o:spid="_x0000_s1026" style="position:absolute;z-index:251643904;visibility:visible;mso-wrap-style:square;mso-width-percent:0;mso-height-percent:0;mso-wrap-distance-left:3.17497mm;mso-wrap-distance-top:0;mso-wrap-distance-right:3.17497mm;mso-wrap-distance-bottom:0;mso-position-horizontal:absolute;mso-position-horizontal-relative:page;mso-position-vertical:absolute;mso-position-vertical-relative:page;mso-width-percent:0;mso-height-percent:0;mso-width-relative:page;mso-height-relative:page" from="170.05pt,711pt" to="170.05pt,824.4pt" o:gfxdata="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" strokeweight="1.5pt">
               <w10:wrap anchorx="page" anchory="page"/>
             </v:line>
           </w:pict>
@@ -8985,9 +8181,9 @@
             </wp:anchor>
           </w:drawing>
         </mc:Choice>
-        <mc:Fallback xmlns:w15="http://schemas.microsoft.com/office/word/2012/wordml" xmlns:w16se="http://schemas.microsoft.com/office/word/2015/wordml/symex" xmlns:w16="http://schemas.microsoft.com/office/word/2018/wordml" xmlns:w16cid="http://schemas.microsoft.com/office/word/2016/wordml/cid" xmlns:w16cex="http://schemas.microsoft.com/office/word/2018/wordml/cex" xmlns:am3d="http://schemas.microsoft.com/office/drawing/2017/model3d" xmlns:aink="http://schemas.microsoft.com/office/drawing/2016/ink" xmlns:cx8="http://schemas.microsoft.com/office/drawing/2016/5/14/chartex" xmlns:cx7="http://schemas.microsoft.com/office/drawing/2016/5/13/chartex" xmlns:cx6="http://schemas.microsoft.com/office/drawing/2016/5/12/chartex" xmlns:cx5="http://schemas.microsoft.com/office/drawing/2016/5/11/chartex" xmlns:cx4="http://schemas.microsoft.com/office/drawing/2016/5/10/chartex" xmlns:cx3="http://schemas.microsoft.com/office/drawing/2016/5/9/chartex" xmlns:cx2="http://schemas.microsoft.com/office/drawing/2015/10/21/chartex" xmlns:cx1="http://schemas.microsoft.com/office/drawing/2015/9/8/chartex" xmlns:cx="http://schemas.microsoft.com/office/drawing/2014/chartex">
+        <mc:Fallback>
           <w:pict>
-            <v:line w14:anchorId="04977D19" id="Line 19" o:spid="_x0000_s1026" style="position:absolute;z-index:251642880;visibility:visible;mso-wrap-style:square;mso-width-percent:0;mso-height-percent:0;mso-wrap-distance-left:3.17497mm;mso-wrap-distance-top:0;mso-wrap-distance-right:3.17497mm;mso-wrap-distance-bottom:0;mso-position-horizontal:absolute;mso-position-horizontal-relative:page;mso-position-vertical:absolute;mso-position-vertical-relative:page;mso-width-percent:0;mso-height-percent:0;mso-width-relative:page;mso-height-relative:page" from="113.4pt,711pt" to="113.4pt,824.4pt" o:gfxdata="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" strokeweight="1.5pt">
+            <v:line w14:anchorId="5561F642" id="Line 19" o:spid="_x0000_s1026" style="position:absolute;z-index:251642880;visibility:visible;mso-wrap-style:square;mso-width-percent:0;mso-height-percent:0;mso-wrap-distance-left:3.17497mm;mso-wrap-distance-top:0;mso-wrap-distance-right:3.17497mm;mso-wrap-distance-bottom:0;mso-position-horizontal:absolute;mso-position-horizontal-relative:page;mso-position-vertical:absolute;mso-position-vertical-relative:page;mso-width-percent:0;mso-height-percent:0;mso-width-relative:page;mso-height-relative:page" from="113.4pt,711pt" to="113.4pt,824.4pt" o:gfxdata="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" strokeweight="1.5pt">
               <w10:wrap anchorx="page" anchory="page"/>
             </v:line>
           </w:pict>
@@ -9060,9 +8256,9 @@
             </wp:anchor>
           </w:drawing>
         </mc:Choice>
-        <mc:Fallback xmlns:w15="http://schemas.microsoft.com/office/word/2012/wordml" xmlns:w16se="http://schemas.microsoft.com/office/word/2015/wordml/symex" xmlns:w16="http://schemas.microsoft.com/office/word/2018/wordml" xmlns:w16cid="http://schemas.microsoft.com/office/word/2016/wordml/cid" xmlns:w16cex="http://schemas.microsoft.com/office/word/2018/wordml/cex" xmlns:am3d="http://schemas.microsoft.com/office/drawing/2017/model3d" xmlns:aink="http://schemas.microsoft.com/office/drawing/2016/ink" xmlns:cx8="http://schemas.microsoft.com/office/drawing/2016/5/14/chartex" xmlns:cx7="http://schemas.microsoft.com/office/drawing/2016/5/13/chartex" xmlns:cx6="http://schemas.microsoft.com/office/drawing/2016/5/12/chartex" xmlns:cx5="http://schemas.microsoft.com/office/drawing/2016/5/11/chartex" xmlns:cx4="http://schemas.microsoft.com/office/drawing/2016/5/10/chartex" xmlns:cx3="http://schemas.microsoft.com/office/drawing/2016/5/9/chartex" xmlns:cx2="http://schemas.microsoft.com/office/drawing/2015/10/21/chartex" xmlns:cx1="http://schemas.microsoft.com/office/drawing/2015/9/8/chartex" xmlns:cx="http://schemas.microsoft.com/office/drawing/2014/chartex">
+        <mc:Fallback>
           <w:pict>
-            <v:line w14:anchorId="0A38356B" id="Line 18" o:spid="_x0000_s1026" style="position:absolute;z-index:251640832;visibility:visible;mso-wrap-style:square;mso-width-percent:0;mso-height-percent:0;mso-wrap-distance-left:3.17497mm;mso-wrap-distance-top:0;mso-wrap-distance-right:3.17497mm;mso-wrap-distance-bottom:0;mso-position-horizontal:absolute;mso-position-horizontal-relative:page;mso-position-vertical:absolute;mso-position-vertical-relative:page;mso-width-percent:0;mso-height-percent:0;mso-width-relative:page;mso-height-relative:page" from="85.05pt,711pt" to="85.05pt,753.5pt" o:gfxdata="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" strokeweight="1.5pt">
+            <v:line w14:anchorId="4C92B949" id="Line 18" o:spid="_x0000_s1026" style="position:absolute;z-index:251640832;visibility:visible;mso-wrap-style:square;mso-width-percent:0;mso-height-percent:0;mso-wrap-distance-left:3.17497mm;mso-wrap-distance-top:0;mso-wrap-distance-right:3.17497mm;mso-wrap-distance-bottom:0;mso-position-horizontal:absolute;mso-position-horizontal-relative:page;mso-position-vertical:absolute;mso-position-vertical-relative:page;mso-width-percent:0;mso-height-percent:0;mso-width-relative:page;mso-height-relative:page" from="85.05pt,711pt" to="85.05pt,753.5pt" o:gfxdata="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" strokeweight="1.5pt">
               <w10:wrap anchorx="page" anchory="page"/>
             </v:line>
           </w:pict>
@@ -9135,9 +8331,9 @@
             </wp:anchor>
           </w:drawing>
         </mc:Choice>
-        <mc:Fallback xmlns:w15="http://schemas.microsoft.com/office/word/2012/wordml" xmlns:w16se="http://schemas.microsoft.com/office/word/2015/wordml/symex" xmlns:w16="http://schemas.microsoft.com/office/word/2018/wordml" xmlns:w16cid="http://schemas.microsoft.com/office/word/2016/wordml/cid" xmlns:w16cex="http://schemas.microsoft.com/office/word/2018/wordml/cex" xmlns:am3d="http://schemas.microsoft.com/office/drawing/2017/model3d" xmlns:aink="http://schemas.microsoft.com/office/drawing/2016/ink" xmlns:cx8="http://schemas.microsoft.com/office/drawing/2016/5/14/chartex" xmlns:cx7="http://schemas.microsoft.com/office/drawing/2016/5/13/chartex" xmlns:cx6="http://schemas.microsoft.com/office/drawing/2016/5/12/chartex" xmlns:cx5="http://schemas.microsoft.com/office/drawing/2016/5/11/chartex" xmlns:cx4="http://schemas.microsoft.com/office/drawing/2016/5/10/chartex" xmlns:cx3="http://schemas.microsoft.com/office/drawing/2016/5/9/chartex" xmlns:cx2="http://schemas.microsoft.com/office/drawing/2015/10/21/chartex" xmlns:cx1="http://schemas.microsoft.com/office/drawing/2015/9/8/chartex" xmlns:cx="http://schemas.microsoft.com/office/drawing/2014/chartex">
+        <mc:Fallback>
           <w:pict>
-            <v:line w14:anchorId="2F51B5B0" id="Line 17" o:spid="_x0000_s1026" style="position:absolute;z-index:251638784;visibility:visible;mso-wrap-style:square;mso-width-percent:0;mso-height-percent:0;mso-wrap-distance-left:9pt;mso-wrap-distance-top:-3e-5mm;mso-wrap-distance-right:9pt;mso-wrap-distance-bottom:-3e-5mm;mso-position-horizontal:absolute;mso-position-horizontal-relative:page;mso-position-vertical:absolute;mso-position-vertical-relative:page;mso-width-percent:0;mso-height-percent:0;mso-width-relative:page;mso-height-relative:page" from="56.75pt,725.15pt" to="241pt,725.15pt" o:gfxdata="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">
+            <v:line w14:anchorId="6B6070DF" id="Line 17" o:spid="_x0000_s1026" style="position:absolute;z-index:251638784;visibility:visible;mso-wrap-style:square;mso-width-percent:0;mso-height-percent:0;mso-wrap-distance-left:9pt;mso-wrap-distance-top:-3e-5mm;mso-wrap-distance-right:9pt;mso-wrap-distance-bottom:-3e-5mm;mso-position-horizontal:absolute;mso-position-horizontal-relative:page;mso-position-vertical:absolute;mso-position-vertical-relative:page;mso-width-percent:0;mso-height-percent:0;mso-width-relative:page;mso-height-relative:page" from="56.75pt,725.15pt" to="241pt,725.15pt" o:gfxdata="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">
               <w10:wrap anchorx="page" anchory="page"/>
             </v:line>
           </w:pict>
@@ -9210,9 +8406,9 @@
             </wp:anchor>
           </w:drawing>
         </mc:Choice>
-        <mc:Fallback xmlns:w15="http://schemas.microsoft.com/office/word/2012/wordml" xmlns:w16se="http://schemas.microsoft.com/office/word/2015/wordml/symex" xmlns:w16="http://schemas.microsoft.com/office/word/2018/wordml" xmlns:w16cid="http://schemas.microsoft.com/office/word/2016/wordml/cid" xmlns:w16cex="http://schemas.microsoft.com/office/word/2018/wordml/cex" xmlns:am3d="http://schemas.microsoft.com/office/drawing/2017/model3d" xmlns:aink="http://schemas.microsoft.com/office/drawing/2016/ink" xmlns:cx8="http://schemas.microsoft.com/office/drawing/2016/5/14/chartex" xmlns:cx7="http://schemas.microsoft.com/office/drawing/2016/5/13/chartex" xmlns:cx6="http://schemas.microsoft.com/office/drawing/2016/5/12/chartex" xmlns:cx5="http://schemas.microsoft.com/office/drawing/2016/5/11/chartex" xmlns:cx4="http://schemas.microsoft.com/office/drawing/2016/5/10/chartex" xmlns:cx3="http://schemas.microsoft.com/office/drawing/2016/5/9/chartex" xmlns:cx2="http://schemas.microsoft.com/office/drawing/2015/10/21/chartex" xmlns:cx1="http://schemas.microsoft.com/office/drawing/2015/9/8/chartex" xmlns:cx="http://schemas.microsoft.com/office/drawing/2014/chartex">
+        <mc:Fallback>
           <w:pict>
-            <v:line w14:anchorId="5173B1B1" id="Line 16" o:spid="_x0000_s1026" style="position:absolute;z-index:251637760;visibility:visible;mso-wrap-style:square;mso-width-percent:0;mso-height-percent:0;mso-wrap-distance-left:9pt;mso-wrap-distance-top:-3e-5mm;mso-wrap-distance-right:9pt;mso-wrap-distance-bottom:-3e-5mm;mso-position-horizontal:absolute;mso-position-horizontal-relative:page;mso-position-vertical:absolute;mso-position-vertical-relative:page;mso-width-percent:0;mso-height-percent:0;mso-width-relative:page;mso-height-relative:page" from="56.7pt,739.35pt" to="240.95pt,739.35pt" o:gfxdata="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" strokeweight="1.5pt">
+            <v:line w14:anchorId="46E26BB7" id="Line 16" o:spid="_x0000_s1026" style="position:absolute;z-index:251637760;visibility:visible;mso-wrap-style:square;mso-width-percent:0;mso-height-percent:0;mso-wrap-distance-left:9pt;mso-wrap-distance-top:-3e-5mm;mso-wrap-distance-right:9pt;mso-wrap-distance-bottom:-3e-5mm;mso-position-horizontal:absolute;mso-position-horizontal-relative:page;mso-position-vertical:absolute;mso-position-vertical-relative:page;mso-width-percent:0;mso-height-percent:0;mso-width-relative:page;mso-height-relative:page" from="56.7pt,739.35pt" to="240.95pt,739.35pt" o:gfxdata="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" strokeweight="1.5pt">
               <w10:wrap anchorx="page" anchory="page"/>
             </v:line>
           </w:pict>
@@ -9285,9 +8481,9 @@
             </wp:anchor>
           </w:drawing>
         </mc:Choice>
-        <mc:Fallback xmlns:w15="http://schemas.microsoft.com/office/word/2012/wordml" xmlns:w16se="http://schemas.microsoft.com/office/word/2015/wordml/symex" xmlns:w16="http://schemas.microsoft.com/office/word/2018/wordml" xmlns:w16cid="http://schemas.microsoft.com/office/word/2016/wordml/cid" xmlns:w16cex="http://schemas.microsoft.com/office/word/2018/wordml/cex" xmlns:am3d="http://schemas.microsoft.com/office/drawing/2017/model3d" xmlns:aink="http://schemas.microsoft.com/office/drawing/2016/ink" xmlns:cx8="http://schemas.microsoft.com/office/drawing/2016/5/14/chartex" xmlns:cx7="http://schemas.microsoft.com/office/drawing/2016/5/13/chartex" xmlns:cx6="http://schemas.microsoft.com/office/drawing/2016/5/12/chartex" xmlns:cx5="http://schemas.microsoft.com/office/drawing/2016/5/11/chartex" xmlns:cx4="http://schemas.microsoft.com/office/drawing/2016/5/10/chartex" xmlns:cx3="http://schemas.microsoft.com/office/drawing/2016/5/9/chartex" xmlns:cx2="http://schemas.microsoft.com/office/drawing/2015/10/21/chartex" xmlns:cx1="http://schemas.microsoft.com/office/drawing/2015/9/8/chartex" xmlns:cx="http://schemas.microsoft.com/office/drawing/2014/chartex">
+        <mc:Fallback>
           <w:pict>
-            <v:line w14:anchorId="2716A0FE" id="Line 14" o:spid="_x0000_s1026" style="position:absolute;z-index:251636736;visibility:visible;mso-wrap-style:square;mso-width-percent:0;mso-height-percent:0;mso-wrap-distance-left:9pt;mso-wrap-distance-top:-3e-5mm;mso-wrap-distance-right:9pt;mso-wrap-distance-bottom:-3e-5mm;mso-position-horizontal:absolute;mso-position-horizontal-relative:page;mso-position-vertical:absolute;mso-position-vertical-relative:page;mso-width-percent:0;mso-height-percent:0;mso-width-relative:page;mso-height-relative:page" from="56.75pt,767.7pt" to="241pt,767.7pt" o:gfxdata="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">
+            <v:line w14:anchorId="784B898D" id="Line 14" o:spid="_x0000_s1026" style="position:absolute;z-index:251636736;visibility:visible;mso-wrap-style:square;mso-width-percent:0;mso-height-percent:0;mso-wrap-distance-left:9pt;mso-wrap-distance-top:-3e-5mm;mso-wrap-distance-right:9pt;mso-wrap-distance-bottom:-3e-5mm;mso-position-horizontal:absolute;mso-position-horizontal-relative:page;mso-position-vertical:absolute;mso-position-vertical-relative:page;mso-width-percent:0;mso-height-percent:0;mso-width-relative:page;mso-height-relative:page" from="56.75pt,767.7pt" to="241pt,767.7pt" o:gfxdata="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">
               <w10:wrap anchorx="page" anchory="page"/>
             </v:line>
           </w:pict>
@@ -9360,9 +8556,9 @@
             </wp:anchor>
           </w:drawing>
         </mc:Choice>
-        <mc:Fallback xmlns:w15="http://schemas.microsoft.com/office/word/2012/wordml" xmlns:w16se="http://schemas.microsoft.com/office/word/2015/wordml/symex" xmlns:w16="http://schemas.microsoft.com/office/word/2018/wordml" xmlns:w16cid="http://schemas.microsoft.com/office/word/2016/wordml/cid" xmlns:w16cex="http://schemas.microsoft.com/office/word/2018/wordml/cex" xmlns:am3d="http://schemas.microsoft.com/office/drawing/2017/model3d" xmlns:aink="http://schemas.microsoft.com/office/drawing/2016/ink" xmlns:cx8="http://schemas.microsoft.com/office/drawing/2016/5/14/chartex" xmlns:cx7="http://schemas.microsoft.com/office/drawing/2016/5/13/chartex" xmlns:cx6="http://schemas.microsoft.com/office/drawing/2016/5/12/chartex" xmlns:cx5="http://schemas.microsoft.com/office/drawing/2016/5/11/chartex" xmlns:cx4="http://schemas.microsoft.com/office/drawing/2016/5/10/chartex" xmlns:cx3="http://schemas.microsoft.com/office/drawing/2016/5/9/chartex" xmlns:cx2="http://schemas.microsoft.com/office/drawing/2015/10/21/chartex" xmlns:cx1="http://schemas.microsoft.com/office/drawing/2015/9/8/chartex" xmlns:cx="http://schemas.microsoft.com/office/drawing/2014/chartex">
+        <mc:Fallback>
           <w:pict>
-            <v:line w14:anchorId="63FED639" id="Line 12" o:spid="_x0000_s1026" style="position:absolute;z-index:251634688;visibility:visible;mso-wrap-style:square;mso-width-percent:0;mso-height-percent:0;mso-wrap-distance-left:9pt;mso-wrap-distance-top:-3e-5mm;mso-wrap-distance-right:9pt;mso-wrap-distance-bottom:-3e-5mm;mso-position-horizontal:absolute;mso-position-horizontal-relative:page;mso-position-vertical:absolute;mso-position-vertical-relative:page;mso-width-percent:0;mso-height-percent:0;mso-width-relative:page;mso-height-relative:page" from="56.75pt,796.05pt" to="241pt,796.05pt" o:gfxdata="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">
+            <v:line w14:anchorId="4380ACC2" id="Line 12" o:spid="_x0000_s1026" style="position:absolute;z-index:251634688;visibility:visible;mso-wrap-style:square;mso-width-percent:0;mso-height-percent:0;mso-wrap-distance-left:9pt;mso-wrap-distance-top:-3e-5mm;mso-wrap-distance-right:9pt;mso-wrap-distance-bottom:-3e-5mm;mso-position-horizontal:absolute;mso-position-horizontal-relative:page;mso-position-vertical:absolute;mso-position-vertical-relative:page;mso-width-percent:0;mso-height-percent:0;mso-width-relative:page;mso-height-relative:page" from="56.75pt,796.05pt" to="241pt,796.05pt" o:gfxdata="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">
               <w10:wrap anchorx="page" anchory="page"/>
             </v:line>
           </w:pict>
@@ -9435,9 +8631,9 @@
             </wp:anchor>
           </w:drawing>
         </mc:Choice>
-        <mc:Fallback xmlns:w15="http://schemas.microsoft.com/office/word/2012/wordml" xmlns:w16se="http://schemas.microsoft.com/office/word/2015/wordml/symex" xmlns:w16="http://schemas.microsoft.com/office/word/2018/wordml" xmlns:w16cid="http://schemas.microsoft.com/office/word/2016/wordml/cid" xmlns:w16cex="http://schemas.microsoft.com/office/word/2018/wordml/cex" xmlns:am3d="http://schemas.microsoft.com/office/drawing/2017/model3d" xmlns:aink="http://schemas.microsoft.com/office/drawing/2016/ink" xmlns:cx8="http://schemas.microsoft.com/office/drawing/2016/5/14/chartex" xmlns:cx7="http://schemas.microsoft.com/office/drawing/2016/5/13/chartex" xmlns:cx6="http://schemas.microsoft.com/office/drawing/2016/5/12/chartex" xmlns:cx5="http://schemas.microsoft.com/office/drawing/2016/5/11/chartex" xmlns:cx4="http://schemas.microsoft.com/office/drawing/2016/5/10/chartex" xmlns:cx3="http://schemas.microsoft.com/office/drawing/2016/5/9/chartex" xmlns:cx2="http://schemas.microsoft.com/office/drawing/2015/10/21/chartex" xmlns:cx1="http://schemas.microsoft.com/office/drawing/2015/9/8/chartex" xmlns:cx="http://schemas.microsoft.com/office/drawing/2014/chartex">
+        <mc:Fallback>
           <w:pict>
-            <v:line w14:anchorId="0375C079" id="Line 11" o:spid="_x0000_s1026" style="position:absolute;z-index:251632640;visibility:visible;mso-wrap-style:square;mso-width-percent:0;mso-height-percent:0;mso-wrap-distance-left:9pt;mso-wrap-distance-top:-3e-5mm;mso-wrap-distance-right:9pt;mso-wrap-distance-bottom:-3e-5mm;mso-position-horizontal:absolute;mso-position-horizontal-relative:page;mso-position-vertical:absolute;mso-position-vertical-relative:page;mso-width-percent:0;mso-height-percent:0;mso-width-relative:page;mso-height-relative:page" from="56.75pt,810.2pt" to="241pt,810.2pt" o:gfxdata="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">
+            <v:line w14:anchorId="7ED1618D" id="Line 11" o:spid="_x0000_s1026" style="position:absolute;z-index:251632640;visibility:visible;mso-wrap-style:square;mso-width-percent:0;mso-height-percent:0;mso-wrap-distance-left:9pt;mso-wrap-distance-top:-3e-5mm;mso-wrap-distance-right:9pt;mso-wrap-distance-bottom:-3e-5mm;mso-position-horizontal:absolute;mso-position-horizontal-relative:page;mso-position-vertical:absolute;mso-position-vertical-relative:page;mso-width-percent:0;mso-height-percent:0;mso-width-relative:page;mso-height-relative:page" from="56.75pt,810.2pt" to="241pt,810.2pt" o:gfxdata="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">
               <w10:wrap anchorx="page" anchory="page"/>
             </v:line>
           </w:pict>
@@ -9510,9 +8706,9 @@
             </wp:anchor>
           </w:drawing>
         </mc:Choice>
-        <mc:Fallback xmlns:w15="http://schemas.microsoft.com/office/word/2012/wordml" xmlns:w16se="http://schemas.microsoft.com/office/word/2015/wordml/symex" xmlns:w16="http://schemas.microsoft.com/office/word/2018/wordml" xmlns:w16cid="http://schemas.microsoft.com/office/word/2016/wordml/cid" xmlns:w16cex="http://schemas.microsoft.com/office/word/2018/wordml/cex" xmlns:am3d="http://schemas.microsoft.com/office/drawing/2017/model3d" xmlns:aink="http://schemas.microsoft.com/office/drawing/2016/ink" xmlns:cx8="http://schemas.microsoft.com/office/drawing/2016/5/14/chartex" xmlns:cx7="http://schemas.microsoft.com/office/drawing/2016/5/13/chartex" xmlns:cx6="http://schemas.microsoft.com/office/drawing/2016/5/12/chartex" xmlns:cx5="http://schemas.microsoft.com/office/drawing/2016/5/11/chartex" xmlns:cx4="http://schemas.microsoft.com/office/drawing/2016/5/10/chartex" xmlns:cx3="http://schemas.microsoft.com/office/drawing/2016/5/9/chartex" xmlns:cx2="http://schemas.microsoft.com/office/drawing/2015/10/21/chartex" xmlns:cx1="http://schemas.microsoft.com/office/drawing/2015/9/8/chartex" xmlns:cx="http://schemas.microsoft.com/office/drawing/2014/chartex">
+        <mc:Fallback>
           <w:pict>
-            <v:line w14:anchorId="0BBD0C7B" id="Line 3" o:spid="_x0000_s1026" style="position:absolute;z-index:251631616;visibility:visible;mso-wrap-style:square;mso-width-percent:0;mso-height-percent:0;mso-wrap-distance-left:3.17497mm;mso-wrap-distance-top:0;mso-wrap-distance-right:3.17497mm;mso-wrap-distance-bottom:0;mso-position-horizontal:absolute;mso-position-horizontal-relative:page;mso-position-vertical:absolute;mso-position-vertical-relative:page;mso-width-percent:0;mso-height-percent:0;mso-width-relative:page;mso-height-relative:page" from="241pt,711pt" to="241pt,824.4pt" o:gfxdata="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" strokeweight="1.5pt">
+            <v:line w14:anchorId="3A26604D" id="Line 3" o:spid="_x0000_s1026" style="position:absolute;z-index:251631616;visibility:visible;mso-wrap-style:square;mso-width-percent:0;mso-height-percent:0;mso-wrap-distance-left:3.17497mm;mso-wrap-distance-top:0;mso-wrap-distance-right:3.17497mm;mso-wrap-distance-bottom:0;mso-position-horizontal:absolute;mso-position-horizontal-relative:page;mso-position-vertical:absolute;mso-position-vertical-relative:page;mso-width-percent:0;mso-height-percent:0;mso-width-relative:page;mso-height-relative:page" from="241pt,711pt" to="241pt,824.4pt" o:gfxdata="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" strokeweight="1.5pt">
               <w10:wrap anchorx="page" anchory="page"/>
             </v:line>
           </w:pict>
@@ -9605,9 +8801,9 @@
             </wp:anchor>
           </w:drawing>
         </mc:Choice>
-        <mc:Fallback xmlns:w15="http://schemas.microsoft.com/office/word/2012/wordml">
+        <mc:Fallback>
           <w:pict>
-            <v:shape w14:anchorId="08A8DE79" id="Text Box 91" o:spid="_x0000_s1056" type="#_x0000_t202" style="position:absolute;margin-left:159.6pt;margin-top:-19.25pt;width:190.4pt;height:31.25pt;z-index:251682816;visibility:visible;mso-wrap-style:square;mso-width-percent:0;mso-height-percent:0;mso-wrap-distance-left:9pt;mso-wrap-distance-top:0;mso-wrap-distance-right:9pt;mso-wrap-distance-bottom:0;mso-position-horizontal:absolute;mso-position-horizontal-relative:text;mso-position-vertical:absolute;mso-position-vertical-relative:text;mso-width-percent:0;mso-height-percent:0;mso-width-relative:page;mso-height-relative:page;v-text-anchor:top" o:gfxdata="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" filled="f" stroked="f">
+            <v:shape w14:anchorId="08A8DE79" id="Text Box 91" o:spid="_x0000_s1056" type="#_x0000_t202" style="position:absolute;margin-left:159.6pt;margin-top:-19.25pt;width:190.4pt;height:31.25pt;z-index:251682816;visibility:visible;mso-wrap-style:square;mso-width-percent:0;mso-height-percent:0;mso-wrap-distance-left:9pt;mso-wrap-distance-top:0;mso-wrap-distance-right:9pt;mso-wrap-distance-bottom:0;mso-position-horizontal:absolute;mso-position-horizontal-relative:text;mso-position-vertical:absolute;mso-position-vertical-relative:text;mso-width-percent:0;mso-height-percent:0;mso-width-relative:page;mso-height-relative:page;v-text-anchor:top" o:gfxdata="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" filled="f" stroked="f">
               <v:textbox inset="0,0,0,0">
                 <w:txbxContent>
                   <w:p>
@@ -9691,7 +8887,7 @@
 </file>
 
 <file path=word/footnotes.xml><?xml version="1.0" encoding="utf-8"?>
-<w:footnotes xmlns:wpc="http://schemas.microsoft.com/office/word/2010/wordprocessingCanvas" xmlns:mc="http://schemas.openxmlformats.org/markup-compatibility/2006" xmlns:o="urn:schemas-microsoft-com:office:office" xmlns:r="http://schemas.openxmlformats.org/officeDocument/2006/relationships" xmlns:m="http://schemas.openxmlformats.org/officeDocument/2006/math" xmlns:v="urn:schemas-microsoft-com:vml" xmlns:wp14="http://schemas.microsoft.com/office/word/2010/wordprocessingDrawing" xmlns:wp="http://schemas.openxmlformats.org/drawingml/2006/wordprocessingDrawing" xmlns:w10="urn:schemas-microsoft-com:office:word" xmlns:w="http://schemas.openxmlformats.org/wordprocessingml/2006/main" xmlns:w14="http://schemas.microsoft.com/office/word/2010/wordml" xmlns:wpg="http://schemas.microsoft.com/office/word/2010/wordprocessingGroup" xmlns:wpi="http://schemas.microsoft.com/office/word/2010/wordprocessingInk" xmlns:wne="http://schemas.microsoft.com/office/word/2006/wordml" xmlns:wps="http://schemas.microsoft.com/office/word/2010/wordprocessingShape" mc:Ignorable="w14 wp14">
+<w:footnotes xmlns:wpc="http://schemas.microsoft.com/office/word/2010/wordprocessingCanvas" xmlns:cx="http://schemas.microsoft.com/office/drawing/2014/chartex" xmlns:cx1="http://schemas.microsoft.com/office/drawing/2015/9/8/chartex" xmlns:cx2="http://schemas.microsoft.com/office/drawing/2015/10/21/chartex" xmlns:cx3="http://schemas.microsoft.com/office/drawing/2016/5/9/chartex" xmlns:cx4="http://schemas.microsoft.com/office/drawing/2016/5/10/chartex" xmlns:cx5="http://schemas.microsoft.com/office/drawing/2016/5/11/chartex" xmlns:cx6="http://schemas.microsoft.com/office/drawing/2016/5/12/chartex" xmlns:cx7="http://schemas.microsoft.com/office/drawing/2016/5/13/chartex" xmlns:cx8="http://schemas.microsoft.com/office/drawing/2016/5/14/chartex" xmlns:mc="http://schemas.openxmlformats.org/markup-compatibility/2006" xmlns:aink="http://schemas.microsoft.com/office/drawing/2016/ink" xmlns:am3d="http://schemas.microsoft.com/office/drawing/2017/model3d" xmlns:o="urn:schemas-microsoft-com:office:office" xmlns:oel="http://schemas.microsoft.com/office/2019/extlst" xmlns:r="http://schemas.openxmlformats.org/officeDocument/2006/relationships" xmlns:m="http://schemas.openxmlformats.org/officeDocument/2006/math" xmlns:v="urn:schemas-microsoft-com:vml" xmlns:wp14="http://schemas.microsoft.com/office/word/2010/wordprocessingDrawing" xmlns:wp="http://schemas.openxmlformats.org/drawingml/2006/wordprocessingDrawing" xmlns:w10="urn:schemas-microsoft-com:office:word" xmlns:w="http://schemas.openxmlformats.org/wordprocessingml/2006/main" xmlns:w14="http://schemas.microsoft.com/office/word/2010/wordml" xmlns:w15="http://schemas.microsoft.com/office/word/2012/wordml" xmlns:w16cex="http://schemas.microsoft.com/office/word/2018/wordml/cex" xmlns:w16cid="http://schemas.microsoft.com/office/word/2016/wordml/cid" xmlns:w16="http://schemas.microsoft.com/office/word/2018/wordml" xmlns:w16du="http://schemas.microsoft.com/office/word/2023/wordml/word16du" xmlns:w16sdtdh="http://schemas.microsoft.com/office/word/2020/wordml/sdtdatahash" xmlns:w16sdtfl="http://schemas.microsoft.com/office/word/2024/wordml/sdtformatlock" xmlns:w16se="http://schemas.microsoft.com/office/word/2015/wordml/symex" xmlns:wpg="http://schemas.microsoft.com/office/word/2010/wordprocessingGroup" xmlns:wpi="http://schemas.microsoft.com/office/word/2010/wordprocessingInk" xmlns:wne="http://schemas.microsoft.com/office/word/2006/wordml" xmlns:wps="http://schemas.microsoft.com/office/word/2010/wordprocessingShape" mc:Ignorable="w14 w15 w16se w16cid w16 w16cex w16sdtdh w16sdtfl w16du wp14">
   <w:footnote w:type="separator" w:id="-1">
     <w:p>
       <w:r>
@@ -9710,7 +8906,7 @@
 </file>
 
 <file path=word/header1.xml><?xml version="1.0" encoding="utf-8"?>
-<w:hdr xmlns:wpc="http://schemas.microsoft.com/office/word/2010/wordprocessingCanvas" xmlns:mc="http://schemas.openxmlformats.org/markup-compatibility/2006" xmlns:o="urn:schemas-microsoft-com:office:office" xmlns:r="http://schemas.openxmlformats.org/officeDocument/2006/relationships" xmlns:m="http://schemas.openxmlformats.org/officeDocument/2006/math" xmlns:v="urn:schemas-microsoft-com:vml" xmlns:wp14="http://schemas.microsoft.com/office/word/2010/wordprocessingDrawing" xmlns:wp="http://schemas.openxmlformats.org/drawingml/2006/wordprocessingDrawing" xmlns:w10="urn:schemas-microsoft-com:office:word" xmlns:w="http://schemas.openxmlformats.org/wordprocessingml/2006/main" xmlns:w14="http://schemas.microsoft.com/office/word/2010/wordml" xmlns:wpg="http://schemas.microsoft.com/office/word/2010/wordprocessingGroup" xmlns:wpi="http://schemas.microsoft.com/office/word/2010/wordprocessingInk" xmlns:wne="http://schemas.microsoft.com/office/word/2006/wordml" xmlns:wps="http://schemas.microsoft.com/office/word/2010/wordprocessingShape" mc:Ignorable="w14 wp14">
+<w:hdr xmlns:wpc="http://schemas.microsoft.com/office/word/2010/wordprocessingCanvas" xmlns:cx="http://schemas.microsoft.com/office/drawing/2014/chartex" xmlns:cx1="http://schemas.microsoft.com/office/drawing/2015/9/8/chartex" xmlns:cx2="http://schemas.microsoft.com/office/drawing/2015/10/21/chartex" xmlns:cx3="http://schemas.microsoft.com/office/drawing/2016/5/9/chartex" xmlns:cx4="http://schemas.microsoft.com/office/drawing/2016/5/10/chartex" xmlns:cx5="http://schemas.microsoft.com/office/drawing/2016/5/11/chartex" xmlns:cx6="http://schemas.microsoft.com/office/drawing/2016/5/12/chartex" xmlns:cx7="http://schemas.microsoft.com/office/drawing/2016/5/13/chartex" xmlns:cx8="http://schemas.microsoft.com/office/drawing/2016/5/14/chartex" xmlns:mc="http://schemas.openxmlformats.org/markup-compatibility/2006" xmlns:aink="http://schemas.microsoft.com/office/drawing/2016/ink" xmlns:am3d="http://schemas.microsoft.com/office/drawing/2017/model3d" xmlns:o="urn:schemas-microsoft-com:office:office" xmlns:oel="http://schemas.microsoft.com/office/2019/extlst" xmlns:r="http://schemas.openxmlformats.org/officeDocument/2006/relationships" xmlns:m="http://schemas.openxmlformats.org/officeDocument/2006/math" xmlns:v="urn:schemas-microsoft-com:vml" xmlns:wp14="http://schemas.microsoft.com/office/word/2010/wordprocessingDrawing" xmlns:wp="http://schemas.openxmlformats.org/drawingml/2006/wordprocessingDrawing" xmlns:w10="urn:schemas-microsoft-com:office:word" xmlns:w="http://schemas.openxmlformats.org/wordprocessingml/2006/main" xmlns:w14="http://schemas.microsoft.com/office/word/2010/wordml" xmlns:w15="http://schemas.microsoft.com/office/word/2012/wordml" xmlns:w16cex="http://schemas.microsoft.com/office/word/2018/wordml/cex" xmlns:w16cid="http://schemas.microsoft.com/office/word/2016/wordml/cid" xmlns:w16="http://schemas.microsoft.com/office/word/2018/wordml" xmlns:w16du="http://schemas.microsoft.com/office/word/2023/wordml/word16du" xmlns:w16sdtdh="http://schemas.microsoft.com/office/word/2020/wordml/sdtdatahash" xmlns:w16sdtfl="http://schemas.microsoft.com/office/word/2024/wordml/sdtformatlock" xmlns:w16se="http://schemas.microsoft.com/office/word/2015/wordml/symex" xmlns:wpg="http://schemas.microsoft.com/office/word/2010/wordprocessingGroup" xmlns:wpi="http://schemas.microsoft.com/office/word/2010/wordprocessingInk" xmlns:wne="http://schemas.microsoft.com/office/word/2006/wordml" xmlns:wps="http://schemas.microsoft.com/office/word/2010/wordprocessingShape" mc:Ignorable="w14 w15 w16se w16cid w16 w16cex w16sdtdh w16sdtfl w16du wp14">
   <w:p>
     <w:pPr>
       <w:pStyle w:val="a3"/>
@@ -9779,9 +8975,9 @@
             </wp:anchor>
           </w:drawing>
         </mc:Choice>
-        <mc:Fallback xmlns:w15="http://schemas.microsoft.com/office/word/2012/wordml" xmlns:w16se="http://schemas.microsoft.com/office/word/2015/wordml/symex" xmlns:w16="http://schemas.microsoft.com/office/word/2018/wordml" xmlns:w16cid="http://schemas.microsoft.com/office/word/2016/wordml/cid" xmlns:w16cex="http://schemas.microsoft.com/office/word/2018/wordml/cex" xmlns:am3d="http://schemas.microsoft.com/office/drawing/2017/model3d" xmlns:aink="http://schemas.microsoft.com/office/drawing/2016/ink" xmlns:cx8="http://schemas.microsoft.com/office/drawing/2016/5/14/chartex" xmlns:cx7="http://schemas.microsoft.com/office/drawing/2016/5/13/chartex" xmlns:cx6="http://schemas.microsoft.com/office/drawing/2016/5/12/chartex" xmlns:cx5="http://schemas.microsoft.com/office/drawing/2016/5/11/chartex" xmlns:cx4="http://schemas.microsoft.com/office/drawing/2016/5/10/chartex" xmlns:cx3="http://schemas.microsoft.com/office/drawing/2016/5/9/chartex" xmlns:cx2="http://schemas.microsoft.com/office/drawing/2015/10/21/chartex" xmlns:cx1="http://schemas.microsoft.com/office/drawing/2015/9/8/chartex" xmlns:cx="http://schemas.microsoft.com/office/drawing/2014/chartex">
+        <mc:Fallback>
           <w:pict>
-            <v:rect w14:anchorId="70A0412A" id="Rectangle 55" o:spid="_x0000_s1026" style="position:absolute;margin-left:56.7pt;margin-top:15.95pt;width:520.65pt;height:807.85pt;z-index:251627520;visibility:visible;mso-wrap-style:square;mso-width-percent:0;mso-height-percent:0;mso-wrap-distance-left:9pt;mso-wrap-distance-top:0;mso-wrap-distance-right:9pt;mso-wrap-distance-bottom:0;mso-position-horizontal:absolute;mso-position-horizontal-relative:page;mso-position-vertical:absolute;mso-position-vertical-relative:page;mso-width-percent:0;mso-height-percent:0;mso-width-relative:page;mso-height-relative:page;v-text-anchor:top" o:gfxdata="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" o:allowincell="f" strokeweight="1.5pt">
+            <v:rect w14:anchorId="61F3AC3B" id="Rectangle 55" o:spid="_x0000_s1026" style="position:absolute;margin-left:56.7pt;margin-top:15.95pt;width:520.65pt;height:807.85pt;z-index:251627520;visibility:visible;mso-wrap-style:square;mso-width-percent:0;mso-height-percent:0;mso-wrap-distance-left:9pt;mso-wrap-distance-top:0;mso-wrap-distance-right:9pt;mso-wrap-distance-bottom:0;mso-position-horizontal:absolute;mso-position-horizontal-relative:page;mso-position-vertical:absolute;mso-position-vertical-relative:page;mso-width-percent:0;mso-height-percent:0;mso-width-relative:page;mso-height-relative:page;v-text-anchor:top" o:gfxdata="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" o:allowincell="f" strokeweight="1.5pt">
               <w10:wrap anchorx="page" anchory="page"/>
             </v:rect>
           </w:pict>
@@ -9793,7 +8989,7 @@
 </file>
 
 <file path=word/header2.xml><?xml version="1.0" encoding="utf-8"?>
-<w:hdr xmlns:wpc="http://schemas.microsoft.com/office/word/2010/wordprocessingCanvas" xmlns:mc="http://schemas.openxmlformats.org/markup-compatibility/2006" xmlns:o="urn:schemas-microsoft-com:office:office" xmlns:r="http://schemas.openxmlformats.org/officeDocument/2006/relationships" xmlns:m="http://schemas.openxmlformats.org/officeDocument/2006/math" xmlns:v="urn:schemas-microsoft-com:vml" xmlns:wp14="http://schemas.microsoft.com/office/word/2010/wordprocessingDrawing" xmlns:wp="http://schemas.openxmlformats.org/drawingml/2006/wordprocessingDrawing" xmlns:w10="urn:schemas-microsoft-com:office:word" xmlns:w="http://schemas.openxmlformats.org/wordprocessingml/2006/main" xmlns:w14="http://schemas.microsoft.com/office/word/2010/wordml" xmlns:wpg="http://schemas.microsoft.com/office/word/2010/wordprocessingGroup" xmlns:wpi="http://schemas.microsoft.com/office/word/2010/wordprocessingInk" xmlns:wne="http://schemas.microsoft.com/office/word/2006/wordml" xmlns:wps="http://schemas.microsoft.com/office/word/2010/wordprocessingShape" mc:Ignorable="w14 wp14">
+<w:hdr xmlns:wpc="http://schemas.microsoft.com/office/word/2010/wordprocessingCanvas" xmlns:cx="http://schemas.microsoft.com/office/drawing/2014/chartex" xmlns:cx1="http://schemas.microsoft.com/office/drawing/2015/9/8/chartex" xmlns:cx2="http://schemas.microsoft.com/office/drawing/2015/10/21/chartex" xmlns:cx3="http://schemas.microsoft.com/office/drawing/2016/5/9/chartex" xmlns:cx4="http://schemas.microsoft.com/office/drawing/2016/5/10/chartex" xmlns:cx5="http://schemas.microsoft.com/office/drawing/2016/5/11/chartex" xmlns:cx6="http://schemas.microsoft.com/office/drawing/2016/5/12/chartex" xmlns:cx7="http://schemas.microsoft.com/office/drawing/2016/5/13/chartex" xmlns:cx8="http://schemas.microsoft.com/office/drawing/2016/5/14/chartex" xmlns:mc="http://schemas.openxmlformats.org/markup-compatibility/2006" xmlns:aink="http://schemas.microsoft.com/office/drawing/2016/ink" xmlns:am3d="http://schemas.microsoft.com/office/drawing/2017/model3d" xmlns:o="urn:schemas-microsoft-com:office:office" xmlns:oel="http://schemas.microsoft.com/office/2019/extlst" xmlns:r="http://schemas.openxmlformats.org/officeDocument/2006/relationships" xmlns:m="http://schemas.openxmlformats.org/officeDocument/2006/math" xmlns:v="urn:schemas-microsoft-com:vml" xmlns:wp14="http://schemas.microsoft.com/office/word/2010/wordprocessingDrawing" xmlns:wp="http://schemas.openxmlformats.org/drawingml/2006/wordprocessingDrawing" xmlns:w10="urn:schemas-microsoft-com:office:word" xmlns:w="http://schemas.openxmlformats.org/wordprocessingml/2006/main" xmlns:w14="http://schemas.microsoft.com/office/word/2010/wordml" xmlns:w15="http://schemas.microsoft.com/office/word/2012/wordml" xmlns:w16cex="http://schemas.microsoft.com/office/word/2018/wordml/cex" xmlns:w16cid="http://schemas.microsoft.com/office/word/2016/wordml/cid" xmlns:w16="http://schemas.microsoft.com/office/word/2018/wordml" xmlns:w16du="http://schemas.microsoft.com/office/word/2023/wordml/word16du" xmlns:w16sdtdh="http://schemas.microsoft.com/office/word/2020/wordml/sdtdatahash" xmlns:w16sdtfl="http://schemas.microsoft.com/office/word/2024/wordml/sdtformatlock" xmlns:w16se="http://schemas.microsoft.com/office/word/2015/wordml/symex" xmlns:wpg="http://schemas.microsoft.com/office/word/2010/wordprocessingGroup" xmlns:wpi="http://schemas.microsoft.com/office/word/2010/wordprocessingInk" xmlns:wne="http://schemas.microsoft.com/office/word/2006/wordml" xmlns:wps="http://schemas.microsoft.com/office/word/2010/wordprocessingShape" mc:Ignorable="w14 w15 w16se w16cid w16 w16cex w16sdtdh w16sdtfl w16du wp14">
   <w:p>
     <w:pPr>
       <w:pStyle w:val="a3"/>
@@ -9861,9 +9057,9 @@
             </wp:anchor>
           </w:drawing>
         </mc:Choice>
-        <mc:Fallback xmlns:w15="http://schemas.microsoft.com/office/word/2012/wordml" xmlns:w16se="http://schemas.microsoft.com/office/word/2015/wordml/symex" xmlns:w16="http://schemas.microsoft.com/office/word/2018/wordml" xmlns:w16cid="http://schemas.microsoft.com/office/word/2016/wordml/cid" xmlns:w16cex="http://schemas.microsoft.com/office/word/2018/wordml/cex" xmlns:am3d="http://schemas.microsoft.com/office/drawing/2017/model3d" xmlns:aink="http://schemas.microsoft.com/office/drawing/2016/ink" xmlns:cx8="http://schemas.microsoft.com/office/drawing/2016/5/14/chartex" xmlns:cx7="http://schemas.microsoft.com/office/drawing/2016/5/13/chartex" xmlns:cx6="http://schemas.microsoft.com/office/drawing/2016/5/12/chartex" xmlns:cx5="http://schemas.microsoft.com/office/drawing/2016/5/11/chartex" xmlns:cx4="http://schemas.microsoft.com/office/drawing/2016/5/10/chartex" xmlns:cx3="http://schemas.microsoft.com/office/drawing/2016/5/9/chartex" xmlns:cx2="http://schemas.microsoft.com/office/drawing/2015/10/21/chartex" xmlns:cx1="http://schemas.microsoft.com/office/drawing/2015/9/8/chartex" xmlns:cx="http://schemas.microsoft.com/office/drawing/2014/chartex">
+        <mc:Fallback>
           <w:pict>
-            <v:rect w14:anchorId="55595F99" id="Rectangle 1" o:spid="_x0000_s1026" style="position:absolute;margin-left:56.75pt;margin-top:16.45pt;width:518.3pt;height:807.85pt;z-index:251626496;visibility:visible;mso-wrap-style:square;mso-width-percent:0;mso-height-percent:0;mso-wrap-distance-left:9pt;mso-wrap-distance-top:0;mso-wrap-distance-right:9pt;mso-wrap-distance-bottom:0;mso-position-horizontal:absolute;mso-position-horizontal-relative:page;mso-position-vertical:absolute;mso-position-vertical-relative:page;mso-width-percent:0;mso-height-percent:0;mso-width-relative:page;mso-height-relative:page;v-text-anchor:top" o:gfxdata="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" strokeweight="1.5pt">
+            <v:rect w14:anchorId="1271248C" id="Rectangle 1" o:spid="_x0000_s1026" style="position:absolute;margin-left:56.75pt;margin-top:16.45pt;width:518.3pt;height:807.85pt;z-index:251626496;visibility:visible;mso-wrap-style:square;mso-width-percent:0;mso-height-percent:0;mso-wrap-distance-left:9pt;mso-wrap-distance-top:0;mso-wrap-distance-right:9pt;mso-wrap-distance-bottom:0;mso-position-horizontal:absolute;mso-position-horizontal-relative:page;mso-position-vertical:absolute;mso-position-vertical-relative:page;mso-width-percent:0;mso-height-percent:0;mso-width-relative:page;mso-height-relative:page;v-text-anchor:top" o:gfxdata="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" strokeweight="1.5pt">
               <w10:wrap anchorx="page" anchory="page"/>
             </v:rect>
           </w:pict>
@@ -9875,8 +9071,8 @@
 </file>
 
 <file path=word/numbering.xml><?xml version="1.0" encoding="utf-8"?>
-<w:numbering xmlns:wpc="http://schemas.microsoft.com/office/word/2010/wordprocessingCanvas" xmlns:mc="http://schemas.openxmlformats.org/markup-compatibility/2006" xmlns:o="urn:schemas-microsoft-com:office:office" xmlns:r="http://schemas.openxmlformats.org/officeDocument/2006/relationships" xmlns:m="http://schemas.openxmlformats.org/officeDocument/2006/math" xmlns:v="urn:schemas-microsoft-com:vml" xmlns:wp14="http://schemas.microsoft.com/office/word/2010/wordprocessingDrawing" xmlns:wp="http://schemas.openxmlformats.org/drawingml/2006/wordprocessingDrawing" xmlns:w10="urn:schemas-microsoft-com:office:word" xmlns:w="http://schemas.openxmlformats.org/wordprocessingml/2006/main" xmlns:w14="http://schemas.microsoft.com/office/word/2010/wordml" xmlns:wpg="http://schemas.microsoft.com/office/word/2010/wordprocessingGroup" xmlns:wpi="http://schemas.microsoft.com/office/word/2010/wordprocessingInk" xmlns:wne="http://schemas.microsoft.com/office/word/2006/wordml" xmlns:wps="http://schemas.microsoft.com/office/word/2010/wordprocessingShape" mc:Ignorable="w14 wp14">
-  <w:abstractNum w:abstractNumId="0">
+<w:numbering xmlns:wpc="http://schemas.microsoft.com/office/word/2010/wordprocessingCanvas" xmlns:cx="http://schemas.microsoft.com/office/drawing/2014/chartex" xmlns:cx1="http://schemas.microsoft.com/office/drawing/2015/9/8/chartex" xmlns:cx2="http://schemas.microsoft.com/office/drawing/2015/10/21/chartex" xmlns:cx3="http://schemas.microsoft.com/office/drawing/2016/5/9/chartex" xmlns:cx4="http://schemas.microsoft.com/office/drawing/2016/5/10/chartex" xmlns:cx5="http://schemas.microsoft.com/office/drawing/2016/5/11/chartex" xmlns:cx6="http://schemas.microsoft.com/office/drawing/2016/5/12/chartex" xmlns:cx7="http://schemas.microsoft.com/office/drawing/2016/5/13/chartex" xmlns:cx8="http://schemas.microsoft.com/office/drawing/2016/5/14/chartex" xmlns:mc="http://schemas.openxmlformats.org/markup-compatibility/2006" xmlns:aink="http://schemas.microsoft.com/office/drawing/2016/ink" xmlns:am3d="http://schemas.microsoft.com/office/drawing/2017/model3d" xmlns:o="urn:schemas-microsoft-com:office:office" xmlns:oel="http://schemas.microsoft.com/office/2019/extlst" xmlns:r="http://schemas.openxmlformats.org/officeDocument/2006/relationships" xmlns:m="http://schemas.openxmlformats.org/officeDocument/2006/math" xmlns:v="urn:schemas-microsoft-com:vml" xmlns:wp14="http://schemas.microsoft.com/office/word/2010/wordprocessingDrawing" xmlns:wp="http://schemas.openxmlformats.org/drawingml/2006/wordprocessingDrawing" xmlns:w10="urn:schemas-microsoft-com:office:word" xmlns:w="http://schemas.openxmlformats.org/wordprocessingml/2006/main" xmlns:w14="http://schemas.microsoft.com/office/word/2010/wordml" xmlns:w15="http://schemas.microsoft.com/office/word/2012/wordml" xmlns:w16cex="http://schemas.microsoft.com/office/word/2018/wordml/cex" xmlns:w16cid="http://schemas.microsoft.com/office/word/2016/wordml/cid" xmlns:w16="http://schemas.microsoft.com/office/word/2018/wordml" xmlns:w16du="http://schemas.microsoft.com/office/word/2023/wordml/word16du" xmlns:w16sdtdh="http://schemas.microsoft.com/office/word/2020/wordml/sdtdatahash" xmlns:w16sdtfl="http://schemas.microsoft.com/office/word/2024/wordml/sdtformatlock" xmlns:w16se="http://schemas.microsoft.com/office/word/2015/wordml/symex" xmlns:wpg="http://schemas.microsoft.com/office/word/2010/wordprocessingGroup" xmlns:wpi="http://schemas.microsoft.com/office/word/2010/wordprocessingInk" xmlns:wne="http://schemas.microsoft.com/office/word/2006/wordml" xmlns:wps="http://schemas.microsoft.com/office/word/2010/wordprocessingShape" mc:Ignorable="w14 w15 w16se w16cid w16 w16cex w16sdtdh w16sdtfl w16du wp14">
+  <w:abstractNum w:abstractNumId="0" w15:restartNumberingAfterBreak="0">
     <w:nsid w:val="FFFFFFFE"/>
     <w:multiLevelType w:val="singleLevel"/>
     <w:tmpl w:val="F78C6FF0"/>
@@ -9886,7 +9082,7 @@
       <w:lvlJc w:val="left"/>
     </w:lvl>
   </w:abstractNum>
-  <w:abstractNum w:abstractNumId="1">
+  <w:abstractNum w:abstractNumId="1" w15:restartNumberingAfterBreak="0">
     <w:nsid w:val="04FA19C6"/>
     <w:multiLevelType w:val="multilevel"/>
     <w:tmpl w:val="6E508D50"/>
@@ -10007,7 +9203,7 @@
       </w:rPr>
     </w:lvl>
   </w:abstractNum>
-  <w:abstractNum w:abstractNumId="2">
+  <w:abstractNum w:abstractNumId="2" w15:restartNumberingAfterBreak="0">
     <w:nsid w:val="05C5019E"/>
     <w:multiLevelType w:val="multilevel"/>
     <w:tmpl w:val="8B32A58A"/>
@@ -10120,7 +9316,7 @@
       </w:rPr>
     </w:lvl>
   </w:abstractNum>
-  <w:abstractNum w:abstractNumId="3">
+  <w:abstractNum w:abstractNumId="3" w15:restartNumberingAfterBreak="0">
     <w:nsid w:val="06423213"/>
     <w:multiLevelType w:val="multilevel"/>
     <w:tmpl w:val="B5C82C94"/>
@@ -10241,7 +9437,7 @@
       </w:rPr>
     </w:lvl>
   </w:abstractNum>
-  <w:abstractNum w:abstractNumId="4">
+  <w:abstractNum w:abstractNumId="4" w15:restartNumberingAfterBreak="0">
     <w:nsid w:val="083F1B4D"/>
     <w:multiLevelType w:val="multilevel"/>
     <w:tmpl w:val="BCE8BDE4"/>
@@ -10362,7 +9558,7 @@
       </w:rPr>
     </w:lvl>
   </w:abstractNum>
-  <w:abstractNum w:abstractNumId="5">
+  <w:abstractNum w:abstractNumId="5" w15:restartNumberingAfterBreak="0">
     <w:nsid w:val="086F377C"/>
     <w:multiLevelType w:val="hybridMultilevel"/>
     <w:tmpl w:val="A7001740"/>
@@ -10478,7 +9674,7 @@
       </w:pPr>
     </w:lvl>
   </w:abstractNum>
-  <w:abstractNum w:abstractNumId="6">
+  <w:abstractNum w:abstractNumId="6" w15:restartNumberingAfterBreak="0">
     <w:nsid w:val="0A95399D"/>
     <w:multiLevelType w:val="multilevel"/>
     <w:tmpl w:val="DD22DCCA"/>
@@ -10618,7 +9814,7 @@
       </w:rPr>
     </w:lvl>
   </w:abstractNum>
-  <w:abstractNum w:abstractNumId="7">
+  <w:abstractNum w:abstractNumId="7" w15:restartNumberingAfterBreak="0">
     <w:nsid w:val="0D1C2E08"/>
     <w:multiLevelType w:val="hybridMultilevel"/>
     <w:tmpl w:val="1A0CA3B0"/>
@@ -10707,7 +9903,7 @@
       </w:pPr>
     </w:lvl>
   </w:abstractNum>
-  <w:abstractNum w:abstractNumId="8">
+  <w:abstractNum w:abstractNumId="8" w15:restartNumberingAfterBreak="0">
     <w:nsid w:val="0D1D4139"/>
     <w:multiLevelType w:val="multilevel"/>
     <w:tmpl w:val="C7B03C68"/>
@@ -10847,7 +10043,7 @@
       </w:rPr>
     </w:lvl>
   </w:abstractNum>
-  <w:abstractNum w:abstractNumId="9">
+  <w:abstractNum w:abstractNumId="9" w15:restartNumberingAfterBreak="0">
     <w:nsid w:val="0DDA08DC"/>
     <w:multiLevelType w:val="multilevel"/>
     <w:tmpl w:val="2F6CAC26"/>
@@ -10966,7 +10162,7 @@
       </w:rPr>
     </w:lvl>
   </w:abstractNum>
-  <w:abstractNum w:abstractNumId="10">
+  <w:abstractNum w:abstractNumId="10" w15:restartNumberingAfterBreak="0">
     <w:nsid w:val="0FAB428C"/>
     <w:multiLevelType w:val="hybridMultilevel"/>
     <w:tmpl w:val="3DDEC456"/>
@@ -11055,7 +10251,7 @@
       </w:pPr>
     </w:lvl>
   </w:abstractNum>
-  <w:abstractNum w:abstractNumId="11">
+  <w:abstractNum w:abstractNumId="11" w15:restartNumberingAfterBreak="0">
     <w:nsid w:val="11692EF7"/>
     <w:multiLevelType w:val="multilevel"/>
     <w:tmpl w:val="E952720C"/>
@@ -11168,7 +10364,7 @@
       </w:rPr>
     </w:lvl>
   </w:abstractNum>
-  <w:abstractNum w:abstractNumId="12">
+  <w:abstractNum w:abstractNumId="12" w15:restartNumberingAfterBreak="0">
     <w:nsid w:val="146635E3"/>
     <w:multiLevelType w:val="singleLevel"/>
     <w:tmpl w:val="F1AE1FBA"/>
@@ -11183,7 +10379,7 @@
       </w:rPr>
     </w:lvl>
   </w:abstractNum>
-  <w:abstractNum w:abstractNumId="13">
+  <w:abstractNum w:abstractNumId="13" w15:restartNumberingAfterBreak="0">
     <w:nsid w:val="1B7042D1"/>
     <w:multiLevelType w:val="multilevel"/>
     <w:tmpl w:val="A7001740"/>
@@ -11299,7 +10495,7 @@
       </w:pPr>
     </w:lvl>
   </w:abstractNum>
-  <w:abstractNum w:abstractNumId="14">
+  <w:abstractNum w:abstractNumId="14" w15:restartNumberingAfterBreak="0">
     <w:nsid w:val="1BCC1D2B"/>
     <w:multiLevelType w:val="hybridMultilevel"/>
     <w:tmpl w:val="ABBE2B20"/>
@@ -11415,7 +10611,7 @@
       </w:pPr>
     </w:lvl>
   </w:abstractNum>
-  <w:abstractNum w:abstractNumId="15">
+  <w:abstractNum w:abstractNumId="15" w15:restartNumberingAfterBreak="0">
     <w:nsid w:val="1D865541"/>
     <w:multiLevelType w:val="hybridMultilevel"/>
     <w:tmpl w:val="859051B6"/>
@@ -11531,7 +10727,7 @@
       </w:pPr>
     </w:lvl>
   </w:abstractNum>
-  <w:abstractNum w:abstractNumId="16">
+  <w:abstractNum w:abstractNumId="16" w15:restartNumberingAfterBreak="0">
     <w:nsid w:val="1DD772BE"/>
     <w:multiLevelType w:val="hybridMultilevel"/>
     <w:tmpl w:val="6F8E3D40"/>
@@ -11647,7 +10843,7 @@
       </w:pPr>
     </w:lvl>
   </w:abstractNum>
-  <w:abstractNum w:abstractNumId="17">
+  <w:abstractNum w:abstractNumId="17" w15:restartNumberingAfterBreak="0">
     <w:nsid w:val="2ABC2755"/>
     <w:multiLevelType w:val="singleLevel"/>
     <w:tmpl w:val="2422AAB2"/>
@@ -11662,7 +10858,7 @@
       </w:rPr>
     </w:lvl>
   </w:abstractNum>
-  <w:abstractNum w:abstractNumId="18">
+  <w:abstractNum w:abstractNumId="18" w15:restartNumberingAfterBreak="0">
     <w:nsid w:val="2DA96378"/>
     <w:multiLevelType w:val="hybridMultilevel"/>
     <w:tmpl w:val="9420FAA2"/>
@@ -11751,7 +10947,7 @@
       </w:pPr>
     </w:lvl>
   </w:abstractNum>
-  <w:abstractNum w:abstractNumId="19">
+  <w:abstractNum w:abstractNumId="19" w15:restartNumberingAfterBreak="0">
     <w:nsid w:val="2DD87D29"/>
     <w:multiLevelType w:val="multilevel"/>
     <w:tmpl w:val="E584B1A0"/>
@@ -11864,7 +11060,7 @@
       </w:rPr>
     </w:lvl>
   </w:abstractNum>
-  <w:abstractNum w:abstractNumId="20">
+  <w:abstractNum w:abstractNumId="20" w15:restartNumberingAfterBreak="0">
     <w:nsid w:val="2EE721FF"/>
     <w:multiLevelType w:val="singleLevel"/>
     <w:tmpl w:val="EA267698"/>
@@ -11879,7 +11075,7 @@
       </w:rPr>
     </w:lvl>
   </w:abstractNum>
-  <w:abstractNum w:abstractNumId="21">
+  <w:abstractNum w:abstractNumId="21" w15:restartNumberingAfterBreak="0">
     <w:nsid w:val="2F947267"/>
     <w:multiLevelType w:val="singleLevel"/>
     <w:tmpl w:val="75BABFC4"/>
@@ -11894,7 +11090,7 @@
       </w:rPr>
     </w:lvl>
   </w:abstractNum>
-  <w:abstractNum w:abstractNumId="22">
+  <w:abstractNum w:abstractNumId="22" w15:restartNumberingAfterBreak="0">
     <w:nsid w:val="37324282"/>
     <w:multiLevelType w:val="hybridMultilevel"/>
     <w:tmpl w:val="B210C50C"/>
@@ -12012,7 +11208,7 @@
       </w:pPr>
     </w:lvl>
   </w:abstractNum>
-  <w:abstractNum w:abstractNumId="23">
+  <w:abstractNum w:abstractNumId="23" w15:restartNumberingAfterBreak="0">
     <w:nsid w:val="397747A1"/>
     <w:multiLevelType w:val="hybridMultilevel"/>
     <w:tmpl w:val="84AE6F4A"/>
@@ -12128,7 +11324,7 @@
       </w:pPr>
     </w:lvl>
   </w:abstractNum>
-  <w:abstractNum w:abstractNumId="24">
+  <w:abstractNum w:abstractNumId="24" w15:restartNumberingAfterBreak="0">
     <w:nsid w:val="3A3429C0"/>
     <w:multiLevelType w:val="multilevel"/>
     <w:tmpl w:val="E8D28446"/>
@@ -12268,7 +11464,7 @@
       </w:rPr>
     </w:lvl>
   </w:abstractNum>
-  <w:abstractNum w:abstractNumId="25">
+  <w:abstractNum w:abstractNumId="25" w15:restartNumberingAfterBreak="0">
     <w:nsid w:val="3DAE6F0C"/>
     <w:multiLevelType w:val="hybridMultilevel"/>
     <w:tmpl w:val="70FE3454"/>
@@ -12368,7 +11564,7 @@
       </w:pPr>
     </w:lvl>
   </w:abstractNum>
-  <w:abstractNum w:abstractNumId="26">
+  <w:abstractNum w:abstractNumId="26" w15:restartNumberingAfterBreak="0">
     <w:nsid w:val="3E004F4D"/>
     <w:multiLevelType w:val="hybridMultilevel"/>
     <w:tmpl w:val="422A90F8"/>
@@ -12484,7 +11680,7 @@
       </w:pPr>
     </w:lvl>
   </w:abstractNum>
-  <w:abstractNum w:abstractNumId="27">
+  <w:abstractNum w:abstractNumId="27" w15:restartNumberingAfterBreak="0">
     <w:nsid w:val="427248DF"/>
     <w:multiLevelType w:val="multilevel"/>
     <w:tmpl w:val="9EA6BD22"/>
@@ -12597,7 +11793,7 @@
       </w:rPr>
     </w:lvl>
   </w:abstractNum>
-  <w:abstractNum w:abstractNumId="28">
+  <w:abstractNum w:abstractNumId="28" w15:restartNumberingAfterBreak="0">
     <w:nsid w:val="44954051"/>
     <w:multiLevelType w:val="multilevel"/>
     <w:tmpl w:val="4A08A584"/>
@@ -12710,7 +11906,7 @@
       </w:rPr>
     </w:lvl>
   </w:abstractNum>
-  <w:abstractNum w:abstractNumId="29">
+  <w:abstractNum w:abstractNumId="29" w15:restartNumberingAfterBreak="0">
     <w:nsid w:val="4E90202B"/>
     <w:multiLevelType w:val="multilevel"/>
     <w:tmpl w:val="77906778"/>
@@ -12823,7 +12019,7 @@
       </w:rPr>
     </w:lvl>
   </w:abstractNum>
-  <w:abstractNum w:abstractNumId="30">
+  <w:abstractNum w:abstractNumId="30" w15:restartNumberingAfterBreak="0">
     <w:nsid w:val="558E60DC"/>
     <w:multiLevelType w:val="hybridMultilevel"/>
     <w:tmpl w:val="23F251C8"/>
@@ -12925,7 +12121,7 @@
       </w:pPr>
     </w:lvl>
   </w:abstractNum>
-  <w:abstractNum w:abstractNumId="31">
+  <w:abstractNum w:abstractNumId="31" w15:restartNumberingAfterBreak="0">
     <w:nsid w:val="56857C68"/>
     <w:multiLevelType w:val="hybridMultilevel"/>
     <w:tmpl w:val="45B6D60E"/>
@@ -13014,7 +12210,7 @@
       </w:pPr>
     </w:lvl>
   </w:abstractNum>
-  <w:abstractNum w:abstractNumId="32">
+  <w:abstractNum w:abstractNumId="32" w15:restartNumberingAfterBreak="0">
     <w:nsid w:val="5B5E0031"/>
     <w:multiLevelType w:val="multilevel"/>
     <w:tmpl w:val="2FF63E68"/>
@@ -13127,7 +12323,7 @@
       </w:rPr>
     </w:lvl>
   </w:abstractNum>
-  <w:abstractNum w:abstractNumId="33">
+  <w:abstractNum w:abstractNumId="33" w15:restartNumberingAfterBreak="0">
     <w:nsid w:val="5B6C0696"/>
     <w:multiLevelType w:val="singleLevel"/>
     <w:tmpl w:val="A7726150"/>
@@ -13142,7 +12338,7 @@
       </w:rPr>
     </w:lvl>
   </w:abstractNum>
-  <w:abstractNum w:abstractNumId="34">
+  <w:abstractNum w:abstractNumId="34" w15:restartNumberingAfterBreak="0">
     <w:nsid w:val="5C166EF1"/>
     <w:multiLevelType w:val="multilevel"/>
     <w:tmpl w:val="CBE0D6A8"/>
@@ -13263,7 +12459,7 @@
       </w:rPr>
     </w:lvl>
   </w:abstractNum>
-  <w:abstractNum w:abstractNumId="35">
+  <w:abstractNum w:abstractNumId="35" w15:restartNumberingAfterBreak="0">
     <w:nsid w:val="615D7A6A"/>
     <w:multiLevelType w:val="hybridMultilevel"/>
     <w:tmpl w:val="1F88FA16"/>
@@ -13376,7 +12572,7 @@
       </w:rPr>
     </w:lvl>
   </w:abstractNum>
-  <w:abstractNum w:abstractNumId="36">
+  <w:abstractNum w:abstractNumId="36" w15:restartNumberingAfterBreak="0">
     <w:nsid w:val="628C7074"/>
     <w:multiLevelType w:val="hybridMultilevel"/>
     <w:tmpl w:val="0A64154A"/>
@@ -13476,7 +12672,7 @@
       </w:pPr>
     </w:lvl>
   </w:abstractNum>
-  <w:abstractNum w:abstractNumId="37">
+  <w:abstractNum w:abstractNumId="37" w15:restartNumberingAfterBreak="0">
     <w:nsid w:val="6D6C1108"/>
     <w:multiLevelType w:val="hybridMultilevel"/>
     <w:tmpl w:val="D42C4898"/>
@@ -13592,7 +12788,7 @@
       </w:pPr>
     </w:lvl>
   </w:abstractNum>
-  <w:abstractNum w:abstractNumId="38">
+  <w:abstractNum w:abstractNumId="38" w15:restartNumberingAfterBreak="0">
     <w:nsid w:val="7B437E50"/>
     <w:multiLevelType w:val="singleLevel"/>
     <w:tmpl w:val="0B8402A8"/>
@@ -13607,7 +12803,7 @@
       </w:rPr>
     </w:lvl>
   </w:abstractNum>
-  <w:abstractNum w:abstractNumId="39">
+  <w:abstractNum w:abstractNumId="39" w15:restartNumberingAfterBreak="0">
     <w:nsid w:val="7BE42910"/>
     <w:multiLevelType w:val="multilevel"/>
     <w:tmpl w:val="ED82197A"/>
@@ -13720,7 +12916,7 @@
       </w:rPr>
     </w:lvl>
   </w:abstractNum>
-  <w:abstractNum w:abstractNumId="40">
+  <w:abstractNum w:abstractNumId="40" w15:restartNumberingAfterBreak="0">
     <w:nsid w:val="7DC13862"/>
     <w:multiLevelType w:val="singleLevel"/>
     <w:tmpl w:val="7FCE9F2C"/>
@@ -13735,7 +12931,7 @@
       </w:rPr>
     </w:lvl>
   </w:abstractNum>
-  <w:abstractNum w:abstractNumId="41">
+  <w:abstractNum w:abstractNumId="41" w15:restartNumberingAfterBreak="0">
     <w:nsid w:val="7E251972"/>
     <w:multiLevelType w:val="hybridMultilevel"/>
     <w:tmpl w:val="C56AFE04"/>
@@ -13851,7 +13047,7 @@
       </w:pPr>
     </w:lvl>
   </w:abstractNum>
-  <w:abstractNum w:abstractNumId="42">
+  <w:abstractNum w:abstractNumId="42" w15:restartNumberingAfterBreak="0">
     <w:nsid w:val="7FE133BF"/>
     <w:multiLevelType w:val="multilevel"/>
     <w:tmpl w:val="2DF0DC62"/>
@@ -13964,49 +13160,49 @@
       </w:rPr>
     </w:lvl>
   </w:abstractNum>
-  <w:num w:numId="1">
+  <w:num w:numId="1" w16cid:durableId="1434204368">
     <w:abstractNumId w:val="14"/>
   </w:num>
-  <w:num w:numId="2">
+  <w:num w:numId="2" w16cid:durableId="34815365">
     <w:abstractNumId w:val="15"/>
   </w:num>
-  <w:num w:numId="3">
+  <w:num w:numId="3" w16cid:durableId="723523109">
     <w:abstractNumId w:val="25"/>
   </w:num>
-  <w:num w:numId="4">
+  <w:num w:numId="4" w16cid:durableId="1018390354">
     <w:abstractNumId w:val="6"/>
   </w:num>
-  <w:num w:numId="5">
+  <w:num w:numId="5" w16cid:durableId="832842492">
     <w:abstractNumId w:val="24"/>
   </w:num>
-  <w:num w:numId="6">
+  <w:num w:numId="6" w16cid:durableId="924876155">
     <w:abstractNumId w:val="5"/>
   </w:num>
-  <w:num w:numId="7">
+  <w:num w:numId="7" w16cid:durableId="699622519">
     <w:abstractNumId w:val="13"/>
   </w:num>
-  <w:num w:numId="8">
+  <w:num w:numId="8" w16cid:durableId="1126630431">
     <w:abstractNumId w:val="22"/>
   </w:num>
-  <w:num w:numId="9">
+  <w:num w:numId="9" w16cid:durableId="551189227">
     <w:abstractNumId w:val="30"/>
   </w:num>
-  <w:num w:numId="10">
+  <w:num w:numId="10" w16cid:durableId="1378041060">
     <w:abstractNumId w:val="36"/>
   </w:num>
-  <w:num w:numId="11">
+  <w:num w:numId="11" w16cid:durableId="1771197629">
     <w:abstractNumId w:val="26"/>
   </w:num>
-  <w:num w:numId="12">
+  <w:num w:numId="12" w16cid:durableId="1970935419">
     <w:abstractNumId w:val="23"/>
   </w:num>
-  <w:num w:numId="13">
+  <w:num w:numId="13" w16cid:durableId="591623617">
     <w:abstractNumId w:val="16"/>
   </w:num>
-  <w:num w:numId="14">
+  <w:num w:numId="14" w16cid:durableId="158039944">
     <w:abstractNumId w:val="9"/>
   </w:num>
-  <w:num w:numId="15">
+  <w:num w:numId="15" w16cid:durableId="1041828168">
     <w:abstractNumId w:val="0"/>
     <w:lvlOverride w:ilvl="0">
       <w:lvl w:ilvl="0">
@@ -14021,7 +13217,7 @@
       </w:lvl>
     </w:lvlOverride>
   </w:num>
-  <w:num w:numId="16">
+  <w:num w:numId="16" w16cid:durableId="1524516540">
     <w:abstractNumId w:val="0"/>
     <w:lvlOverride w:ilvl="0">
       <w:lvl w:ilvl="0">
@@ -14036,7 +13232,7 @@
       </w:lvl>
     </w:lvlOverride>
   </w:num>
-  <w:num w:numId="17">
+  <w:num w:numId="17" w16cid:durableId="412315297">
     <w:abstractNumId w:val="0"/>
     <w:lvlOverride w:ilvl="0">
       <w:lvl w:ilvl="0">
@@ -14051,16 +13247,16 @@
       </w:lvl>
     </w:lvlOverride>
   </w:num>
-  <w:num w:numId="18">
+  <w:num w:numId="18" w16cid:durableId="293877275">
     <w:abstractNumId w:val="38"/>
   </w:num>
-  <w:num w:numId="19">
+  <w:num w:numId="19" w16cid:durableId="1746566880">
     <w:abstractNumId w:val="21"/>
   </w:num>
-  <w:num w:numId="20">
+  <w:num w:numId="20" w16cid:durableId="1527526245">
     <w:abstractNumId w:val="17"/>
   </w:num>
-  <w:num w:numId="21">
+  <w:num w:numId="21" w16cid:durableId="580220586">
     <w:abstractNumId w:val="0"/>
     <w:lvlOverride w:ilvl="0">
       <w:lvl w:ilvl="0">
@@ -14075,86 +13271,86 @@
       </w:lvl>
     </w:lvlOverride>
   </w:num>
-  <w:num w:numId="22">
+  <w:num w:numId="22" w16cid:durableId="1511094820">
     <w:abstractNumId w:val="40"/>
   </w:num>
-  <w:num w:numId="23">
+  <w:num w:numId="23" w16cid:durableId="927690323">
     <w:abstractNumId w:val="20"/>
   </w:num>
-  <w:num w:numId="24">
+  <w:num w:numId="24" w16cid:durableId="645742196">
     <w:abstractNumId w:val="33"/>
   </w:num>
-  <w:num w:numId="25">
+  <w:num w:numId="25" w16cid:durableId="585963197">
     <w:abstractNumId w:val="12"/>
   </w:num>
-  <w:num w:numId="26">
+  <w:num w:numId="26" w16cid:durableId="996572222">
     <w:abstractNumId w:val="37"/>
   </w:num>
-  <w:num w:numId="27">
+  <w:num w:numId="27" w16cid:durableId="1166092544">
     <w:abstractNumId w:val="8"/>
   </w:num>
-  <w:num w:numId="28">
+  <w:num w:numId="28" w16cid:durableId="105776439">
     <w:abstractNumId w:val="2"/>
   </w:num>
-  <w:num w:numId="29">
+  <w:num w:numId="29" w16cid:durableId="92479342">
     <w:abstractNumId w:val="27"/>
   </w:num>
-  <w:num w:numId="30">
+  <w:num w:numId="30" w16cid:durableId="1862281497">
     <w:abstractNumId w:val="19"/>
   </w:num>
-  <w:num w:numId="31">
+  <w:num w:numId="31" w16cid:durableId="1499885161">
     <w:abstractNumId w:val="34"/>
   </w:num>
-  <w:num w:numId="32">
+  <w:num w:numId="32" w16cid:durableId="172963380">
     <w:abstractNumId w:val="39"/>
   </w:num>
-  <w:num w:numId="33">
+  <w:num w:numId="33" w16cid:durableId="1951668235">
     <w:abstractNumId w:val="3"/>
   </w:num>
-  <w:num w:numId="34">
+  <w:num w:numId="34" w16cid:durableId="1769307676">
     <w:abstractNumId w:val="42"/>
   </w:num>
-  <w:num w:numId="35">
+  <w:num w:numId="35" w16cid:durableId="1898854257">
     <w:abstractNumId w:val="7"/>
   </w:num>
-  <w:num w:numId="36">
+  <w:num w:numId="36" w16cid:durableId="2005433008">
     <w:abstractNumId w:val="35"/>
   </w:num>
-  <w:num w:numId="37">
+  <w:num w:numId="37" w16cid:durableId="228270775">
     <w:abstractNumId w:val="32"/>
   </w:num>
-  <w:num w:numId="38">
+  <w:num w:numId="38" w16cid:durableId="1845902443">
     <w:abstractNumId w:val="11"/>
   </w:num>
-  <w:num w:numId="39">
+  <w:num w:numId="39" w16cid:durableId="712970208">
     <w:abstractNumId w:val="29"/>
   </w:num>
-  <w:num w:numId="40">
+  <w:num w:numId="40" w16cid:durableId="2102335107">
     <w:abstractNumId w:val="4"/>
   </w:num>
-  <w:num w:numId="41">
+  <w:num w:numId="41" w16cid:durableId="2021465603">
     <w:abstractNumId w:val="1"/>
   </w:num>
-  <w:num w:numId="42">
+  <w:num w:numId="42" w16cid:durableId="1564371929">
     <w:abstractNumId w:val="31"/>
   </w:num>
-  <w:num w:numId="43">
+  <w:num w:numId="43" w16cid:durableId="210384185">
     <w:abstractNumId w:val="18"/>
   </w:num>
-  <w:num w:numId="44">
+  <w:num w:numId="44" w16cid:durableId="558444414">
     <w:abstractNumId w:val="41"/>
   </w:num>
-  <w:num w:numId="45">
+  <w:num w:numId="45" w16cid:durableId="815297502">
     <w:abstractNumId w:val="28"/>
   </w:num>
-  <w:num w:numId="46">
+  <w:num w:numId="46" w16cid:durableId="797378469">
     <w:abstractNumId w:val="10"/>
   </w:num>
 </w:numbering>
 </file>
 
 <file path=word/styles.xml><?xml version="1.0" encoding="utf-8"?>
-<w:styles xmlns:mc="http://schemas.openxmlformats.org/markup-compatibility/2006" xmlns:r="http://schemas.openxmlformats.org/officeDocument/2006/relationships" xmlns:w="http://schemas.openxmlformats.org/wordprocessingml/2006/main" xmlns:w14="http://schemas.microsoft.com/office/word/2010/wordml" mc:Ignorable="w14">
+<w:styles xmlns:mc="http://schemas.openxmlformats.org/markup-compatibility/2006" xmlns:r="http://schemas.openxmlformats.org/officeDocument/2006/relationships" xmlns:w="http://schemas.openxmlformats.org/wordprocessingml/2006/main" xmlns:w14="http://schemas.microsoft.com/office/word/2010/wordml" xmlns:w15="http://schemas.microsoft.com/office/word/2012/wordml" xmlns:w16cex="http://schemas.microsoft.com/office/word/2018/wordml/cex" xmlns:w16cid="http://schemas.microsoft.com/office/word/2016/wordml/cid" xmlns:w16="http://schemas.microsoft.com/office/word/2018/wordml" xmlns:w16du="http://schemas.microsoft.com/office/word/2023/wordml/word16du" xmlns:w16sdtdh="http://schemas.microsoft.com/office/word/2020/wordml/sdtdatahash" xmlns:w16sdtfl="http://schemas.microsoft.com/office/word/2024/wordml/sdtformatlock" xmlns:w16se="http://schemas.microsoft.com/office/word/2015/wordml/symex" mc:Ignorable="w14 w15 w16se w16cid w16 w16cex w16sdtdh w16sdtfl w16du">
   <w:docDefaults>
     <w:rPrDefault>
       <w:rPr>
@@ -14164,147 +13360,382 @@
     </w:rPrDefault>
     <w:pPrDefault/>
   </w:docDefaults>
-  <w:latentStyles w:defLockedState="0" w:defUIPriority="0" w:defSemiHidden="1" w:defUnhideWhenUsed="1" w:defQFormat="0" w:count="267">
-    <w:lsdException w:name="Normal" w:semiHidden="0" w:unhideWhenUsed="0" w:qFormat="1"/>
-    <w:lsdException w:name="heading 1" w:semiHidden="0" w:unhideWhenUsed="0" w:qFormat="1"/>
-    <w:lsdException w:name="heading 2" w:semiHidden="0" w:unhideWhenUsed="0" w:qFormat="1"/>
-    <w:lsdException w:name="heading 3" w:semiHidden="0" w:unhideWhenUsed="0" w:qFormat="1"/>
-    <w:lsdException w:name="heading 4" w:semiHidden="0" w:unhideWhenUsed="0" w:qFormat="1"/>
-    <w:lsdException w:name="heading 5" w:semiHidden="0" w:unhideWhenUsed="0" w:qFormat="1"/>
-    <w:lsdException w:name="heading 6" w:qFormat="1"/>
-    <w:lsdException w:name="heading 7" w:qFormat="1"/>
-    <w:lsdException w:name="heading 8" w:qFormat="1"/>
-    <w:lsdException w:name="heading 9" w:qFormat="1"/>
-    <w:lsdException w:name="header" w:uiPriority="99"/>
-    <w:lsdException w:name="caption" w:qFormat="1"/>
-    <w:lsdException w:name="List Number" w:semiHidden="0" w:unhideWhenUsed="0"/>
-    <w:lsdException w:name="List 4" w:semiHidden="0" w:unhideWhenUsed="0"/>
-    <w:lsdException w:name="List 5" w:semiHidden="0" w:unhideWhenUsed="0"/>
-    <w:lsdException w:name="Title" w:semiHidden="0" w:unhideWhenUsed="0" w:qFormat="1"/>
-    <w:lsdException w:name="Subtitle" w:semiHidden="0" w:unhideWhenUsed="0" w:qFormat="1"/>
-    <w:lsdException w:name="Salutation" w:semiHidden="0" w:unhideWhenUsed="0"/>
-    <w:lsdException w:name="Date" w:semiHidden="0" w:unhideWhenUsed="0"/>
-    <w:lsdException w:name="Body Text First Indent" w:semiHidden="0" w:unhideWhenUsed="0"/>
-    <w:lsdException w:name="Strong" w:semiHidden="0" w:uiPriority="22" w:unhideWhenUsed="0" w:qFormat="1"/>
-    <w:lsdException w:name="Emphasis" w:semiHidden="0" w:unhideWhenUsed="0" w:qFormat="1"/>
-    <w:lsdException w:name="Normal (Web)" w:uiPriority="99"/>
-    <w:lsdException w:name="Table Grid" w:semiHidden="0" w:uiPriority="59" w:unhideWhenUsed="0"/>
-    <w:lsdException w:name="Placeholder Text" w:uiPriority="99" w:unhideWhenUsed="0"/>
-    <w:lsdException w:name="No Spacing" w:semiHidden="0" w:uiPriority="1" w:unhideWhenUsed="0" w:qFormat="1"/>
-    <w:lsdException w:name="Light Shading" w:semiHidden="0" w:uiPriority="60" w:unhideWhenUsed="0"/>
-    <w:lsdException w:name="Light List" w:semiHidden="0" w:uiPriority="61" w:unhideWhenUsed="0"/>
-    <w:lsdException w:name="Light Grid" w:semiHidden="0" w:uiPriority="62" w:unhideWhenUsed="0"/>
-    <w:lsdException w:name="Medium Shading 1" w:semiHidden="0" w:uiPriority="63" w:unhideWhenUsed="0"/>
-    <w:lsdException w:name="Medium Shading 2" w:semiHidden="0" w:uiPriority="64" w:unhideWhenUsed="0"/>
-    <w:lsdException w:name="Medium List 1" w:semiHidden="0" w:uiPriority="65" w:unhideWhenUsed="0"/>
-    <w:lsdException w:name="Medium List 2" w:semiHidden="0" w:uiPriority="66" w:unhideWhenUsed="0"/>
-    <w:lsdException w:name="Medium Grid 1" w:semiHidden="0" w:uiPriority="67" w:unhideWhenUsed="0"/>
-    <w:lsdException w:name="Medium Grid 2" w:semiHidden="0" w:uiPriority="68" w:unhideWhenUsed="0"/>
-    <w:lsdException w:name="Medium Grid 3" w:semiHidden="0" w:uiPriority="69" w:unhideWhenUsed="0"/>
-    <w:lsdException w:name="Dark List" w:semiHidden="0" w:uiPriority="70" w:unhideWhenUsed="0"/>
-    <w:lsdException w:name="Colorful Shading" w:semiHidden="0" w:uiPriority="71" w:unhideWhenUsed="0"/>
-    <w:lsdException w:name="Colorful List" w:semiHidden="0" w:uiPriority="72" w:unhideWhenUsed="0"/>
-    <w:lsdException w:name="Colorful Grid" w:semiHidden="0" w:uiPriority="73" w:unhideWhenUsed="0"/>
-    <w:lsdException w:name="Light Shading Accent 1" w:semiHidden="0" w:uiPriority="60" w:unhideWhenUsed="0"/>
-    <w:lsdException w:name="Light List Accent 1" w:semiHidden="0" w:uiPriority="61" w:unhideWhenUsed="0"/>
-    <w:lsdException w:name="Light Grid Accent 1" w:semiHidden="0" w:uiPriority="62" w:unhideWhenUsed="0"/>
-    <w:lsdException w:name="Medium Shading 1 Accent 1" w:semiHidden="0" w:uiPriority="63" w:unhideWhenUsed="0"/>
-    <w:lsdException w:name="Medium Shading 2 Accent 1" w:semiHidden="0" w:uiPriority="64" w:unhideWhenUsed="0"/>
-    <w:lsdException w:name="Medium List 1 Accent 1" w:semiHidden="0" w:uiPriority="65" w:unhideWhenUsed="0"/>
-    <w:lsdException w:name="Revision" w:uiPriority="99" w:unhideWhenUsed="0"/>
-    <w:lsdException w:name="List Paragraph" w:semiHidden="0" w:uiPriority="34" w:unhideWhenUsed="0" w:qFormat="1"/>
-    <w:lsdException w:name="Quote" w:semiHidden="0" w:uiPriority="29" w:unhideWhenUsed="0" w:qFormat="1"/>
-    <w:lsdException w:name="Intense Quote" w:semiHidden="0" w:uiPriority="30" w:unhideWhenUsed="0" w:qFormat="1"/>
-    <w:lsdException w:name="Medium List 2 Accent 1" w:semiHidden="0" w:uiPriority="66" w:unhideWhenUsed="0"/>
-    <w:lsdException w:name="Medium Grid 1 Accent 1" w:semiHidden="0" w:uiPriority="67" w:unhideWhenUsed="0"/>
-    <w:lsdException w:name="Medium Grid 2 Accent 1" w:semiHidden="0" w:uiPriority="68" w:unhideWhenUsed="0"/>
-    <w:lsdException w:name="Medium Grid 3 Accent 1" w:semiHidden="0" w:uiPriority="69" w:unhideWhenUsed="0"/>
-    <w:lsdException w:name="Dark List Accent 1" w:semiHidden="0" w:uiPriority="70" w:unhideWhenUsed="0"/>
-    <w:lsdException w:name="Colorful Shading Accent 1" w:semiHidden="0" w:uiPriority="71" w:unhideWhenUsed="0"/>
-    <w:lsdException w:name="Colorful List Accent 1" w:semiHidden="0" w:uiPriority="72" w:unhideWhenUsed="0"/>
-    <w:lsdException w:name="Colorful Grid Accent 1" w:semiHidden="0" w:uiPriority="73" w:unhideWhenUsed="0"/>
-    <w:lsdException w:name="Light Shading Accent 2" w:semiHidden="0" w:uiPriority="60" w:unhideWhenUsed="0"/>
-    <w:lsdException w:name="Light List Accent 2" w:semiHidden="0" w:uiPriority="61" w:unhideWhenUsed="0"/>
-    <w:lsdException w:name="Light Grid Accent 2" w:semiHidden="0" w:uiPriority="62" w:unhideWhenUsed="0"/>
-    <w:lsdException w:name="Medium Shading 1 Accent 2" w:semiHidden="0" w:uiPriority="63" w:unhideWhenUsed="0"/>
-    <w:lsdException w:name="Medium Shading 2 Accent 2" w:semiHidden="0" w:uiPriority="64" w:unhideWhenUsed="0"/>
-    <w:lsdException w:name="Medium List 1 Accent 2" w:semiHidden="0" w:uiPriority="65" w:unhideWhenUsed="0"/>
-    <w:lsdException w:name="Medium List 2 Accent 2" w:semiHidden="0" w:uiPriority="66" w:unhideWhenUsed="0"/>
-    <w:lsdException w:name="Medium Grid 1 Accent 2" w:semiHidden="0" w:uiPriority="67" w:unhideWhenUsed="0"/>
-    <w:lsdException w:name="Medium Grid 2 Accent 2" w:semiHidden="0" w:uiPriority="68" w:unhideWhenUsed="0"/>
-    <w:lsdException w:name="Medium Grid 3 Accent 2" w:semiHidden="0" w:uiPriority="69" w:unhideWhenUsed="0"/>
-    <w:lsdException w:name="Dark List Accent 2" w:semiHidden="0" w:uiPriority="70" w:unhideWhenUsed="0"/>
-    <w:lsdException w:name="Colorful Shading Accent 2" w:semiHidden="0" w:uiPriority="71" w:unhideWhenUsed="0"/>
-    <w:lsdException w:name="Colorful List Accent 2" w:semiHidden="0" w:uiPriority="72" w:unhideWhenUsed="0"/>
-    <w:lsdException w:name="Colorful Grid Accent 2" w:semiHidden="0" w:uiPriority="73" w:unhideWhenUsed="0"/>
-    <w:lsdException w:name="Light Shading Accent 3" w:semiHidden="0" w:uiPriority="60" w:unhideWhenUsed="0"/>
-    <w:lsdException w:name="Light List Accent 3" w:semiHidden="0" w:uiPriority="61" w:unhideWhenUsed="0"/>
-    <w:lsdException w:name="Light Grid Accent 3" w:semiHidden="0" w:uiPriority="62" w:unhideWhenUsed="0"/>
-    <w:lsdException w:name="Medium Shading 1 Accent 3" w:semiHidden="0" w:uiPriority="63" w:unhideWhenUsed="0"/>
-    <w:lsdException w:name="Medium Shading 2 Accent 3" w:semiHidden="0" w:uiPriority="64" w:unhideWhenUsed="0"/>
-    <w:lsdException w:name="Medium List 1 Accent 3" w:semiHidden="0" w:uiPriority="65" w:unhideWhenUsed="0"/>
-    <w:lsdException w:name="Medium List 2 Accent 3" w:semiHidden="0" w:uiPriority="66" w:unhideWhenUsed="0"/>
-    <w:lsdException w:name="Medium Grid 1 Accent 3" w:semiHidden="0" w:uiPriority="67" w:unhideWhenUsed="0"/>
-    <w:lsdException w:name="Medium Grid 2 Accent 3" w:semiHidden="0" w:uiPriority="68" w:unhideWhenUsed="0"/>
-    <w:lsdException w:name="Medium Grid 3 Accent 3" w:semiHidden="0" w:uiPriority="69" w:unhideWhenUsed="0"/>
-    <w:lsdException w:name="Dark List Accent 3" w:semiHidden="0" w:uiPriority="70" w:unhideWhenUsed="0"/>
-    <w:lsdException w:name="Colorful Shading Accent 3" w:semiHidden="0" w:uiPriority="71" w:unhideWhenUsed="0"/>
-    <w:lsdException w:name="Colorful List Accent 3" w:semiHidden="0" w:uiPriority="72" w:unhideWhenUsed="0"/>
-    <w:lsdException w:name="Colorful Grid Accent 3" w:semiHidden="0" w:uiPriority="73" w:unhideWhenUsed="0"/>
-    <w:lsdException w:name="Light Shading Accent 4" w:semiHidden="0" w:uiPriority="60" w:unhideWhenUsed="0"/>
-    <w:lsdException w:name="Light List Accent 4" w:semiHidden="0" w:uiPriority="61" w:unhideWhenUsed="0"/>
-    <w:lsdException w:name="Light Grid Accent 4" w:semiHidden="0" w:uiPriority="62" w:unhideWhenUsed="0"/>
-    <w:lsdException w:name="Medium Shading 1 Accent 4" w:semiHidden="0" w:uiPriority="63" w:unhideWhenUsed="0"/>
-    <w:lsdException w:name="Medium Shading 2 Accent 4" w:semiHidden="0" w:uiPriority="64" w:unhideWhenUsed="0"/>
-    <w:lsdException w:name="Medium List 1 Accent 4" w:semiHidden="0" w:uiPriority="65" w:unhideWhenUsed="0"/>
-    <w:lsdException w:name="Medium List 2 Accent 4" w:semiHidden="0" w:uiPriority="66" w:unhideWhenUsed="0"/>
-    <w:lsdException w:name="Medium Grid 1 Accent 4" w:semiHidden="0" w:uiPriority="67" w:unhideWhenUsed="0"/>
-    <w:lsdException w:name="Medium Grid 2 Accent 4" w:semiHidden="0" w:uiPriority="68" w:unhideWhenUsed="0"/>
-    <w:lsdException w:name="Medium Grid 3 Accent 4" w:semiHidden="0" w:uiPriority="69" w:unhideWhenUsed="0"/>
-    <w:lsdException w:name="Dark List Accent 4" w:semiHidden="0" w:uiPriority="70" w:unhideWhenUsed="0"/>
-    <w:lsdException w:name="Colorful Shading Accent 4" w:semiHidden="0" w:uiPriority="71" w:unhideWhenUsed="0"/>
-    <w:lsdException w:name="Colorful List Accent 4" w:semiHidden="0" w:uiPriority="72" w:unhideWhenUsed="0"/>
-    <w:lsdException w:name="Colorful Grid Accent 4" w:semiHidden="0" w:uiPriority="73" w:unhideWhenUsed="0"/>
-    <w:lsdException w:name="Light Shading Accent 5" w:semiHidden="0" w:uiPriority="60" w:unhideWhenUsed="0"/>
-    <w:lsdException w:name="Light List Accent 5" w:semiHidden="0" w:uiPriority="61" w:unhideWhenUsed="0"/>
-    <w:lsdException w:name="Light Grid Accent 5" w:semiHidden="0" w:uiPriority="62" w:unhideWhenUsed="0"/>
-    <w:lsdException w:name="Medium Shading 1 Accent 5" w:semiHidden="0" w:uiPriority="63" w:unhideWhenUsed="0"/>
-    <w:lsdException w:name="Medium Shading 2 Accent 5" w:semiHidden="0" w:uiPriority="64" w:unhideWhenUsed="0"/>
-    <w:lsdException w:name="Medium List 1 Accent 5" w:semiHidden="0" w:uiPriority="65" w:unhideWhenUsed="0"/>
-    <w:lsdException w:name="Medium List 2 Accent 5" w:semiHidden="0" w:uiPriority="66" w:unhideWhenUsed="0"/>
-    <w:lsdException w:name="Medium Grid 1 Accent 5" w:semiHidden="0" w:uiPriority="67" w:unhideWhenUsed="0"/>
-    <w:lsdException w:name="Medium Grid 2 Accent 5" w:semiHidden="0" w:uiPriority="68" w:unhideWhenUsed="0"/>
-    <w:lsdException w:name="Medium Grid 3 Accent 5" w:semiHidden="0" w:uiPriority="69" w:unhideWhenUsed="0"/>
-    <w:lsdException w:name="Dark List Accent 5" w:semiHidden="0" w:uiPriority="70" w:unhideWhenUsed="0"/>
-    <w:lsdException w:name="Colorful Shading Accent 5" w:semiHidden="0" w:uiPriority="71" w:unhideWhenUsed="0"/>
-    <w:lsdException w:name="Colorful List Accent 5" w:semiHidden="0" w:uiPriority="72" w:unhideWhenUsed="0"/>
-    <w:lsdException w:name="Colorful Grid Accent 5" w:semiHidden="0" w:uiPriority="73" w:unhideWhenUsed="0"/>
-    <w:lsdException w:name="Light Shading Accent 6" w:semiHidden="0" w:uiPriority="60" w:unhideWhenUsed="0"/>
-    <w:lsdException w:name="Light List Accent 6" w:semiHidden="0" w:uiPriority="61" w:unhideWhenUsed="0"/>
-    <w:lsdException w:name="Light Grid Accent 6" w:semiHidden="0" w:uiPriority="62" w:unhideWhenUsed="0"/>
-    <w:lsdException w:name="Medium Shading 1 Accent 6" w:semiHidden="0" w:uiPriority="63" w:unhideWhenUsed="0"/>
-    <w:lsdException w:name="Medium Shading 2 Accent 6" w:semiHidden="0" w:uiPriority="64" w:unhideWhenUsed="0"/>
-    <w:lsdException w:name="Medium List 1 Accent 6" w:semiHidden="0" w:uiPriority="65" w:unhideWhenUsed="0"/>
-    <w:lsdException w:name="Medium List 2 Accent 6" w:semiHidden="0" w:uiPriority="66" w:unhideWhenUsed="0"/>
-    <w:lsdException w:name="Medium Grid 1 Accent 6" w:semiHidden="0" w:uiPriority="67" w:unhideWhenUsed="0"/>
-    <w:lsdException w:name="Medium Grid 2 Accent 6" w:semiHidden="0" w:uiPriority="68" w:unhideWhenUsed="0"/>
-    <w:lsdException w:name="Medium Grid 3 Accent 6" w:semiHidden="0" w:uiPriority="69" w:unhideWhenUsed="0"/>
-    <w:lsdException w:name="Dark List Accent 6" w:semiHidden="0" w:uiPriority="70" w:unhideWhenUsed="0"/>
-    <w:lsdException w:name="Colorful Shading Accent 6" w:semiHidden="0" w:uiPriority="71" w:unhideWhenUsed="0"/>
-    <w:lsdException w:name="Colorful List Accent 6" w:semiHidden="0" w:uiPriority="72" w:unhideWhenUsed="0"/>
-    <w:lsdException w:name="Colorful Grid Accent 6" w:semiHidden="0" w:uiPriority="73" w:unhideWhenUsed="0"/>
-    <w:lsdException w:name="Subtle Emphasis" w:semiHidden="0" w:uiPriority="19" w:unhideWhenUsed="0" w:qFormat="1"/>
-    <w:lsdException w:name="Intense Emphasis" w:semiHidden="0" w:uiPriority="21" w:unhideWhenUsed="0" w:qFormat="1"/>
-    <w:lsdException w:name="Subtle Reference" w:semiHidden="0" w:uiPriority="31" w:unhideWhenUsed="0" w:qFormat="1"/>
-    <w:lsdException w:name="Intense Reference" w:semiHidden="0" w:uiPriority="32" w:unhideWhenUsed="0" w:qFormat="1"/>
-    <w:lsdException w:name="Book Title" w:semiHidden="0" w:uiPriority="33" w:unhideWhenUsed="0" w:qFormat="1"/>
-    <w:lsdException w:name="Bibliography" w:uiPriority="37"/>
-    <w:lsdException w:name="TOC Heading" w:uiPriority="39" w:qFormat="1"/>
+  <w:latentStyles w:defLockedState="0" w:defUIPriority="0" w:defSemiHidden="0" w:defUnhideWhenUsed="0" w:defQFormat="0" w:count="376">
+    <w:lsdException w:name="Normal" w:qFormat="1"/>
+    <w:lsdException w:name="heading 1" w:qFormat="1"/>
+    <w:lsdException w:name="heading 2" w:qFormat="1"/>
+    <w:lsdException w:name="heading 3" w:qFormat="1"/>
+    <w:lsdException w:name="heading 4" w:qFormat="1"/>
+    <w:lsdException w:name="heading 5" w:qFormat="1"/>
+    <w:lsdException w:name="heading 6" w:semiHidden="1" w:unhideWhenUsed="1" w:qFormat="1"/>
+    <w:lsdException w:name="heading 7" w:semiHidden="1" w:unhideWhenUsed="1" w:qFormat="1"/>
+    <w:lsdException w:name="heading 8" w:semiHidden="1" w:unhideWhenUsed="1" w:qFormat="1"/>
+    <w:lsdException w:name="heading 9" w:semiHidden="1" w:unhideWhenUsed="1" w:qFormat="1"/>
+    <w:lsdException w:name="index 1" w:semiHidden="1" w:unhideWhenUsed="1"/>
+    <w:lsdException w:name="index 2" w:semiHidden="1" w:unhideWhenUsed="1"/>
+    <w:lsdException w:name="index 3" w:semiHidden="1" w:unhideWhenUsed="1"/>
+    <w:lsdException w:name="index 4" w:semiHidden="1" w:unhideWhenUsed="1"/>
+    <w:lsdException w:name="index 5" w:semiHidden="1" w:unhideWhenUsed="1"/>
+    <w:lsdException w:name="index 6" w:semiHidden="1" w:unhideWhenUsed="1"/>
+    <w:lsdException w:name="index 7" w:semiHidden="1" w:unhideWhenUsed="1"/>
+    <w:lsdException w:name="index 8" w:semiHidden="1" w:unhideWhenUsed="1"/>
+    <w:lsdException w:name="index 9" w:semiHidden="1" w:unhideWhenUsed="1"/>
+    <w:lsdException w:name="toc 1" w:semiHidden="1" w:unhideWhenUsed="1"/>
+    <w:lsdException w:name="toc 2" w:semiHidden="1" w:unhideWhenUsed="1"/>
+    <w:lsdException w:name="toc 3" w:semiHidden="1" w:unhideWhenUsed="1"/>
+    <w:lsdException w:name="toc 4" w:semiHidden="1" w:unhideWhenUsed="1"/>
+    <w:lsdException w:name="toc 5" w:semiHidden="1" w:unhideWhenUsed="1"/>
+    <w:lsdException w:name="toc 6" w:semiHidden="1" w:unhideWhenUsed="1"/>
+    <w:lsdException w:name="toc 7" w:semiHidden="1" w:unhideWhenUsed="1"/>
+    <w:lsdException w:name="toc 8" w:semiHidden="1" w:unhideWhenUsed="1"/>
+    <w:lsdException w:name="toc 9" w:semiHidden="1" w:unhideWhenUsed="1"/>
+    <w:lsdException w:name="Normal Indent" w:semiHidden="1" w:unhideWhenUsed="1"/>
+    <w:lsdException w:name="footnote text" w:semiHidden="1" w:unhideWhenUsed="1"/>
+    <w:lsdException w:name="annotation text" w:semiHidden="1" w:unhideWhenUsed="1"/>
+    <w:lsdException w:name="header" w:semiHidden="1" w:uiPriority="99" w:unhideWhenUsed="1"/>
+    <w:lsdException w:name="footer" w:semiHidden="1" w:unhideWhenUsed="1"/>
+    <w:lsdException w:name="index heading" w:semiHidden="1" w:unhideWhenUsed="1"/>
+    <w:lsdException w:name="caption" w:semiHidden="1" w:unhideWhenUsed="1" w:qFormat="1"/>
+    <w:lsdException w:name="table of figures" w:semiHidden="1" w:unhideWhenUsed="1"/>
+    <w:lsdException w:name="envelope address" w:semiHidden="1" w:unhideWhenUsed="1"/>
+    <w:lsdException w:name="envelope return" w:semiHidden="1" w:unhideWhenUsed="1"/>
+    <w:lsdException w:name="footnote reference" w:semiHidden="1" w:unhideWhenUsed="1"/>
+    <w:lsdException w:name="annotation reference" w:semiHidden="1" w:unhideWhenUsed="1"/>
+    <w:lsdException w:name="line number" w:semiHidden="1" w:unhideWhenUsed="1"/>
+    <w:lsdException w:name="page number" w:semiHidden="1" w:unhideWhenUsed="1"/>
+    <w:lsdException w:name="endnote reference" w:semiHidden="1" w:unhideWhenUsed="1"/>
+    <w:lsdException w:name="endnote text" w:semiHidden="1" w:unhideWhenUsed="1"/>
+    <w:lsdException w:name="table of authorities" w:semiHidden="1" w:unhideWhenUsed="1"/>
+    <w:lsdException w:name="macro" w:semiHidden="1" w:unhideWhenUsed="1"/>
+    <w:lsdException w:name="toa heading" w:semiHidden="1" w:unhideWhenUsed="1"/>
+    <w:lsdException w:name="List" w:semiHidden="1" w:unhideWhenUsed="1"/>
+    <w:lsdException w:name="List Bullet" w:semiHidden="1" w:unhideWhenUsed="1"/>
+    <w:lsdException w:name="List 2" w:semiHidden="1" w:unhideWhenUsed="1"/>
+    <w:lsdException w:name="List 3" w:semiHidden="1" w:unhideWhenUsed="1"/>
+    <w:lsdException w:name="List Bullet 2" w:semiHidden="1" w:unhideWhenUsed="1"/>
+    <w:lsdException w:name="List Bullet 3" w:semiHidden="1" w:unhideWhenUsed="1"/>
+    <w:lsdException w:name="List Bullet 4" w:semiHidden="1" w:unhideWhenUsed="1"/>
+    <w:lsdException w:name="List Bullet 5" w:semiHidden="1" w:unhideWhenUsed="1"/>
+    <w:lsdException w:name="List Number 2" w:semiHidden="1" w:unhideWhenUsed="1"/>
+    <w:lsdException w:name="List Number 3" w:semiHidden="1" w:unhideWhenUsed="1"/>
+    <w:lsdException w:name="List Number 4" w:semiHidden="1" w:unhideWhenUsed="1"/>
+    <w:lsdException w:name="List Number 5" w:semiHidden="1" w:unhideWhenUsed="1"/>
+    <w:lsdException w:name="Title" w:qFormat="1"/>
+    <w:lsdException w:name="Closing" w:semiHidden="1" w:unhideWhenUsed="1"/>
+    <w:lsdException w:name="Signature" w:semiHidden="1" w:unhideWhenUsed="1"/>
+    <w:lsdException w:name="Default Paragraph Font" w:semiHidden="1" w:unhideWhenUsed="1"/>
+    <w:lsdException w:name="Body Text" w:semiHidden="1" w:unhideWhenUsed="1"/>
+    <w:lsdException w:name="Body Text Indent" w:semiHidden="1" w:unhideWhenUsed="1"/>
+    <w:lsdException w:name="List Continue" w:semiHidden="1" w:unhideWhenUsed="1"/>
+    <w:lsdException w:name="List Continue 2" w:semiHidden="1" w:unhideWhenUsed="1"/>
+    <w:lsdException w:name="List Continue 3" w:semiHidden="1" w:unhideWhenUsed="1"/>
+    <w:lsdException w:name="List Continue 4" w:semiHidden="1" w:unhideWhenUsed="1"/>
+    <w:lsdException w:name="List Continue 5" w:semiHidden="1" w:unhideWhenUsed="1"/>
+    <w:lsdException w:name="Message Header" w:semiHidden="1" w:unhideWhenUsed="1"/>
+    <w:lsdException w:name="Subtitle" w:qFormat="1"/>
+    <w:lsdException w:name="Body Text First Indent 2" w:semiHidden="1" w:unhideWhenUsed="1"/>
+    <w:lsdException w:name="Note Heading" w:semiHidden="1" w:unhideWhenUsed="1"/>
+    <w:lsdException w:name="Body Text 2" w:semiHidden="1" w:unhideWhenUsed="1"/>
+    <w:lsdException w:name="Body Text 3" w:semiHidden="1" w:unhideWhenUsed="1"/>
+    <w:lsdException w:name="Body Text Indent 2" w:semiHidden="1" w:unhideWhenUsed="1"/>
+    <w:lsdException w:name="Body Text Indent 3" w:semiHidden="1" w:unhideWhenUsed="1"/>
+    <w:lsdException w:name="Block Text" w:semiHidden="1" w:unhideWhenUsed="1"/>
+    <w:lsdException w:name="Hyperlink" w:semiHidden="1" w:unhideWhenUsed="1"/>
+    <w:lsdException w:name="FollowedHyperlink" w:semiHidden="1" w:unhideWhenUsed="1"/>
+    <w:lsdException w:name="Strong" w:uiPriority="22" w:qFormat="1"/>
+    <w:lsdException w:name="Emphasis" w:qFormat="1"/>
+    <w:lsdException w:name="Document Map" w:semiHidden="1" w:unhideWhenUsed="1"/>
+    <w:lsdException w:name="Plain Text" w:semiHidden="1" w:unhideWhenUsed="1"/>
+    <w:lsdException w:name="E-mail Signature" w:semiHidden="1" w:unhideWhenUsed="1"/>
+    <w:lsdException w:name="HTML Top of Form" w:semiHidden="1" w:unhideWhenUsed="1"/>
+    <w:lsdException w:name="HTML Bottom of Form" w:semiHidden="1" w:unhideWhenUsed="1"/>
+    <w:lsdException w:name="Normal (Web)" w:semiHidden="1" w:uiPriority="99" w:unhideWhenUsed="1"/>
+    <w:lsdException w:name="HTML Acronym" w:semiHidden="1" w:unhideWhenUsed="1"/>
+    <w:lsdException w:name="HTML Address" w:semiHidden="1" w:unhideWhenUsed="1"/>
+    <w:lsdException w:name="HTML Cite" w:semiHidden="1" w:unhideWhenUsed="1"/>
+    <w:lsdException w:name="HTML Code" w:semiHidden="1" w:unhideWhenUsed="1"/>
+    <w:lsdException w:name="HTML Definition" w:semiHidden="1" w:unhideWhenUsed="1"/>
+    <w:lsdException w:name="HTML Keyboard" w:semiHidden="1" w:unhideWhenUsed="1"/>
+    <w:lsdException w:name="HTML Preformatted" w:semiHidden="1" w:unhideWhenUsed="1"/>
+    <w:lsdException w:name="HTML Sample" w:semiHidden="1" w:unhideWhenUsed="1"/>
+    <w:lsdException w:name="HTML Typewriter" w:semiHidden="1" w:unhideWhenUsed="1"/>
+    <w:lsdException w:name="HTML Variable" w:semiHidden="1" w:unhideWhenUsed="1"/>
+    <w:lsdException w:name="Normal Table" w:semiHidden="1" w:unhideWhenUsed="1"/>
+    <w:lsdException w:name="annotation subject" w:semiHidden="1" w:unhideWhenUsed="1"/>
+    <w:lsdException w:name="No List" w:semiHidden="1" w:unhideWhenUsed="1"/>
+    <w:lsdException w:name="Outline List 1" w:semiHidden="1" w:unhideWhenUsed="1"/>
+    <w:lsdException w:name="Outline List 2" w:semiHidden="1" w:unhideWhenUsed="1"/>
+    <w:lsdException w:name="Outline List 3" w:semiHidden="1" w:unhideWhenUsed="1"/>
+    <w:lsdException w:name="Table Simple 1" w:semiHidden="1" w:unhideWhenUsed="1"/>
+    <w:lsdException w:name="Table Simple 2" w:semiHidden="1" w:unhideWhenUsed="1"/>
+    <w:lsdException w:name="Table Simple 3" w:semiHidden="1" w:unhideWhenUsed="1"/>
+    <w:lsdException w:name="Table Classic 1" w:semiHidden="1" w:unhideWhenUsed="1"/>
+    <w:lsdException w:name="Table Classic 2" w:semiHidden="1" w:unhideWhenUsed="1"/>
+    <w:lsdException w:name="Table Classic 3" w:semiHidden="1" w:unhideWhenUsed="1"/>
+    <w:lsdException w:name="Table Classic 4" w:semiHidden="1" w:unhideWhenUsed="1"/>
+    <w:lsdException w:name="Table Colorful 1" w:semiHidden="1" w:unhideWhenUsed="1"/>
+    <w:lsdException w:name="Table Colorful 2" w:semiHidden="1" w:unhideWhenUsed="1"/>
+    <w:lsdException w:name="Table Colorful 3" w:semiHidden="1" w:unhideWhenUsed="1"/>
+    <w:lsdException w:name="Table Columns 1" w:semiHidden="1" w:unhideWhenUsed="1"/>
+    <w:lsdException w:name="Table Columns 2" w:semiHidden="1" w:unhideWhenUsed="1"/>
+    <w:lsdException w:name="Table Columns 3" w:semiHidden="1" w:unhideWhenUsed="1"/>
+    <w:lsdException w:name="Table Columns 4" w:semiHidden="1" w:unhideWhenUsed="1"/>
+    <w:lsdException w:name="Table Columns 5" w:semiHidden="1" w:unhideWhenUsed="1"/>
+    <w:lsdException w:name="Table Grid 1" w:semiHidden="1" w:unhideWhenUsed="1"/>
+    <w:lsdException w:name="Table Grid 2" w:semiHidden="1" w:unhideWhenUsed="1"/>
+    <w:lsdException w:name="Table Grid 3" w:semiHidden="1" w:unhideWhenUsed="1"/>
+    <w:lsdException w:name="Table Grid 4" w:semiHidden="1" w:unhideWhenUsed="1"/>
+    <w:lsdException w:name="Table Grid 5" w:semiHidden="1" w:unhideWhenUsed="1"/>
+    <w:lsdException w:name="Table Grid 6" w:semiHidden="1" w:unhideWhenUsed="1"/>
+    <w:lsdException w:name="Table Grid 7" w:semiHidden="1" w:unhideWhenUsed="1"/>
+    <w:lsdException w:name="Table Grid 8" w:semiHidden="1" w:unhideWhenUsed="1"/>
+    <w:lsdException w:name="Table List 1" w:semiHidden="1" w:unhideWhenUsed="1"/>
+    <w:lsdException w:name="Table List 2" w:semiHidden="1" w:unhideWhenUsed="1"/>
+    <w:lsdException w:name="Table List 3" w:semiHidden="1" w:unhideWhenUsed="1"/>
+    <w:lsdException w:name="Table List 4" w:semiHidden="1" w:unhideWhenUsed="1"/>
+    <w:lsdException w:name="Table List 5" w:semiHidden="1" w:unhideWhenUsed="1"/>
+    <w:lsdException w:name="Table List 6" w:semiHidden="1" w:unhideWhenUsed="1"/>
+    <w:lsdException w:name="Table List 7" w:semiHidden="1" w:unhideWhenUsed="1"/>
+    <w:lsdException w:name="Table List 8" w:semiHidden="1" w:unhideWhenUsed="1"/>
+    <w:lsdException w:name="Table 3D effects 1" w:semiHidden="1" w:unhideWhenUsed="1"/>
+    <w:lsdException w:name="Table 3D effects 2" w:semiHidden="1" w:unhideWhenUsed="1"/>
+    <w:lsdException w:name="Table 3D effects 3" w:semiHidden="1" w:unhideWhenUsed="1"/>
+    <w:lsdException w:name="Table Contemporary" w:semiHidden="1" w:unhideWhenUsed="1"/>
+    <w:lsdException w:name="Table Elegant" w:semiHidden="1" w:unhideWhenUsed="1"/>
+    <w:lsdException w:name="Table Professional" w:semiHidden="1" w:unhideWhenUsed="1"/>
+    <w:lsdException w:name="Table Subtle 1" w:semiHidden="1" w:unhideWhenUsed="1"/>
+    <w:lsdException w:name="Table Subtle 2" w:semiHidden="1" w:unhideWhenUsed="1"/>
+    <w:lsdException w:name="Table Web 1" w:semiHidden="1" w:unhideWhenUsed="1"/>
+    <w:lsdException w:name="Table Web 2" w:semiHidden="1" w:unhideWhenUsed="1"/>
+    <w:lsdException w:name="Table Web 3" w:semiHidden="1" w:unhideWhenUsed="1"/>
+    <w:lsdException w:name="Balloon Text" w:semiHidden="1" w:unhideWhenUsed="1"/>
+    <w:lsdException w:name="Table Grid" w:uiPriority="59"/>
+    <w:lsdException w:name="Table Theme" w:semiHidden="1" w:unhideWhenUsed="1"/>
+    <w:lsdException w:name="Placeholder Text" w:semiHidden="1" w:uiPriority="99"/>
+    <w:lsdException w:name="No Spacing" w:uiPriority="1" w:qFormat="1"/>
+    <w:lsdException w:name="Light Shading" w:uiPriority="60"/>
+    <w:lsdException w:name="Light List" w:uiPriority="61"/>
+    <w:lsdException w:name="Light Grid" w:uiPriority="62"/>
+    <w:lsdException w:name="Medium Shading 1" w:uiPriority="63"/>
+    <w:lsdException w:name="Medium Shading 2" w:uiPriority="64"/>
+    <w:lsdException w:name="Medium List 1" w:uiPriority="65"/>
+    <w:lsdException w:name="Medium List 2" w:uiPriority="66"/>
+    <w:lsdException w:name="Medium Grid 1" w:uiPriority="67"/>
+    <w:lsdException w:name="Medium Grid 2" w:uiPriority="68"/>
+    <w:lsdException w:name="Medium Grid 3" w:uiPriority="69"/>
+    <w:lsdException w:name="Dark List" w:uiPriority="70"/>
+    <w:lsdException w:name="Colorful Shading" w:uiPriority="71"/>
+    <w:lsdException w:name="Colorful List" w:uiPriority="72"/>
+    <w:lsdException w:name="Colorful Grid" w:uiPriority="73"/>
+    <w:lsdException w:name="Light Shading Accent 1" w:uiPriority="60"/>
+    <w:lsdException w:name="Light List Accent 1" w:uiPriority="61"/>
+    <w:lsdException w:name="Light Grid Accent 1" w:uiPriority="62"/>
+    <w:lsdException w:name="Medium Shading 1 Accent 1" w:uiPriority="63"/>
+    <w:lsdException w:name="Medium Shading 2 Accent 1" w:uiPriority="64"/>
+    <w:lsdException w:name="Medium List 1 Accent 1" w:uiPriority="65"/>
+    <w:lsdException w:name="Revision" w:semiHidden="1" w:uiPriority="99"/>
+    <w:lsdException w:name="List Paragraph" w:uiPriority="34" w:qFormat="1"/>
+    <w:lsdException w:name="Quote" w:uiPriority="29" w:qFormat="1"/>
+    <w:lsdException w:name="Intense Quote" w:uiPriority="30" w:qFormat="1"/>
+    <w:lsdException w:name="Medium List 2 Accent 1" w:uiPriority="66"/>
+    <w:lsdException w:name="Medium Grid 1 Accent 1" w:uiPriority="67"/>
+    <w:lsdException w:name="Medium Grid 2 Accent 1" w:uiPriority="68"/>
+    <w:lsdException w:name="Medium Grid 3 Accent 1" w:uiPriority="69"/>
+    <w:lsdException w:name="Dark List Accent 1" w:uiPriority="70"/>
+    <w:lsdException w:name="Colorful Shading Accent 1" w:uiPriority="71"/>
+    <w:lsdException w:name="Colorful List Accent 1" w:uiPriority="72"/>
+    <w:lsdException w:name="Colorful Grid Accent 1" w:uiPriority="73"/>
+    <w:lsdException w:name="Light Shading Accent 2" w:uiPriority="60"/>
+    <w:lsdException w:name="Light List Accent 2" w:uiPriority="61"/>
+    <w:lsdException w:name="Light Grid Accent 2" w:uiPriority="62"/>
+    <w:lsdException w:name="Medium Shading 1 Accent 2" w:uiPriority="63"/>
+    <w:lsdException w:name="Medium Shading 2 Accent 2" w:uiPriority="64"/>
+    <w:lsdException w:name="Medium List 1 Accent 2" w:uiPriority="65"/>
+    <w:lsdException w:name="Medium List 2 Accent 2" w:uiPriority="66"/>
+    <w:lsdException w:name="Medium Grid 1 Accent 2" w:uiPriority="67"/>
+    <w:lsdException w:name="Medium Grid 2 Accent 2" w:uiPriority="68"/>
+    <w:lsdException w:name="Medium Grid 3 Accent 2" w:uiPriority="69"/>
+    <w:lsdException w:name="Dark List Accent 2" w:uiPriority="70"/>
+    <w:lsdException w:name="Colorful Shading Accent 2" w:uiPriority="71"/>
+    <w:lsdException w:name="Colorful List Accent 2" w:uiPriority="72"/>
+    <w:lsdException w:name="Colorful Grid Accent 2" w:uiPriority="73"/>
+    <w:lsdException w:name="Light Shading Accent 3" w:uiPriority="60"/>
+    <w:lsdException w:name="Light List Accent 3" w:uiPriority="61"/>
+    <w:lsdException w:name="Light Grid Accent 3" w:uiPriority="62"/>
+    <w:lsdException w:name="Medium Shading 1 Accent 3" w:uiPriority="63"/>
+    <w:lsdException w:name="Medium Shading 2 Accent 3" w:uiPriority="64"/>
+    <w:lsdException w:name="Medium List 1 Accent 3" w:uiPriority="65"/>
+    <w:lsdException w:name="Medium List 2 Accent 3" w:uiPriority="66"/>
+    <w:lsdException w:name="Medium Grid 1 Accent 3" w:uiPriority="67"/>
+    <w:lsdException w:name="Medium Grid 2 Accent 3" w:uiPriority="68"/>
+    <w:lsdException w:name="Medium Grid 3 Accent 3" w:uiPriority="69"/>
+    <w:lsdException w:name="Dark List Accent 3" w:uiPriority="70"/>
+    <w:lsdException w:name="Colorful Shading Accent 3" w:uiPriority="71"/>
+    <w:lsdException w:name="Colorful List Accent 3" w:uiPriority="72"/>
+    <w:lsdException w:name="Colorful Grid Accent 3" w:uiPriority="73"/>
+    <w:lsdException w:name="Light Shading Accent 4" w:uiPriority="60"/>
+    <w:lsdException w:name="Light List Accent 4" w:uiPriority="61"/>
+    <w:lsdException w:name="Light Grid Accent 4" w:uiPriority="62"/>
+    <w:lsdException w:name="Medium Shading 1 Accent 4" w:uiPriority="63"/>
+    <w:lsdException w:name="Medium Shading 2 Accent 4" w:uiPriority="64"/>
+    <w:lsdException w:name="Medium List 1 Accent 4" w:uiPriority="65"/>
+    <w:lsdException w:name="Medium List 2 Accent 4" w:uiPriority="66"/>
+    <w:lsdException w:name="Medium Grid 1 Accent 4" w:uiPriority="67"/>
+    <w:lsdException w:name="Medium Grid 2 Accent 4" w:uiPriority="68"/>
+    <w:lsdException w:name="Medium Grid 3 Accent 4" w:uiPriority="69"/>
+    <w:lsdException w:name="Dark List Accent 4" w:uiPriority="70"/>
+    <w:lsdException w:name="Colorful Shading Accent 4" w:uiPriority="71"/>
+    <w:lsdException w:name="Colorful List Accent 4" w:uiPriority="72"/>
+    <w:lsdException w:name="Colorful Grid Accent 4" w:uiPriority="73"/>
+    <w:lsdException w:name="Light Shading Accent 5" w:uiPriority="60"/>
+    <w:lsdException w:name="Light List Accent 5" w:uiPriority="61"/>
+    <w:lsdException w:name="Light Grid Accent 5" w:uiPriority="62"/>
+    <w:lsdException w:name="Medium Shading 1 Accent 5" w:uiPriority="63"/>
+    <w:lsdException w:name="Medium Shading 2 Accent 5" w:uiPriority="64"/>
+    <w:lsdException w:name="Medium List 1 Accent 5" w:uiPriority="65"/>
+    <w:lsdException w:name="Medium List 2 Accent 5" w:uiPriority="66"/>
+    <w:lsdException w:name="Medium Grid 1 Accent 5" w:uiPriority="67"/>
+    <w:lsdException w:name="Medium Grid 2 Accent 5" w:uiPriority="68"/>
+    <w:lsdException w:name="Medium Grid 3 Accent 5" w:uiPriority="69"/>
+    <w:lsdException w:name="Dark List Accent 5" w:uiPriority="70"/>
+    <w:lsdException w:name="Colorful Shading Accent 5" w:uiPriority="71"/>
+    <w:lsdException w:name="Colorful List Accent 5" w:uiPriority="72"/>
+    <w:lsdException w:name="Colorful Grid Accent 5" w:uiPriority="73"/>
+    <w:lsdException w:name="Light Shading Accent 6" w:uiPriority="60"/>
+    <w:lsdException w:name="Light List Accent 6" w:uiPriority="61"/>
+    <w:lsdException w:name="Light Grid Accent 6" w:uiPriority="62"/>
+    <w:lsdException w:name="Medium Shading 1 Accent 6" w:uiPriority="63"/>
+    <w:lsdException w:name="Medium Shading 2 Accent 6" w:uiPriority="64"/>
+    <w:lsdException w:name="Medium List 1 Accent 6" w:uiPriority="65"/>
+    <w:lsdException w:name="Medium List 2 Accent 6" w:uiPriority="66"/>
+    <w:lsdException w:name="Medium Grid 1 Accent 6" w:uiPriority="67"/>
+    <w:lsdException w:name="Medium Grid 2 Accent 6" w:uiPriority="68"/>
+    <w:lsdException w:name="Medium Grid 3 Accent 6" w:uiPriority="69"/>
+    <w:lsdException w:name="Dark List Accent 6" w:uiPriority="70"/>
+    <w:lsdException w:name="Colorful Shading Accent 6" w:uiPriority="71"/>
+    <w:lsdException w:name="Colorful List Accent 6" w:uiPriority="72"/>
+    <w:lsdException w:name="Colorful Grid Accent 6" w:uiPriority="73"/>
+    <w:lsdException w:name="Subtle Emphasis" w:uiPriority="19" w:qFormat="1"/>
+    <w:lsdException w:name="Intense Emphasis" w:uiPriority="21" w:qFormat="1"/>
+    <w:lsdException w:name="Subtle Reference" w:uiPriority="31" w:qFormat="1"/>
+    <w:lsdException w:name="Intense Reference" w:uiPriority="32" w:qFormat="1"/>
+    <w:lsdException w:name="Book Title" w:uiPriority="33" w:qFormat="1"/>
+    <w:lsdException w:name="Bibliography" w:semiHidden="1" w:uiPriority="37" w:unhideWhenUsed="1"/>
+    <w:lsdException w:name="TOC Heading" w:semiHidden="1" w:uiPriority="39" w:unhideWhenUsed="1" w:qFormat="1"/>
+    <w:lsdException w:name="Plain Table 1" w:uiPriority="41"/>
+    <w:lsdException w:name="Plain Table 2" w:uiPriority="42"/>
+    <w:lsdException w:name="Plain Table 3" w:uiPriority="43"/>
+    <w:lsdException w:name="Plain Table 4" w:uiPriority="44"/>
+    <w:lsdException w:name="Plain Table 5" w:uiPriority="45"/>
+    <w:lsdException w:name="Grid Table Light" w:uiPriority="40"/>
+    <w:lsdException w:name="Grid Table 1 Light" w:uiPriority="46"/>
+    <w:lsdException w:name="Grid Table 2" w:uiPriority="47"/>
+    <w:lsdException w:name="Grid Table 3" w:uiPriority="48"/>
+    <w:lsdException w:name="Grid Table 4" w:uiPriority="49"/>
+    <w:lsdException w:name="Grid Table 5 Dark" w:uiPriority="50"/>
+    <w:lsdException w:name="Grid Table 6 Colorful" w:uiPriority="51"/>
+    <w:lsdException w:name="Grid Table 7 Colorful" w:uiPriority="52"/>
+    <w:lsdException w:name="Grid Table 1 Light Accent 1" w:uiPriority="46"/>
+    <w:lsdException w:name="Grid Table 2 Accent 1" w:uiPriority="47"/>
+    <w:lsdException w:name="Grid Table 3 Accent 1" w:uiPriority="48"/>
+    <w:lsdException w:name="Grid Table 4 Accent 1" w:uiPriority="49"/>
+    <w:lsdException w:name="Grid Table 5 Dark Accent 1" w:uiPriority="50"/>
+    <w:lsdException w:name="Grid Table 6 Colorful Accent 1" w:uiPriority="51"/>
+    <w:lsdException w:name="Grid Table 7 Colorful Accent 1" w:uiPriority="52"/>
+    <w:lsdException w:name="Grid Table 1 Light Accent 2" w:uiPriority="46"/>
+    <w:lsdException w:name="Grid Table 2 Accent 2" w:uiPriority="47"/>
+    <w:lsdException w:name="Grid Table 3 Accent 2" w:uiPriority="48"/>
+    <w:lsdException w:name="Grid Table 4 Accent 2" w:uiPriority="49"/>
+    <w:lsdException w:name="Grid Table 5 Dark Accent 2" w:uiPriority="50"/>
+    <w:lsdException w:name="Grid Table 6 Colorful Accent 2" w:uiPriority="51"/>
+    <w:lsdException w:name="Grid Table 7 Colorful Accent 2" w:uiPriority="52"/>
+    <w:lsdException w:name="Grid Table 1 Light Accent 3" w:uiPriority="46"/>
+    <w:lsdException w:name="Grid Table 2 Accent 3" w:uiPriority="47"/>
+    <w:lsdException w:name="Grid Table 3 Accent 3" w:uiPriority="48"/>
+    <w:lsdException w:name="Grid Table 4 Accent 3" w:uiPriority="49"/>
+    <w:lsdException w:name="Grid Table 5 Dark Accent 3" w:uiPriority="50"/>
+    <w:lsdException w:name="Grid Table 6 Colorful Accent 3" w:uiPriority="51"/>
+    <w:lsdException w:name="Grid Table 7 Colorful Accent 3" w:uiPriority="52"/>
+    <w:lsdException w:name="Grid Table 1 Light Accent 4" w:uiPriority="46"/>
+    <w:lsdException w:name="Grid Table 2 Accent 4" w:uiPriority="47"/>
+    <w:lsdException w:name="Grid Table 3 Accent 4" w:uiPriority="48"/>
+    <w:lsdException w:name="Grid Table 4 Accent 4" w:uiPriority="49"/>
+    <w:lsdException w:name="Grid Table 5 Dark Accent 4" w:uiPriority="50"/>
+    <w:lsdException w:name="Grid Table 6 Colorful Accent 4" w:uiPriority="51"/>
+    <w:lsdException w:name="Grid Table 7 Colorful Accent 4" w:uiPriority="52"/>
+    <w:lsdException w:name="Grid Table 1 Light Accent 5" w:uiPriority="46"/>
+    <w:lsdException w:name="Grid Table 2 Accent 5" w:uiPriority="47"/>
+    <w:lsdException w:name="Grid Table 3 Accent 5" w:uiPriority="48"/>
+    <w:lsdException w:name="Grid Table 4 Accent 5" w:uiPriority="49"/>
+    <w:lsdException w:name="Grid Table 5 Dark Accent 5" w:uiPriority="50"/>
+    <w:lsdException w:name="Grid Table 6 Colorful Accent 5" w:uiPriority="51"/>
+    <w:lsdException w:name="Grid Table 7 Colorful Accent 5" w:uiPriority="52"/>
+    <w:lsdException w:name="Grid Table 1 Light Accent 6" w:uiPriority="46"/>
+    <w:lsdException w:name="Grid Table 2 Accent 6" w:uiPriority="47"/>
+    <w:lsdException w:name="Grid Table 3 Accent 6" w:uiPriority="48"/>
+    <w:lsdException w:name="Grid Table 4 Accent 6" w:uiPriority="49"/>
+    <w:lsdException w:name="Grid Table 5 Dark Accent 6" w:uiPriority="50"/>
+    <w:lsdException w:name="Grid Table 6 Colorful Accent 6" w:uiPriority="51"/>
+    <w:lsdException w:name="Grid Table 7 Colorful Accent 6" w:uiPriority="52"/>
+    <w:lsdException w:name="List Table 1 Light" w:uiPriority="46"/>
+    <w:lsdException w:name="List Table 2" w:uiPriority="47"/>
+    <w:lsdException w:name="List Table 3" w:uiPriority="48"/>
+    <w:lsdException w:name="List Table 4" w:uiPriority="49"/>
+    <w:lsdException w:name="List Table 5 Dark" w:uiPriority="50"/>
+    <w:lsdException w:name="List Table 6 Colorful" w:uiPriority="51"/>
+    <w:lsdException w:name="List Table 7 Colorful" w:uiPriority="52"/>
+    <w:lsdException w:name="List Table 1 Light Accent 1" w:uiPriority="46"/>
+    <w:lsdException w:name="List Table 2 Accent 1" w:uiPriority="47"/>
+    <w:lsdException w:name="List Table 3 Accent 1" w:uiPriority="48"/>
+    <w:lsdException w:name="List Table 4 Accent 1" w:uiPriority="49"/>
+    <w:lsdException w:name="List Table 5 Dark Accent 1" w:uiPriority="50"/>
+    <w:lsdException w:name="List Table 6 Colorful Accent 1" w:uiPriority="51"/>
+    <w:lsdException w:name="List Table 7 Colorful Accent 1" w:uiPriority="52"/>
+    <w:lsdException w:name="List Table 1 Light Accent 2" w:uiPriority="46"/>
+    <w:lsdException w:name="List Table 2 Accent 2" w:uiPriority="47"/>
+    <w:lsdException w:name="List Table 3 Accent 2" w:uiPriority="48"/>
+    <w:lsdException w:name="List Table 4 Accent 2" w:uiPriority="49"/>
+    <w:lsdException w:name="List Table 5 Dark Accent 2" w:uiPriority="50"/>
+    <w:lsdException w:name="List Table 6 Colorful Accent 2" w:uiPriority="51"/>
+    <w:lsdException w:name="List Table 7 Colorful Accent 2" w:uiPriority="52"/>
+    <w:lsdException w:name="List Table 1 Light Accent 3" w:uiPriority="46"/>
+    <w:lsdException w:name="List Table 2 Accent 3" w:uiPriority="47"/>
+    <w:lsdException w:name="List Table 3 Accent 3" w:uiPriority="48"/>
+    <w:lsdException w:name="List Table 4 Accent 3" w:uiPriority="49"/>
+    <w:lsdException w:name="List Table 5 Dark Accent 3" w:uiPriority="50"/>
+    <w:lsdException w:name="List Table 6 Colorful Accent 3" w:uiPriority="51"/>
+    <w:lsdException w:name="List Table 7 Colorful Accent 3" w:uiPriority="52"/>
+    <w:lsdException w:name="List Table 1 Light Accent 4" w:uiPriority="46"/>
+    <w:lsdException w:name="List Table 2 Accent 4" w:uiPriority="47"/>
+    <w:lsdException w:name="List Table 3 Accent 4" w:uiPriority="48"/>
+    <w:lsdException w:name="List Table 4 Accent 4" w:uiPriority="49"/>
+    <w:lsdException w:name="List Table 5 Dark Accent 4" w:uiPriority="50"/>
+    <w:lsdException w:name="List Table 6 Colorful Accent 4" w:uiPriority="51"/>
+    <w:lsdException w:name="List Table 7 Colorful Accent 4" w:uiPriority="52"/>
+    <w:lsdException w:name="List Table 1 Light Accent 5" w:uiPriority="46"/>
+    <w:lsdException w:name="List Table 2 Accent 5" w:uiPriority="47"/>
+    <w:lsdException w:name="List Table 3 Accent 5" w:uiPriority="48"/>
+    <w:lsdException w:name="List Table 4 Accent 5" w:uiPriority="49"/>
+    <w:lsdException w:name="List Table 5 Dark Accent 5" w:uiPriority="50"/>
+    <w:lsdException w:name="List Table 6 Colorful Accent 5" w:uiPriority="51"/>
+    <w:lsdException w:name="List Table 7 Colorful Accent 5" w:uiPriority="52"/>
+    <w:lsdException w:name="List Table 1 Light Accent 6" w:uiPriority="46"/>
+    <w:lsdException w:name="List Table 2 Accent 6" w:uiPriority="47"/>
+    <w:lsdException w:name="List Table 3 Accent 6" w:uiPriority="48"/>
+    <w:lsdException w:name="List Table 4 Accent 6" w:uiPriority="49"/>
+    <w:lsdException w:name="List Table 5 Dark Accent 6" w:uiPriority="50"/>
+    <w:lsdException w:name="List Table 6 Colorful Accent 6" w:uiPriority="51"/>
+    <w:lsdException w:name="List Table 7 Colorful Accent 6" w:uiPriority="52"/>
+    <w:lsdException w:name="Mention" w:semiHidden="1" w:uiPriority="99" w:unhideWhenUsed="1"/>
+    <w:lsdException w:name="Smart Hyperlink" w:semiHidden="1" w:uiPriority="99" w:unhideWhenUsed="1"/>
+    <w:lsdException w:name="Hashtag" w:semiHidden="1" w:uiPriority="99" w:unhideWhenUsed="1"/>
+    <w:lsdException w:name="Unresolved Mention" w:semiHidden="1" w:uiPriority="99" w:unhideWhenUsed="1"/>
+    <w:lsdException w:name="Smart Link" w:semiHidden="1" w:uiPriority="99" w:unhideWhenUsed="1"/>
   </w:latentStyles>
   <w:style w:type="paragraph" w:default="1" w:styleId="a">
     <w:name w:val="Normal"/>
     <w:qFormat/>
-    <w:rsid w:val="00D22598"/>
+    <w:rsid w:val="00DB6D0C"/>
   </w:style>
   <w:style w:type="paragraph" w:styleId="1">
     <w:name w:val="heading 1"/>
@@ -14459,7 +13890,6 @@
     <w:uiPriority w:val="59"/>
     <w:rsid w:val="005B7811"/>
     <w:tblPr>
-      <w:tblInd w:w="0" w:type="dxa"/>
       <w:tblBorders>
         <w:top w:val="single" w:sz="4" w:space="0" w:color="auto"/>
         <w:left w:val="single" w:sz="4" w:space="0" w:color="auto"/>
@@ -14468,12 +13898,6 @@
         <w:insideH w:val="single" w:sz="4" w:space="0" w:color="auto"/>
         <w:insideV w:val="single" w:sz="4" w:space="0" w:color="auto"/>
       </w:tblBorders>
-      <w:tblCellMar>
-        <w:top w:w="0" w:type="dxa"/>
-        <w:left w:w="108" w:type="dxa"/>
-        <w:bottom w:w="0" w:type="dxa"/>
-        <w:right w:w="108" w:type="dxa"/>
-      </w:tblCellMar>
     </w:tblPr>
   </w:style>
   <w:style w:type="paragraph" w:styleId="12">
@@ -15625,1479 +15049,54 @@
       <w:color w:val="808080"/>
     </w:rPr>
   </w:style>
-</w:styles>
-</file>
-
-<file path=word/stylesWithEffects.xml><?xml version="1.0" encoding="utf-8"?>
-<w:styles xmlns:wpc="http://schemas.microsoft.com/office/word/2010/wordprocessingCanvas" xmlns:mc="http://schemas.openxmlformats.org/markup-compatibility/2006" xmlns:o="urn:schemas-microsoft-com:office:office" xmlns:r="http://schemas.openxmlformats.org/officeDocument/2006/relationships" xmlns:m="http://schemas.openxmlformats.org/officeDocument/2006/math" xmlns:v="urn:schemas-microsoft-com:vml" xmlns:wp14="http://schemas.microsoft.com/office/word/2010/wordprocessingDrawing" xmlns:wp="http://schemas.openxmlformats.org/drawingml/2006/wordprocessingDrawing" xmlns:w10="urn:schemas-microsoft-com:office:word" xmlns:w="http://schemas.openxmlformats.org/wordprocessingml/2006/main" xmlns:w14="http://schemas.microsoft.com/office/word/2010/wordml" xmlns:wpg="http://schemas.microsoft.com/office/word/2010/wordprocessingGroup" xmlns:wpi="http://schemas.microsoft.com/office/word/2010/wordprocessingInk" xmlns:wne="http://schemas.microsoft.com/office/word/2006/wordml" xmlns:wps="http://schemas.microsoft.com/office/word/2010/wordprocessingShape" mc:Ignorable="w14 wp14">
-  <w:docDefaults>
-    <w:rPrDefault>
-      <w:rPr>
-        <w:rFonts w:ascii="Times New Roman" w:eastAsia="Times New Roman" w:hAnsi="Times New Roman" w:cs="Times New Roman"/>
-        <w:lang w:val="ru-RU" w:eastAsia="ru-RU" w:bidi="ar-SA"/>
-      </w:rPr>
-    </w:rPrDefault>
-    <w:pPrDefault/>
-  </w:docDefaults>
-  <w:latentStyles w:defLockedState="0" w:defUIPriority="0" w:defSemiHidden="1" w:defUnhideWhenUsed="1" w:defQFormat="0" w:count="267">
-    <w:lsdException w:name="Normal" w:semiHidden="0" w:unhideWhenUsed="0" w:qFormat="1"/>
-    <w:lsdException w:name="heading 1" w:semiHidden="0" w:unhideWhenUsed="0" w:qFormat="1"/>
-    <w:lsdException w:name="heading 2" w:semiHidden="0" w:unhideWhenUsed="0" w:qFormat="1"/>
-    <w:lsdException w:name="heading 3" w:semiHidden="0" w:unhideWhenUsed="0" w:qFormat="1"/>
-    <w:lsdException w:name="heading 4" w:semiHidden="0" w:unhideWhenUsed="0" w:qFormat="1"/>
-    <w:lsdException w:name="heading 5" w:semiHidden="0" w:unhideWhenUsed="0" w:qFormat="1"/>
-    <w:lsdException w:name="heading 6" w:qFormat="1"/>
-    <w:lsdException w:name="heading 7" w:qFormat="1"/>
-    <w:lsdException w:name="heading 8" w:qFormat="1"/>
-    <w:lsdException w:name="heading 9" w:qFormat="1"/>
-    <w:lsdException w:name="header" w:uiPriority="99"/>
-    <w:lsdException w:name="caption" w:qFormat="1"/>
-    <w:lsdException w:name="List Number" w:semiHidden="0" w:unhideWhenUsed="0"/>
-    <w:lsdException w:name="List 4" w:semiHidden="0" w:unhideWhenUsed="0"/>
-    <w:lsdException w:name="List 5" w:semiHidden="0" w:unhideWhenUsed="0"/>
-    <w:lsdException w:name="Title" w:semiHidden="0" w:unhideWhenUsed="0" w:qFormat="1"/>
-    <w:lsdException w:name="Subtitle" w:semiHidden="0" w:unhideWhenUsed="0" w:qFormat="1"/>
-    <w:lsdException w:name="Salutation" w:semiHidden="0" w:unhideWhenUsed="0"/>
-    <w:lsdException w:name="Date" w:semiHidden="0" w:unhideWhenUsed="0"/>
-    <w:lsdException w:name="Body Text First Indent" w:semiHidden="0" w:unhideWhenUsed="0"/>
-    <w:lsdException w:name="Strong" w:semiHidden="0" w:uiPriority="22" w:unhideWhenUsed="0" w:qFormat="1"/>
-    <w:lsdException w:name="Emphasis" w:semiHidden="0" w:unhideWhenUsed="0" w:qFormat="1"/>
-    <w:lsdException w:name="Normal (Web)" w:uiPriority="99"/>
-    <w:lsdException w:name="Table Grid" w:semiHidden="0" w:uiPriority="59" w:unhideWhenUsed="0"/>
-    <w:lsdException w:name="Placeholder Text" w:uiPriority="99" w:unhideWhenUsed="0"/>
-    <w:lsdException w:name="No Spacing" w:semiHidden="0" w:uiPriority="1" w:unhideWhenUsed="0" w:qFormat="1"/>
-    <w:lsdException w:name="Light Shading" w:semiHidden="0" w:uiPriority="60" w:unhideWhenUsed="0"/>
-    <w:lsdException w:name="Light List" w:semiHidden="0" w:uiPriority="61" w:unhideWhenUsed="0"/>
-    <w:lsdException w:name="Light Grid" w:semiHidden="0" w:uiPriority="62" w:unhideWhenUsed="0"/>
-    <w:lsdException w:name="Medium Shading 1" w:semiHidden="0" w:uiPriority="63" w:unhideWhenUsed="0"/>
-    <w:lsdException w:name="Medium Shading 2" w:semiHidden="0" w:uiPriority="64" w:unhideWhenUsed="0"/>
-    <w:lsdException w:name="Medium List 1" w:semiHidden="0" w:uiPriority="65" w:unhideWhenUsed="0"/>
-    <w:lsdException w:name="Medium List 2" w:semiHidden="0" w:uiPriority="66" w:unhideWhenUsed="0"/>
-    <w:lsdException w:name="Medium Grid 1" w:semiHidden="0" w:uiPriority="67" w:unhideWhenUsed="0"/>
-    <w:lsdException w:name="Medium Grid 2" w:semiHidden="0" w:uiPriority="68" w:unhideWhenUsed="0"/>
-    <w:lsdException w:name="Medium Grid 3" w:semiHidden="0" w:uiPriority="69" w:unhideWhenUsed="0"/>
-    <w:lsdException w:name="Dark List" w:semiHidden="0" w:uiPriority="70" w:unhideWhenUsed="0"/>
-    <w:lsdException w:name="Colorful Shading" w:semiHidden="0" w:uiPriority="71" w:unhideWhenUsed="0"/>
-    <w:lsdException w:name="Colorful List" w:semiHidden="0" w:uiPriority="72" w:unhideWhenUsed="0"/>
-    <w:lsdException w:name="Colorful Grid" w:semiHidden="0" w:uiPriority="73" w:unhideWhenUsed="0"/>
-    <w:lsdException w:name="Light Shading Accent 1" w:semiHidden="0" w:uiPriority="60" w:unhideWhenUsed="0"/>
-    <w:lsdException w:name="Light List Accent 1" w:semiHidden="0" w:uiPriority="61" w:unhideWhenUsed="0"/>
-    <w:lsdException w:name="Light Grid Accent 1" w:semiHidden="0" w:uiPriority="62" w:unhideWhenUsed="0"/>
-    <w:lsdException w:name="Medium Shading 1 Accent 1" w:semiHidden="0" w:uiPriority="63" w:unhideWhenUsed="0"/>
-    <w:lsdException w:name="Medium Shading 2 Accent 1" w:semiHidden="0" w:uiPriority="64" w:unhideWhenUsed="0"/>
-    <w:lsdException w:name="Medium List 1 Accent 1" w:semiHidden="0" w:uiPriority="65" w:unhideWhenUsed="0"/>
-    <w:lsdException w:name="Revision" w:uiPriority="99" w:unhideWhenUsed="0"/>
-    <w:lsdException w:name="List Paragraph" w:semiHidden="0" w:uiPriority="34" w:unhideWhenUsed="0" w:qFormat="1"/>
-    <w:lsdException w:name="Quote" w:semiHidden="0" w:uiPriority="29" w:unhideWhenUsed="0" w:qFormat="1"/>
-    <w:lsdException w:name="Intense Quote" w:semiHidden="0" w:uiPriority="30" w:unhideWhenUsed="0" w:qFormat="1"/>
-    <w:lsdException w:name="Medium List 2 Accent 1" w:semiHidden="0" w:uiPriority="66" w:unhideWhenUsed="0"/>
-    <w:lsdException w:name="Medium Grid 1 Accent 1" w:semiHidden="0" w:uiPriority="67" w:unhideWhenUsed="0"/>
-    <w:lsdException w:name="Medium Grid 2 Accent 1" w:semiHidden="0" w:uiPriority="68" w:unhideWhenUsed="0"/>
-    <w:lsdException w:name="Medium Grid 3 Accent 1" w:semiHidden="0" w:uiPriority="69" w:unhideWhenUsed="0"/>
-    <w:lsdException w:name="Dark List Accent 1" w:semiHidden="0" w:uiPriority="70" w:unhideWhenUsed="0"/>
-    <w:lsdException w:name="Colorful Shading Accent 1" w:semiHidden="0" w:uiPriority="71" w:unhideWhenUsed="0"/>
-    <w:lsdException w:name="Colorful List Accent 1" w:semiHidden="0" w:uiPriority="72" w:unhideWhenUsed="0"/>
-    <w:lsdException w:name="Colorful Grid Accent 1" w:semiHidden="0" w:uiPriority="73" w:unhideWhenUsed="0"/>
-    <w:lsdException w:name="Light Shading Accent 2" w:semiHidden="0" w:uiPriority="60" w:unhideWhenUsed="0"/>
-    <w:lsdException w:name="Light List Accent 2" w:semiHidden="0" w:uiPriority="61" w:unhideWhenUsed="0"/>
-    <w:lsdException w:name="Light Grid Accent 2" w:semiHidden="0" w:uiPriority="62" w:unhideWhenUsed="0"/>
-    <w:lsdException w:name="Medium Shading 1 Accent 2" w:semiHidden="0" w:uiPriority="63" w:unhideWhenUsed="0"/>
-    <w:lsdException w:name="Medium Shading 2 Accent 2" w:semiHidden="0" w:uiPriority="64" w:unhideWhenUsed="0"/>
-    <w:lsdException w:name="Medium List 1 Accent 2" w:semiHidden="0" w:uiPriority="65" w:unhideWhenUsed="0"/>
-    <w:lsdException w:name="Medium List 2 Accent 2" w:semiHidden="0" w:uiPriority="66" w:unhideWhenUsed="0"/>
-    <w:lsdException w:name="Medium Grid 1 Accent 2" w:semiHidden="0" w:uiPriority="67" w:unhideWhenUsed="0"/>
-    <w:lsdException w:name="Medium Grid 2 Accent 2" w:semiHidden="0" w:uiPriority="68" w:unhideWhenUsed="0"/>
-    <w:lsdException w:name="Medium Grid 3 Accent 2" w:semiHidden="0" w:uiPriority="69" w:unhideWhenUsed="0"/>
-    <w:lsdException w:name="Dark List Accent 2" w:semiHidden="0" w:uiPriority="70" w:unhideWhenUsed="0"/>
-    <w:lsdException w:name="Colorful Shading Accent 2" w:semiHidden="0" w:uiPriority="71" w:unhideWhenUsed="0"/>
-    <w:lsdException w:name="Colorful List Accent 2" w:semiHidden="0" w:uiPriority="72" w:unhideWhenUsed="0"/>
-    <w:lsdException w:name="Colorful Grid Accent 2" w:semiHidden="0" w:uiPriority="73" w:unhideWhenUsed="0"/>
-    <w:lsdException w:name="Light Shading Accent 3" w:semiHidden="0" w:uiPriority="60" w:unhideWhenUsed="0"/>
-    <w:lsdException w:name="Light List Accent 3" w:semiHidden="0" w:uiPriority="61" w:unhideWhenUsed="0"/>
-    <w:lsdException w:name="Light Grid Accent 3" w:semiHidden="0" w:uiPriority="62" w:unhideWhenUsed="0"/>
-    <w:lsdException w:name="Medium Shading 1 Accent 3" w:semiHidden="0" w:uiPriority="63" w:unhideWhenUsed="0"/>
-    <w:lsdException w:name="Medium Shading 2 Accent 3" w:semiHidden="0" w:uiPriority="64" w:unhideWhenUsed="0"/>
-    <w:lsdException w:name="Medium List 1 Accent 3" w:semiHidden="0" w:uiPriority="65" w:unhideWhenUsed="0"/>
-    <w:lsdException w:name="Medium List 2 Accent 3" w:semiHidden="0" w:uiPriority="66" w:unhideWhenUsed="0"/>
-    <w:lsdException w:name="Medium Grid 1 Accent 3" w:semiHidden="0" w:uiPriority="67" w:unhideWhenUsed="0"/>
-    <w:lsdException w:name="Medium Grid 2 Accent 3" w:semiHidden="0" w:uiPriority="68" w:unhideWhenUsed="0"/>
-    <w:lsdException w:name="Medium Grid 3 Accent 3" w:semiHidden="0" w:uiPriority="69" w:unhideWhenUsed="0"/>
-    <w:lsdException w:name="Dark List Accent 3" w:semiHidden="0" w:uiPriority="70" w:unhideWhenUsed="0"/>
-    <w:lsdException w:name="Colorful Shading Accent 3" w:semiHidden="0" w:uiPriority="71" w:unhideWhenUsed="0"/>
-    <w:lsdException w:name="Colorful List Accent 3" w:semiHidden="0" w:uiPriority="72" w:unhideWhenUsed="0"/>
-    <w:lsdException w:name="Colorful Grid Accent 3" w:semiHidden="0" w:uiPriority="73" w:unhideWhenUsed="0"/>
-    <w:lsdException w:name="Light Shading Accent 4" w:semiHidden="0" w:uiPriority="60" w:unhideWhenUsed="0"/>
-    <w:lsdException w:name="Light List Accent 4" w:semiHidden="0" w:uiPriority="61" w:unhideWhenUsed="0"/>
-    <w:lsdException w:name="Light Grid Accent 4" w:semiHidden="0" w:uiPriority="62" w:unhideWhenUsed="0"/>
-    <w:lsdException w:name="Medium Shading 1 Accent 4" w:semiHidden="0" w:uiPriority="63" w:unhideWhenUsed="0"/>
-    <w:lsdException w:name="Medium Shading 2 Accent 4" w:semiHidden="0" w:uiPriority="64" w:unhideWhenUsed="0"/>
-    <w:lsdException w:name="Medium List 1 Accent 4" w:semiHidden="0" w:uiPriority="65" w:unhideWhenUsed="0"/>
-    <w:lsdException w:name="Medium List 2 Accent 4" w:semiHidden="0" w:uiPriority="66" w:unhideWhenUsed="0"/>
-    <w:lsdException w:name="Medium Grid 1 Accent 4" w:semiHidden="0" w:uiPriority="67" w:unhideWhenUsed="0"/>
-    <w:lsdException w:name="Medium Grid 2 Accent 4" w:semiHidden="0" w:uiPriority="68" w:unhideWhenUsed="0"/>
-    <w:lsdException w:name="Medium Grid 3 Accent 4" w:semiHidden="0" w:uiPriority="69" w:unhideWhenUsed="0"/>
-    <w:lsdException w:name="Dark List Accent 4" w:semiHidden="0" w:uiPriority="70" w:unhideWhenUsed="0"/>
-    <w:lsdException w:name="Colorful Shading Accent 4" w:semiHidden="0" w:uiPriority="71" w:unhideWhenUsed="0"/>
-    <w:lsdException w:name="Colorful List Accent 4" w:semiHidden="0" w:uiPriority="72" w:unhideWhenUsed="0"/>
-    <w:lsdException w:name="Colorful Grid Accent 4" w:semiHidden="0" w:uiPriority="73" w:unhideWhenUsed="0"/>
-    <w:lsdException w:name="Light Shading Accent 5" w:semiHidden="0" w:uiPriority="60" w:unhideWhenUsed="0"/>
-    <w:lsdException w:name="Light List Accent 5" w:semiHidden="0" w:uiPriority="61" w:unhideWhenUsed="0"/>
-    <w:lsdException w:name="Light Grid Accent 5" w:semiHidden="0" w:uiPriority="62" w:unhideWhenUsed="0"/>
-    <w:lsdException w:name="Medium Shading 1 Accent 5" w:semiHidden="0" w:uiPriority="63" w:unhideWhenUsed="0"/>
-    <w:lsdException w:name="Medium Shading 2 Accent 5" w:semiHidden="0" w:uiPriority="64" w:unhideWhenUsed="0"/>
-    <w:lsdException w:name="Medium List 1 Accent 5" w:semiHidden="0" w:uiPriority="65" w:unhideWhenUsed="0"/>
-    <w:lsdException w:name="Medium List 2 Accent 5" w:semiHidden="0" w:uiPriority="66" w:unhideWhenUsed="0"/>
-    <w:lsdException w:name="Medium Grid 1 Accent 5" w:semiHidden="0" w:uiPriority="67" w:unhideWhenUsed="0"/>
-    <w:lsdException w:name="Medium Grid 2 Accent 5" w:semiHidden="0" w:uiPriority="68" w:unhideWhenUsed="0"/>
-    <w:lsdException w:name="Medium Grid 3 Accent 5" w:semiHidden="0" w:uiPriority="69" w:unhideWhenUsed="0"/>
-    <w:lsdException w:name="Dark List Accent 5" w:semiHidden="0" w:uiPriority="70" w:unhideWhenUsed="0"/>
-    <w:lsdException w:name="Colorful Shading Accent 5" w:semiHidden="0" w:uiPriority="71" w:unhideWhenUsed="0"/>
-    <w:lsdException w:name="Colorful List Accent 5" w:semiHidden="0" w:uiPriority="72" w:unhideWhenUsed="0"/>
-    <w:lsdException w:name="Colorful Grid Accent 5" w:semiHidden="0" w:uiPriority="73" w:unhideWhenUsed="0"/>
-    <w:lsdException w:name="Light Shading Accent 6" w:semiHidden="0" w:uiPriority="60" w:unhideWhenUsed="0"/>
-    <w:lsdException w:name="Light List Accent 6" w:semiHidden="0" w:uiPriority="61" w:unhideWhenUsed="0"/>
-    <w:lsdException w:name="Light Grid Accent 6" w:semiHidden="0" w:uiPriority="62" w:unhideWhenUsed="0"/>
-    <w:lsdException w:name="Medium Shading 1 Accent 6" w:semiHidden="0" w:uiPriority="63" w:unhideWhenUsed="0"/>
-    <w:lsdException w:name="Medium Shading 2 Accent 6" w:semiHidden="0" w:uiPriority="64" w:unhideWhenUsed="0"/>
-    <w:lsdException w:name="Medium List 1 Accent 6" w:semiHidden="0" w:uiPriority="65" w:unhideWhenUsed="0"/>
-    <w:lsdException w:name="Medium List 2 Accent 6" w:semiHidden="0" w:uiPriority="66" w:unhideWhenUsed="0"/>
-    <w:lsdException w:name="Medium Grid 1 Accent 6" w:semiHidden="0" w:uiPriority="67" w:unhideWhenUsed="0"/>
-    <w:lsdException w:name="Medium Grid 2 Accent 6" w:semiHidden="0" w:uiPriority="68" w:unhideWhenUsed="0"/>
-    <w:lsdException w:name="Medium Grid 3 Accent 6" w:semiHidden="0" w:uiPriority="69" w:unhideWhenUsed="0"/>
-    <w:lsdException w:name="Dark List Accent 6" w:semiHidden="0" w:uiPriority="70" w:unhideWhenUsed="0"/>
-    <w:lsdException w:name="Colorful Shading Accent 6" w:semiHidden="0" w:uiPriority="71" w:unhideWhenUsed="0"/>
-    <w:lsdException w:name="Colorful List Accent 6" w:semiHidden="0" w:uiPriority="72" w:unhideWhenUsed="0"/>
-    <w:lsdException w:name="Colorful Grid Accent 6" w:semiHidden="0" w:uiPriority="73" w:unhideWhenUsed="0"/>
-    <w:lsdException w:name="Subtle Emphasis" w:semiHidden="0" w:uiPriority="19" w:unhideWhenUsed="0" w:qFormat="1"/>
-    <w:lsdException w:name="Intense Emphasis" w:semiHidden="0" w:uiPriority="21" w:unhideWhenUsed="0" w:qFormat="1"/>
-    <w:lsdException w:name="Subtle Reference" w:semiHidden="0" w:uiPriority="31" w:unhideWhenUsed="0" w:qFormat="1"/>
-    <w:lsdException w:name="Intense Reference" w:semiHidden="0" w:uiPriority="32" w:unhideWhenUsed="0" w:qFormat="1"/>
-    <w:lsdException w:name="Book Title" w:semiHidden="0" w:uiPriority="33" w:unhideWhenUsed="0" w:qFormat="1"/>
-    <w:lsdException w:name="Bibliography" w:uiPriority="37"/>
-    <w:lsdException w:name="TOC Heading" w:uiPriority="39" w:qFormat="1"/>
-  </w:latentStyles>
-  <w:style w:type="paragraph" w:default="1" w:styleId="a">
-    <w:name w:val="Normal"/>
-    <w:qFormat/>
-    <w:rsid w:val="00D22598"/>
-  </w:style>
-  <w:style w:type="paragraph" w:styleId="1">
-    <w:name w:val="heading 1"/>
-    <w:basedOn w:val="a"/>
-    <w:next w:val="a"/>
-    <w:link w:val="10"/>
-    <w:qFormat/>
-    <w:rsid w:val="005132EA"/>
-    <w:pPr>
-      <w:keepNext/>
-      <w:jc w:val="center"/>
-      <w:outlineLvl w:val="0"/>
-    </w:pPr>
-    <w:rPr>
-      <w:rFonts w:ascii="GOST type B" w:hAnsi="GOST type B"/>
-      <w:i/>
-      <w:sz w:val="56"/>
-    </w:rPr>
-  </w:style>
-  <w:style w:type="paragraph" w:styleId="2">
-    <w:name w:val="heading 2"/>
-    <w:basedOn w:val="a"/>
-    <w:next w:val="a"/>
-    <w:qFormat/>
-    <w:rsid w:val="005132EA"/>
-    <w:pPr>
-      <w:keepNext/>
-      <w:jc w:val="center"/>
-      <w:outlineLvl w:val="1"/>
-    </w:pPr>
-    <w:rPr>
-      <w:rFonts w:ascii="GOST type B" w:hAnsi="GOST type B"/>
-      <w:i/>
-      <w:sz w:val="40"/>
-    </w:rPr>
-  </w:style>
-  <w:style w:type="paragraph" w:styleId="3">
-    <w:name w:val="heading 3"/>
-    <w:basedOn w:val="a"/>
-    <w:next w:val="a"/>
-    <w:qFormat/>
-    <w:rsid w:val="005132EA"/>
-    <w:pPr>
-      <w:keepNext/>
-      <w:jc w:val="center"/>
-      <w:outlineLvl w:val="2"/>
-    </w:pPr>
-    <w:rPr>
-      <w:rFonts w:ascii="GOST type B" w:hAnsi="GOST type B"/>
-      <w:i/>
-      <w:sz w:val="28"/>
-    </w:rPr>
-  </w:style>
-  <w:style w:type="paragraph" w:styleId="4">
-    <w:name w:val="heading 4"/>
-    <w:basedOn w:val="a"/>
-    <w:next w:val="a"/>
-    <w:qFormat/>
-    <w:rsid w:val="008C0236"/>
-    <w:pPr>
-      <w:keepNext/>
-      <w:spacing w:before="240" w:after="60"/>
-      <w:outlineLvl w:val="3"/>
-    </w:pPr>
-    <w:rPr>
-      <w:b/>
-      <w:bCs/>
-      <w:sz w:val="28"/>
-      <w:szCs w:val="28"/>
-    </w:rPr>
-  </w:style>
-  <w:style w:type="paragraph" w:styleId="5">
-    <w:name w:val="heading 5"/>
-    <w:basedOn w:val="a"/>
-    <w:next w:val="a"/>
-    <w:qFormat/>
-    <w:rsid w:val="008C0236"/>
-    <w:pPr>
-      <w:spacing w:before="240" w:after="60"/>
-      <w:outlineLvl w:val="4"/>
-    </w:pPr>
-    <w:rPr>
-      <w:b/>
-      <w:bCs/>
-      <w:i/>
-      <w:iCs/>
-      <w:sz w:val="26"/>
-      <w:szCs w:val="26"/>
-    </w:rPr>
-  </w:style>
-  <w:style w:type="character" w:default="1" w:styleId="a0">
-    <w:name w:val="Default Paragraph Font"/>
-    <w:uiPriority w:val="1"/>
+  <w:style w:type="character" w:styleId="af6">
+    <w:name w:val="annotation reference"/>
+    <w:basedOn w:val="a0"/>
     <w:semiHidden/>
     <w:unhideWhenUsed/>
-  </w:style>
-  <w:style w:type="table" w:default="1" w:styleId="a1">
-    <w:name w:val="Normal Table"/>
-    <w:uiPriority w:val="99"/>
-    <w:semiHidden/>
-    <w:unhideWhenUsed/>
-    <w:tblPr>
-      <w:tblInd w:w="0" w:type="dxa"/>
-      <w:tblCellMar>
-        <w:top w:w="0" w:type="dxa"/>
-        <w:left w:w="108" w:type="dxa"/>
-        <w:bottom w:w="0" w:type="dxa"/>
-        <w:right w:w="108" w:type="dxa"/>
-      </w:tblCellMar>
-    </w:tblPr>
-  </w:style>
-  <w:style w:type="numbering" w:default="1" w:styleId="a2">
-    <w:name w:val="No List"/>
-    <w:uiPriority w:val="99"/>
-    <w:semiHidden/>
-    <w:unhideWhenUsed/>
-  </w:style>
-  <w:style w:type="paragraph" w:styleId="a3">
-    <w:name w:val="header"/>
-    <w:aliases w:val="Верхний колонтитул Знак"/>
-    <w:basedOn w:val="a"/>
-    <w:link w:val="11"/>
-    <w:uiPriority w:val="99"/>
-    <w:rsid w:val="005132EA"/>
-    <w:pPr>
-      <w:tabs>
-        <w:tab w:val="center" w:pos="4153"/>
-        <w:tab w:val="right" w:pos="8306"/>
-      </w:tabs>
-    </w:pPr>
-  </w:style>
-  <w:style w:type="paragraph" w:styleId="a4">
-    <w:name w:val="footer"/>
-    <w:basedOn w:val="a"/>
-    <w:link w:val="a5"/>
-    <w:rsid w:val="005132EA"/>
-    <w:pPr>
-      <w:tabs>
-        <w:tab w:val="center" w:pos="4153"/>
-        <w:tab w:val="right" w:pos="8306"/>
-      </w:tabs>
-    </w:pPr>
-  </w:style>
-  <w:style w:type="character" w:styleId="a6">
-    <w:name w:val="page number"/>
-    <w:basedOn w:val="a0"/>
-    <w:rsid w:val="005132EA"/>
-  </w:style>
-  <w:style w:type="table" w:styleId="a7">
-    <w:name w:val="Table Grid"/>
-    <w:basedOn w:val="a1"/>
-    <w:uiPriority w:val="59"/>
-    <w:rsid w:val="005B7811"/>
-    <w:tblPr>
-      <w:tblInd w:w="0" w:type="dxa"/>
-      <w:tblBorders>
-        <w:top w:val="single" w:sz="4" w:space="0" w:color="auto"/>
-        <w:left w:val="single" w:sz="4" w:space="0" w:color="auto"/>
-        <w:bottom w:val="single" w:sz="4" w:space="0" w:color="auto"/>
-        <w:right w:val="single" w:sz="4" w:space="0" w:color="auto"/>
-        <w:insideH w:val="single" w:sz="4" w:space="0" w:color="auto"/>
-        <w:insideV w:val="single" w:sz="4" w:space="0" w:color="auto"/>
-      </w:tblBorders>
-      <w:tblCellMar>
-        <w:top w:w="0" w:type="dxa"/>
-        <w:left w:w="108" w:type="dxa"/>
-        <w:bottom w:w="0" w:type="dxa"/>
-        <w:right w:w="108" w:type="dxa"/>
-      </w:tblCellMar>
-    </w:tblPr>
-  </w:style>
-  <w:style w:type="paragraph" w:styleId="12">
-    <w:name w:val="toc 1"/>
-    <w:basedOn w:val="a"/>
-    <w:next w:val="a"/>
-    <w:autoRedefine/>
-    <w:semiHidden/>
-    <w:rsid w:val="00E408C2"/>
-    <w:pPr>
-      <w:tabs>
-        <w:tab w:val="right" w:leader="dot" w:pos="9628"/>
-      </w:tabs>
-      <w:spacing w:line="360" w:lineRule="auto"/>
-      <w:ind w:firstLine="720"/>
-      <w:jc w:val="both"/>
-    </w:pPr>
-    <w:rPr>
-      <w:rFonts w:ascii="Arial" w:hAnsi="Arial" w:cs="Arial"/>
-      <w:noProof/>
-      <w:sz w:val="24"/>
-      <w:szCs w:val="24"/>
-    </w:rPr>
-  </w:style>
-  <w:style w:type="character" w:customStyle="1" w:styleId="11">
-    <w:name w:val="Верхний колонтитул Знак1"/>
-    <w:aliases w:val="Верхний колонтитул Знак Знак"/>
-    <w:link w:val="a3"/>
-    <w:uiPriority w:val="99"/>
-    <w:rsid w:val="00F679D0"/>
-    <w:rPr>
-      <w:lang w:val="ru-RU" w:eastAsia="ru-RU" w:bidi="ar-SA"/>
-    </w:rPr>
-  </w:style>
-  <w:style w:type="paragraph" w:styleId="a8">
-    <w:name w:val="Body Text"/>
-    <w:basedOn w:val="a"/>
-    <w:link w:val="a9"/>
-    <w:rsid w:val="000534AE"/>
-    <w:rPr>
-      <w:sz w:val="28"/>
-      <w:szCs w:val="24"/>
-    </w:rPr>
-  </w:style>
-  <w:style w:type="paragraph" w:styleId="20">
-    <w:name w:val="Body Text 2"/>
-    <w:basedOn w:val="a"/>
-    <w:link w:val="21"/>
-    <w:rsid w:val="00176F13"/>
-    <w:pPr>
-      <w:spacing w:after="120" w:line="480" w:lineRule="auto"/>
-    </w:pPr>
-  </w:style>
-  <w:style w:type="paragraph" w:styleId="22">
-    <w:name w:val="Body Text Indent 2"/>
-    <w:basedOn w:val="a"/>
-    <w:rsid w:val="007A4A14"/>
-    <w:pPr>
-      <w:spacing w:after="120" w:line="480" w:lineRule="auto"/>
-      <w:ind w:left="283"/>
-    </w:pPr>
-  </w:style>
-  <w:style w:type="paragraph" w:styleId="30">
-    <w:name w:val="Body Text Indent 3"/>
-    <w:basedOn w:val="a"/>
-    <w:rsid w:val="007A4A14"/>
-    <w:pPr>
-      <w:spacing w:after="120"/>
-      <w:ind w:left="283"/>
-    </w:pPr>
+    <w:rsid w:val="00DB6D0C"/>
     <w:rPr>
       <w:sz w:val="16"/>
       <w:szCs w:val="16"/>
     </w:rPr>
   </w:style>
-  <w:style w:type="paragraph" w:styleId="aa">
-    <w:name w:val="Body Text Indent"/>
+  <w:style w:type="paragraph" w:styleId="af7">
+    <w:name w:val="annotation text"/>
     <w:basedOn w:val="a"/>
-    <w:rsid w:val="00666CA1"/>
-    <w:pPr>
-      <w:spacing w:after="120"/>
-      <w:ind w:left="283"/>
-    </w:pPr>
+    <w:link w:val="af8"/>
+    <w:semiHidden/>
+    <w:unhideWhenUsed/>
+    <w:rsid w:val="00DB6D0C"/>
   </w:style>
-  <w:style w:type="paragraph" w:styleId="23">
-    <w:name w:val="toc 2"/>
-    <w:basedOn w:val="a"/>
-    <w:next w:val="a"/>
-    <w:autoRedefine/>
+  <w:style w:type="character" w:customStyle="1" w:styleId="af8">
+    <w:name w:val="Текст примечания Знак"/>
+    <w:basedOn w:val="a0"/>
+    <w:link w:val="af7"/>
     <w:semiHidden/>
-    <w:rsid w:val="00DE049C"/>
-    <w:pPr>
-      <w:tabs>
-        <w:tab w:val="right" w:leader="dot" w:pos="9628"/>
-      </w:tabs>
-      <w:spacing w:line="360" w:lineRule="auto"/>
-      <w:ind w:left="200"/>
-    </w:pPr>
-    <w:rPr>
-      <w:noProof/>
-      <w:sz w:val="28"/>
-      <w:szCs w:val="28"/>
-    </w:rPr>
+    <w:rsid w:val="00DB6D0C"/>
   </w:style>
-  <w:style w:type="paragraph" w:customStyle="1" w:styleId="13">
-    <w:name w:val="Стиль1"/>
-    <w:basedOn w:val="a"/>
-    <w:rsid w:val="002C10EA"/>
-    <w:pPr>
-      <w:spacing w:line="360" w:lineRule="auto"/>
-      <w:jc w:val="center"/>
-    </w:pPr>
-    <w:rPr>
-      <w:b/>
-      <w:sz w:val="36"/>
-      <w:szCs w:val="36"/>
-    </w:rPr>
-  </w:style>
-  <w:style w:type="paragraph" w:customStyle="1" w:styleId="24">
-    <w:name w:val="Стиль2"/>
-    <w:basedOn w:val="a"/>
-    <w:rsid w:val="002C10EA"/>
-    <w:pPr>
-      <w:spacing w:line="360" w:lineRule="auto"/>
-      <w:ind w:left="233" w:right="281" w:firstLine="540"/>
-      <w:jc w:val="center"/>
-    </w:pPr>
-    <w:rPr>
-      <w:b/>
-      <w:sz w:val="32"/>
-      <w:szCs w:val="32"/>
-    </w:rPr>
-  </w:style>
-  <w:style w:type="paragraph" w:customStyle="1" w:styleId="31">
-    <w:name w:val="Стиль3"/>
-    <w:basedOn w:val="13"/>
-    <w:rsid w:val="002C10EA"/>
-  </w:style>
-  <w:style w:type="character" w:styleId="ab">
-    <w:name w:val="Hyperlink"/>
-    <w:rsid w:val="002C10EA"/>
-    <w:rPr>
-      <w:color w:val="0000FF"/>
-      <w:u w:val="single"/>
-    </w:rPr>
-  </w:style>
-  <w:style w:type="paragraph" w:customStyle="1" w:styleId="40">
-    <w:name w:val="Стиль4"/>
-    <w:basedOn w:val="2"/>
-    <w:rsid w:val="002C10EA"/>
-    <w:rPr>
-      <w:rFonts w:ascii="Times New Roman" w:hAnsi="Times New Roman"/>
-      <w:b/>
-      <w:i w:val="0"/>
-    </w:rPr>
-  </w:style>
-  <w:style w:type="paragraph" w:customStyle="1" w:styleId="50">
-    <w:name w:val="Стиль5"/>
-    <w:basedOn w:val="3"/>
-    <w:rsid w:val="002C10EA"/>
-    <w:pPr>
-      <w:spacing w:line="360" w:lineRule="auto"/>
-    </w:pPr>
-    <w:rPr>
-      <w:rFonts w:ascii="Times New Roman" w:hAnsi="Times New Roman"/>
-      <w:b/>
-      <w:i w:val="0"/>
-      <w:sz w:val="36"/>
-      <w:szCs w:val="36"/>
-    </w:rPr>
-  </w:style>
-  <w:style w:type="paragraph" w:customStyle="1" w:styleId="6">
-    <w:name w:val="Стиль6"/>
-    <w:basedOn w:val="a"/>
-    <w:rsid w:val="00105E31"/>
-    <w:pPr>
-      <w:jc w:val="center"/>
-    </w:pPr>
-    <w:rPr>
-      <w:sz w:val="28"/>
-      <w:szCs w:val="28"/>
-    </w:rPr>
-  </w:style>
-  <w:style w:type="paragraph" w:customStyle="1" w:styleId="Style2">
-    <w:name w:val="Style2"/>
-    <w:basedOn w:val="a"/>
-    <w:rsid w:val="002E5475"/>
-    <w:pPr>
-      <w:widowControl w:val="0"/>
-      <w:autoSpaceDE w:val="0"/>
-      <w:autoSpaceDN w:val="0"/>
-      <w:adjustRightInd w:val="0"/>
-      <w:spacing w:line="319" w:lineRule="exact"/>
-      <w:ind w:firstLine="476"/>
-      <w:jc w:val="both"/>
-    </w:pPr>
-    <w:rPr>
-      <w:rFonts w:ascii="Cambria" w:hAnsi="Cambria"/>
-      <w:sz w:val="24"/>
-      <w:szCs w:val="24"/>
-    </w:rPr>
-  </w:style>
-  <w:style w:type="paragraph" w:customStyle="1" w:styleId="Style3">
-    <w:name w:val="Style3"/>
-    <w:basedOn w:val="a"/>
-    <w:rsid w:val="002E5475"/>
-    <w:pPr>
-      <w:widowControl w:val="0"/>
-      <w:autoSpaceDE w:val="0"/>
-      <w:autoSpaceDN w:val="0"/>
-      <w:adjustRightInd w:val="0"/>
-      <w:spacing w:line="326" w:lineRule="exact"/>
-      <w:jc w:val="both"/>
-    </w:pPr>
-    <w:rPr>
-      <w:rFonts w:ascii="Cambria" w:hAnsi="Cambria"/>
-      <w:sz w:val="24"/>
-      <w:szCs w:val="24"/>
-    </w:rPr>
-  </w:style>
-  <w:style w:type="paragraph" w:customStyle="1" w:styleId="Style1">
-    <w:name w:val="Style1"/>
-    <w:basedOn w:val="a"/>
-    <w:rsid w:val="002E5475"/>
-    <w:pPr>
-      <w:widowControl w:val="0"/>
-      <w:autoSpaceDE w:val="0"/>
-      <w:autoSpaceDN w:val="0"/>
-      <w:adjustRightInd w:val="0"/>
-      <w:spacing w:line="326" w:lineRule="exact"/>
-      <w:jc w:val="both"/>
-    </w:pPr>
-    <w:rPr>
-      <w:sz w:val="24"/>
-      <w:szCs w:val="24"/>
-    </w:rPr>
-  </w:style>
-  <w:style w:type="character" w:customStyle="1" w:styleId="FontStyle140">
-    <w:name w:val="Font Style140"/>
-    <w:rsid w:val="002E5475"/>
-    <w:rPr>
-      <w:rFonts w:ascii="Times New Roman" w:hAnsi="Times New Roman" w:cs="Times New Roman"/>
-      <w:sz w:val="20"/>
-      <w:szCs w:val="20"/>
-    </w:rPr>
-  </w:style>
-  <w:style w:type="character" w:customStyle="1" w:styleId="FontStyle146">
-    <w:name w:val="Font Style146"/>
-    <w:rsid w:val="002E5475"/>
-    <w:rPr>
-      <w:rFonts w:ascii="Times New Roman" w:hAnsi="Times New Roman" w:cs="Times New Roman"/>
-      <w:b/>
-      <w:bCs/>
-      <w:spacing w:val="-10"/>
-      <w:sz w:val="26"/>
-      <w:szCs w:val="26"/>
-    </w:rPr>
-  </w:style>
-  <w:style w:type="character" w:customStyle="1" w:styleId="FontStyle97">
-    <w:name w:val="Font Style97"/>
-    <w:rsid w:val="002E5475"/>
-    <w:rPr>
-      <w:rFonts w:ascii="Times New Roman" w:hAnsi="Times New Roman" w:cs="Times New Roman"/>
-      <w:sz w:val="18"/>
-      <w:szCs w:val="18"/>
-    </w:rPr>
-  </w:style>
-  <w:style w:type="character" w:customStyle="1" w:styleId="FontStyle135">
-    <w:name w:val="Font Style135"/>
-    <w:rsid w:val="002E5475"/>
-    <w:rPr>
-      <w:rFonts w:ascii="Times New Roman" w:hAnsi="Times New Roman" w:cs="Times New Roman"/>
-      <w:b/>
-      <w:bCs/>
-      <w:sz w:val="18"/>
-      <w:szCs w:val="18"/>
-    </w:rPr>
-  </w:style>
-  <w:style w:type="paragraph" w:customStyle="1" w:styleId="Style4">
-    <w:name w:val="Style4"/>
-    <w:basedOn w:val="a"/>
-    <w:rsid w:val="002E5475"/>
-    <w:pPr>
-      <w:widowControl w:val="0"/>
-      <w:autoSpaceDE w:val="0"/>
-      <w:autoSpaceDN w:val="0"/>
-      <w:adjustRightInd w:val="0"/>
-      <w:spacing w:line="216" w:lineRule="exact"/>
-      <w:jc w:val="both"/>
-    </w:pPr>
-    <w:rPr>
-      <w:sz w:val="24"/>
-      <w:szCs w:val="24"/>
-    </w:rPr>
-  </w:style>
-  <w:style w:type="paragraph" w:customStyle="1" w:styleId="Style5">
-    <w:name w:val="Style5"/>
-    <w:basedOn w:val="a"/>
-    <w:rsid w:val="002E5475"/>
-    <w:pPr>
-      <w:widowControl w:val="0"/>
-      <w:autoSpaceDE w:val="0"/>
-      <w:autoSpaceDN w:val="0"/>
-      <w:adjustRightInd w:val="0"/>
-    </w:pPr>
-    <w:rPr>
-      <w:sz w:val="24"/>
-      <w:szCs w:val="24"/>
-    </w:rPr>
-  </w:style>
-  <w:style w:type="paragraph" w:customStyle="1" w:styleId="Style6">
-    <w:name w:val="Style6"/>
-    <w:basedOn w:val="a"/>
-    <w:rsid w:val="002E5475"/>
-    <w:pPr>
-      <w:widowControl w:val="0"/>
-      <w:autoSpaceDE w:val="0"/>
-      <w:autoSpaceDN w:val="0"/>
-      <w:adjustRightInd w:val="0"/>
-      <w:spacing w:line="452" w:lineRule="exact"/>
-      <w:ind w:firstLine="500"/>
-    </w:pPr>
-    <w:rPr>
-      <w:sz w:val="24"/>
-      <w:szCs w:val="24"/>
-    </w:rPr>
-  </w:style>
-  <w:style w:type="paragraph" w:customStyle="1" w:styleId="Style7">
-    <w:name w:val="Style7"/>
-    <w:basedOn w:val="a"/>
-    <w:rsid w:val="002E5475"/>
-    <w:pPr>
-      <w:widowControl w:val="0"/>
-      <w:autoSpaceDE w:val="0"/>
-      <w:autoSpaceDN w:val="0"/>
-      <w:adjustRightInd w:val="0"/>
-    </w:pPr>
-    <w:rPr>
-      <w:sz w:val="24"/>
-      <w:szCs w:val="24"/>
-    </w:rPr>
-  </w:style>
-  <w:style w:type="paragraph" w:customStyle="1" w:styleId="Style8">
-    <w:name w:val="Style8"/>
-    <w:basedOn w:val="a"/>
-    <w:rsid w:val="002E5475"/>
-    <w:pPr>
-      <w:widowControl w:val="0"/>
-      <w:autoSpaceDE w:val="0"/>
-      <w:autoSpaceDN w:val="0"/>
-      <w:adjustRightInd w:val="0"/>
-      <w:spacing w:line="428" w:lineRule="exact"/>
-      <w:ind w:firstLine="468"/>
-      <w:jc w:val="both"/>
-    </w:pPr>
-    <w:rPr>
-      <w:sz w:val="24"/>
-      <w:szCs w:val="24"/>
-    </w:rPr>
-  </w:style>
-  <w:style w:type="character" w:customStyle="1" w:styleId="FontStyle96">
-    <w:name w:val="Font Style96"/>
-    <w:rsid w:val="002E5475"/>
-    <w:rPr>
-      <w:rFonts w:ascii="Times New Roman" w:hAnsi="Times New Roman" w:cs="Times New Roman"/>
-      <w:b/>
-      <w:bCs/>
-      <w:spacing w:val="-10"/>
-      <w:sz w:val="26"/>
-      <w:szCs w:val="26"/>
-    </w:rPr>
-  </w:style>
-  <w:style w:type="character" w:customStyle="1" w:styleId="FontStyle128">
-    <w:name w:val="Font Style128"/>
-    <w:rsid w:val="002E5475"/>
-    <w:rPr>
-      <w:rFonts w:ascii="Times New Roman" w:hAnsi="Times New Roman" w:cs="Times New Roman"/>
-      <w:sz w:val="30"/>
-      <w:szCs w:val="30"/>
-    </w:rPr>
-  </w:style>
-  <w:style w:type="character" w:customStyle="1" w:styleId="FontStyle134">
-    <w:name w:val="Font Style134"/>
-    <w:rsid w:val="002E5475"/>
-    <w:rPr>
-      <w:rFonts w:ascii="Times New Roman" w:hAnsi="Times New Roman" w:cs="Times New Roman"/>
-      <w:b/>
-      <w:bCs/>
-      <w:spacing w:val="-10"/>
-      <w:sz w:val="32"/>
-      <w:szCs w:val="32"/>
-    </w:rPr>
-  </w:style>
-  <w:style w:type="character" w:customStyle="1" w:styleId="FontStyle104">
-    <w:name w:val="Font Style104"/>
-    <w:rsid w:val="002E5475"/>
-    <w:rPr>
-      <w:rFonts w:ascii="Times New Roman" w:hAnsi="Times New Roman" w:cs="Times New Roman"/>
-      <w:b/>
-      <w:bCs/>
-      <w:sz w:val="24"/>
-      <w:szCs w:val="24"/>
-    </w:rPr>
-  </w:style>
-  <w:style w:type="paragraph" w:customStyle="1" w:styleId="Style13">
-    <w:name w:val="Style13"/>
-    <w:basedOn w:val="a"/>
-    <w:rsid w:val="002E5475"/>
-    <w:pPr>
-      <w:widowControl w:val="0"/>
-      <w:autoSpaceDE w:val="0"/>
-      <w:autoSpaceDN w:val="0"/>
-      <w:adjustRightInd w:val="0"/>
-      <w:spacing w:line="387" w:lineRule="exact"/>
-      <w:ind w:firstLine="222"/>
-    </w:pPr>
-    <w:rPr>
-      <w:sz w:val="24"/>
-      <w:szCs w:val="24"/>
-    </w:rPr>
-  </w:style>
-  <w:style w:type="paragraph" w:customStyle="1" w:styleId="Style15">
-    <w:name w:val="Style15"/>
-    <w:basedOn w:val="a"/>
-    <w:rsid w:val="002E5475"/>
-    <w:pPr>
-      <w:widowControl w:val="0"/>
-      <w:autoSpaceDE w:val="0"/>
-      <w:autoSpaceDN w:val="0"/>
-      <w:adjustRightInd w:val="0"/>
-      <w:spacing w:line="341" w:lineRule="exact"/>
-      <w:ind w:firstLine="386"/>
-      <w:jc w:val="both"/>
-    </w:pPr>
-    <w:rPr>
-      <w:sz w:val="24"/>
-      <w:szCs w:val="24"/>
-    </w:rPr>
-  </w:style>
-  <w:style w:type="paragraph" w:customStyle="1" w:styleId="Style16">
-    <w:name w:val="Style16"/>
-    <w:basedOn w:val="a"/>
-    <w:rsid w:val="002E5475"/>
-    <w:pPr>
-      <w:widowControl w:val="0"/>
-      <w:autoSpaceDE w:val="0"/>
-      <w:autoSpaceDN w:val="0"/>
-      <w:adjustRightInd w:val="0"/>
-      <w:spacing w:line="325" w:lineRule="exact"/>
-      <w:jc w:val="right"/>
-    </w:pPr>
-    <w:rPr>
-      <w:sz w:val="24"/>
-      <w:szCs w:val="24"/>
-    </w:rPr>
-  </w:style>
-  <w:style w:type="paragraph" w:customStyle="1" w:styleId="Style19">
-    <w:name w:val="Style19"/>
-    <w:basedOn w:val="a"/>
-    <w:rsid w:val="002E5475"/>
-    <w:pPr>
-      <w:widowControl w:val="0"/>
-      <w:autoSpaceDE w:val="0"/>
-      <w:autoSpaceDN w:val="0"/>
-      <w:adjustRightInd w:val="0"/>
-      <w:spacing w:line="460" w:lineRule="exact"/>
-      <w:jc w:val="both"/>
-    </w:pPr>
-    <w:rPr>
-      <w:sz w:val="24"/>
-      <w:szCs w:val="24"/>
-    </w:rPr>
-  </w:style>
-  <w:style w:type="paragraph" w:customStyle="1" w:styleId="Style22">
-    <w:name w:val="Style22"/>
-    <w:basedOn w:val="a"/>
-    <w:rsid w:val="002E5475"/>
-    <w:pPr>
-      <w:widowControl w:val="0"/>
-      <w:autoSpaceDE w:val="0"/>
-      <w:autoSpaceDN w:val="0"/>
-      <w:adjustRightInd w:val="0"/>
-    </w:pPr>
-    <w:rPr>
-      <w:sz w:val="24"/>
-      <w:szCs w:val="24"/>
-    </w:rPr>
-  </w:style>
-  <w:style w:type="paragraph" w:customStyle="1" w:styleId="Style14">
-    <w:name w:val="Style14"/>
-    <w:basedOn w:val="a"/>
-    <w:uiPriority w:val="99"/>
-    <w:rsid w:val="002E5475"/>
-    <w:pPr>
-      <w:widowControl w:val="0"/>
-      <w:autoSpaceDE w:val="0"/>
-      <w:autoSpaceDN w:val="0"/>
-      <w:adjustRightInd w:val="0"/>
-    </w:pPr>
-    <w:rPr>
-      <w:sz w:val="24"/>
-      <w:szCs w:val="24"/>
-    </w:rPr>
-  </w:style>
-  <w:style w:type="paragraph" w:customStyle="1" w:styleId="Style55">
-    <w:name w:val="Style55"/>
-    <w:basedOn w:val="a"/>
-    <w:rsid w:val="002E5475"/>
-    <w:pPr>
-      <w:widowControl w:val="0"/>
-      <w:autoSpaceDE w:val="0"/>
-      <w:autoSpaceDN w:val="0"/>
-      <w:adjustRightInd w:val="0"/>
-      <w:spacing w:line="320" w:lineRule="exact"/>
-      <w:ind w:firstLine="367"/>
-    </w:pPr>
-    <w:rPr>
-      <w:sz w:val="24"/>
-      <w:szCs w:val="24"/>
-    </w:rPr>
-  </w:style>
-  <w:style w:type="character" w:customStyle="1" w:styleId="FontStyle14">
-    <w:name w:val="Font Style14"/>
-    <w:rsid w:val="002E5475"/>
-    <w:rPr>
-      <w:rFonts w:ascii="Times New Roman" w:hAnsi="Times New Roman" w:cs="Times New Roman"/>
-      <w:i/>
-      <w:iCs/>
-      <w:sz w:val="32"/>
-      <w:szCs w:val="32"/>
-    </w:rPr>
-  </w:style>
-  <w:style w:type="character" w:customStyle="1" w:styleId="FontStyle15">
-    <w:name w:val="Font Style15"/>
-    <w:rsid w:val="002E5475"/>
-    <w:rPr>
-      <w:rFonts w:ascii="Times New Roman" w:hAnsi="Times New Roman" w:cs="Times New Roman"/>
-      <w:sz w:val="28"/>
-      <w:szCs w:val="28"/>
-    </w:rPr>
-  </w:style>
-  <w:style w:type="paragraph" w:customStyle="1" w:styleId="diplom">
-    <w:name w:val="diplom"/>
-    <w:basedOn w:val="a"/>
-    <w:rsid w:val="002E5475"/>
-    <w:pPr>
-      <w:ind w:left="284" w:right="284" w:firstLine="737"/>
-      <w:jc w:val="both"/>
-    </w:pPr>
-    <w:rPr>
-      <w:rFonts w:ascii="ISOCPEUR" w:hAnsi="ISOCPEUR"/>
-      <w:i/>
-      <w:sz w:val="28"/>
-      <w:szCs w:val="28"/>
-    </w:rPr>
-  </w:style>
-  <w:style w:type="character" w:customStyle="1" w:styleId="FontStyle11">
-    <w:name w:val="Font Style11"/>
-    <w:rsid w:val="002E5475"/>
-    <w:rPr>
-      <w:rFonts w:ascii="Cambria" w:hAnsi="Cambria" w:cs="Cambria"/>
-      <w:sz w:val="30"/>
-      <w:szCs w:val="30"/>
-    </w:rPr>
-  </w:style>
-  <w:style w:type="paragraph" w:customStyle="1" w:styleId="Style82">
-    <w:name w:val="Style82"/>
-    <w:basedOn w:val="a"/>
-    <w:rsid w:val="002E5475"/>
-    <w:pPr>
-      <w:widowControl w:val="0"/>
-      <w:autoSpaceDE w:val="0"/>
-      <w:autoSpaceDN w:val="0"/>
-      <w:adjustRightInd w:val="0"/>
-      <w:spacing w:line="329" w:lineRule="exact"/>
-      <w:ind w:firstLine="353"/>
-    </w:pPr>
-    <w:rPr>
-      <w:sz w:val="24"/>
-      <w:szCs w:val="24"/>
-    </w:rPr>
-  </w:style>
-  <w:style w:type="character" w:customStyle="1" w:styleId="FontStyle133">
-    <w:name w:val="Font Style133"/>
-    <w:rsid w:val="002E5475"/>
-    <w:rPr>
-      <w:rFonts w:ascii="Times New Roman" w:hAnsi="Times New Roman" w:cs="Times New Roman"/>
-      <w:sz w:val="38"/>
-      <w:szCs w:val="38"/>
-    </w:rPr>
-  </w:style>
-  <w:style w:type="character" w:customStyle="1" w:styleId="FontStyle136">
-    <w:name w:val="Font Style136"/>
-    <w:rsid w:val="002E5475"/>
-    <w:rPr>
-      <w:rFonts w:ascii="Times New Roman" w:hAnsi="Times New Roman" w:cs="Times New Roman"/>
-      <w:b/>
-      <w:bCs/>
-      <w:sz w:val="20"/>
-      <w:szCs w:val="20"/>
-    </w:rPr>
-  </w:style>
-  <w:style w:type="paragraph" w:customStyle="1" w:styleId="Style61">
-    <w:name w:val="Style61"/>
-    <w:basedOn w:val="a"/>
-    <w:rsid w:val="002E5475"/>
-    <w:pPr>
-      <w:widowControl w:val="0"/>
-      <w:autoSpaceDE w:val="0"/>
-      <w:autoSpaceDN w:val="0"/>
-      <w:adjustRightInd w:val="0"/>
-      <w:spacing w:line="381" w:lineRule="exact"/>
-      <w:ind w:firstLine="407"/>
-    </w:pPr>
-    <w:rPr>
-      <w:sz w:val="24"/>
-      <w:szCs w:val="24"/>
-    </w:rPr>
-  </w:style>
-  <w:style w:type="paragraph" w:customStyle="1" w:styleId="Style69">
-    <w:name w:val="Style69"/>
-    <w:basedOn w:val="a"/>
-    <w:rsid w:val="002E5475"/>
-    <w:pPr>
-      <w:widowControl w:val="0"/>
-      <w:autoSpaceDE w:val="0"/>
-      <w:autoSpaceDN w:val="0"/>
-      <w:adjustRightInd w:val="0"/>
-      <w:spacing w:line="374" w:lineRule="exact"/>
-      <w:ind w:firstLine="399"/>
-    </w:pPr>
-    <w:rPr>
-      <w:sz w:val="24"/>
-      <w:szCs w:val="24"/>
-    </w:rPr>
-  </w:style>
-  <w:style w:type="paragraph" w:customStyle="1" w:styleId="Style48">
-    <w:name w:val="Style48"/>
-    <w:basedOn w:val="a"/>
-    <w:rsid w:val="002E5475"/>
-    <w:pPr>
-      <w:widowControl w:val="0"/>
-      <w:autoSpaceDE w:val="0"/>
-      <w:autoSpaceDN w:val="0"/>
-      <w:adjustRightInd w:val="0"/>
-      <w:spacing w:line="427" w:lineRule="exact"/>
-      <w:ind w:firstLine="478"/>
-    </w:pPr>
-    <w:rPr>
-      <w:sz w:val="24"/>
-      <w:szCs w:val="24"/>
-    </w:rPr>
-  </w:style>
-  <w:style w:type="paragraph" w:customStyle="1" w:styleId="Style70">
-    <w:name w:val="Style70"/>
-    <w:basedOn w:val="a"/>
-    <w:rsid w:val="002E5475"/>
-    <w:pPr>
-      <w:widowControl w:val="0"/>
-      <w:autoSpaceDE w:val="0"/>
-      <w:autoSpaceDN w:val="0"/>
-      <w:adjustRightInd w:val="0"/>
-      <w:spacing w:line="451" w:lineRule="exact"/>
-      <w:ind w:firstLine="485"/>
-    </w:pPr>
-    <w:rPr>
-      <w:sz w:val="24"/>
-      <w:szCs w:val="24"/>
-    </w:rPr>
-  </w:style>
-  <w:style w:type="character" w:customStyle="1" w:styleId="FontStyle95">
-    <w:name w:val="Font Style95"/>
-    <w:rsid w:val="002E5475"/>
-    <w:rPr>
-      <w:rFonts w:ascii="Times New Roman" w:hAnsi="Times New Roman" w:cs="Times New Roman"/>
-      <w:b/>
-      <w:bCs/>
-      <w:sz w:val="20"/>
-      <w:szCs w:val="20"/>
-    </w:rPr>
-  </w:style>
-  <w:style w:type="paragraph" w:customStyle="1" w:styleId="Style89">
-    <w:name w:val="Style89"/>
-    <w:basedOn w:val="a"/>
-    <w:rsid w:val="002E5475"/>
-    <w:pPr>
-      <w:widowControl w:val="0"/>
-      <w:autoSpaceDE w:val="0"/>
-      <w:autoSpaceDN w:val="0"/>
-      <w:adjustRightInd w:val="0"/>
-      <w:spacing w:line="336" w:lineRule="exact"/>
-      <w:ind w:firstLine="379"/>
-    </w:pPr>
-    <w:rPr>
-      <w:sz w:val="24"/>
-      <w:szCs w:val="24"/>
-    </w:rPr>
-  </w:style>
-  <w:style w:type="paragraph" w:customStyle="1" w:styleId="Style20">
-    <w:name w:val="Style20"/>
-    <w:basedOn w:val="a"/>
-    <w:rsid w:val="002E5475"/>
-    <w:pPr>
-      <w:widowControl w:val="0"/>
-      <w:autoSpaceDE w:val="0"/>
-      <w:autoSpaceDN w:val="0"/>
-      <w:adjustRightInd w:val="0"/>
-      <w:spacing w:line="377" w:lineRule="exact"/>
-      <w:ind w:firstLine="445"/>
-      <w:jc w:val="both"/>
-    </w:pPr>
-    <w:rPr>
-      <w:sz w:val="24"/>
-      <w:szCs w:val="24"/>
-    </w:rPr>
-  </w:style>
-  <w:style w:type="paragraph" w:customStyle="1" w:styleId="Style27">
-    <w:name w:val="Style27"/>
-    <w:basedOn w:val="a"/>
-    <w:rsid w:val="002E5475"/>
-    <w:pPr>
-      <w:widowControl w:val="0"/>
-      <w:autoSpaceDE w:val="0"/>
-      <w:autoSpaceDN w:val="0"/>
-      <w:adjustRightInd w:val="0"/>
-      <w:spacing w:line="377" w:lineRule="exact"/>
-      <w:ind w:firstLine="419"/>
-      <w:jc w:val="both"/>
-    </w:pPr>
-    <w:rPr>
-      <w:sz w:val="24"/>
-      <w:szCs w:val="24"/>
-    </w:rPr>
-  </w:style>
-  <w:style w:type="paragraph" w:customStyle="1" w:styleId="Style57">
-    <w:name w:val="Style57"/>
-    <w:basedOn w:val="a"/>
-    <w:rsid w:val="002E5475"/>
-    <w:pPr>
-      <w:widowControl w:val="0"/>
-      <w:autoSpaceDE w:val="0"/>
-      <w:autoSpaceDN w:val="0"/>
-      <w:adjustRightInd w:val="0"/>
-      <w:spacing w:line="397" w:lineRule="exact"/>
-      <w:ind w:firstLine="445"/>
-    </w:pPr>
-    <w:rPr>
-      <w:sz w:val="24"/>
-      <w:szCs w:val="24"/>
-    </w:rPr>
-  </w:style>
-  <w:style w:type="character" w:customStyle="1" w:styleId="FontStyle141">
-    <w:name w:val="Font Style141"/>
-    <w:rsid w:val="002E5475"/>
-    <w:rPr>
-      <w:rFonts w:ascii="Times New Roman" w:hAnsi="Times New Roman" w:cs="Times New Roman"/>
-      <w:b/>
-      <w:bCs/>
-      <w:sz w:val="20"/>
-      <w:szCs w:val="20"/>
-    </w:rPr>
-  </w:style>
-  <w:style w:type="paragraph" w:customStyle="1" w:styleId="Style90">
-    <w:name w:val="Style90"/>
-    <w:basedOn w:val="a"/>
-    <w:rsid w:val="002E5475"/>
-    <w:pPr>
-      <w:widowControl w:val="0"/>
-      <w:autoSpaceDE w:val="0"/>
-      <w:autoSpaceDN w:val="0"/>
-      <w:adjustRightInd w:val="0"/>
-      <w:spacing w:line="364" w:lineRule="exact"/>
-      <w:ind w:firstLine="400"/>
-      <w:jc w:val="both"/>
-    </w:pPr>
-    <w:rPr>
-      <w:sz w:val="24"/>
-      <w:szCs w:val="24"/>
-    </w:rPr>
-  </w:style>
-  <w:style w:type="character" w:customStyle="1" w:styleId="FontStyle138">
-    <w:name w:val="Font Style138"/>
-    <w:rsid w:val="002E5475"/>
-    <w:rPr>
-      <w:rFonts w:ascii="Times New Roman" w:hAnsi="Times New Roman" w:cs="Times New Roman"/>
-      <w:b/>
-      <w:bCs/>
-      <w:sz w:val="20"/>
-      <w:szCs w:val="20"/>
-    </w:rPr>
-  </w:style>
-  <w:style w:type="paragraph" w:styleId="ac">
-    <w:name w:val="List Paragraph"/>
-    <w:basedOn w:val="a"/>
-    <w:uiPriority w:val="34"/>
-    <w:qFormat/>
-    <w:rsid w:val="002E5475"/>
-    <w:pPr>
-      <w:spacing w:after="200" w:line="276" w:lineRule="auto"/>
-      <w:ind w:left="720"/>
-      <w:contextualSpacing/>
-    </w:pPr>
-    <w:rPr>
-      <w:rFonts w:ascii="Calibri" w:hAnsi="Calibri"/>
-      <w:sz w:val="22"/>
-      <w:szCs w:val="22"/>
-    </w:rPr>
-  </w:style>
-  <w:style w:type="paragraph" w:customStyle="1" w:styleId="Style49">
-    <w:name w:val="Style49"/>
-    <w:basedOn w:val="a"/>
-    <w:rsid w:val="002E5475"/>
-    <w:pPr>
-      <w:widowControl w:val="0"/>
-      <w:autoSpaceDE w:val="0"/>
-      <w:autoSpaceDN w:val="0"/>
-      <w:adjustRightInd w:val="0"/>
-      <w:spacing w:line="358" w:lineRule="exact"/>
-      <w:ind w:firstLine="391"/>
-    </w:pPr>
-    <w:rPr>
-      <w:sz w:val="24"/>
-      <w:szCs w:val="24"/>
-    </w:rPr>
-  </w:style>
-  <w:style w:type="paragraph" w:customStyle="1" w:styleId="Style21">
-    <w:name w:val="Style21"/>
-    <w:basedOn w:val="a"/>
-    <w:rsid w:val="002E5475"/>
-    <w:pPr>
-      <w:widowControl w:val="0"/>
-      <w:autoSpaceDE w:val="0"/>
-      <w:autoSpaceDN w:val="0"/>
-      <w:adjustRightInd w:val="0"/>
-      <w:spacing w:line="317" w:lineRule="exact"/>
-      <w:ind w:firstLine="370"/>
-    </w:pPr>
-    <w:rPr>
-      <w:sz w:val="24"/>
-      <w:szCs w:val="24"/>
-    </w:rPr>
-  </w:style>
-  <w:style w:type="paragraph" w:customStyle="1" w:styleId="Style30">
-    <w:name w:val="Style30"/>
-    <w:basedOn w:val="a"/>
-    <w:rsid w:val="002E5475"/>
-    <w:pPr>
-      <w:widowControl w:val="0"/>
-      <w:autoSpaceDE w:val="0"/>
-      <w:autoSpaceDN w:val="0"/>
-      <w:adjustRightInd w:val="0"/>
-      <w:spacing w:line="452" w:lineRule="exact"/>
-      <w:ind w:firstLine="492"/>
-    </w:pPr>
-    <w:rPr>
-      <w:sz w:val="24"/>
-      <w:szCs w:val="24"/>
-    </w:rPr>
-  </w:style>
-  <w:style w:type="paragraph" w:customStyle="1" w:styleId="Style47">
-    <w:name w:val="Style47"/>
-    <w:basedOn w:val="a"/>
-    <w:rsid w:val="002E5475"/>
-    <w:pPr>
-      <w:widowControl w:val="0"/>
-      <w:autoSpaceDE w:val="0"/>
-      <w:autoSpaceDN w:val="0"/>
-      <w:adjustRightInd w:val="0"/>
-      <w:spacing w:line="305" w:lineRule="exact"/>
-      <w:ind w:firstLine="374"/>
-      <w:jc w:val="both"/>
-    </w:pPr>
-    <w:rPr>
-      <w:sz w:val="24"/>
-      <w:szCs w:val="24"/>
-    </w:rPr>
-  </w:style>
-  <w:style w:type="paragraph" w:customStyle="1" w:styleId="Style43">
-    <w:name w:val="Style43"/>
-    <w:basedOn w:val="a"/>
-    <w:rsid w:val="002E5475"/>
-    <w:pPr>
-      <w:widowControl w:val="0"/>
-      <w:autoSpaceDE w:val="0"/>
-      <w:autoSpaceDN w:val="0"/>
-      <w:adjustRightInd w:val="0"/>
-      <w:spacing w:line="432" w:lineRule="exact"/>
-      <w:ind w:firstLine="552"/>
-    </w:pPr>
-    <w:rPr>
-      <w:sz w:val="24"/>
-      <w:szCs w:val="24"/>
-    </w:rPr>
-  </w:style>
-  <w:style w:type="character" w:customStyle="1" w:styleId="FontStyle94">
-    <w:name w:val="Font Style94"/>
-    <w:rsid w:val="002E5475"/>
-    <w:rPr>
-      <w:rFonts w:ascii="Times New Roman" w:hAnsi="Times New Roman" w:cs="Times New Roman"/>
-      <w:b/>
-      <w:bCs/>
-      <w:sz w:val="14"/>
-      <w:szCs w:val="14"/>
-    </w:rPr>
-  </w:style>
-  <w:style w:type="character" w:customStyle="1" w:styleId="FontStyle12">
-    <w:name w:val="Font Style12"/>
-    <w:rsid w:val="007D32BC"/>
-    <w:rPr>
-      <w:rFonts w:ascii="Arial" w:hAnsi="Arial" w:cs="Arial"/>
-      <w:b/>
-      <w:bCs/>
-      <w:sz w:val="22"/>
-      <w:szCs w:val="22"/>
-    </w:rPr>
-  </w:style>
-  <w:style w:type="character" w:customStyle="1" w:styleId="FontStyle13">
-    <w:name w:val="Font Style13"/>
-    <w:rsid w:val="007D32BC"/>
-    <w:rPr>
-      <w:rFonts w:ascii="Arial" w:hAnsi="Arial" w:cs="Arial"/>
-      <w:sz w:val="22"/>
-      <w:szCs w:val="22"/>
-    </w:rPr>
-  </w:style>
-  <w:style w:type="character" w:customStyle="1" w:styleId="a9">
-    <w:name w:val="Основной текст Знак"/>
-    <w:link w:val="a8"/>
-    <w:rsid w:val="005420EF"/>
-    <w:rPr>
-      <w:sz w:val="28"/>
-      <w:szCs w:val="24"/>
-    </w:rPr>
-  </w:style>
-  <w:style w:type="paragraph" w:customStyle="1" w:styleId="2Verdana">
-    <w:name w:val="Основной текст 2 + Verdana"/>
-    <w:aliases w:val="12 pt,курсив,Слева:  -0,5 см,Первая строка:  1..."/>
-    <w:basedOn w:val="20"/>
-    <w:rsid w:val="00767D98"/>
-    <w:pPr>
-      <w:spacing w:after="0" w:line="360" w:lineRule="auto"/>
-      <w:ind w:left="-284" w:firstLine="568"/>
-    </w:pPr>
-    <w:rPr>
-      <w:rFonts w:ascii="Verdana" w:hAnsi="Verdana" w:cs="Tahoma"/>
-      <w:i/>
-      <w:iCs/>
-      <w:sz w:val="24"/>
-      <w:szCs w:val="24"/>
-    </w:rPr>
-  </w:style>
-  <w:style w:type="paragraph" w:styleId="ad">
-    <w:name w:val="Balloon Text"/>
-    <w:basedOn w:val="a"/>
-    <w:link w:val="ae"/>
-    <w:rsid w:val="00E12301"/>
-    <w:rPr>
-      <w:rFonts w:ascii="Tahoma" w:hAnsi="Tahoma" w:cs="Tahoma"/>
-      <w:sz w:val="16"/>
-      <w:szCs w:val="16"/>
-    </w:rPr>
-  </w:style>
-  <w:style w:type="character" w:customStyle="1" w:styleId="ae">
-    <w:name w:val="Текст выноски Знак"/>
-    <w:link w:val="ad"/>
-    <w:rsid w:val="00E12301"/>
-    <w:rPr>
-      <w:rFonts w:ascii="Tahoma" w:hAnsi="Tahoma" w:cs="Tahoma"/>
-      <w:sz w:val="16"/>
-      <w:szCs w:val="16"/>
-    </w:rPr>
-  </w:style>
-  <w:style w:type="character" w:customStyle="1" w:styleId="10">
-    <w:name w:val="Заголовок 1 Знак"/>
-    <w:link w:val="1"/>
-    <w:rsid w:val="001630A8"/>
-    <w:rPr>
-      <w:rFonts w:ascii="GOST type B" w:hAnsi="GOST type B"/>
-      <w:i/>
-      <w:sz w:val="56"/>
-    </w:rPr>
-  </w:style>
-  <w:style w:type="character" w:customStyle="1" w:styleId="21">
-    <w:name w:val="Основной текст 2 Знак"/>
-    <w:basedOn w:val="a0"/>
-    <w:link w:val="20"/>
-    <w:rsid w:val="001630A8"/>
-  </w:style>
-  <w:style w:type="character" w:styleId="af">
-    <w:name w:val="Emphasis"/>
-    <w:qFormat/>
-    <w:rsid w:val="008959C5"/>
-    <w:rPr>
-      <w:i/>
-      <w:iCs/>
-    </w:rPr>
-  </w:style>
-  <w:style w:type="character" w:styleId="af0">
-    <w:name w:val="Strong"/>
-    <w:uiPriority w:val="22"/>
-    <w:qFormat/>
-    <w:rsid w:val="00DA0010"/>
+  <w:style w:type="paragraph" w:styleId="af9">
+    <w:name w:val="annotation subject"/>
+    <w:basedOn w:val="af7"/>
+    <w:next w:val="af7"/>
+    <w:link w:val="afa"/>
+    <w:semiHidden/>
+    <w:unhideWhenUsed/>
+    <w:rsid w:val="00DB6D0C"/>
     <w:rPr>
       <w:b/>
       <w:bCs/>
     </w:rPr>
   </w:style>
-  <w:style w:type="character" w:customStyle="1" w:styleId="apple-converted-space">
-    <w:name w:val="apple-converted-space"/>
-    <w:basedOn w:val="a0"/>
-    <w:rsid w:val="00DA0010"/>
-  </w:style>
-  <w:style w:type="paragraph" w:styleId="af1">
-    <w:name w:val="Normal (Web)"/>
-    <w:basedOn w:val="a"/>
-    <w:uiPriority w:val="99"/>
-    <w:unhideWhenUsed/>
-    <w:rsid w:val="005F5875"/>
-    <w:pPr>
-      <w:spacing w:before="100" w:beforeAutospacing="1" w:after="100" w:afterAutospacing="1"/>
-    </w:pPr>
+  <w:style w:type="character" w:customStyle="1" w:styleId="afa">
+    <w:name w:val="Тема примечания Знак"/>
+    <w:basedOn w:val="af8"/>
+    <w:link w:val="af9"/>
+    <w:semiHidden/>
+    <w:rsid w:val="00DB6D0C"/>
     <w:rPr>
-      <w:sz w:val="24"/>
-      <w:szCs w:val="24"/>
-    </w:rPr>
-  </w:style>
-  <w:style w:type="paragraph" w:customStyle="1" w:styleId="af2">
-    <w:name w:val="КУРСАЧ"/>
-    <w:basedOn w:val="a"/>
-    <w:rsid w:val="00705D1B"/>
-    <w:pPr>
-      <w:spacing w:line="360" w:lineRule="auto"/>
-      <w:jc w:val="both"/>
-    </w:pPr>
-    <w:rPr>
-      <w:sz w:val="24"/>
-      <w:szCs w:val="24"/>
-    </w:rPr>
-  </w:style>
-  <w:style w:type="paragraph" w:customStyle="1" w:styleId="Style9">
-    <w:name w:val="Style9"/>
-    <w:basedOn w:val="a"/>
-    <w:uiPriority w:val="99"/>
-    <w:rsid w:val="00AC0685"/>
-    <w:pPr>
-      <w:widowControl w:val="0"/>
-      <w:autoSpaceDE w:val="0"/>
-      <w:autoSpaceDN w:val="0"/>
-      <w:adjustRightInd w:val="0"/>
-      <w:spacing w:line="175" w:lineRule="exact"/>
-      <w:jc w:val="both"/>
-    </w:pPr>
-    <w:rPr>
-      <w:sz w:val="24"/>
-      <w:szCs w:val="24"/>
-    </w:rPr>
-  </w:style>
-  <w:style w:type="character" w:customStyle="1" w:styleId="FontStyle19">
-    <w:name w:val="Font Style19"/>
-    <w:uiPriority w:val="99"/>
-    <w:rsid w:val="00AC0685"/>
-    <w:rPr>
-      <w:rFonts w:ascii="Times New Roman" w:hAnsi="Times New Roman" w:cs="Times New Roman"/>
       <w:b/>
       <w:bCs/>
-      <w:i/>
-      <w:iCs/>
-      <w:sz w:val="18"/>
-      <w:szCs w:val="18"/>
-    </w:rPr>
-  </w:style>
-  <w:style w:type="paragraph" w:customStyle="1" w:styleId="Style11">
-    <w:name w:val="Style11"/>
-    <w:basedOn w:val="a"/>
-    <w:uiPriority w:val="99"/>
-    <w:rsid w:val="00AC0685"/>
-    <w:pPr>
-      <w:widowControl w:val="0"/>
-      <w:autoSpaceDE w:val="0"/>
-      <w:autoSpaceDN w:val="0"/>
-      <w:adjustRightInd w:val="0"/>
-      <w:jc w:val="both"/>
-    </w:pPr>
-    <w:rPr>
-      <w:sz w:val="24"/>
-      <w:szCs w:val="24"/>
-    </w:rPr>
-  </w:style>
-  <w:style w:type="paragraph" w:customStyle="1" w:styleId="Style10">
-    <w:name w:val="Style10"/>
-    <w:basedOn w:val="a"/>
-    <w:uiPriority w:val="99"/>
-    <w:rsid w:val="00AC0685"/>
-    <w:pPr>
-      <w:widowControl w:val="0"/>
-      <w:autoSpaceDE w:val="0"/>
-      <w:autoSpaceDN w:val="0"/>
-      <w:adjustRightInd w:val="0"/>
-      <w:jc w:val="both"/>
-    </w:pPr>
-    <w:rPr>
-      <w:sz w:val="24"/>
-      <w:szCs w:val="24"/>
-    </w:rPr>
-  </w:style>
-  <w:style w:type="character" w:customStyle="1" w:styleId="FontStyle18">
-    <w:name w:val="Font Style18"/>
-    <w:uiPriority w:val="99"/>
-    <w:rsid w:val="00AC0685"/>
-    <w:rPr>
-      <w:rFonts w:ascii="Times New Roman" w:hAnsi="Times New Roman" w:cs="Times New Roman"/>
-      <w:i/>
-      <w:iCs/>
-      <w:spacing w:val="-10"/>
-      <w:sz w:val="18"/>
-      <w:szCs w:val="18"/>
-    </w:rPr>
-  </w:style>
-  <w:style w:type="paragraph" w:styleId="af3">
-    <w:name w:val="No Spacing"/>
-    <w:uiPriority w:val="1"/>
-    <w:qFormat/>
-    <w:rsid w:val="00F26CBB"/>
-  </w:style>
-  <w:style w:type="paragraph" w:customStyle="1" w:styleId="af4">
-    <w:name w:val="Содержимое таблицы"/>
-    <w:basedOn w:val="a"/>
-    <w:rsid w:val="001F23B0"/>
-    <w:pPr>
-      <w:suppressAutoHyphens/>
-    </w:pPr>
-    <w:rPr>
-      <w:color w:val="00000A"/>
-      <w:szCs w:val="32"/>
-    </w:rPr>
-  </w:style>
-  <w:style w:type="character" w:customStyle="1" w:styleId="a5">
-    <w:name w:val="Нижний колонтитул Знак"/>
-    <w:basedOn w:val="a0"/>
-    <w:link w:val="a4"/>
-    <w:rsid w:val="000778F0"/>
-  </w:style>
-  <w:style w:type="character" w:styleId="af5">
-    <w:name w:val="Placeholder Text"/>
-    <w:uiPriority w:val="99"/>
-    <w:semiHidden/>
-    <w:rsid w:val="00D7085F"/>
-    <w:rPr>
-      <w:color w:val="808080"/>
     </w:rPr>
   </w:style>
 </w:styles>
